--- a/trabalho_docker.docx
+++ b/trabalho_docker.docx
@@ -2630,6 +2630,11 @@
     <w:p>
       <w:pPr>
         <w:spacing w:before="120" w:after="40"/>
+        <w:rPr>
+          <w:b/>
+          <w:bCs/>
+          <w:color w:val="1A3A5C"/>
+        </w:rPr>
       </w:pPr>
       <w:r>
         <w:rPr>
@@ -2639,6 +2644,107 @@
         </w:rPr>
         <w:t>Descrição textual da arquitetura:</w:t>
       </w:r>
+    </w:p>
+    <w:p>
+      <w:pPr>
+        <w:spacing w:before="120" w:after="40"/>
+        <w:rPr>
+          <w:b/>
+          <w:bCs/>
+          <w:color w:val="1A3A5C"/>
+        </w:rPr>
+      </w:pPr>
+    </w:p>
+    <w:p>
+      <w:pPr>
+        <w:spacing w:before="120" w:after="40"/>
+      </w:pPr>
+      <w:r>
+        <w:t xml:space="preserve">O sistema é composto por um </w:t>
+      </w:r>
+      <w:proofErr w:type="spellStart"/>
+      <w:r>
+        <w:t>frontend</w:t>
+      </w:r>
+      <w:proofErr w:type="spellEnd"/>
+      <w:r>
+        <w:t xml:space="preserve">, uma API desenvolvida em </w:t>
+      </w:r>
+      <w:proofErr w:type="spellStart"/>
+      <w:r>
+        <w:t>Flask</w:t>
+      </w:r>
+      <w:proofErr w:type="spellEnd"/>
+      <w:r>
+        <w:t xml:space="preserve">, um servidor </w:t>
+      </w:r>
+      <w:proofErr w:type="spellStart"/>
+      <w:r>
+        <w:t>Nginx</w:t>
+      </w:r>
+      <w:proofErr w:type="spellEnd"/>
+      <w:r>
+        <w:t xml:space="preserve"> e um banco de dados MySQL. O usuário acessa a aplicação por meio do endereço </w:t>
+      </w:r>
+      <w:proofErr w:type="spellStart"/>
+      <w:r>
+        <w:t>localhost</w:t>
+      </w:r>
+      <w:proofErr w:type="spellEnd"/>
+      <w:r>
+        <w:t xml:space="preserve">, sendo as requisições recebidas pelo </w:t>
+      </w:r>
+      <w:proofErr w:type="spellStart"/>
+      <w:r>
+        <w:t>Nginx</w:t>
+      </w:r>
+      <w:proofErr w:type="spellEnd"/>
+      <w:r>
+        <w:t xml:space="preserve">, que entrega os arquivos do </w:t>
+      </w:r>
+      <w:proofErr w:type="spellStart"/>
+      <w:r>
+        <w:t>frontend</w:t>
+      </w:r>
+      <w:proofErr w:type="spellEnd"/>
+      <w:r>
+        <w:t xml:space="preserve"> e encaminha as chamadas da rota </w:t>
+      </w:r>
+      <w:r>
+        <w:t>/api</w:t>
+      </w:r>
+      <w:r>
+        <w:t xml:space="preserve"> para a API </w:t>
+      </w:r>
+      <w:proofErr w:type="spellStart"/>
+      <w:r>
+        <w:t>Flask</w:t>
+      </w:r>
+      <w:proofErr w:type="spellEnd"/>
+      <w:r>
+        <w:t>.</w:t>
+      </w:r>
+    </w:p>
+    <w:p>
+      <w:pPr>
+        <w:spacing w:before="120" w:after="40"/>
+      </w:pPr>
+      <w:r>
+        <w:t xml:space="preserve">A API é responsável pelo cadastro e pela listagem de usuários, realizando a comunicação com o banco de dados MySQL para armazenar e recuperar informações. Durante a execução da aplicação, o </w:t>
+      </w:r>
+      <w:proofErr w:type="spellStart"/>
+      <w:r>
+        <w:t>Wireshark</w:t>
+      </w:r>
+      <w:proofErr w:type="spellEnd"/>
+      <w:r>
+        <w:t xml:space="preserve"> pode ser utilizado para capturar e analisar o tráfego de rede entre os componentes do sistema.</w:t>
+      </w:r>
+    </w:p>
+    <w:p>
+      <w:pPr>
+        <w:spacing w:before="120" w:after="40"/>
+      </w:pPr>
     </w:p>
     <w:p>
       <w:pPr>
@@ -2657,84 +2763,13 @@
     <w:p>
       <w:pPr>
         <w:pBdr>
-          <w:bottom w:val="single" w:sz="4" w:space="0" w:color="CBD5E1"/>
+          <w:top w:val="dashed" w:sz="4" w:space="0" w:color="CBD5E1"/>
+          <w:left w:val="dashed" w:sz="4" w:space="0" w:color="CBD5E1"/>
+          <w:bottom w:val="dashed" w:sz="4" w:space="0" w:color="CBD5E1"/>
+          <w:right w:val="dashed" w:sz="4" w:space="0" w:color="CBD5E1"/>
         </w:pBdr>
-      </w:pPr>
-      <w:r>
-        <w:rPr>
-          <w:sz w:val="26"/>
-          <w:szCs w:val="26"/>
-        </w:rPr>
-        <w:t xml:space="preserve"> </w:t>
-      </w:r>
-    </w:p>
-    <w:p>
-      <w:pPr>
-        <w:pBdr>
-          <w:bottom w:val="single" w:sz="4" w:space="0" w:color="CBD5E1"/>
-        </w:pBdr>
-      </w:pPr>
-      <w:r>
-        <w:rPr>
-          <w:sz w:val="26"/>
-          <w:szCs w:val="26"/>
-        </w:rPr>
-        <w:t xml:space="preserve"> </w:t>
-      </w:r>
-    </w:p>
-    <w:p>
-      <w:pPr>
-        <w:pBdr>
-          <w:bottom w:val="single" w:sz="4" w:space="0" w:color="CBD5E1"/>
-        </w:pBdr>
-      </w:pPr>
-      <w:r>
-        <w:rPr>
-          <w:sz w:val="26"/>
-          <w:szCs w:val="26"/>
-        </w:rPr>
-        <w:t xml:space="preserve"> </w:t>
-      </w:r>
-    </w:p>
-    <w:p>
-      <w:pPr>
-        <w:pBdr>
-          <w:bottom w:val="single" w:sz="4" w:space="0" w:color="CBD5E1"/>
-        </w:pBdr>
-      </w:pPr>
-      <w:r>
-        <w:rPr>
-          <w:sz w:val="26"/>
-          <w:szCs w:val="26"/>
-        </w:rPr>
-        <w:t xml:space="preserve"> </w:t>
-      </w:r>
-    </w:p>
-    <w:p>
-      <w:pPr>
-        <w:pBdr>
-          <w:bottom w:val="single" w:sz="4" w:space="0" w:color="CBD5E1"/>
-        </w:pBdr>
-      </w:pPr>
-      <w:r>
-        <w:rPr>
-          <w:sz w:val="26"/>
-          <w:szCs w:val="26"/>
-        </w:rPr>
-        <w:t xml:space="preserve"> </w:t>
-      </w:r>
-    </w:p>
-    <w:p>
-      <w:r>
-        <w:t xml:space="preserve"> </w:t>
-      </w:r>
-    </w:p>
-    <w:p>
-      <w:pPr>
-        <w:spacing w:before="40" w:after="40"/>
-      </w:pPr>
-      <w:proofErr w:type="gramStart"/>
-      <w:r>
+        <w:shd w:val="clear" w:color="auto" w:fill="F8FAFC"/>
+        <w:jc w:val="center"/>
         <w:rPr>
           <w:i/>
           <w:iCs/>
@@ -2742,31 +2777,59 @@
           <w:sz w:val="18"/>
           <w:szCs w:val="18"/>
         </w:rPr>
-        <w:t>[ Cole</w:t>
-      </w:r>
-      <w:proofErr w:type="gramEnd"/>
+      </w:pPr>
       <w:r>
         <w:rPr>
           <w:i/>
           <w:iCs/>
+          <w:noProof/>
           <w:color w:val="6B7280"/>
           <w:sz w:val="18"/>
           <w:szCs w:val="18"/>
         </w:rPr>
-        <w:t xml:space="preserve"> aqui o diagrama de arquitetura — imagem, print ou esboço </w:t>
-      </w:r>
-      <w:proofErr w:type="gramStart"/>
-      <w:r>
-        <w:rPr>
-          <w:i/>
-          <w:iCs/>
-          <w:color w:val="6B7280"/>
-          <w:sz w:val="18"/>
-          <w:szCs w:val="18"/>
-        </w:rPr>
-        <w:t>escaneado ]</w:t>
-      </w:r>
-      <w:proofErr w:type="gramEnd"/>
+        <w:lastRenderedPageBreak/>
+        <w:drawing>
+          <wp:inline distT="0" distB="0" distL="0" distR="0" wp14:anchorId="3288B150" wp14:editId="482B8A8F">
+            <wp:extent cx="5759450" cy="3839845"/>
+            <wp:effectExtent l="0" t="0" r="0" b="8255"/>
+            <wp:docPr id="86341325" name="Imagem 2"/>
+            <wp:cNvGraphicFramePr>
+              <a:graphicFrameLocks xmlns:a="http://schemas.openxmlformats.org/drawingml/2006/main" noChangeAspect="1"/>
+            </wp:cNvGraphicFramePr>
+            <a:graphic xmlns:a="http://schemas.openxmlformats.org/drawingml/2006/main">
+              <a:graphicData uri="http://schemas.openxmlformats.org/drawingml/2006/picture">
+                <pic:pic xmlns:pic="http://schemas.openxmlformats.org/drawingml/2006/picture">
+                  <pic:nvPicPr>
+                    <pic:cNvPr id="86341325" name="Imagem 86341325"/>
+                    <pic:cNvPicPr/>
+                  </pic:nvPicPr>
+                  <pic:blipFill>
+                    <a:blip r:embed="rId8" cstate="print">
+                      <a:extLst>
+                        <a:ext uri="{28A0092B-C50C-407E-A947-70E740481C1C}">
+                          <a14:useLocalDpi xmlns:a14="http://schemas.microsoft.com/office/drawing/2010/main" val="0"/>
+                        </a:ext>
+                      </a:extLst>
+                    </a:blip>
+                    <a:stretch>
+                      <a:fillRect/>
+                    </a:stretch>
+                  </pic:blipFill>
+                  <pic:spPr>
+                    <a:xfrm>
+                      <a:off x="0" y="0"/>
+                      <a:ext cx="5759450" cy="3839845"/>
+                    </a:xfrm>
+                    <a:prstGeom prst="rect">
+                      <a:avLst/>
+                    </a:prstGeom>
+                  </pic:spPr>
+                </pic:pic>
+              </a:graphicData>
+            </a:graphic>
+          </wp:inline>
+        </w:drawing>
+      </w:r>
     </w:p>
     <w:p>
       <w:pPr>
@@ -2778,13 +2841,6 @@
         </w:pBdr>
         <w:shd w:val="clear" w:color="auto" w:fill="F8FAFC"/>
       </w:pPr>
-      <w:r>
-        <w:rPr>
-          <w:sz w:val="160"/>
-          <w:szCs w:val="160"/>
-        </w:rPr>
-        <w:t xml:space="preserve"> </w:t>
-      </w:r>
     </w:p>
     <w:p>
       <w:r>
@@ -3589,7 +3645,6 @@
     </w:tbl>
     <w:p>
       <w:r>
-        <w:lastRenderedPageBreak/>
         <w:t xml:space="preserve"> </w:t>
       </w:r>
     </w:p>
@@ -3886,6 +3941,7 @@
                 <w:sz w:val="18"/>
                 <w:szCs w:val="18"/>
               </w:rPr>
+              <w:lastRenderedPageBreak/>
               <w:t>Variáveis de ambiente:</w:t>
             </w:r>
           </w:p>
@@ -5228,7 +5284,6 @@
     </w:tbl>
     <w:p>
       <w:r>
-        <w:lastRenderedPageBreak/>
         <w:t xml:space="preserve"> </w:t>
       </w:r>
     </w:p>
@@ -5702,6 +5757,7 @@
                 <w:sz w:val="18"/>
                 <w:szCs w:val="18"/>
               </w:rPr>
+              <w:lastRenderedPageBreak/>
               <w:t>2</w:t>
             </w:r>
           </w:p>
@@ -7582,7 +7638,6 @@
       </w:pPr>
       <w:proofErr w:type="spellStart"/>
       <w:r>
-        <w:lastRenderedPageBreak/>
         <w:t>Listen</w:t>
       </w:r>
       <w:proofErr w:type="spellEnd"/>
@@ -7773,6 +7828,7 @@
                 <w:sz w:val="19"/>
                 <w:szCs w:val="19"/>
               </w:rPr>
+              <w:lastRenderedPageBreak/>
               <w:t xml:space="preserve">Orientação: Inclua prints das capturas realizadas no </w:t>
             </w:r>
             <w:proofErr w:type="spellStart"/>
@@ -9071,7 +9127,7 @@
             </w:tcMar>
           </w:tcPr>
           <w:p>
-            <w:hyperlink r:id="rId8" w:history="1">
+            <w:hyperlink r:id="rId9" w:history="1">
               <w:proofErr w:type="spellStart"/>
               <w:r>
                 <w:rPr>
@@ -9383,7 +9439,6 @@
                 <w:sz w:val="19"/>
                 <w:szCs w:val="19"/>
               </w:rPr>
-              <w:lastRenderedPageBreak/>
               <w:t xml:space="preserve">Orientação: Grave um vídeo de até 10 minutos demonstrando o funcionamento do projeto. O vídeo deve mostrar: inicialização com </w:t>
             </w:r>
             <w:proofErr w:type="spellStart"/>
@@ -9663,11 +9718,12 @@
     </w:tbl>
     <w:p>
       <w:r>
+        <w:lastRenderedPageBreak/>
         <w:t xml:space="preserve"> </w:t>
       </w:r>
     </w:p>
     <w:sectPr>
-      <w:headerReference w:type="default" r:id="rId9"/>
+      <w:headerReference w:type="default" r:id="rId10"/>
       <w:pgSz w:w="11906" w:h="16838"/>
       <w:pgMar w:top="1418" w:right="1418" w:bottom="1418" w:left="1418" w:header="708" w:footer="708" w:gutter="0"/>
       <w:cols w:space="720"/>
@@ -10488,7 +10544,6 @@
   <w:style w:type="character" w:default="1" w:styleId="Fontepargpadro">
     <w:name w:val="Default Paragraph Font"/>
     <w:uiPriority w:val="1"/>
-    <w:semiHidden/>
     <w:unhideWhenUsed/>
   </w:style>
   <w:style w:type="table" w:default="1" w:styleId="Tabelanormal">

--- a/trabalho_docker.docx
+++ b/trabalho_docker.docx
@@ -29,36 +29,8 @@
           <w:sz w:val="28"/>
           <w:szCs w:val="28"/>
         </w:rPr>
-        <w:t xml:space="preserve">Infraestrutura Moderna com Docker, MySQL, </w:t>
+        <w:t>Infraestrutura Moderna com Docker, MySQL, Nginx e Wireshark</w:t>
       </w:r>
-      <w:proofErr w:type="spellStart"/>
-      <w:r>
-        <w:rPr>
-          <w:color w:val="2563A8"/>
-          <w:sz w:val="28"/>
-          <w:szCs w:val="28"/>
-        </w:rPr>
-        <w:t>Nginx</w:t>
-      </w:r>
-      <w:proofErr w:type="spellEnd"/>
-      <w:r>
-        <w:rPr>
-          <w:color w:val="2563A8"/>
-          <w:sz w:val="28"/>
-          <w:szCs w:val="28"/>
-        </w:rPr>
-        <w:t xml:space="preserve"> e </w:t>
-      </w:r>
-      <w:proofErr w:type="spellStart"/>
-      <w:r>
-        <w:rPr>
-          <w:color w:val="2563A8"/>
-          <w:sz w:val="28"/>
-          <w:szCs w:val="28"/>
-        </w:rPr>
-        <w:t>Wireshark</w:t>
-      </w:r>
-      <w:proofErr w:type="spellEnd"/>
     </w:p>
     <w:p>
       <w:pPr>
@@ -137,7 +109,6 @@
             </w:tcMar>
           </w:tcPr>
           <w:p>
-            <w:proofErr w:type="gramStart"/>
             <w:r>
               <w:rPr>
                 <w:b/>
@@ -146,18 +117,7 @@
                 <w:sz w:val="24"/>
                 <w:szCs w:val="24"/>
               </w:rPr>
-              <w:t>👥  IDENTIFICAÇÃO</w:t>
-            </w:r>
-            <w:proofErr w:type="gramEnd"/>
-            <w:r>
-              <w:rPr>
-                <w:b/>
-                <w:bCs/>
-                <w:color w:val="FFFFFF"/>
-                <w:sz w:val="24"/>
-                <w:szCs w:val="24"/>
-              </w:rPr>
-              <w:t xml:space="preserve"> DA EQUIPE</w:t>
+              <w:t>👥  IDENTIFICAÇÃO DA EQUIPE</w:t>
             </w:r>
           </w:p>
         </w:tc>
@@ -726,7 +686,6 @@
             </w:tcMar>
           </w:tcPr>
           <w:p>
-            <w:proofErr w:type="gramStart"/>
             <w:r>
               <w:rPr>
                 <w:b/>
@@ -735,18 +694,7 @@
                 <w:sz w:val="24"/>
                 <w:szCs w:val="24"/>
               </w:rPr>
-              <w:t>📋  VISÃO</w:t>
-            </w:r>
-            <w:proofErr w:type="gramEnd"/>
-            <w:r>
-              <w:rPr>
-                <w:b/>
-                <w:bCs/>
-                <w:color w:val="FFFFFF"/>
-                <w:sz w:val="24"/>
-                <w:szCs w:val="24"/>
-              </w:rPr>
-              <w:t xml:space="preserve"> GERAL DO TRABALHO</w:t>
+              <w:t>📋  VISÃO GERAL DO TRABALHO</w:t>
             </w:r>
           </w:p>
         </w:tc>
@@ -1018,23 +966,7 @@
                 <w:sz w:val="18"/>
                 <w:szCs w:val="18"/>
               </w:rPr>
-              <w:t xml:space="preserve">API </w:t>
-            </w:r>
-            <w:proofErr w:type="spellStart"/>
-            <w:r>
-              <w:rPr>
-                <w:sz w:val="18"/>
-                <w:szCs w:val="18"/>
-              </w:rPr>
-              <w:t>backend</w:t>
-            </w:r>
-            <w:proofErr w:type="spellEnd"/>
-            <w:r>
-              <w:rPr>
-                <w:sz w:val="18"/>
-                <w:szCs w:val="18"/>
-              </w:rPr>
-              <w:t xml:space="preserve"> com cadastro e listagem de usuários</w:t>
+              <w:t>API backend com cadastro e listagem de usuários</w:t>
             </w:r>
           </w:p>
         </w:tc>
@@ -1305,7 +1237,6 @@
             </w:tcMar>
           </w:tcPr>
           <w:p>
-            <w:proofErr w:type="spellStart"/>
             <w:r>
               <w:rPr>
                 <w:sz w:val="18"/>
@@ -1313,7 +1244,6 @@
               </w:rPr>
               <w:t>Nginx</w:t>
             </w:r>
-            <w:proofErr w:type="spellEnd"/>
           </w:p>
         </w:tc>
       </w:tr>
@@ -1395,17 +1325,8 @@
                 <w:sz w:val="18"/>
                 <w:szCs w:val="18"/>
               </w:rPr>
-              <w:t xml:space="preserve">Docker </w:t>
-            </w:r>
-            <w:proofErr w:type="spellStart"/>
-            <w:r>
-              <w:rPr>
-                <w:sz w:val="18"/>
-                <w:szCs w:val="18"/>
-              </w:rPr>
-              <w:t>Compose</w:t>
-            </w:r>
-            <w:proofErr w:type="spellEnd"/>
+              <w:t>Docker Compose</w:t>
+            </w:r>
           </w:p>
         </w:tc>
       </w:tr>
@@ -1482,7 +1403,6 @@
             </w:tcMar>
           </w:tcPr>
           <w:p>
-            <w:proofErr w:type="spellStart"/>
             <w:r>
               <w:rPr>
                 <w:sz w:val="18"/>
@@ -1490,7 +1410,6 @@
               </w:rPr>
               <w:t>Wireshark</w:t>
             </w:r>
-            <w:proofErr w:type="spellEnd"/>
           </w:p>
         </w:tc>
       </w:tr>
@@ -1583,6 +1502,12 @@
         <w:t xml:space="preserve"> </w:t>
       </w:r>
     </w:p>
+    <w:p>
+      <w:r>
+        <w:br w:type="page"/>
+      </w:r>
+    </w:p>
+    <w:p/>
     <w:tbl>
       <w:tblPr>
         <w:tblW w:w="9026" w:type="dxa"/>
@@ -1622,7 +1547,6 @@
             </w:tcMar>
           </w:tcPr>
           <w:p>
-            <w:proofErr w:type="gramStart"/>
             <w:r>
               <w:rPr>
                 <w:b/>
@@ -1631,40 +1555,7 @@
                 <w:sz w:val="24"/>
                 <w:szCs w:val="24"/>
               </w:rPr>
-              <w:t>🏆  CRITÉRIOS</w:t>
-            </w:r>
-            <w:proofErr w:type="gramEnd"/>
-            <w:r>
-              <w:rPr>
-                <w:b/>
-                <w:bCs/>
-                <w:color w:val="FFFFFF"/>
-                <w:sz w:val="24"/>
-                <w:szCs w:val="24"/>
-              </w:rPr>
-              <w:t xml:space="preserve"> DE </w:t>
-            </w:r>
-            <w:proofErr w:type="gramStart"/>
-            <w:r>
-              <w:rPr>
-                <w:b/>
-                <w:bCs/>
-                <w:color w:val="FFFFFF"/>
-                <w:sz w:val="24"/>
-                <w:szCs w:val="24"/>
-              </w:rPr>
-              <w:t>AVALIAÇÃO  (</w:t>
-            </w:r>
-            <w:proofErr w:type="gramEnd"/>
-            <w:r>
-              <w:rPr>
-                <w:b/>
-                <w:bCs/>
-                <w:color w:val="FFFFFF"/>
-                <w:sz w:val="24"/>
-                <w:szCs w:val="24"/>
-              </w:rPr>
-              <w:t>Total: 4,0 pontos)</w:t>
+              <w:t>🏆  CRITÉRIOS DE AVALIAÇÃO  (Total: 4,0 pontos)</w:t>
             </w:r>
           </w:p>
         </w:tc>
@@ -1730,7 +1621,6 @@
                 <w:sz w:val="18"/>
                 <w:szCs w:val="18"/>
               </w:rPr>
-              <w:lastRenderedPageBreak/>
               <w:t>Critério / Entrega</w:t>
             </w:r>
           </w:p>
@@ -1789,7 +1679,6 @@
             <w:pPr>
               <w:jc w:val="center"/>
             </w:pPr>
-            <w:proofErr w:type="spellStart"/>
             <w:r>
               <w:rPr>
                 <w:b/>
@@ -1800,7 +1689,6 @@
               </w:rPr>
               <w:t>Pts</w:t>
             </w:r>
-            <w:proofErr w:type="spellEnd"/>
           </w:p>
         </w:tc>
       </w:tr>
@@ -1828,23 +1716,7 @@
                 <w:sz w:val="18"/>
                 <w:szCs w:val="18"/>
               </w:rPr>
-              <w:t>1. Arquitetura e Containers (</w:t>
-            </w:r>
-            <w:proofErr w:type="spellStart"/>
-            <w:r>
-              <w:rPr>
-                <w:sz w:val="18"/>
-                <w:szCs w:val="18"/>
-              </w:rPr>
-              <w:t>docker-compose.yml</w:t>
-            </w:r>
-            <w:proofErr w:type="spellEnd"/>
-            <w:r>
-              <w:rPr>
-                <w:sz w:val="18"/>
-                <w:szCs w:val="18"/>
-              </w:rPr>
-              <w:t>)</w:t>
+              <w:t>1. Arquitetura e Containers (docker-compose.yml)</w:t>
             </w:r>
           </w:p>
         </w:tc>
@@ -1871,55 +1743,7 @@
                 <w:sz w:val="18"/>
                 <w:szCs w:val="18"/>
               </w:rPr>
-              <w:t xml:space="preserve">Ambiente sobe com </w:t>
-            </w:r>
-            <w:proofErr w:type="spellStart"/>
-            <w:r>
-              <w:rPr>
-                <w:sz w:val="18"/>
-                <w:szCs w:val="18"/>
-              </w:rPr>
-              <w:t>docker-compose</w:t>
-            </w:r>
-            <w:proofErr w:type="spellEnd"/>
-            <w:r>
-              <w:rPr>
-                <w:sz w:val="18"/>
-                <w:szCs w:val="18"/>
-              </w:rPr>
-              <w:t xml:space="preserve"> </w:t>
-            </w:r>
-            <w:proofErr w:type="spellStart"/>
-            <w:r>
-              <w:rPr>
-                <w:sz w:val="18"/>
-                <w:szCs w:val="18"/>
-              </w:rPr>
-              <w:t>up</w:t>
-            </w:r>
-            <w:proofErr w:type="spellEnd"/>
-            <w:r>
-              <w:rPr>
-                <w:sz w:val="18"/>
-                <w:szCs w:val="18"/>
-              </w:rPr>
-              <w:t xml:space="preserve">. Containers (API, MySQL, </w:t>
-            </w:r>
-            <w:proofErr w:type="spellStart"/>
-            <w:r>
-              <w:rPr>
-                <w:sz w:val="18"/>
-                <w:szCs w:val="18"/>
-              </w:rPr>
-              <w:t>Nginx</w:t>
-            </w:r>
-            <w:proofErr w:type="spellEnd"/>
-            <w:r>
-              <w:rPr>
-                <w:sz w:val="18"/>
-                <w:szCs w:val="18"/>
-              </w:rPr>
-              <w:t>) operacionais. Variáveis de ambiente e volumes configurados.</w:t>
+              <w:t>Ambiente sobe com docker-compose up. Containers (API, MySQL, Nginx) operacionais. Variáveis de ambiente e volumes configurados.</w:t>
             </w:r>
           </w:p>
         </w:tc>
@@ -1975,23 +1799,7 @@
                 <w:sz w:val="18"/>
                 <w:szCs w:val="18"/>
               </w:rPr>
-              <w:t xml:space="preserve">2. API </w:t>
-            </w:r>
-            <w:proofErr w:type="spellStart"/>
-            <w:r>
-              <w:rPr>
-                <w:sz w:val="18"/>
-                <w:szCs w:val="18"/>
-              </w:rPr>
-              <w:t>Backend</w:t>
-            </w:r>
-            <w:proofErr w:type="spellEnd"/>
-            <w:r>
-              <w:rPr>
-                <w:sz w:val="18"/>
-                <w:szCs w:val="18"/>
-              </w:rPr>
-              <w:t xml:space="preserve"> (CRUD de usuários)</w:t>
+              <w:t>2. API Backend (CRUD de usuários)</w:t>
             </w:r>
           </w:p>
         </w:tc>
@@ -2018,39 +1826,7 @@
                 <w:sz w:val="18"/>
                 <w:szCs w:val="18"/>
               </w:rPr>
-              <w:t>Rota POST /</w:t>
-            </w:r>
-            <w:proofErr w:type="spellStart"/>
-            <w:r>
-              <w:rPr>
-                <w:sz w:val="18"/>
-                <w:szCs w:val="18"/>
-              </w:rPr>
-              <w:t>users</w:t>
-            </w:r>
-            <w:proofErr w:type="spellEnd"/>
-            <w:r>
-              <w:rPr>
-                <w:sz w:val="18"/>
-                <w:szCs w:val="18"/>
-              </w:rPr>
-              <w:t xml:space="preserve"> cria usuário no banco. Rota GET /</w:t>
-            </w:r>
-            <w:proofErr w:type="spellStart"/>
-            <w:r>
-              <w:rPr>
-                <w:sz w:val="18"/>
-                <w:szCs w:val="18"/>
-              </w:rPr>
-              <w:t>users</w:t>
-            </w:r>
-            <w:proofErr w:type="spellEnd"/>
-            <w:r>
-              <w:rPr>
-                <w:sz w:val="18"/>
-                <w:szCs w:val="18"/>
-              </w:rPr>
-              <w:t xml:space="preserve"> lista usuários. Retorno em JSON com status HTTP corretos.</w:t>
+              <w:t>Rota POST /users cria usuário no banco. Rota GET /users lista usuários. Retorno em JSON com status HTTP corretos.</w:t>
             </w:r>
           </w:p>
         </w:tc>
@@ -2106,39 +1882,7 @@
                 <w:sz w:val="18"/>
                 <w:szCs w:val="18"/>
               </w:rPr>
-              <w:t>3. Front-</w:t>
-            </w:r>
-            <w:proofErr w:type="spellStart"/>
-            <w:r>
-              <w:rPr>
-                <w:sz w:val="18"/>
-                <w:szCs w:val="18"/>
-              </w:rPr>
-              <w:t>end</w:t>
-            </w:r>
-            <w:proofErr w:type="spellEnd"/>
-            <w:r>
-              <w:rPr>
-                <w:sz w:val="18"/>
-                <w:szCs w:val="18"/>
-              </w:rPr>
-              <w:t xml:space="preserve"> + </w:t>
-            </w:r>
-            <w:proofErr w:type="spellStart"/>
-            <w:r>
-              <w:rPr>
-                <w:sz w:val="18"/>
-                <w:szCs w:val="18"/>
-              </w:rPr>
-              <w:t>Nginx</w:t>
-            </w:r>
-            <w:proofErr w:type="spellEnd"/>
-            <w:r>
-              <w:rPr>
-                <w:sz w:val="18"/>
-                <w:szCs w:val="18"/>
-              </w:rPr>
-              <w:t xml:space="preserve"> (proxy reverso)</w:t>
+              <w:t>3. Front-end + Nginx (proxy reverso)</w:t>
             </w:r>
           </w:p>
         </w:tc>
@@ -2165,39 +1909,7 @@
                 <w:sz w:val="18"/>
                 <w:szCs w:val="18"/>
               </w:rPr>
-              <w:t xml:space="preserve">Página HTML com listagem e formulário. </w:t>
-            </w:r>
-            <w:proofErr w:type="spellStart"/>
-            <w:r>
-              <w:rPr>
-                <w:sz w:val="18"/>
-                <w:szCs w:val="18"/>
-              </w:rPr>
-              <w:t>Nginx</w:t>
-            </w:r>
-            <w:proofErr w:type="spellEnd"/>
-            <w:r>
-              <w:rPr>
-                <w:sz w:val="18"/>
-                <w:szCs w:val="18"/>
-              </w:rPr>
-              <w:t xml:space="preserve"> redireciona /api → API e / → front-end. Configurações corretas no </w:t>
-            </w:r>
-            <w:proofErr w:type="spellStart"/>
-            <w:r>
-              <w:rPr>
-                <w:sz w:val="18"/>
-                <w:szCs w:val="18"/>
-              </w:rPr>
-              <w:t>nginx.conf</w:t>
-            </w:r>
-            <w:proofErr w:type="spellEnd"/>
-            <w:r>
-              <w:rPr>
-                <w:sz w:val="18"/>
-                <w:szCs w:val="18"/>
-              </w:rPr>
-              <w:t>.</w:t>
+              <w:t>Página HTML com listagem e formulário. Nginx redireciona /api → API e / → front-end. Configurações corretas no nginx.conf.</w:t>
             </w:r>
           </w:p>
         </w:tc>
@@ -2253,23 +1965,7 @@
                 <w:sz w:val="18"/>
                 <w:szCs w:val="18"/>
               </w:rPr>
-              <w:t xml:space="preserve">4. Análise </w:t>
-            </w:r>
-            <w:proofErr w:type="spellStart"/>
-            <w:r>
-              <w:rPr>
-                <w:sz w:val="18"/>
-                <w:szCs w:val="18"/>
-              </w:rPr>
-              <w:t>Wireshark</w:t>
-            </w:r>
-            <w:proofErr w:type="spellEnd"/>
-            <w:r>
-              <w:rPr>
-                <w:sz w:val="18"/>
-                <w:szCs w:val="18"/>
-              </w:rPr>
-              <w:t xml:space="preserve"> (captura de tráfego)</w:t>
+              <w:t>4. Análise Wireshark (captura de tráfego)</w:t>
             </w:r>
           </w:p>
         </w:tc>
@@ -2379,23 +2075,7 @@
                 <w:sz w:val="18"/>
                 <w:szCs w:val="18"/>
               </w:rPr>
-              <w:t xml:space="preserve">Todos os campos obrigatórios preenchidos. Diagrama de arquitetura incluído. Links do </w:t>
-            </w:r>
-            <w:proofErr w:type="spellStart"/>
-            <w:r>
-              <w:rPr>
-                <w:sz w:val="18"/>
-                <w:szCs w:val="18"/>
-              </w:rPr>
-              <w:t>Git</w:t>
-            </w:r>
-            <w:proofErr w:type="spellEnd"/>
-            <w:r>
-              <w:rPr>
-                <w:sz w:val="18"/>
-                <w:szCs w:val="18"/>
-              </w:rPr>
-              <w:t xml:space="preserve"> e do vídeo válidos e acessíveis.</w:t>
+              <w:t>Todos os campos obrigatórios preenchidos. Diagrama de arquitetura incluído. Links do Git e do vídeo válidos e acessíveis.</w:t>
             </w:r>
           </w:p>
         </w:tc>
@@ -2556,77 +2236,6 @@
         <w:t xml:space="preserve"> </w:t>
       </w:r>
     </w:p>
-    <w:tbl>
-      <w:tblPr>
-        <w:tblW w:w="9026" w:type="dxa"/>
-        <w:tblBorders>
-          <w:top w:val="single" w:sz="4" w:space="0" w:color="auto"/>
-          <w:left w:val="single" w:sz="4" w:space="0" w:color="auto"/>
-          <w:bottom w:val="single" w:sz="4" w:space="0" w:color="auto"/>
-          <w:right w:val="single" w:sz="4" w:space="0" w:color="auto"/>
-          <w:insideH w:val="single" w:sz="4" w:space="0" w:color="auto"/>
-          <w:insideV w:val="single" w:sz="4" w:space="0" w:color="auto"/>
-        </w:tblBorders>
-        <w:tblCellMar>
-          <w:left w:w="10" w:type="dxa"/>
-          <w:right w:w="10" w:type="dxa"/>
-        </w:tblCellMar>
-        <w:tblLook w:val="0000" w:firstRow="0" w:lastRow="0" w:firstColumn="0" w:lastColumn="0" w:noHBand="0" w:noVBand="0"/>
-      </w:tblPr>
-      <w:tblGrid>
-        <w:gridCol w:w="9026"/>
-      </w:tblGrid>
-      <w:tr>
-        <w:tc>
-          <w:tcPr>
-            <w:tcW w:w="9026" w:type="dxa"/>
-            <w:tcBorders>
-              <w:top w:val="single" w:sz="4" w:space="0" w:color="2563A8"/>
-              <w:left w:val="thick" w:sz="8" w:space="0" w:color="2563A8"/>
-              <w:bottom w:val="single" w:sz="4" w:space="0" w:color="2563A8"/>
-              <w:right w:val="single" w:sz="4" w:space="0" w:color="2563A8"/>
-            </w:tcBorders>
-            <w:shd w:val="clear" w:color="auto" w:fill="F3F4F6"/>
-            <w:tcMar>
-              <w:top w:w="120" w:type="dxa"/>
-              <w:left w:w="200" w:type="dxa"/>
-              <w:bottom w:w="120" w:type="dxa"/>
-              <w:right w:w="140" w:type="dxa"/>
-            </w:tcMar>
-          </w:tcPr>
-          <w:p>
-            <w:r>
-              <w:rPr>
-                <w:sz w:val="19"/>
-                <w:szCs w:val="19"/>
-              </w:rPr>
-              <w:t>Orientação: Descreva como os componentes da aplicação estão organizados. Explique a função de cada camada (front-</w:t>
-            </w:r>
-            <w:proofErr w:type="spellStart"/>
-            <w:r>
-              <w:rPr>
-                <w:sz w:val="19"/>
-                <w:szCs w:val="19"/>
-              </w:rPr>
-              <w:t>end</w:t>
-            </w:r>
-            <w:proofErr w:type="spellEnd"/>
-            <w:r>
-              <w:rPr>
-                <w:sz w:val="19"/>
-                <w:szCs w:val="19"/>
-              </w:rPr>
-              <w:t>, API, banco de dados, proxy). Inclua um diagrama ou esquema visual representando a infraestrutura (pode ser uma imagem colada ou desenhado à mão e fotografado).</w:t>
-            </w:r>
-          </w:p>
-        </w:tc>
-      </w:tr>
-    </w:tbl>
-    <w:p>
-      <w:r>
-        <w:t xml:space="preserve"> </w:t>
-      </w:r>
-    </w:p>
     <w:p>
       <w:pPr>
         <w:spacing w:before="120" w:after="40"/>
@@ -2648,81 +2257,21 @@
     <w:p>
       <w:pPr>
         <w:spacing w:before="120" w:after="40"/>
-        <w:rPr>
-          <w:b/>
-          <w:bCs/>
-          <w:color w:val="1A3A5C"/>
-        </w:rPr>
-      </w:pPr>
-    </w:p>
-    <w:p>
-      <w:pPr>
-        <w:spacing w:before="120" w:after="40"/>
       </w:pPr>
       <w:r>
-        <w:t xml:space="preserve">O sistema é composto por um </w:t>
+        <w:t xml:space="preserve">O sistema é composto por um frontend, uma API desenvolvida em Flask, um servidor Nginx e um banco de dados MySQL. O usuário acessa a aplicação por meio do endereço </w:t>
       </w:r>
-      <w:proofErr w:type="spellStart"/>
-      <w:r>
-        <w:t>frontend</w:t>
-      </w:r>
-      <w:proofErr w:type="spellEnd"/>
-      <w:r>
-        <w:t xml:space="preserve">, uma API desenvolvida em </w:t>
-      </w:r>
-      <w:proofErr w:type="spellStart"/>
-      <w:r>
-        <w:t>Flask</w:t>
-      </w:r>
-      <w:proofErr w:type="spellEnd"/>
-      <w:r>
-        <w:t xml:space="preserve">, um servidor </w:t>
-      </w:r>
-      <w:proofErr w:type="spellStart"/>
-      <w:r>
-        <w:t>Nginx</w:t>
-      </w:r>
-      <w:proofErr w:type="spellEnd"/>
-      <w:r>
-        <w:t xml:space="preserve"> e um banco de dados MySQL. O usuário acessa a aplicação por meio do endereço </w:t>
-      </w:r>
-      <w:proofErr w:type="spellStart"/>
       <w:r>
         <w:t>localhost</w:t>
       </w:r>
-      <w:proofErr w:type="spellEnd"/>
       <w:r>
-        <w:t xml:space="preserve">, sendo as requisições recebidas pelo </w:t>
-      </w:r>
-      <w:proofErr w:type="spellStart"/>
-      <w:r>
-        <w:t>Nginx</w:t>
-      </w:r>
-      <w:proofErr w:type="spellEnd"/>
-      <w:r>
-        <w:t xml:space="preserve">, que entrega os arquivos do </w:t>
-      </w:r>
-      <w:proofErr w:type="spellStart"/>
-      <w:r>
-        <w:t>frontend</w:t>
-      </w:r>
-      <w:proofErr w:type="spellEnd"/>
-      <w:r>
-        <w:t xml:space="preserve"> e encaminha as chamadas da rota </w:t>
+        <w:t xml:space="preserve">, sendo as requisições recebidas pelo Nginx, que entrega os arquivos do frontend e encaminha as chamadas da rota </w:t>
       </w:r>
       <w:r>
         <w:t>/api</w:t>
       </w:r>
       <w:r>
-        <w:t xml:space="preserve"> para a API </w:t>
-      </w:r>
-      <w:proofErr w:type="spellStart"/>
-      <w:r>
-        <w:t>Flask</w:t>
-      </w:r>
-      <w:proofErr w:type="spellEnd"/>
-      <w:r>
-        <w:t>.</w:t>
+        <w:t xml:space="preserve"> para a API Flask.</w:t>
       </w:r>
     </w:p>
     <w:p>
@@ -2732,19 +2281,12 @@
       <w:r>
         <w:t xml:space="preserve">A API é responsável pelo cadastro e pela listagem de usuários, realizando a comunicação com o banco de dados MySQL para armazenar e recuperar informações. Durante a execução da aplicação, o </w:t>
       </w:r>
-      <w:proofErr w:type="spellStart"/>
       <w:r>
         <w:t>Wireshark</w:t>
       </w:r>
-      <w:proofErr w:type="spellEnd"/>
       <w:r>
         <w:t xml:space="preserve"> pode ser utilizado para capturar e analisar o tráfego de rede entre os componentes do sistema.</w:t>
       </w:r>
-    </w:p>
-    <w:p>
-      <w:pPr>
-        <w:spacing w:before="120" w:after="40"/>
-      </w:pPr>
     </w:p>
     <w:p>
       <w:pPr>
@@ -2752,13 +2294,6 @@
           <w:bottom w:val="single" w:sz="4" w:space="0" w:color="CBD5E1"/>
         </w:pBdr>
       </w:pPr>
-      <w:r>
-        <w:rPr>
-          <w:sz w:val="26"/>
-          <w:szCs w:val="26"/>
-        </w:rPr>
-        <w:t xml:space="preserve"> </w:t>
-      </w:r>
     </w:p>
     <w:p>
       <w:pPr>
@@ -2787,11 +2322,10 @@
           <w:sz w:val="18"/>
           <w:szCs w:val="18"/>
         </w:rPr>
-        <w:lastRenderedPageBreak/>
         <w:drawing>
-          <wp:inline distT="0" distB="0" distL="0" distR="0" wp14:anchorId="3288B150" wp14:editId="482B8A8F">
-            <wp:extent cx="5759450" cy="3839845"/>
-            <wp:effectExtent l="0" t="0" r="0" b="8255"/>
+          <wp:inline distT="0" distB="0" distL="0" distR="0" wp14:anchorId="37828E3F" wp14:editId="2431E17E">
+            <wp:extent cx="4386024" cy="2924175"/>
+            <wp:effectExtent l="0" t="0" r="0" b="0"/>
             <wp:docPr id="86341325" name="Imagem 2"/>
             <wp:cNvGraphicFramePr>
               <a:graphicFrameLocks xmlns:a="http://schemas.openxmlformats.org/drawingml/2006/main" noChangeAspect="1"/>
@@ -2818,7 +2352,7 @@
                   <pic:spPr>
                     <a:xfrm>
                       <a:off x="0" y="0"/>
-                      <a:ext cx="5759450" cy="3839845"/>
+                      <a:ext cx="4408222" cy="2938975"/>
                     </a:xfrm>
                     <a:prstGeom prst="rect">
                       <a:avLst/>
@@ -2830,23 +2364,11 @@
           </wp:inline>
         </w:drawing>
       </w:r>
-    </w:p>
-    <w:p>
-      <w:pPr>
-        <w:pBdr>
-          <w:top w:val="dashed" w:sz="4" w:space="0" w:color="CBD5E1"/>
-          <w:left w:val="dashed" w:sz="4" w:space="0" w:color="CBD5E1"/>
-          <w:bottom w:val="dashed" w:sz="4" w:space="0" w:color="CBD5E1"/>
-          <w:right w:val="dashed" w:sz="4" w:space="0" w:color="CBD5E1"/>
-        </w:pBdr>
-        <w:shd w:val="clear" w:color="auto" w:fill="F8FAFC"/>
-      </w:pPr>
-    </w:p>
-    <w:p>
       <w:r>
-        <w:t xml:space="preserve"> </w:t>
+        <w:br w:type="page"/>
       </w:r>
     </w:p>
+    <w:p/>
     <w:tbl>
       <w:tblPr>
         <w:tblW w:w="9026" w:type="dxa"/>
@@ -2905,56 +2427,6 @@
         <w:t xml:space="preserve"> </w:t>
       </w:r>
     </w:p>
-    <w:tbl>
-      <w:tblPr>
-        <w:tblW w:w="9026" w:type="dxa"/>
-        <w:tblBorders>
-          <w:top w:val="single" w:sz="4" w:space="0" w:color="auto"/>
-          <w:left w:val="single" w:sz="4" w:space="0" w:color="auto"/>
-          <w:bottom w:val="single" w:sz="4" w:space="0" w:color="auto"/>
-          <w:right w:val="single" w:sz="4" w:space="0" w:color="auto"/>
-          <w:insideH w:val="single" w:sz="4" w:space="0" w:color="auto"/>
-          <w:insideV w:val="single" w:sz="4" w:space="0" w:color="auto"/>
-        </w:tblBorders>
-        <w:tblCellMar>
-          <w:left w:w="10" w:type="dxa"/>
-          <w:right w:w="10" w:type="dxa"/>
-        </w:tblCellMar>
-        <w:tblLook w:val="0000" w:firstRow="0" w:lastRow="0" w:firstColumn="0" w:lastColumn="0" w:noHBand="0" w:noVBand="0"/>
-      </w:tblPr>
-      <w:tblGrid>
-        <w:gridCol w:w="9026"/>
-      </w:tblGrid>
-      <w:tr>
-        <w:tc>
-          <w:tcPr>
-            <w:tcW w:w="9026" w:type="dxa"/>
-            <w:tcBorders>
-              <w:top w:val="single" w:sz="4" w:space="0" w:color="2563A8"/>
-              <w:left w:val="thick" w:sz="8" w:space="0" w:color="2563A8"/>
-              <w:bottom w:val="single" w:sz="4" w:space="0" w:color="2563A8"/>
-              <w:right w:val="single" w:sz="4" w:space="0" w:color="2563A8"/>
-            </w:tcBorders>
-            <w:shd w:val="clear" w:color="auto" w:fill="F3F4F6"/>
-            <w:tcMar>
-              <w:top w:w="120" w:type="dxa"/>
-              <w:left w:w="200" w:type="dxa"/>
-              <w:bottom w:w="120" w:type="dxa"/>
-              <w:right w:w="140" w:type="dxa"/>
-            </w:tcMar>
-          </w:tcPr>
-          <w:p>
-            <w:r>
-              <w:rPr>
-                <w:sz w:val="19"/>
-                <w:szCs w:val="19"/>
-              </w:rPr>
-              <w:t>Orientação: Liste todas as portas expostas e internas utilizadas pelos containers. Indique o serviço, a porta interna (container), a porta externa (host) e a finalidade.</w:t>
-            </w:r>
-          </w:p>
-        </w:tc>
-      </w:tr>
-    </w:tbl>
     <w:p>
       <w:r>
         <w:t xml:space="preserve"> </w:t>
@@ -3139,21 +2611,12 @@
             </w:tcMar>
           </w:tcPr>
           <w:p>
-            <w:proofErr w:type="spellStart"/>
-            <w:r>
-              <w:rPr>
-                <w:sz w:val="18"/>
-                <w:szCs w:val="18"/>
-              </w:rPr>
-              <w:t>Nginx</w:t>
-            </w:r>
-            <w:proofErr w:type="spellEnd"/>
-            <w:r>
-              <w:rPr>
-                <w:sz w:val="18"/>
-                <w:szCs w:val="18"/>
-              </w:rPr>
-              <w:t xml:space="preserve"> (proxy reverso)</w:t>
+            <w:r>
+              <w:rPr>
+                <w:sz w:val="18"/>
+                <w:szCs w:val="18"/>
+              </w:rPr>
+              <w:t>Nginx (proxy reverso)</w:t>
             </w:r>
           </w:p>
         </w:tc>
@@ -3263,17 +2726,8 @@
                 <w:sz w:val="18"/>
                 <w:szCs w:val="18"/>
               </w:rPr>
-              <w:t xml:space="preserve">API </w:t>
-            </w:r>
-            <w:proofErr w:type="spellStart"/>
-            <w:r>
-              <w:rPr>
-                <w:sz w:val="18"/>
-                <w:szCs w:val="18"/>
-              </w:rPr>
-              <w:t>Backend</w:t>
-            </w:r>
-            <w:proofErr w:type="spellEnd"/>
+              <w:t>API Backend</w:t>
+            </w:r>
           </w:p>
         </w:tc>
         <w:tc>
@@ -3475,7 +2929,6 @@
             </w:tcMar>
           </w:tcPr>
           <w:p>
-            <w:proofErr w:type="spellStart"/>
             <w:r>
               <w:rPr>
                 <w:sz w:val="18"/>
@@ -3483,7 +2936,6 @@
               </w:rPr>
               <w:t>Frontend</w:t>
             </w:r>
-            <w:proofErr w:type="spellEnd"/>
           </w:p>
         </w:tc>
         <w:tc>
@@ -3640,6 +3092,65 @@
             </w:tcMar>
           </w:tcPr>
           <w:p/>
+        </w:tc>
+      </w:tr>
+    </w:tbl>
+    <w:p>
+      <w:r>
+        <w:t xml:space="preserve"> </w:t>
+      </w:r>
+    </w:p>
+    <w:p/>
+    <w:tbl>
+      <w:tblPr>
+        <w:tblW w:w="9026" w:type="dxa"/>
+        <w:tblBorders>
+          <w:top w:val="single" w:sz="4" w:space="0" w:color="auto"/>
+          <w:left w:val="single" w:sz="4" w:space="0" w:color="auto"/>
+          <w:bottom w:val="single" w:sz="4" w:space="0" w:color="auto"/>
+          <w:right w:val="single" w:sz="4" w:space="0" w:color="auto"/>
+          <w:insideH w:val="single" w:sz="4" w:space="0" w:color="auto"/>
+          <w:insideV w:val="single" w:sz="4" w:space="0" w:color="auto"/>
+        </w:tblBorders>
+        <w:tblCellMar>
+          <w:left w:w="10" w:type="dxa"/>
+          <w:right w:w="10" w:type="dxa"/>
+        </w:tblCellMar>
+        <w:tblLook w:val="0000" w:firstRow="0" w:lastRow="0" w:firstColumn="0" w:lastColumn="0" w:noHBand="0" w:noVBand="0"/>
+      </w:tblPr>
+      <w:tblGrid>
+        <w:gridCol w:w="9026"/>
+      </w:tblGrid>
+      <w:tr>
+        <w:tc>
+          <w:tcPr>
+            <w:tcW w:w="9026" w:type="dxa"/>
+            <w:tcBorders>
+              <w:top w:val="none" w:sz="0" w:space="0" w:color="FFFFFF"/>
+              <w:left w:val="none" w:sz="0" w:space="0" w:color="FFFFFF"/>
+              <w:bottom w:val="none" w:sz="0" w:space="0" w:color="FFFFFF"/>
+              <w:right w:val="none" w:sz="0" w:space="0" w:color="FFFFFF"/>
+            </w:tcBorders>
+            <w:shd w:val="clear" w:color="auto" w:fill="1A3A5C"/>
+            <w:tcMar>
+              <w:top w:w="100" w:type="dxa"/>
+              <w:left w:w="160" w:type="dxa"/>
+              <w:bottom w:w="100" w:type="dxa"/>
+              <w:right w:w="140" w:type="dxa"/>
+            </w:tcMar>
+          </w:tcPr>
+          <w:p>
+            <w:r>
+              <w:rPr>
+                <w:b/>
+                <w:bCs/>
+                <w:color w:val="FFFFFF"/>
+                <w:sz w:val="24"/>
+                <w:szCs w:val="24"/>
+              </w:rPr>
+              <w:t>3.  EXPLICAÇÃO DOS CONTAINERS</w:t>
+            </w:r>
+          </w:p>
         </w:tc>
       </w:tr>
     </w:tbl>
@@ -3673,64 +3184,6 @@
           <w:tcPr>
             <w:tcW w:w="9026" w:type="dxa"/>
             <w:tcBorders>
-              <w:top w:val="none" w:sz="0" w:space="0" w:color="FFFFFF"/>
-              <w:left w:val="none" w:sz="0" w:space="0" w:color="FFFFFF"/>
-              <w:bottom w:val="none" w:sz="0" w:space="0" w:color="FFFFFF"/>
-              <w:right w:val="none" w:sz="0" w:space="0" w:color="FFFFFF"/>
-            </w:tcBorders>
-            <w:shd w:val="clear" w:color="auto" w:fill="1A3A5C"/>
-            <w:tcMar>
-              <w:top w:w="100" w:type="dxa"/>
-              <w:left w:w="160" w:type="dxa"/>
-              <w:bottom w:w="100" w:type="dxa"/>
-              <w:right w:w="140" w:type="dxa"/>
-            </w:tcMar>
-          </w:tcPr>
-          <w:p>
-            <w:r>
-              <w:rPr>
-                <w:b/>
-                <w:bCs/>
-                <w:color w:val="FFFFFF"/>
-                <w:sz w:val="24"/>
-                <w:szCs w:val="24"/>
-              </w:rPr>
-              <w:t>3.  EXPLICAÇÃO DOS CONTAINERS</w:t>
-            </w:r>
-          </w:p>
-        </w:tc>
-      </w:tr>
-    </w:tbl>
-    <w:p>
-      <w:r>
-        <w:t xml:space="preserve"> </w:t>
-      </w:r>
-    </w:p>
-    <w:tbl>
-      <w:tblPr>
-        <w:tblW w:w="9026" w:type="dxa"/>
-        <w:tblBorders>
-          <w:top w:val="single" w:sz="4" w:space="0" w:color="auto"/>
-          <w:left w:val="single" w:sz="4" w:space="0" w:color="auto"/>
-          <w:bottom w:val="single" w:sz="4" w:space="0" w:color="auto"/>
-          <w:right w:val="single" w:sz="4" w:space="0" w:color="auto"/>
-          <w:insideH w:val="single" w:sz="4" w:space="0" w:color="auto"/>
-          <w:insideV w:val="single" w:sz="4" w:space="0" w:color="auto"/>
-        </w:tblBorders>
-        <w:tblCellMar>
-          <w:left w:w="10" w:type="dxa"/>
-          <w:right w:w="10" w:type="dxa"/>
-        </w:tblCellMar>
-        <w:tblLook w:val="0000" w:firstRow="0" w:lastRow="0" w:firstColumn="0" w:lastColumn="0" w:noHBand="0" w:noVBand="0"/>
-      </w:tblPr>
-      <w:tblGrid>
-        <w:gridCol w:w="9026"/>
-      </w:tblGrid>
-      <w:tr>
-        <w:tc>
-          <w:tcPr>
-            <w:tcW w:w="9026" w:type="dxa"/>
-            <w:tcBorders>
               <w:top w:val="single" w:sz="4" w:space="0" w:color="2563A8"/>
               <w:left w:val="thick" w:sz="8" w:space="0" w:color="2563A8"/>
               <w:bottom w:val="single" w:sz="4" w:space="0" w:color="2563A8"/>
@@ -3750,39 +3203,7 @@
                 <w:sz w:val="19"/>
                 <w:szCs w:val="19"/>
               </w:rPr>
-              <w:t xml:space="preserve">Orientação: Para cada container definido no </w:t>
-            </w:r>
-            <w:proofErr w:type="spellStart"/>
-            <w:r>
-              <w:rPr>
-                <w:sz w:val="19"/>
-                <w:szCs w:val="19"/>
-              </w:rPr>
-              <w:t>docker-compose.yml</w:t>
-            </w:r>
-            <w:proofErr w:type="spellEnd"/>
-            <w:r>
-              <w:rPr>
-                <w:sz w:val="19"/>
-                <w:szCs w:val="19"/>
-              </w:rPr>
-              <w:t>, explique: imagem base utilizada, variáveis de ambiente configuradas, volumes montados, redes internas e dependências entre serviços (</w:t>
-            </w:r>
-            <w:proofErr w:type="spellStart"/>
-            <w:r>
-              <w:rPr>
-                <w:sz w:val="19"/>
-                <w:szCs w:val="19"/>
-              </w:rPr>
-              <w:t>depends_on</w:t>
-            </w:r>
-            <w:proofErr w:type="spellEnd"/>
-            <w:r>
-              <w:rPr>
-                <w:sz w:val="19"/>
-                <w:szCs w:val="19"/>
-              </w:rPr>
-              <w:t>).</w:t>
+              <w:t>Orientação: Para cada container definido no docker-compose.yml, explique: imagem base utilizada, variáveis de ambiente configuradas, volumes montados, redes internas e dependências entre serviços (depends_on).</w:t>
             </w:r>
           </w:p>
         </w:tc>
@@ -3840,25 +3261,7 @@
                 <w:bCs/>
                 <w:color w:val="FFFFFF"/>
               </w:rPr>
-              <w:t xml:space="preserve">Container: </w:t>
-            </w:r>
-            <w:proofErr w:type="spellStart"/>
-            <w:r>
-              <w:rPr>
-                <w:b/>
-                <w:bCs/>
-                <w:color w:val="FFFFFF"/>
-              </w:rPr>
-              <w:t>Nginx</w:t>
-            </w:r>
-            <w:proofErr w:type="spellEnd"/>
-            <w:r>
-              <w:rPr>
-                <w:b/>
-                <w:bCs/>
-                <w:color w:val="FFFFFF"/>
-              </w:rPr>
-              <w:t xml:space="preserve"> (proxy reverso)</w:t>
+              <w:t>Container: Nginx (proxy reverso)</w:t>
             </w:r>
           </w:p>
         </w:tc>
@@ -3909,11 +3312,9 @@
             </w:tcMar>
           </w:tcPr>
           <w:p>
-            <w:proofErr w:type="spellStart"/>
             <w:r>
               <w:t>nginx:alpine</w:t>
             </w:r>
-            <w:proofErr w:type="spellEnd"/>
           </w:p>
         </w:tc>
       </w:tr>
@@ -3941,7 +3342,6 @@
                 <w:sz w:val="18"/>
                 <w:szCs w:val="18"/>
               </w:rPr>
-              <w:lastRenderedPageBreak/>
               <w:t>Variáveis de ambiente:</w:t>
             </w:r>
           </w:p>
@@ -4012,90 +3412,14 @@
             </w:tcMar>
           </w:tcPr>
           <w:p>
-            <w:proofErr w:type="gramStart"/>
-            <w:r>
-              <w:t>./</w:t>
-            </w:r>
-            <w:proofErr w:type="spellStart"/>
-            <w:proofErr w:type="gramEnd"/>
-            <w:r>
-              <w:t>frontend</w:t>
-            </w:r>
-            <w:proofErr w:type="spellEnd"/>
-            <w:r>
-              <w:t>:/</w:t>
-            </w:r>
-            <w:proofErr w:type="spellStart"/>
-            <w:r>
-              <w:t>usr</w:t>
-            </w:r>
-            <w:proofErr w:type="spellEnd"/>
-            <w:r>
-              <w:t>/</w:t>
-            </w:r>
-            <w:proofErr w:type="spellStart"/>
-            <w:r>
-              <w:t>share</w:t>
-            </w:r>
-            <w:proofErr w:type="spellEnd"/>
-            <w:r>
-              <w:t>/</w:t>
-            </w:r>
-            <w:proofErr w:type="spellStart"/>
-            <w:r>
-              <w:t>nginx</w:t>
-            </w:r>
-            <w:proofErr w:type="spellEnd"/>
-            <w:r>
-              <w:t>/</w:t>
-            </w:r>
-            <w:proofErr w:type="spellStart"/>
-            <w:r>
-              <w:t>html:ro</w:t>
-            </w:r>
-            <w:proofErr w:type="spellEnd"/>
-          </w:p>
-          <w:p>
-            <w:r>
-              <w:t>./</w:t>
-            </w:r>
-            <w:proofErr w:type="spellStart"/>
-            <w:r>
-              <w:t>nginx.conf</w:t>
-            </w:r>
-            <w:proofErr w:type="spellEnd"/>
-            <w:r>
-              <w:t>:/</w:t>
-            </w:r>
-            <w:proofErr w:type="spellStart"/>
-            <w:r>
-              <w:t>etc</w:t>
-            </w:r>
-            <w:proofErr w:type="spellEnd"/>
-            <w:r>
-              <w:t>/</w:t>
-            </w:r>
-            <w:proofErr w:type="spellStart"/>
-            <w:r>
-              <w:t>nginx</w:t>
-            </w:r>
-            <w:proofErr w:type="spellEnd"/>
-            <w:r>
-              <w:t>/</w:t>
-            </w:r>
-            <w:proofErr w:type="spellStart"/>
-            <w:r>
-              <w:t>conf.d</w:t>
-            </w:r>
-            <w:proofErr w:type="spellEnd"/>
-            <w:r>
-              <w:t>/</w:t>
-            </w:r>
-            <w:proofErr w:type="spellStart"/>
-            <w:r>
-              <w:t>default.conf:ro</w:t>
-            </w:r>
-            <w:proofErr w:type="spellEnd"/>
+            <w:r>
+              <w:t>./frontend:/usr/share/nginx/html:ro</w:t>
+            </w:r>
+          </w:p>
+          <w:p>
+            <w:r>
+              <w:t>./nginx.conf:/etc/nginx/conf.d/default.conf:ro</w:t>
+            </w:r>
           </w:p>
         </w:tc>
       </w:tr>
@@ -4123,23 +3447,7 @@
                 <w:sz w:val="18"/>
                 <w:szCs w:val="18"/>
               </w:rPr>
-              <w:t>Dependências (</w:t>
-            </w:r>
-            <w:proofErr w:type="spellStart"/>
-            <w:r>
-              <w:rPr>
-                <w:sz w:val="18"/>
-                <w:szCs w:val="18"/>
-              </w:rPr>
-              <w:t>depends_on</w:t>
-            </w:r>
-            <w:proofErr w:type="spellEnd"/>
-            <w:r>
-              <w:rPr>
-                <w:sz w:val="18"/>
-                <w:szCs w:val="18"/>
-              </w:rPr>
-              <w:t>):</w:t>
+              <w:t>Dependências (depends_on):</w:t>
             </w:r>
           </w:p>
         </w:tc>
@@ -4290,18 +3598,8 @@
                 <w:bCs/>
                 <w:color w:val="FFFFFF"/>
               </w:rPr>
-              <w:t xml:space="preserve">Container: API </w:t>
-            </w:r>
-            <w:proofErr w:type="spellStart"/>
-            <w:r>
-              <w:rPr>
-                <w:b/>
-                <w:bCs/>
-                <w:color w:val="FFFFFF"/>
-              </w:rPr>
-              <w:t>Backend</w:t>
-            </w:r>
-            <w:proofErr w:type="spellEnd"/>
+              <w:t>Container: API Backend</w:t>
+            </w:r>
           </w:p>
         </w:tc>
       </w:tr>
@@ -4473,23 +3771,7 @@
                 <w:sz w:val="18"/>
                 <w:szCs w:val="18"/>
               </w:rPr>
-              <w:t>Dependências (</w:t>
-            </w:r>
-            <w:proofErr w:type="spellStart"/>
-            <w:r>
-              <w:rPr>
-                <w:sz w:val="18"/>
-                <w:szCs w:val="18"/>
-              </w:rPr>
-              <w:t>depends_on</w:t>
-            </w:r>
-            <w:proofErr w:type="spellEnd"/>
-            <w:r>
-              <w:rPr>
-                <w:sz w:val="18"/>
-                <w:szCs w:val="18"/>
-              </w:rPr>
-              <w:t>):</w:t>
+              <w:t>Dependências (depends_on):</w:t>
             </w:r>
           </w:p>
         </w:tc>
@@ -4564,33 +3846,8 @@
                 <w:sz w:val="18"/>
                 <w:szCs w:val="18"/>
               </w:rPr>
-              <w:t>POST /</w:t>
-            </w:r>
-            <w:proofErr w:type="spellStart"/>
-            <w:r>
-              <w:rPr>
-                <w:sz w:val="18"/>
-                <w:szCs w:val="18"/>
-              </w:rPr>
-              <w:t>users</w:t>
-            </w:r>
-            <w:proofErr w:type="spellEnd"/>
-            <w:r>
-              <w:rPr>
-                <w:sz w:val="18"/>
-                <w:szCs w:val="18"/>
-              </w:rPr>
-              <w:t xml:space="preserve">     GET /</w:t>
-            </w:r>
-            <w:proofErr w:type="spellStart"/>
-            <w:r>
-              <w:rPr>
-                <w:sz w:val="18"/>
-                <w:szCs w:val="18"/>
-              </w:rPr>
-              <w:t>users</w:t>
-            </w:r>
-            <w:proofErr w:type="spellEnd"/>
+              <w:t>POST /users     GET /users</w:t>
+            </w:r>
           </w:p>
         </w:tc>
       </w:tr>
@@ -4839,6 +4096,7 @@
                 <w:sz w:val="18"/>
                 <w:szCs w:val="18"/>
               </w:rPr>
+              <w:lastRenderedPageBreak/>
               <w:t>MYSQL_DATABASE:</w:t>
             </w:r>
           </w:p>
@@ -4861,11 +4119,9 @@
             </w:tcMar>
           </w:tcPr>
           <w:p>
-            <w:proofErr w:type="spellStart"/>
             <w:r>
               <w:t>appdb</w:t>
             </w:r>
-            <w:proofErr w:type="spellEnd"/>
           </w:p>
         </w:tc>
       </w:tr>
@@ -5066,25 +4322,7 @@
                 <w:bCs/>
                 <w:color w:val="FFFFFF"/>
               </w:rPr>
-              <w:t xml:space="preserve">Container: </w:t>
-            </w:r>
-            <w:proofErr w:type="spellStart"/>
-            <w:r>
-              <w:rPr>
-                <w:b/>
-                <w:bCs/>
-                <w:color w:val="FFFFFF"/>
-              </w:rPr>
-              <w:t>Frontend</w:t>
-            </w:r>
-            <w:proofErr w:type="spellEnd"/>
-            <w:r>
-              <w:rPr>
-                <w:b/>
-                <w:bCs/>
-                <w:color w:val="FFFFFF"/>
-              </w:rPr>
-              <w:t xml:space="preserve"> (se separado)</w:t>
+              <w:t>Container: Frontend (se separado)</w:t>
             </w:r>
           </w:p>
         </w:tc>
@@ -5345,56 +4583,6 @@
         <w:t xml:space="preserve"> </w:t>
       </w:r>
     </w:p>
-    <w:tbl>
-      <w:tblPr>
-        <w:tblW w:w="9026" w:type="dxa"/>
-        <w:tblBorders>
-          <w:top w:val="single" w:sz="4" w:space="0" w:color="auto"/>
-          <w:left w:val="single" w:sz="4" w:space="0" w:color="auto"/>
-          <w:bottom w:val="single" w:sz="4" w:space="0" w:color="auto"/>
-          <w:right w:val="single" w:sz="4" w:space="0" w:color="auto"/>
-          <w:insideH w:val="single" w:sz="4" w:space="0" w:color="auto"/>
-          <w:insideV w:val="single" w:sz="4" w:space="0" w:color="auto"/>
-        </w:tblBorders>
-        <w:tblCellMar>
-          <w:left w:w="10" w:type="dxa"/>
-          <w:right w:w="10" w:type="dxa"/>
-        </w:tblCellMar>
-        <w:tblLook w:val="0000" w:firstRow="0" w:lastRow="0" w:firstColumn="0" w:lastColumn="0" w:noHBand="0" w:noVBand="0"/>
-      </w:tblPr>
-      <w:tblGrid>
-        <w:gridCol w:w="9026"/>
-      </w:tblGrid>
-      <w:tr>
-        <w:tc>
-          <w:tcPr>
-            <w:tcW w:w="9026" w:type="dxa"/>
-            <w:tcBorders>
-              <w:top w:val="single" w:sz="4" w:space="0" w:color="2563A8"/>
-              <w:left w:val="thick" w:sz="8" w:space="0" w:color="2563A8"/>
-              <w:bottom w:val="single" w:sz="4" w:space="0" w:color="2563A8"/>
-              <w:right w:val="single" w:sz="4" w:space="0" w:color="2563A8"/>
-            </w:tcBorders>
-            <w:shd w:val="clear" w:color="auto" w:fill="F3F4F6"/>
-            <w:tcMar>
-              <w:top w:w="120" w:type="dxa"/>
-              <w:left w:w="200" w:type="dxa"/>
-              <w:bottom w:w="120" w:type="dxa"/>
-              <w:right w:w="140" w:type="dxa"/>
-            </w:tcMar>
-          </w:tcPr>
-          <w:p>
-            <w:r>
-              <w:rPr>
-                <w:sz w:val="19"/>
-                <w:szCs w:val="19"/>
-              </w:rPr>
-              <w:t>Orientação: Descreva o caminho completo que uma requisição percorre, desde o navegador do usuário até o banco de dados e de volta. Indique os protocolos usados em cada etapa (HTTP, TCP, SQL) e o fluxo de resposta.</w:t>
-            </w:r>
-          </w:p>
-        </w:tc>
-      </w:tr>
-    </w:tbl>
     <w:p>
       <w:r>
         <w:t xml:space="preserve"> </w:t>
@@ -5667,7 +4855,6 @@
             </w:tcMar>
           </w:tcPr>
           <w:p>
-            <w:proofErr w:type="spellStart"/>
             <w:r>
               <w:rPr>
                 <w:sz w:val="18"/>
@@ -5675,7 +4862,6 @@
               </w:rPr>
               <w:t>Nginx</w:t>
             </w:r>
-            <w:proofErr w:type="spellEnd"/>
           </w:p>
         </w:tc>
         <w:tc>
@@ -5757,7 +4943,6 @@
                 <w:sz w:val="18"/>
                 <w:szCs w:val="18"/>
               </w:rPr>
-              <w:lastRenderedPageBreak/>
               <w:t>2</w:t>
             </w:r>
           </w:p>
@@ -5780,7 +4965,6 @@
             </w:tcMar>
           </w:tcPr>
           <w:p>
-            <w:proofErr w:type="spellStart"/>
             <w:r>
               <w:rPr>
                 <w:sz w:val="18"/>
@@ -5788,7 +4972,6 @@
               </w:rPr>
               <w:t>Nginx</w:t>
             </w:r>
-            <w:proofErr w:type="spellEnd"/>
           </w:p>
         </w:tc>
         <w:tc>
@@ -5814,17 +4997,8 @@
                 <w:sz w:val="18"/>
                 <w:szCs w:val="18"/>
               </w:rPr>
-              <w:t xml:space="preserve">API </w:t>
-            </w:r>
-            <w:proofErr w:type="spellStart"/>
-            <w:r>
-              <w:rPr>
-                <w:sz w:val="18"/>
-                <w:szCs w:val="18"/>
-              </w:rPr>
-              <w:t>Backend</w:t>
-            </w:r>
-            <w:proofErr w:type="spellEnd"/>
+              <w:t>API Backend</w:t>
+            </w:r>
           </w:p>
         </w:tc>
         <w:tc>
@@ -5871,7 +5045,11 @@
               <w:right w:w="140" w:type="dxa"/>
             </w:tcMar>
           </w:tcPr>
-          <w:p/>
+          <w:p>
+            <w:r>
+              <w:t>Encaminha as requisições para a API</w:t>
+            </w:r>
+          </w:p>
         </w:tc>
       </w:tr>
       <w:tr>
@@ -5925,17 +5103,8 @@
                 <w:sz w:val="18"/>
                 <w:szCs w:val="18"/>
               </w:rPr>
-              <w:t xml:space="preserve">API </w:t>
-            </w:r>
-            <w:proofErr w:type="spellStart"/>
-            <w:r>
-              <w:rPr>
-                <w:sz w:val="18"/>
-                <w:szCs w:val="18"/>
-              </w:rPr>
-              <w:t>Backend</w:t>
-            </w:r>
-            <w:proofErr w:type="spellEnd"/>
+              <w:t>API Backend</w:t>
+            </w:r>
           </w:p>
         </w:tc>
         <w:tc>
@@ -6009,7 +5178,11 @@
               <w:right w:w="140" w:type="dxa"/>
             </w:tcMar>
           </w:tcPr>
-          <w:p/>
+          <w:p>
+            <w:r>
+              <w:t>Cadastro dos dados</w:t>
+            </w:r>
+          </w:p>
         </w:tc>
       </w:tr>
       <w:tr>
@@ -6090,17 +5263,8 @@
                 <w:sz w:val="18"/>
                 <w:szCs w:val="18"/>
               </w:rPr>
-              <w:t xml:space="preserve">API </w:t>
-            </w:r>
-            <w:proofErr w:type="spellStart"/>
-            <w:r>
-              <w:rPr>
-                <w:sz w:val="18"/>
-                <w:szCs w:val="18"/>
-              </w:rPr>
-              <w:t>Backend</w:t>
-            </w:r>
-            <w:proofErr w:type="spellEnd"/>
+              <w:t>API Backend</w:t>
+            </w:r>
           </w:p>
         </w:tc>
         <w:tc>
@@ -6209,17 +5373,8 @@
                 <w:sz w:val="18"/>
                 <w:szCs w:val="18"/>
               </w:rPr>
-              <w:t xml:space="preserve">API </w:t>
-            </w:r>
-            <w:proofErr w:type="spellStart"/>
-            <w:r>
-              <w:rPr>
-                <w:sz w:val="18"/>
-                <w:szCs w:val="18"/>
-              </w:rPr>
-              <w:t>Backend</w:t>
-            </w:r>
-            <w:proofErr w:type="spellEnd"/>
+              <w:t>API Backend</w:t>
+            </w:r>
           </w:p>
         </w:tc>
         <w:tc>
@@ -6240,7 +5395,6 @@
             </w:tcMar>
           </w:tcPr>
           <w:p>
-            <w:proofErr w:type="spellStart"/>
             <w:r>
               <w:rPr>
                 <w:sz w:val="18"/>
@@ -6248,7 +5402,6 @@
               </w:rPr>
               <w:t>Nginx</w:t>
             </w:r>
-            <w:proofErr w:type="spellEnd"/>
           </w:p>
         </w:tc>
         <w:tc>
@@ -6352,7 +5505,6 @@
             </w:tcMar>
           </w:tcPr>
           <w:p>
-            <w:proofErr w:type="spellStart"/>
             <w:r>
               <w:rPr>
                 <w:sz w:val="18"/>
@@ -6360,7 +5512,6 @@
               </w:rPr>
               <w:t>Nginx</w:t>
             </w:r>
-            <w:proofErr w:type="spellEnd"/>
           </w:p>
         </w:tc>
         <w:tc>
@@ -6569,141 +5720,6 @@
         <w:t xml:space="preserve"> </w:t>
       </w:r>
     </w:p>
-    <w:tbl>
-      <w:tblPr>
-        <w:tblW w:w="9026" w:type="dxa"/>
-        <w:tblBorders>
-          <w:top w:val="single" w:sz="4" w:space="0" w:color="auto"/>
-          <w:left w:val="single" w:sz="4" w:space="0" w:color="auto"/>
-          <w:bottom w:val="single" w:sz="4" w:space="0" w:color="auto"/>
-          <w:right w:val="single" w:sz="4" w:space="0" w:color="auto"/>
-          <w:insideH w:val="single" w:sz="4" w:space="0" w:color="auto"/>
-          <w:insideV w:val="single" w:sz="4" w:space="0" w:color="auto"/>
-        </w:tblBorders>
-        <w:tblCellMar>
-          <w:left w:w="10" w:type="dxa"/>
-          <w:right w:w="10" w:type="dxa"/>
-        </w:tblCellMar>
-        <w:tblLook w:val="0000" w:firstRow="0" w:lastRow="0" w:firstColumn="0" w:lastColumn="0" w:noHBand="0" w:noVBand="0"/>
-      </w:tblPr>
-      <w:tblGrid>
-        <w:gridCol w:w="9026"/>
-      </w:tblGrid>
-      <w:tr>
-        <w:tc>
-          <w:tcPr>
-            <w:tcW w:w="9026" w:type="dxa"/>
-            <w:tcBorders>
-              <w:top w:val="single" w:sz="4" w:space="0" w:color="2563A8"/>
-              <w:left w:val="thick" w:sz="8" w:space="0" w:color="2563A8"/>
-              <w:bottom w:val="single" w:sz="4" w:space="0" w:color="2563A8"/>
-              <w:right w:val="single" w:sz="4" w:space="0" w:color="2563A8"/>
-            </w:tcBorders>
-            <w:shd w:val="clear" w:color="auto" w:fill="F3F4F6"/>
-            <w:tcMar>
-              <w:top w:w="120" w:type="dxa"/>
-              <w:left w:w="200" w:type="dxa"/>
-              <w:bottom w:w="120" w:type="dxa"/>
-              <w:right w:w="140" w:type="dxa"/>
-            </w:tcMar>
-          </w:tcPr>
-          <w:p>
-            <w:r>
-              <w:rPr>
-                <w:sz w:val="19"/>
-                <w:szCs w:val="19"/>
-              </w:rPr>
-              <w:t xml:space="preserve">Orientação: Transcreva o conteúdo do arquivo </w:t>
-            </w:r>
-            <w:proofErr w:type="spellStart"/>
-            <w:r>
-              <w:rPr>
-                <w:sz w:val="19"/>
-                <w:szCs w:val="19"/>
-              </w:rPr>
-              <w:t>nginx.conf</w:t>
-            </w:r>
-            <w:proofErr w:type="spellEnd"/>
-            <w:r>
-              <w:rPr>
-                <w:sz w:val="19"/>
-                <w:szCs w:val="19"/>
-              </w:rPr>
-              <w:t xml:space="preserve"> (ou </w:t>
-            </w:r>
-            <w:proofErr w:type="spellStart"/>
-            <w:r>
-              <w:rPr>
-                <w:sz w:val="19"/>
-                <w:szCs w:val="19"/>
-              </w:rPr>
-              <w:t>default.conf</w:t>
-            </w:r>
-            <w:proofErr w:type="spellEnd"/>
-            <w:r>
-              <w:rPr>
-                <w:sz w:val="19"/>
-                <w:szCs w:val="19"/>
-              </w:rPr>
-              <w:t xml:space="preserve">) utilizado no projeto. Em seguida, explique cada bloco de configuração: server, </w:t>
-            </w:r>
-            <w:proofErr w:type="spellStart"/>
-            <w:r>
-              <w:rPr>
-                <w:sz w:val="19"/>
-                <w:szCs w:val="19"/>
-              </w:rPr>
-              <w:t>location</w:t>
-            </w:r>
-            <w:proofErr w:type="spellEnd"/>
-            <w:r>
-              <w:rPr>
-                <w:sz w:val="19"/>
-                <w:szCs w:val="19"/>
-              </w:rPr>
-              <w:t xml:space="preserve">, </w:t>
-            </w:r>
-            <w:proofErr w:type="spellStart"/>
-            <w:r>
-              <w:rPr>
-                <w:sz w:val="19"/>
-                <w:szCs w:val="19"/>
-              </w:rPr>
-              <w:t>proxy_pass</w:t>
-            </w:r>
-            <w:proofErr w:type="spellEnd"/>
-            <w:r>
-              <w:rPr>
-                <w:sz w:val="19"/>
-                <w:szCs w:val="19"/>
-              </w:rPr>
-              <w:t xml:space="preserve">, </w:t>
-            </w:r>
-            <w:proofErr w:type="spellStart"/>
-            <w:r>
-              <w:rPr>
-                <w:sz w:val="19"/>
-                <w:szCs w:val="19"/>
-              </w:rPr>
-              <w:t>upstream</w:t>
-            </w:r>
-            <w:proofErr w:type="spellEnd"/>
-            <w:r>
-              <w:rPr>
-                <w:sz w:val="19"/>
-                <w:szCs w:val="19"/>
-              </w:rPr>
-              <w:t>, cabeçalhos, etc.</w:t>
-            </w:r>
-          </w:p>
-        </w:tc>
-      </w:tr>
-    </w:tbl>
-    <w:p>
-      <w:r>
-        <w:t xml:space="preserve"> </w:t>
-      </w:r>
-    </w:p>
     <w:p>
       <w:pPr>
         <w:spacing w:before="80" w:after="60"/>
@@ -6714,25 +5730,7 @@
           <w:bCs/>
           <w:color w:val="1A3A5C"/>
         </w:rPr>
-        <w:t xml:space="preserve">Conteúdo do </w:t>
-      </w:r>
-      <w:proofErr w:type="spellStart"/>
-      <w:r>
-        <w:rPr>
-          <w:b/>
-          <w:bCs/>
-          <w:color w:val="1A3A5C"/>
-        </w:rPr>
-        <w:t>nginx.conf</w:t>
-      </w:r>
-      <w:proofErr w:type="spellEnd"/>
-      <w:r>
-        <w:rPr>
-          <w:b/>
-          <w:bCs/>
-          <w:color w:val="1A3A5C"/>
-        </w:rPr>
-        <w:t>:</w:t>
+        <w:t>Conteúdo do nginx.conf:</w:t>
       </w:r>
     </w:p>
     <w:tbl>
@@ -6808,19 +5806,18 @@
                 <w:sz w:val="18"/>
                 <w:szCs w:val="18"/>
               </w:rPr>
-              <w:t xml:space="preserve">    </w:t>
-            </w:r>
-            <w:proofErr w:type="spellStart"/>
-            <w:r>
+              <w:t>    listen 80;</w:t>
+            </w:r>
+          </w:p>
+          <w:p>
+            <w:pPr>
               <w:rPr>
                 <w:rFonts w:ascii="Courier New" w:eastAsia="Courier New" w:hAnsi="Courier New" w:cs="Courier New"/>
                 <w:color w:val="86EFAC"/>
                 <w:sz w:val="18"/>
                 <w:szCs w:val="18"/>
               </w:rPr>
-              <w:t>listen</w:t>
-            </w:r>
-            <w:proofErr w:type="spellEnd"/>
+            </w:pPr>
             <w:r>
               <w:rPr>
                 <w:rFonts w:ascii="Courier New" w:eastAsia="Courier New" w:hAnsi="Courier New" w:cs="Courier New"/>
@@ -6828,7 +5825,7 @@
                 <w:sz w:val="18"/>
                 <w:szCs w:val="18"/>
               </w:rPr>
-              <w:t xml:space="preserve"> 80;</w:t>
+              <w:t>    server_name localhost;</w:t>
             </w:r>
           </w:p>
           <w:p>
@@ -6840,16 +5837,16 @@
                 <w:szCs w:val="18"/>
               </w:rPr>
             </w:pPr>
-            <w:r>
+          </w:p>
+          <w:p>
+            <w:pPr>
               <w:rPr>
                 <w:rFonts w:ascii="Courier New" w:eastAsia="Courier New" w:hAnsi="Courier New" w:cs="Courier New"/>
                 <w:color w:val="86EFAC"/>
                 <w:sz w:val="18"/>
                 <w:szCs w:val="18"/>
               </w:rPr>
-              <w:t xml:space="preserve">    </w:t>
-            </w:r>
-            <w:proofErr w:type="spellStart"/>
+            </w:pPr>
             <w:r>
               <w:rPr>
                 <w:rFonts w:ascii="Courier New" w:eastAsia="Courier New" w:hAnsi="Courier New" w:cs="Courier New"/>
@@ -6857,19 +5854,18 @@
                 <w:sz w:val="18"/>
                 <w:szCs w:val="18"/>
               </w:rPr>
-              <w:t>server_name</w:t>
-            </w:r>
-            <w:proofErr w:type="spellEnd"/>
-            <w:r>
+              <w:t>    root /usr/share/nginx/html;</w:t>
+            </w:r>
+          </w:p>
+          <w:p>
+            <w:pPr>
               <w:rPr>
                 <w:rFonts w:ascii="Courier New" w:eastAsia="Courier New" w:hAnsi="Courier New" w:cs="Courier New"/>
                 <w:color w:val="86EFAC"/>
                 <w:sz w:val="18"/>
                 <w:szCs w:val="18"/>
               </w:rPr>
-              <w:t xml:space="preserve"> </w:t>
-            </w:r>
-            <w:proofErr w:type="spellStart"/>
+            </w:pPr>
             <w:r>
               <w:rPr>
                 <w:rFonts w:ascii="Courier New" w:eastAsia="Courier New" w:hAnsi="Courier New" w:cs="Courier New"/>
@@ -6877,18 +5873,18 @@
                 <w:sz w:val="18"/>
                 <w:szCs w:val="18"/>
               </w:rPr>
-              <w:t>localhost</w:t>
-            </w:r>
-            <w:proofErr w:type="spellEnd"/>
-            <w:r>
+              <w:t>    index index.html;</w:t>
+            </w:r>
+          </w:p>
+          <w:p>
+            <w:pPr>
               <w:rPr>
                 <w:rFonts w:ascii="Courier New" w:eastAsia="Courier New" w:hAnsi="Courier New" w:cs="Courier New"/>
                 <w:color w:val="86EFAC"/>
                 <w:sz w:val="18"/>
                 <w:szCs w:val="18"/>
               </w:rPr>
-              <w:t>;</w:t>
-            </w:r>
+            </w:pPr>
           </w:p>
           <w:p>
             <w:pPr>
@@ -6899,26 +5895,25 @@
                 <w:szCs w:val="18"/>
               </w:rPr>
             </w:pPr>
-          </w:p>
-          <w:p>
-            <w:pPr>
+            <w:r>
               <w:rPr>
                 <w:rFonts w:ascii="Courier New" w:eastAsia="Courier New" w:hAnsi="Courier New" w:cs="Courier New"/>
                 <w:color w:val="86EFAC"/>
                 <w:sz w:val="18"/>
                 <w:szCs w:val="18"/>
               </w:rPr>
-            </w:pPr>
-            <w:r>
+              <w:t>    location / {</w:t>
+            </w:r>
+          </w:p>
+          <w:p>
+            <w:pPr>
               <w:rPr>
                 <w:rFonts w:ascii="Courier New" w:eastAsia="Courier New" w:hAnsi="Courier New" w:cs="Courier New"/>
                 <w:color w:val="86EFAC"/>
                 <w:sz w:val="18"/>
                 <w:szCs w:val="18"/>
               </w:rPr>
-              <w:t>    root /</w:t>
-            </w:r>
-            <w:proofErr w:type="spellStart"/>
+            </w:pPr>
             <w:r>
               <w:rPr>
                 <w:rFonts w:ascii="Courier New" w:eastAsia="Courier New" w:hAnsi="Courier New" w:cs="Courier New"/>
@@ -6926,19 +5921,18 @@
                 <w:sz w:val="18"/>
                 <w:szCs w:val="18"/>
               </w:rPr>
-              <w:t>usr</w:t>
-            </w:r>
-            <w:proofErr w:type="spellEnd"/>
-            <w:r>
+              <w:t>        try_files $uri $uri/ /index.html;</w:t>
+            </w:r>
+          </w:p>
+          <w:p>
+            <w:pPr>
               <w:rPr>
                 <w:rFonts w:ascii="Courier New" w:eastAsia="Courier New" w:hAnsi="Courier New" w:cs="Courier New"/>
                 <w:color w:val="86EFAC"/>
                 <w:sz w:val="18"/>
                 <w:szCs w:val="18"/>
               </w:rPr>
-              <w:t>/</w:t>
-            </w:r>
-            <w:proofErr w:type="spellStart"/>
+            </w:pPr>
             <w:r>
               <w:rPr>
                 <w:rFonts w:ascii="Courier New" w:eastAsia="Courier New" w:hAnsi="Courier New" w:cs="Courier New"/>
@@ -6946,29 +5940,28 @@
                 <w:sz w:val="18"/>
                 <w:szCs w:val="18"/>
               </w:rPr>
-              <w:t>share</w:t>
-            </w:r>
-            <w:proofErr w:type="spellEnd"/>
-            <w:r>
+              <w:t>    }</w:t>
+            </w:r>
+          </w:p>
+          <w:p>
+            <w:pPr>
               <w:rPr>
                 <w:rFonts w:ascii="Courier New" w:eastAsia="Courier New" w:hAnsi="Courier New" w:cs="Courier New"/>
                 <w:color w:val="86EFAC"/>
                 <w:sz w:val="18"/>
                 <w:szCs w:val="18"/>
               </w:rPr>
-              <w:t>/</w:t>
-            </w:r>
-            <w:proofErr w:type="spellStart"/>
-            <w:r>
+            </w:pPr>
+          </w:p>
+          <w:p>
+            <w:pPr>
               <w:rPr>
                 <w:rFonts w:ascii="Courier New" w:eastAsia="Courier New" w:hAnsi="Courier New" w:cs="Courier New"/>
                 <w:color w:val="86EFAC"/>
                 <w:sz w:val="18"/>
                 <w:szCs w:val="18"/>
               </w:rPr>
-              <w:t>nginx</w:t>
-            </w:r>
-            <w:proofErr w:type="spellEnd"/>
+            </w:pPr>
             <w:r>
               <w:rPr>
                 <w:rFonts w:ascii="Courier New" w:eastAsia="Courier New" w:hAnsi="Courier New" w:cs="Courier New"/>
@@ -6976,19 +5969,18 @@
                 <w:sz w:val="18"/>
                 <w:szCs w:val="18"/>
               </w:rPr>
-              <w:t>/</w:t>
-            </w:r>
-            <w:proofErr w:type="spellStart"/>
-            <w:r>
+              <w:t>    location /api/ {</w:t>
+            </w:r>
+          </w:p>
+          <w:p>
+            <w:pPr>
               <w:rPr>
                 <w:rFonts w:ascii="Courier New" w:eastAsia="Courier New" w:hAnsi="Courier New" w:cs="Courier New"/>
                 <w:color w:val="86EFAC"/>
                 <w:sz w:val="18"/>
                 <w:szCs w:val="18"/>
               </w:rPr>
-              <w:t>html</w:t>
-            </w:r>
-            <w:proofErr w:type="spellEnd"/>
+            </w:pPr>
             <w:r>
               <w:rPr>
                 <w:rFonts w:ascii="Courier New" w:eastAsia="Courier New" w:hAnsi="Courier New" w:cs="Courier New"/>
@@ -6996,7 +5988,7 @@
                 <w:sz w:val="18"/>
                 <w:szCs w:val="18"/>
               </w:rPr>
-              <w:t>;</w:t>
+              <w:t>        proxy_pass http://api:5000/;</w:t>
             </w:r>
           </w:p>
           <w:p>
@@ -7015,7 +6007,7 @@
                 <w:sz w:val="18"/>
                 <w:szCs w:val="18"/>
               </w:rPr>
-              <w:t>    index index.html;</w:t>
+              <w:t>        proxy_http_version 1.1;</w:t>
             </w:r>
           </w:p>
           <w:p>
@@ -7027,26 +6019,25 @@
                 <w:szCs w:val="18"/>
               </w:rPr>
             </w:pPr>
-          </w:p>
-          <w:p>
-            <w:pPr>
+            <w:r>
               <w:rPr>
                 <w:rFonts w:ascii="Courier New" w:eastAsia="Courier New" w:hAnsi="Courier New" w:cs="Courier New"/>
                 <w:color w:val="86EFAC"/>
                 <w:sz w:val="18"/>
                 <w:szCs w:val="18"/>
               </w:rPr>
-            </w:pPr>
-            <w:r>
+              <w:t>        proxy_set_header Host $host;</w:t>
+            </w:r>
+          </w:p>
+          <w:p>
+            <w:pPr>
               <w:rPr>
                 <w:rFonts w:ascii="Courier New" w:eastAsia="Courier New" w:hAnsi="Courier New" w:cs="Courier New"/>
                 <w:color w:val="86EFAC"/>
                 <w:sz w:val="18"/>
                 <w:szCs w:val="18"/>
               </w:rPr>
-              <w:t xml:space="preserve">    </w:t>
-            </w:r>
-            <w:proofErr w:type="spellStart"/>
+            </w:pPr>
             <w:r>
               <w:rPr>
                 <w:rFonts w:ascii="Courier New" w:eastAsia="Courier New" w:hAnsi="Courier New" w:cs="Courier New"/>
@@ -7054,38 +6045,38 @@
                 <w:sz w:val="18"/>
                 <w:szCs w:val="18"/>
               </w:rPr>
-              <w:t>location</w:t>
-            </w:r>
-            <w:proofErr w:type="spellEnd"/>
-            <w:r>
+              <w:lastRenderedPageBreak/>
+              <w:t>        proxy_set_header X-Real-IP $remote_addr;</w:t>
+            </w:r>
+          </w:p>
+          <w:p>
+            <w:pPr>
               <w:rPr>
                 <w:rFonts w:ascii="Courier New" w:eastAsia="Courier New" w:hAnsi="Courier New" w:cs="Courier New"/>
                 <w:color w:val="86EFAC"/>
                 <w:sz w:val="18"/>
                 <w:szCs w:val="18"/>
               </w:rPr>
-              <w:t xml:space="preserve"> / {</w:t>
-            </w:r>
-          </w:p>
-          <w:p>
-            <w:pPr>
+            </w:pPr>
+            <w:r>
               <w:rPr>
                 <w:rFonts w:ascii="Courier New" w:eastAsia="Courier New" w:hAnsi="Courier New" w:cs="Courier New"/>
                 <w:color w:val="86EFAC"/>
                 <w:sz w:val="18"/>
                 <w:szCs w:val="18"/>
               </w:rPr>
-            </w:pPr>
-            <w:r>
+              <w:t>        proxy_set_header X-Forwarded-For $proxy_add_x_forwarded_for;</w:t>
+            </w:r>
+          </w:p>
+          <w:p>
+            <w:pPr>
               <w:rPr>
                 <w:rFonts w:ascii="Courier New" w:eastAsia="Courier New" w:hAnsi="Courier New" w:cs="Courier New"/>
                 <w:color w:val="86EFAC"/>
                 <w:sz w:val="18"/>
                 <w:szCs w:val="18"/>
               </w:rPr>
-              <w:t xml:space="preserve">        </w:t>
-            </w:r>
-            <w:proofErr w:type="spellStart"/>
+            </w:pPr>
             <w:r>
               <w:rPr>
                 <w:rFonts w:ascii="Courier New" w:eastAsia="Courier New" w:hAnsi="Courier New" w:cs="Courier New"/>
@@ -7093,439 +6084,7 @@
                 <w:sz w:val="18"/>
                 <w:szCs w:val="18"/>
               </w:rPr>
-              <w:t>try_files</w:t>
-            </w:r>
-            <w:proofErr w:type="spellEnd"/>
-            <w:r>
-              <w:rPr>
-                <w:rFonts w:ascii="Courier New" w:eastAsia="Courier New" w:hAnsi="Courier New" w:cs="Courier New"/>
-                <w:color w:val="86EFAC"/>
-                <w:sz w:val="18"/>
-                <w:szCs w:val="18"/>
-              </w:rPr>
-              <w:t xml:space="preserve"> $uri $uri/ /index.html;</w:t>
-            </w:r>
-          </w:p>
-          <w:p>
-            <w:pPr>
-              <w:rPr>
-                <w:rFonts w:ascii="Courier New" w:eastAsia="Courier New" w:hAnsi="Courier New" w:cs="Courier New"/>
-                <w:color w:val="86EFAC"/>
-                <w:sz w:val="18"/>
-                <w:szCs w:val="18"/>
-              </w:rPr>
-            </w:pPr>
-            <w:r>
-              <w:rPr>
-                <w:rFonts w:ascii="Courier New" w:eastAsia="Courier New" w:hAnsi="Courier New" w:cs="Courier New"/>
-                <w:color w:val="86EFAC"/>
-                <w:sz w:val="18"/>
-                <w:szCs w:val="18"/>
-              </w:rPr>
-              <w:t>    }</w:t>
-            </w:r>
-          </w:p>
-          <w:p>
-            <w:pPr>
-              <w:rPr>
-                <w:rFonts w:ascii="Courier New" w:eastAsia="Courier New" w:hAnsi="Courier New" w:cs="Courier New"/>
-                <w:color w:val="86EFAC"/>
-                <w:sz w:val="18"/>
-                <w:szCs w:val="18"/>
-              </w:rPr>
-            </w:pPr>
-          </w:p>
-          <w:p>
-            <w:pPr>
-              <w:rPr>
-                <w:rFonts w:ascii="Courier New" w:eastAsia="Courier New" w:hAnsi="Courier New" w:cs="Courier New"/>
-                <w:color w:val="86EFAC"/>
-                <w:sz w:val="18"/>
-                <w:szCs w:val="18"/>
-              </w:rPr>
-            </w:pPr>
-            <w:r>
-              <w:rPr>
-                <w:rFonts w:ascii="Courier New" w:eastAsia="Courier New" w:hAnsi="Courier New" w:cs="Courier New"/>
-                <w:color w:val="86EFAC"/>
-                <w:sz w:val="18"/>
-                <w:szCs w:val="18"/>
-              </w:rPr>
-              <w:t xml:space="preserve">    </w:t>
-            </w:r>
-            <w:proofErr w:type="spellStart"/>
-            <w:r>
-              <w:rPr>
-                <w:rFonts w:ascii="Courier New" w:eastAsia="Courier New" w:hAnsi="Courier New" w:cs="Courier New"/>
-                <w:color w:val="86EFAC"/>
-                <w:sz w:val="18"/>
-                <w:szCs w:val="18"/>
-              </w:rPr>
-              <w:t>location</w:t>
-            </w:r>
-            <w:proofErr w:type="spellEnd"/>
-            <w:r>
-              <w:rPr>
-                <w:rFonts w:ascii="Courier New" w:eastAsia="Courier New" w:hAnsi="Courier New" w:cs="Courier New"/>
-                <w:color w:val="86EFAC"/>
-                <w:sz w:val="18"/>
-                <w:szCs w:val="18"/>
-              </w:rPr>
-              <w:t xml:space="preserve"> /api/ {</w:t>
-            </w:r>
-          </w:p>
-          <w:p>
-            <w:pPr>
-              <w:rPr>
-                <w:rFonts w:ascii="Courier New" w:eastAsia="Courier New" w:hAnsi="Courier New" w:cs="Courier New"/>
-                <w:color w:val="86EFAC"/>
-                <w:sz w:val="18"/>
-                <w:szCs w:val="18"/>
-              </w:rPr>
-            </w:pPr>
-            <w:r>
-              <w:rPr>
-                <w:rFonts w:ascii="Courier New" w:eastAsia="Courier New" w:hAnsi="Courier New" w:cs="Courier New"/>
-                <w:color w:val="86EFAC"/>
-                <w:sz w:val="18"/>
-                <w:szCs w:val="18"/>
-              </w:rPr>
-              <w:t xml:space="preserve">        </w:t>
-            </w:r>
-            <w:proofErr w:type="spellStart"/>
-            <w:r>
-              <w:rPr>
-                <w:rFonts w:ascii="Courier New" w:eastAsia="Courier New" w:hAnsi="Courier New" w:cs="Courier New"/>
-                <w:color w:val="86EFAC"/>
-                <w:sz w:val="18"/>
-                <w:szCs w:val="18"/>
-              </w:rPr>
-              <w:t>proxy_pass</w:t>
-            </w:r>
-            <w:proofErr w:type="spellEnd"/>
-            <w:r>
-              <w:rPr>
-                <w:rFonts w:ascii="Courier New" w:eastAsia="Courier New" w:hAnsi="Courier New" w:cs="Courier New"/>
-                <w:color w:val="86EFAC"/>
-                <w:sz w:val="18"/>
-                <w:szCs w:val="18"/>
-              </w:rPr>
-              <w:t xml:space="preserve"> http://api:5000/;</w:t>
-            </w:r>
-          </w:p>
-          <w:p>
-            <w:pPr>
-              <w:rPr>
-                <w:rFonts w:ascii="Courier New" w:eastAsia="Courier New" w:hAnsi="Courier New" w:cs="Courier New"/>
-                <w:color w:val="86EFAC"/>
-                <w:sz w:val="18"/>
-                <w:szCs w:val="18"/>
-              </w:rPr>
-            </w:pPr>
-            <w:r>
-              <w:rPr>
-                <w:rFonts w:ascii="Courier New" w:eastAsia="Courier New" w:hAnsi="Courier New" w:cs="Courier New"/>
-                <w:color w:val="86EFAC"/>
-                <w:sz w:val="18"/>
-                <w:szCs w:val="18"/>
-              </w:rPr>
-              <w:t xml:space="preserve">        </w:t>
-            </w:r>
-            <w:proofErr w:type="spellStart"/>
-            <w:r>
-              <w:rPr>
-                <w:rFonts w:ascii="Courier New" w:eastAsia="Courier New" w:hAnsi="Courier New" w:cs="Courier New"/>
-                <w:color w:val="86EFAC"/>
-                <w:sz w:val="18"/>
-                <w:szCs w:val="18"/>
-              </w:rPr>
-              <w:t>proxy_http_version</w:t>
-            </w:r>
-            <w:proofErr w:type="spellEnd"/>
-            <w:r>
-              <w:rPr>
-                <w:rFonts w:ascii="Courier New" w:eastAsia="Courier New" w:hAnsi="Courier New" w:cs="Courier New"/>
-                <w:color w:val="86EFAC"/>
-                <w:sz w:val="18"/>
-                <w:szCs w:val="18"/>
-              </w:rPr>
-              <w:t xml:space="preserve"> 1.1;</w:t>
-            </w:r>
-          </w:p>
-          <w:p>
-            <w:pPr>
-              <w:rPr>
-                <w:rFonts w:ascii="Courier New" w:eastAsia="Courier New" w:hAnsi="Courier New" w:cs="Courier New"/>
-                <w:color w:val="86EFAC"/>
-                <w:sz w:val="18"/>
-                <w:szCs w:val="18"/>
-              </w:rPr>
-            </w:pPr>
-            <w:r>
-              <w:rPr>
-                <w:rFonts w:ascii="Courier New" w:eastAsia="Courier New" w:hAnsi="Courier New" w:cs="Courier New"/>
-                <w:color w:val="86EFAC"/>
-                <w:sz w:val="18"/>
-                <w:szCs w:val="18"/>
-              </w:rPr>
-              <w:t xml:space="preserve">        </w:t>
-            </w:r>
-            <w:proofErr w:type="spellStart"/>
-            <w:r>
-              <w:rPr>
-                <w:rFonts w:ascii="Courier New" w:eastAsia="Courier New" w:hAnsi="Courier New" w:cs="Courier New"/>
-                <w:color w:val="86EFAC"/>
-                <w:sz w:val="18"/>
-                <w:szCs w:val="18"/>
-              </w:rPr>
-              <w:t>proxy_set_header</w:t>
-            </w:r>
-            <w:proofErr w:type="spellEnd"/>
-            <w:r>
-              <w:rPr>
-                <w:rFonts w:ascii="Courier New" w:eastAsia="Courier New" w:hAnsi="Courier New" w:cs="Courier New"/>
-                <w:color w:val="86EFAC"/>
-                <w:sz w:val="18"/>
-                <w:szCs w:val="18"/>
-              </w:rPr>
-              <w:t xml:space="preserve"> Host $host;</w:t>
-            </w:r>
-          </w:p>
-          <w:p>
-            <w:pPr>
-              <w:rPr>
-                <w:rFonts w:ascii="Courier New" w:eastAsia="Courier New" w:hAnsi="Courier New" w:cs="Courier New"/>
-                <w:color w:val="86EFAC"/>
-                <w:sz w:val="18"/>
-                <w:szCs w:val="18"/>
-              </w:rPr>
-            </w:pPr>
-            <w:r>
-              <w:rPr>
-                <w:rFonts w:ascii="Courier New" w:eastAsia="Courier New" w:hAnsi="Courier New" w:cs="Courier New"/>
-                <w:color w:val="86EFAC"/>
-                <w:sz w:val="18"/>
-                <w:szCs w:val="18"/>
-              </w:rPr>
-              <w:t xml:space="preserve">        </w:t>
-            </w:r>
-            <w:proofErr w:type="spellStart"/>
-            <w:r>
-              <w:rPr>
-                <w:rFonts w:ascii="Courier New" w:eastAsia="Courier New" w:hAnsi="Courier New" w:cs="Courier New"/>
-                <w:color w:val="86EFAC"/>
-                <w:sz w:val="18"/>
-                <w:szCs w:val="18"/>
-              </w:rPr>
-              <w:t>proxy_set_header</w:t>
-            </w:r>
-            <w:proofErr w:type="spellEnd"/>
-            <w:r>
-              <w:rPr>
-                <w:rFonts w:ascii="Courier New" w:eastAsia="Courier New" w:hAnsi="Courier New" w:cs="Courier New"/>
-                <w:color w:val="86EFAC"/>
-                <w:sz w:val="18"/>
-                <w:szCs w:val="18"/>
-              </w:rPr>
-              <w:t xml:space="preserve"> X-Real-IP $</w:t>
-            </w:r>
-            <w:proofErr w:type="spellStart"/>
-            <w:r>
-              <w:rPr>
-                <w:rFonts w:ascii="Courier New" w:eastAsia="Courier New" w:hAnsi="Courier New" w:cs="Courier New"/>
-                <w:color w:val="86EFAC"/>
-                <w:sz w:val="18"/>
-                <w:szCs w:val="18"/>
-              </w:rPr>
-              <w:t>remote_addr</w:t>
-            </w:r>
-            <w:proofErr w:type="spellEnd"/>
-            <w:r>
-              <w:rPr>
-                <w:rFonts w:ascii="Courier New" w:eastAsia="Courier New" w:hAnsi="Courier New" w:cs="Courier New"/>
-                <w:color w:val="86EFAC"/>
-                <w:sz w:val="18"/>
-                <w:szCs w:val="18"/>
-              </w:rPr>
-              <w:t>;</w:t>
-            </w:r>
-          </w:p>
-          <w:p>
-            <w:pPr>
-              <w:rPr>
-                <w:rFonts w:ascii="Courier New" w:eastAsia="Courier New" w:hAnsi="Courier New" w:cs="Courier New"/>
-                <w:color w:val="86EFAC"/>
-                <w:sz w:val="18"/>
-                <w:szCs w:val="18"/>
-              </w:rPr>
-            </w:pPr>
-            <w:r>
-              <w:rPr>
-                <w:rFonts w:ascii="Courier New" w:eastAsia="Courier New" w:hAnsi="Courier New" w:cs="Courier New"/>
-                <w:color w:val="86EFAC"/>
-                <w:sz w:val="18"/>
-                <w:szCs w:val="18"/>
-              </w:rPr>
-              <w:t xml:space="preserve">        </w:t>
-            </w:r>
-            <w:proofErr w:type="spellStart"/>
-            <w:r>
-              <w:rPr>
-                <w:rFonts w:ascii="Courier New" w:eastAsia="Courier New" w:hAnsi="Courier New" w:cs="Courier New"/>
-                <w:color w:val="86EFAC"/>
-                <w:sz w:val="18"/>
-                <w:szCs w:val="18"/>
-              </w:rPr>
-              <w:t>proxy_set_header</w:t>
-            </w:r>
-            <w:proofErr w:type="spellEnd"/>
-            <w:r>
-              <w:rPr>
-                <w:rFonts w:ascii="Courier New" w:eastAsia="Courier New" w:hAnsi="Courier New" w:cs="Courier New"/>
-                <w:color w:val="86EFAC"/>
-                <w:sz w:val="18"/>
-                <w:szCs w:val="18"/>
-              </w:rPr>
-              <w:t xml:space="preserve"> X-</w:t>
-            </w:r>
-            <w:proofErr w:type="spellStart"/>
-            <w:r>
-              <w:rPr>
-                <w:rFonts w:ascii="Courier New" w:eastAsia="Courier New" w:hAnsi="Courier New" w:cs="Courier New"/>
-                <w:color w:val="86EFAC"/>
-                <w:sz w:val="18"/>
-                <w:szCs w:val="18"/>
-              </w:rPr>
-              <w:t>Forwarded</w:t>
-            </w:r>
-            <w:proofErr w:type="spellEnd"/>
-            <w:r>
-              <w:rPr>
-                <w:rFonts w:ascii="Courier New" w:eastAsia="Courier New" w:hAnsi="Courier New" w:cs="Courier New"/>
-                <w:color w:val="86EFAC"/>
-                <w:sz w:val="18"/>
-                <w:szCs w:val="18"/>
-              </w:rPr>
-              <w:t>-For $</w:t>
-            </w:r>
-            <w:proofErr w:type="spellStart"/>
-            <w:r>
-              <w:rPr>
-                <w:rFonts w:ascii="Courier New" w:eastAsia="Courier New" w:hAnsi="Courier New" w:cs="Courier New"/>
-                <w:color w:val="86EFAC"/>
-                <w:sz w:val="18"/>
-                <w:szCs w:val="18"/>
-              </w:rPr>
-              <w:t>proxy_add_x_forwarded_for</w:t>
-            </w:r>
-            <w:proofErr w:type="spellEnd"/>
-            <w:r>
-              <w:rPr>
-                <w:rFonts w:ascii="Courier New" w:eastAsia="Courier New" w:hAnsi="Courier New" w:cs="Courier New"/>
-                <w:color w:val="86EFAC"/>
-                <w:sz w:val="18"/>
-                <w:szCs w:val="18"/>
-              </w:rPr>
-              <w:t>;</w:t>
-            </w:r>
-          </w:p>
-          <w:p>
-            <w:pPr>
-              <w:rPr>
-                <w:rFonts w:ascii="Courier New" w:eastAsia="Courier New" w:hAnsi="Courier New" w:cs="Courier New"/>
-                <w:color w:val="86EFAC"/>
-                <w:sz w:val="18"/>
-                <w:szCs w:val="18"/>
-              </w:rPr>
-            </w:pPr>
-            <w:r>
-              <w:rPr>
-                <w:rFonts w:ascii="Courier New" w:eastAsia="Courier New" w:hAnsi="Courier New" w:cs="Courier New"/>
-                <w:color w:val="86EFAC"/>
-                <w:sz w:val="18"/>
-                <w:szCs w:val="18"/>
-              </w:rPr>
-              <w:t xml:space="preserve">        </w:t>
-            </w:r>
-            <w:proofErr w:type="spellStart"/>
-            <w:r>
-              <w:rPr>
-                <w:rFonts w:ascii="Courier New" w:eastAsia="Courier New" w:hAnsi="Courier New" w:cs="Courier New"/>
-                <w:color w:val="86EFAC"/>
-                <w:sz w:val="18"/>
-                <w:szCs w:val="18"/>
-              </w:rPr>
-              <w:t>proxy_set_header</w:t>
-            </w:r>
-            <w:proofErr w:type="spellEnd"/>
-            <w:r>
-              <w:rPr>
-                <w:rFonts w:ascii="Courier New" w:eastAsia="Courier New" w:hAnsi="Courier New" w:cs="Courier New"/>
-                <w:color w:val="86EFAC"/>
-                <w:sz w:val="18"/>
-                <w:szCs w:val="18"/>
-              </w:rPr>
-              <w:t xml:space="preserve"> X-</w:t>
-            </w:r>
-            <w:proofErr w:type="spellStart"/>
-            <w:r>
-              <w:rPr>
-                <w:rFonts w:ascii="Courier New" w:eastAsia="Courier New" w:hAnsi="Courier New" w:cs="Courier New"/>
-                <w:color w:val="86EFAC"/>
-                <w:sz w:val="18"/>
-                <w:szCs w:val="18"/>
-              </w:rPr>
-              <w:t>Forwarded</w:t>
-            </w:r>
-            <w:proofErr w:type="spellEnd"/>
-            <w:r>
-              <w:rPr>
-                <w:rFonts w:ascii="Courier New" w:eastAsia="Courier New" w:hAnsi="Courier New" w:cs="Courier New"/>
-                <w:color w:val="86EFAC"/>
-                <w:sz w:val="18"/>
-                <w:szCs w:val="18"/>
-              </w:rPr>
-              <w:t>-</w:t>
-            </w:r>
-            <w:proofErr w:type="spellStart"/>
-            <w:r>
-              <w:rPr>
-                <w:rFonts w:ascii="Courier New" w:eastAsia="Courier New" w:hAnsi="Courier New" w:cs="Courier New"/>
-                <w:color w:val="86EFAC"/>
-                <w:sz w:val="18"/>
-                <w:szCs w:val="18"/>
-              </w:rPr>
-              <w:t>Proto</w:t>
-            </w:r>
-            <w:proofErr w:type="spellEnd"/>
-            <w:r>
-              <w:rPr>
-                <w:rFonts w:ascii="Courier New" w:eastAsia="Courier New" w:hAnsi="Courier New" w:cs="Courier New"/>
-                <w:color w:val="86EFAC"/>
-                <w:sz w:val="18"/>
-                <w:szCs w:val="18"/>
-              </w:rPr>
-              <w:t xml:space="preserve"> $</w:t>
-            </w:r>
-            <w:proofErr w:type="spellStart"/>
-            <w:r>
-              <w:rPr>
-                <w:rFonts w:ascii="Courier New" w:eastAsia="Courier New" w:hAnsi="Courier New" w:cs="Courier New"/>
-                <w:color w:val="86EFAC"/>
-                <w:sz w:val="18"/>
-                <w:szCs w:val="18"/>
-              </w:rPr>
-              <w:t>scheme</w:t>
-            </w:r>
-            <w:proofErr w:type="spellEnd"/>
-            <w:r>
-              <w:rPr>
-                <w:rFonts w:ascii="Courier New" w:eastAsia="Courier New" w:hAnsi="Courier New" w:cs="Courier New"/>
-                <w:color w:val="86EFAC"/>
-                <w:sz w:val="18"/>
-                <w:szCs w:val="18"/>
-              </w:rPr>
-              <w:t>;</w:t>
+              <w:t>        proxy_set_header X-Forwarded-Proto $scheme;</w:t>
             </w:r>
           </w:p>
           <w:p>
@@ -7571,6 +6130,7 @@
     </w:tbl>
     <w:p>
       <w:r>
+        <w:lastRenderedPageBreak/>
         <w:t xml:space="preserve"> </w:t>
       </w:r>
     </w:p>
@@ -7598,13 +6158,8 @@
       <w:pPr>
         <w:spacing w:before="120" w:after="40"/>
       </w:pPr>
-      <w:proofErr w:type="spellStart"/>
       <w:r>
-        <w:t>Server_name</w:t>
-      </w:r>
-      <w:proofErr w:type="spellEnd"/>
-      <w:r>
-        <w:t xml:space="preserve">: </w:t>
+        <w:t xml:space="preserve">Server_name: </w:t>
       </w:r>
       <w:r>
         <w:t>N</w:t>
@@ -7619,15 +6174,7 @@
         <w:t xml:space="preserve">os usuários </w:t>
       </w:r>
       <w:r>
-        <w:t>até o front-</w:t>
-      </w:r>
-      <w:proofErr w:type="spellStart"/>
-      <w:r>
-        <w:t>end</w:t>
-      </w:r>
-      <w:proofErr w:type="spellEnd"/>
-      <w:r>
-        <w:t xml:space="preserve"> da aplicação</w:t>
+        <w:t>até o front-end da aplicação</w:t>
       </w:r>
     </w:p>
     <w:p>
@@ -7636,19 +6183,9 @@
           <w:bottom w:val="single" w:sz="4" w:space="0" w:color="CBD5E1"/>
         </w:pBdr>
       </w:pPr>
-      <w:proofErr w:type="spellStart"/>
       <w:r>
-        <w:t>Listen</w:t>
+        <w:t>Listen: Indica qual porta será escutada pelo nginx</w:t>
       </w:r>
-      <w:proofErr w:type="spellEnd"/>
-      <w:r>
-        <w:t xml:space="preserve">: Indica qual porta será escutada pelo </w:t>
-      </w:r>
-      <w:proofErr w:type="spellStart"/>
-      <w:r>
-        <w:t>nginx</w:t>
-      </w:r>
-      <w:proofErr w:type="spellEnd"/>
     </w:p>
     <w:p>
       <w:pPr>
@@ -7656,13 +6193,8 @@
           <w:bottom w:val="single" w:sz="4" w:space="0" w:color="CBD5E1"/>
         </w:pBdr>
       </w:pPr>
-      <w:proofErr w:type="spellStart"/>
       <w:r>
-        <w:t>Proxy_pass</w:t>
-      </w:r>
-      <w:proofErr w:type="spellEnd"/>
-      <w:r>
-        <w:t>: Indica qual a porta que a aplicação se situa para que o proxy reverso estabeleça a comunicação com o site.</w:t>
+        <w:t>Proxy_pass: Indica qual a porta que a aplicação se situa para que o proxy reverso estabeleça a comunicação com o site.</w:t>
       </w:r>
     </w:p>
     <w:p>
@@ -7828,24 +6360,7 @@
                 <w:sz w:val="19"/>
                 <w:szCs w:val="19"/>
               </w:rPr>
-              <w:lastRenderedPageBreak/>
-              <w:t xml:space="preserve">Orientação: Inclua prints das capturas realizadas no </w:t>
-            </w:r>
-            <w:proofErr w:type="spellStart"/>
-            <w:r>
-              <w:rPr>
-                <w:sz w:val="19"/>
-                <w:szCs w:val="19"/>
-              </w:rPr>
-              <w:t>Wireshark</w:t>
-            </w:r>
-            <w:proofErr w:type="spellEnd"/>
-            <w:r>
-              <w:rPr>
-                <w:sz w:val="19"/>
-                <w:szCs w:val="19"/>
-              </w:rPr>
-              <w:t xml:space="preserve"> durante o uso da aplicação. Analise ao menos 3 pacotes distintos, identificando: protocolo, IP de origem/destino, porta, tipo de requisição e conteúdo relevante.</w:t>
+              <w:t>Orientação: Inclua prints das capturas realizadas no Wireshark durante o uso da aplicação. Analise ao menos 3 pacotes distintos, identificando: protocolo, IP de origem/destino, porta, tipo de requisição e conteúdo relevante.</w:t>
             </w:r>
           </w:p>
         </w:tc>
@@ -8714,7 +7229,6 @@
       <w:pPr>
         <w:spacing w:before="40" w:after="40"/>
       </w:pPr>
-      <w:proofErr w:type="gramStart"/>
       <w:r>
         <w:rPr>
           <w:i/>
@@ -8723,53 +7237,8 @@
           <w:sz w:val="18"/>
           <w:szCs w:val="18"/>
         </w:rPr>
-        <w:t>[ Espaço</w:t>
+        <w:t>[ Espaço para colar prints do Wireshark — mínimo 2 capturas de tela ]</w:t>
       </w:r>
-      <w:proofErr w:type="gramEnd"/>
-      <w:r>
-        <w:rPr>
-          <w:i/>
-          <w:iCs/>
-          <w:color w:val="6B7280"/>
-          <w:sz w:val="18"/>
-          <w:szCs w:val="18"/>
-        </w:rPr>
-        <w:t xml:space="preserve"> para colar prints do </w:t>
-      </w:r>
-      <w:proofErr w:type="spellStart"/>
-      <w:r>
-        <w:rPr>
-          <w:i/>
-          <w:iCs/>
-          <w:color w:val="6B7280"/>
-          <w:sz w:val="18"/>
-          <w:szCs w:val="18"/>
-        </w:rPr>
-        <w:t>Wireshark</w:t>
-      </w:r>
-      <w:proofErr w:type="spellEnd"/>
-      <w:r>
-        <w:rPr>
-          <w:i/>
-          <w:iCs/>
-          <w:color w:val="6B7280"/>
-          <w:sz w:val="18"/>
-          <w:szCs w:val="18"/>
-        </w:rPr>
-        <w:t xml:space="preserve"> — mínimo 2 capturas de </w:t>
-      </w:r>
-      <w:proofErr w:type="gramStart"/>
-      <w:r>
-        <w:rPr>
-          <w:i/>
-          <w:iCs/>
-          <w:color w:val="6B7280"/>
-          <w:sz w:val="18"/>
-          <w:szCs w:val="18"/>
-        </w:rPr>
-        <w:t>tela ]</w:t>
-      </w:r>
-      <w:proofErr w:type="gramEnd"/>
     </w:p>
     <w:p>
       <w:pPr>
@@ -8985,55 +7454,7 @@
                 <w:sz w:val="19"/>
                 <w:szCs w:val="19"/>
               </w:rPr>
-              <w:t xml:space="preserve">Orientação: O repositório deve estar público ou com acesso compartilhado com o professor. O código deve conter: </w:t>
-            </w:r>
-            <w:proofErr w:type="spellStart"/>
-            <w:r>
-              <w:rPr>
-                <w:sz w:val="19"/>
-                <w:szCs w:val="19"/>
-              </w:rPr>
-              <w:t>docker-compose.yml</w:t>
-            </w:r>
-            <w:proofErr w:type="spellEnd"/>
-            <w:r>
-              <w:rPr>
-                <w:sz w:val="19"/>
-                <w:szCs w:val="19"/>
-              </w:rPr>
-              <w:t xml:space="preserve">, </w:t>
-            </w:r>
-            <w:proofErr w:type="spellStart"/>
-            <w:r>
-              <w:rPr>
-                <w:sz w:val="19"/>
-                <w:szCs w:val="19"/>
-              </w:rPr>
-              <w:t>Dockerfile</w:t>
-            </w:r>
-            <w:proofErr w:type="spellEnd"/>
-            <w:r>
-              <w:rPr>
-                <w:sz w:val="19"/>
-                <w:szCs w:val="19"/>
-              </w:rPr>
-              <w:t xml:space="preserve">(s), código da API, configuração do </w:t>
-            </w:r>
-            <w:proofErr w:type="spellStart"/>
-            <w:r>
-              <w:rPr>
-                <w:sz w:val="19"/>
-                <w:szCs w:val="19"/>
-              </w:rPr>
-              <w:t>Nginx</w:t>
-            </w:r>
-            <w:proofErr w:type="spellEnd"/>
-            <w:r>
-              <w:rPr>
-                <w:sz w:val="19"/>
-                <w:szCs w:val="19"/>
-              </w:rPr>
-              <w:t xml:space="preserve"> e arquivos do front-end. Um arquivo README.md com instruções de execução é obrigatório.</w:t>
+              <w:t>Orientação: O repositório deve estar público ou com acesso compartilhado com o professor. O código deve conter: docker-compose.yml, Dockerfile(s), código da API, configuração do Nginx e arquivos do front-end. Um arquivo README.md com instruções de execução é obrigatório.</w:t>
             </w:r>
           </w:p>
         </w:tc>
@@ -9089,23 +7510,7 @@
                 <w:sz w:val="18"/>
                 <w:szCs w:val="18"/>
               </w:rPr>
-              <w:t xml:space="preserve">URL do Repositório </w:t>
-            </w:r>
-            <w:proofErr w:type="spellStart"/>
-            <w:r>
-              <w:rPr>
-                <w:sz w:val="18"/>
-                <w:szCs w:val="18"/>
-              </w:rPr>
-              <w:t>Git</w:t>
-            </w:r>
-            <w:proofErr w:type="spellEnd"/>
-            <w:r>
-              <w:rPr>
-                <w:sz w:val="18"/>
-                <w:szCs w:val="18"/>
-              </w:rPr>
-              <w:t>:</w:t>
+              <w:t>URL do Repositório Git:</w:t>
             </w:r>
           </w:p>
         </w:tc>
@@ -9128,14 +7533,12 @@
           </w:tcPr>
           <w:p>
             <w:hyperlink r:id="rId9" w:history="1">
-              <w:proofErr w:type="spellStart"/>
               <w:r>
                 <w:rPr>
                   <w:rStyle w:val="Hyperlink"/>
                 </w:rPr>
                 <w:t>APIProjeto</w:t>
               </w:r>
-              <w:proofErr w:type="spellEnd"/>
             </w:hyperlink>
           </w:p>
         </w:tc>
@@ -9164,23 +7567,8 @@
                 <w:sz w:val="18"/>
                 <w:szCs w:val="18"/>
               </w:rPr>
-              <w:t xml:space="preserve">Plataforma (GitHub / </w:t>
-            </w:r>
-            <w:proofErr w:type="spellStart"/>
-            <w:r>
-              <w:rPr>
-                <w:sz w:val="18"/>
-                <w:szCs w:val="18"/>
-              </w:rPr>
-              <w:t>GitLab</w:t>
-            </w:r>
-            <w:proofErr w:type="spellEnd"/>
-            <w:r>
-              <w:rPr>
-                <w:sz w:val="18"/>
-                <w:szCs w:val="18"/>
-              </w:rPr>
-              <w:t xml:space="preserve"> / etc.):</w:t>
+              <w:lastRenderedPageBreak/>
+              <w:t>Plataforma (GitHub / GitLab / etc.):</w:t>
             </w:r>
           </w:p>
         </w:tc>
@@ -9254,7 +7642,6 @@
             </w:tcMar>
           </w:tcPr>
           <w:p>
-            <w:proofErr w:type="spellStart"/>
             <w:r>
               <w:rPr>
                 <w:sz w:val="18"/>
@@ -9262,7 +7649,6 @@
               </w:rPr>
               <w:t>main</w:t>
             </w:r>
-            <w:proofErr w:type="spellEnd"/>
           </w:p>
         </w:tc>
       </w:tr>
@@ -9312,21 +7698,12 @@
             </w:tcMar>
           </w:tcPr>
           <w:p>
-            <w:proofErr w:type="gramStart"/>
-            <w:r>
-              <w:rPr>
-                <w:sz w:val="18"/>
-                <w:szCs w:val="18"/>
-              </w:rPr>
-              <w:t>Sim  /</w:t>
-            </w:r>
-            <w:proofErr w:type="gramEnd"/>
-            <w:r>
-              <w:rPr>
-                <w:sz w:val="18"/>
-                <w:szCs w:val="18"/>
-              </w:rPr>
-              <w:t xml:space="preserve">  Não</w:t>
+            <w:r>
+              <w:rPr>
+                <w:sz w:val="18"/>
+                <w:szCs w:val="18"/>
+              </w:rPr>
+              <w:t>Sim</w:t>
             </w:r>
           </w:p>
         </w:tc>
@@ -9439,71 +7816,7 @@
                 <w:sz w:val="19"/>
                 <w:szCs w:val="19"/>
               </w:rPr>
-              <w:t xml:space="preserve">Orientação: Grave um vídeo de até 10 minutos demonstrando o funcionamento do projeto. O vídeo deve mostrar: inicialização com </w:t>
-            </w:r>
-            <w:proofErr w:type="spellStart"/>
-            <w:r>
-              <w:rPr>
-                <w:sz w:val="19"/>
-                <w:szCs w:val="19"/>
-              </w:rPr>
-              <w:t>docker-compose</w:t>
-            </w:r>
-            <w:proofErr w:type="spellEnd"/>
-            <w:r>
-              <w:rPr>
-                <w:sz w:val="19"/>
-                <w:szCs w:val="19"/>
-              </w:rPr>
-              <w:t xml:space="preserve"> </w:t>
-            </w:r>
-            <w:proofErr w:type="spellStart"/>
-            <w:r>
-              <w:rPr>
-                <w:sz w:val="19"/>
-                <w:szCs w:val="19"/>
-              </w:rPr>
-              <w:t>up</w:t>
-            </w:r>
-            <w:proofErr w:type="spellEnd"/>
-            <w:r>
-              <w:rPr>
-                <w:sz w:val="19"/>
-                <w:szCs w:val="19"/>
-              </w:rPr>
-              <w:t xml:space="preserve">, uso da API (cadastro e listagem), navegação na página web, configuração do </w:t>
-            </w:r>
-            <w:proofErr w:type="spellStart"/>
-            <w:r>
-              <w:rPr>
-                <w:sz w:val="19"/>
-                <w:szCs w:val="19"/>
-              </w:rPr>
-              <w:t>Nginx</w:t>
-            </w:r>
-            <w:proofErr w:type="spellEnd"/>
-            <w:r>
-              <w:rPr>
-                <w:sz w:val="19"/>
-                <w:szCs w:val="19"/>
-              </w:rPr>
-              <w:t xml:space="preserve"> e análise no </w:t>
-            </w:r>
-            <w:proofErr w:type="spellStart"/>
-            <w:r>
-              <w:rPr>
-                <w:sz w:val="19"/>
-                <w:szCs w:val="19"/>
-              </w:rPr>
-              <w:t>Wireshark</w:t>
-            </w:r>
-            <w:proofErr w:type="spellEnd"/>
-            <w:r>
-              <w:rPr>
-                <w:sz w:val="19"/>
-                <w:szCs w:val="19"/>
-              </w:rPr>
-              <w:t>.</w:t>
+              <w:t>Orientação: Grave um vídeo de até 10 minutos demonstrando o funcionamento do projeto. O vídeo deve mostrar: inicialização com docker-compose up, uso da API (cadastro e listagem), navegação na página web, configuração do Nginx e análise no Wireshark.</w:t>
             </w:r>
           </w:p>
         </w:tc>
@@ -9685,32 +7998,7 @@
                 <w:sz w:val="18"/>
                 <w:szCs w:val="18"/>
               </w:rPr>
-              <w:t xml:space="preserve">_______ min _______ </w:t>
-            </w:r>
-            <w:proofErr w:type="spellStart"/>
-            <w:r>
-              <w:rPr>
-                <w:sz w:val="18"/>
-                <w:szCs w:val="18"/>
-              </w:rPr>
-              <w:t>seg</w:t>
-            </w:r>
-            <w:proofErr w:type="spellEnd"/>
-            <w:proofErr w:type="gramStart"/>
-            <w:r>
-              <w:rPr>
-                <w:sz w:val="18"/>
-                <w:szCs w:val="18"/>
-              </w:rPr>
-              <w:t xml:space="preserve">   (</w:t>
-            </w:r>
-            <w:proofErr w:type="gramEnd"/>
-            <w:r>
-              <w:rPr>
-                <w:sz w:val="18"/>
-                <w:szCs w:val="18"/>
-              </w:rPr>
-              <w:t>máximo 10 minutos)</w:t>
+              <w:t>_______ min _______ seg   (máximo 10 minutos)</w:t>
             </w:r>
           </w:p>
         </w:tc>
@@ -9718,7 +8006,6 @@
     </w:tbl>
     <w:p>
       <w:r>
-        <w:lastRenderedPageBreak/>
         <w:t xml:space="preserve"> </w:t>
       </w:r>
     </w:p>
@@ -9786,43 +8073,7 @@
         <w:sz w:val="16"/>
         <w:szCs w:val="16"/>
       </w:rPr>
-      <w:t xml:space="preserve">TRABALHO PRÁTICO — Docker, MySQL, </w:t>
-    </w:r>
-    <w:proofErr w:type="spellStart"/>
-    <w:r>
-      <w:rPr>
-        <w:color w:val="6B7280"/>
-        <w:sz w:val="16"/>
-        <w:szCs w:val="16"/>
-      </w:rPr>
-      <w:t>Nginx</w:t>
-    </w:r>
-    <w:proofErr w:type="spellEnd"/>
-    <w:r>
-      <w:rPr>
-        <w:color w:val="6B7280"/>
-        <w:sz w:val="16"/>
-        <w:szCs w:val="16"/>
-      </w:rPr>
-      <w:t xml:space="preserve"> e </w:t>
-    </w:r>
-    <w:proofErr w:type="spellStart"/>
-    <w:r>
-      <w:rPr>
-        <w:color w:val="6B7280"/>
-        <w:sz w:val="16"/>
-        <w:szCs w:val="16"/>
-      </w:rPr>
-      <w:t>Wireshark</w:t>
-    </w:r>
-    <w:proofErr w:type="spellEnd"/>
-    <w:r>
-      <w:rPr>
-        <w:color w:val="6B7280"/>
-        <w:sz w:val="16"/>
-        <w:szCs w:val="16"/>
-      </w:rPr>
-      <w:t xml:space="preserve">    |    Pág. </w:t>
+      <w:t xml:space="preserve">TRABALHO PRÁTICO — Docker, MySQL, Nginx e Wireshark    |    Pág. </w:t>
     </w:r>
     <w:r>
       <w:rPr>
@@ -10544,6 +8795,7 @@
   <w:style w:type="character" w:default="1" w:styleId="Fontepargpadro">
     <w:name w:val="Default Paragraph Font"/>
     <w:uiPriority w:val="1"/>
+    <w:semiHidden/>
     <w:unhideWhenUsed/>
   </w:style>
   <w:style w:type="table" w:default="1" w:styleId="Tabelanormal">

--- a/trabalho_docker.docx
+++ b/trabalho_docker.docx
@@ -29,8 +29,36 @@
           <w:sz w:val="28"/>
           <w:szCs w:val="28"/>
         </w:rPr>
-        <w:t>Infraestrutura Moderna com Docker, MySQL, Nginx e Wireshark</w:t>
-      </w:r>
+        <w:t xml:space="preserve">Infraestrutura Moderna com Docker, MySQL, </w:t>
+      </w:r>
+      <w:proofErr w:type="spellStart"/>
+      <w:r>
+        <w:rPr>
+          <w:color w:val="2563A8"/>
+          <w:sz w:val="28"/>
+          <w:szCs w:val="28"/>
+        </w:rPr>
+        <w:t>Nginx</w:t>
+      </w:r>
+      <w:proofErr w:type="spellEnd"/>
+      <w:r>
+        <w:rPr>
+          <w:color w:val="2563A8"/>
+          <w:sz w:val="28"/>
+          <w:szCs w:val="28"/>
+        </w:rPr>
+        <w:t xml:space="preserve"> e </w:t>
+      </w:r>
+      <w:proofErr w:type="spellStart"/>
+      <w:r>
+        <w:rPr>
+          <w:color w:val="2563A8"/>
+          <w:sz w:val="28"/>
+          <w:szCs w:val="28"/>
+        </w:rPr>
+        <w:t>Wireshark</w:t>
+      </w:r>
+      <w:proofErr w:type="spellEnd"/>
     </w:p>
     <w:p>
       <w:pPr>
@@ -109,6 +137,7 @@
             </w:tcMar>
           </w:tcPr>
           <w:p>
+            <w:proofErr w:type="gramStart"/>
             <w:r>
               <w:rPr>
                 <w:b/>
@@ -117,7 +146,18 @@
                 <w:sz w:val="24"/>
                 <w:szCs w:val="24"/>
               </w:rPr>
-              <w:t>👥  IDENTIFICAÇÃO DA EQUIPE</w:t>
+              <w:t>👥  IDENTIFICAÇÃO</w:t>
+            </w:r>
+            <w:proofErr w:type="gramEnd"/>
+            <w:r>
+              <w:rPr>
+                <w:b/>
+                <w:bCs/>
+                <w:color w:val="FFFFFF"/>
+                <w:sz w:val="24"/>
+                <w:szCs w:val="24"/>
+              </w:rPr>
+              <w:t xml:space="preserve"> DA EQUIPE</w:t>
             </w:r>
           </w:p>
         </w:tc>
@@ -324,7 +364,11 @@
               <w:right w:w="140" w:type="dxa"/>
             </w:tcMar>
           </w:tcPr>
-          <w:p/>
+          <w:p>
+            <w:r>
+              <w:t>202311023</w:t>
+            </w:r>
+          </w:p>
         </w:tc>
       </w:tr>
       <w:tr>
@@ -542,7 +586,11 @@
               <w:right w:w="140" w:type="dxa"/>
             </w:tcMar>
           </w:tcPr>
-          <w:p/>
+          <w:p>
+            <w:r>
+              <w:t>201710561</w:t>
+            </w:r>
+          </w:p>
         </w:tc>
       </w:tr>
       <w:tr>
@@ -642,7 +690,11 @@
               <w:right w:w="140" w:type="dxa"/>
             </w:tcMar>
           </w:tcPr>
-          <w:p/>
+          <w:p>
+            <w:r>
+              <w:t>202520551</w:t>
+            </w:r>
+          </w:p>
         </w:tc>
       </w:tr>
     </w:tbl>
@@ -686,6 +738,7 @@
             </w:tcMar>
           </w:tcPr>
           <w:p>
+            <w:proofErr w:type="gramStart"/>
             <w:r>
               <w:rPr>
                 <w:b/>
@@ -694,7 +747,18 @@
                 <w:sz w:val="24"/>
                 <w:szCs w:val="24"/>
               </w:rPr>
-              <w:t>📋  VISÃO GERAL DO TRABALHO</w:t>
+              <w:t>📋  VISÃO</w:t>
+            </w:r>
+            <w:proofErr w:type="gramEnd"/>
+            <w:r>
+              <w:rPr>
+                <w:b/>
+                <w:bCs/>
+                <w:color w:val="FFFFFF"/>
+                <w:sz w:val="24"/>
+                <w:szCs w:val="24"/>
+              </w:rPr>
+              <w:t xml:space="preserve"> GERAL DO TRABALHO</w:t>
             </w:r>
           </w:p>
         </w:tc>
@@ -966,7 +1030,23 @@
                 <w:sz w:val="18"/>
                 <w:szCs w:val="18"/>
               </w:rPr>
-              <w:t>API backend com cadastro e listagem de usuários</w:t>
+              <w:t xml:space="preserve">API </w:t>
+            </w:r>
+            <w:proofErr w:type="spellStart"/>
+            <w:r>
+              <w:rPr>
+                <w:sz w:val="18"/>
+                <w:szCs w:val="18"/>
+              </w:rPr>
+              <w:t>backend</w:t>
+            </w:r>
+            <w:proofErr w:type="spellEnd"/>
+            <w:r>
+              <w:rPr>
+                <w:sz w:val="18"/>
+                <w:szCs w:val="18"/>
+              </w:rPr>
+              <w:t xml:space="preserve"> com cadastro e listagem de usuários</w:t>
             </w:r>
           </w:p>
         </w:tc>
@@ -1237,6 +1317,7 @@
             </w:tcMar>
           </w:tcPr>
           <w:p>
+            <w:proofErr w:type="spellStart"/>
             <w:r>
               <w:rPr>
                 <w:sz w:val="18"/>
@@ -1244,6 +1325,7 @@
               </w:rPr>
               <w:t>Nginx</w:t>
             </w:r>
+            <w:proofErr w:type="spellEnd"/>
           </w:p>
         </w:tc>
       </w:tr>
@@ -1325,8 +1407,17 @@
                 <w:sz w:val="18"/>
                 <w:szCs w:val="18"/>
               </w:rPr>
-              <w:t>Docker Compose</w:t>
-            </w:r>
+              <w:t xml:space="preserve">Docker </w:t>
+            </w:r>
+            <w:proofErr w:type="spellStart"/>
+            <w:r>
+              <w:rPr>
+                <w:sz w:val="18"/>
+                <w:szCs w:val="18"/>
+              </w:rPr>
+              <w:t>Compose</w:t>
+            </w:r>
+            <w:proofErr w:type="spellEnd"/>
           </w:p>
         </w:tc>
       </w:tr>
@@ -1403,6 +1494,7 @@
             </w:tcMar>
           </w:tcPr>
           <w:p>
+            <w:proofErr w:type="spellStart"/>
             <w:r>
               <w:rPr>
                 <w:sz w:val="18"/>
@@ -1410,6 +1502,7 @@
               </w:rPr>
               <w:t>Wireshark</w:t>
             </w:r>
+            <w:proofErr w:type="spellEnd"/>
           </w:p>
         </w:tc>
       </w:tr>
@@ -1547,6 +1640,7 @@
             </w:tcMar>
           </w:tcPr>
           <w:p>
+            <w:proofErr w:type="gramStart"/>
             <w:r>
               <w:rPr>
                 <w:b/>
@@ -1555,7 +1649,40 @@
                 <w:sz w:val="24"/>
                 <w:szCs w:val="24"/>
               </w:rPr>
-              <w:t>🏆  CRITÉRIOS DE AVALIAÇÃO  (Total: 4,0 pontos)</w:t>
+              <w:t>🏆  CRITÉRIOS</w:t>
+            </w:r>
+            <w:proofErr w:type="gramEnd"/>
+            <w:r>
+              <w:rPr>
+                <w:b/>
+                <w:bCs/>
+                <w:color w:val="FFFFFF"/>
+                <w:sz w:val="24"/>
+                <w:szCs w:val="24"/>
+              </w:rPr>
+              <w:t xml:space="preserve"> DE </w:t>
+            </w:r>
+            <w:proofErr w:type="gramStart"/>
+            <w:r>
+              <w:rPr>
+                <w:b/>
+                <w:bCs/>
+                <w:color w:val="FFFFFF"/>
+                <w:sz w:val="24"/>
+                <w:szCs w:val="24"/>
+              </w:rPr>
+              <w:t>AVALIAÇÃO  (</w:t>
+            </w:r>
+            <w:proofErr w:type="gramEnd"/>
+            <w:r>
+              <w:rPr>
+                <w:b/>
+                <w:bCs/>
+                <w:color w:val="FFFFFF"/>
+                <w:sz w:val="24"/>
+                <w:szCs w:val="24"/>
+              </w:rPr>
+              <w:t>Total: 4,0 pontos)</w:t>
             </w:r>
           </w:p>
         </w:tc>
@@ -1679,6 +1806,7 @@
             <w:pPr>
               <w:jc w:val="center"/>
             </w:pPr>
+            <w:proofErr w:type="spellStart"/>
             <w:r>
               <w:rPr>
                 <w:b/>
@@ -1689,6 +1817,7 @@
               </w:rPr>
               <w:t>Pts</w:t>
             </w:r>
+            <w:proofErr w:type="spellEnd"/>
           </w:p>
         </w:tc>
       </w:tr>
@@ -1716,7 +1845,23 @@
                 <w:sz w:val="18"/>
                 <w:szCs w:val="18"/>
               </w:rPr>
-              <w:t>1. Arquitetura e Containers (docker-compose.yml)</w:t>
+              <w:t>1. Arquitetura e Containers (</w:t>
+            </w:r>
+            <w:proofErr w:type="spellStart"/>
+            <w:r>
+              <w:rPr>
+                <w:sz w:val="18"/>
+                <w:szCs w:val="18"/>
+              </w:rPr>
+              <w:t>docker-compose.yml</w:t>
+            </w:r>
+            <w:proofErr w:type="spellEnd"/>
+            <w:r>
+              <w:rPr>
+                <w:sz w:val="18"/>
+                <w:szCs w:val="18"/>
+              </w:rPr>
+              <w:t>)</w:t>
             </w:r>
           </w:p>
         </w:tc>
@@ -1743,7 +1888,55 @@
                 <w:sz w:val="18"/>
                 <w:szCs w:val="18"/>
               </w:rPr>
-              <w:t>Ambiente sobe com docker-compose up. Containers (API, MySQL, Nginx) operacionais. Variáveis de ambiente e volumes configurados.</w:t>
+              <w:t xml:space="preserve">Ambiente sobe com </w:t>
+            </w:r>
+            <w:proofErr w:type="spellStart"/>
+            <w:r>
+              <w:rPr>
+                <w:sz w:val="18"/>
+                <w:szCs w:val="18"/>
+              </w:rPr>
+              <w:t>docker-compose</w:t>
+            </w:r>
+            <w:proofErr w:type="spellEnd"/>
+            <w:r>
+              <w:rPr>
+                <w:sz w:val="18"/>
+                <w:szCs w:val="18"/>
+              </w:rPr>
+              <w:t xml:space="preserve"> </w:t>
+            </w:r>
+            <w:proofErr w:type="spellStart"/>
+            <w:r>
+              <w:rPr>
+                <w:sz w:val="18"/>
+                <w:szCs w:val="18"/>
+              </w:rPr>
+              <w:t>up</w:t>
+            </w:r>
+            <w:proofErr w:type="spellEnd"/>
+            <w:r>
+              <w:rPr>
+                <w:sz w:val="18"/>
+                <w:szCs w:val="18"/>
+              </w:rPr>
+              <w:t xml:space="preserve">. Containers (API, MySQL, </w:t>
+            </w:r>
+            <w:proofErr w:type="spellStart"/>
+            <w:r>
+              <w:rPr>
+                <w:sz w:val="18"/>
+                <w:szCs w:val="18"/>
+              </w:rPr>
+              <w:t>Nginx</w:t>
+            </w:r>
+            <w:proofErr w:type="spellEnd"/>
+            <w:r>
+              <w:rPr>
+                <w:sz w:val="18"/>
+                <w:szCs w:val="18"/>
+              </w:rPr>
+              <w:t>) operacionais. Variáveis de ambiente e volumes configurados.</w:t>
             </w:r>
           </w:p>
         </w:tc>
@@ -1799,7 +1992,23 @@
                 <w:sz w:val="18"/>
                 <w:szCs w:val="18"/>
               </w:rPr>
-              <w:t>2. API Backend (CRUD de usuários)</w:t>
+              <w:t xml:space="preserve">2. API </w:t>
+            </w:r>
+            <w:proofErr w:type="spellStart"/>
+            <w:r>
+              <w:rPr>
+                <w:sz w:val="18"/>
+                <w:szCs w:val="18"/>
+              </w:rPr>
+              <w:t>Backend</w:t>
+            </w:r>
+            <w:proofErr w:type="spellEnd"/>
+            <w:r>
+              <w:rPr>
+                <w:sz w:val="18"/>
+                <w:szCs w:val="18"/>
+              </w:rPr>
+              <w:t xml:space="preserve"> (CRUD de usuários)</w:t>
             </w:r>
           </w:p>
         </w:tc>
@@ -1826,7 +2035,39 @@
                 <w:sz w:val="18"/>
                 <w:szCs w:val="18"/>
               </w:rPr>
-              <w:t>Rota POST /users cria usuário no banco. Rota GET /users lista usuários. Retorno em JSON com status HTTP corretos.</w:t>
+              <w:t>Rota POST /</w:t>
+            </w:r>
+            <w:proofErr w:type="spellStart"/>
+            <w:r>
+              <w:rPr>
+                <w:sz w:val="18"/>
+                <w:szCs w:val="18"/>
+              </w:rPr>
+              <w:t>users</w:t>
+            </w:r>
+            <w:proofErr w:type="spellEnd"/>
+            <w:r>
+              <w:rPr>
+                <w:sz w:val="18"/>
+                <w:szCs w:val="18"/>
+              </w:rPr>
+              <w:t xml:space="preserve"> cria usuário no banco. Rota GET /</w:t>
+            </w:r>
+            <w:proofErr w:type="spellStart"/>
+            <w:r>
+              <w:rPr>
+                <w:sz w:val="18"/>
+                <w:szCs w:val="18"/>
+              </w:rPr>
+              <w:t>users</w:t>
+            </w:r>
+            <w:proofErr w:type="spellEnd"/>
+            <w:r>
+              <w:rPr>
+                <w:sz w:val="18"/>
+                <w:szCs w:val="18"/>
+              </w:rPr>
+              <w:t xml:space="preserve"> lista usuários. Retorno em JSON com status HTTP corretos.</w:t>
             </w:r>
           </w:p>
         </w:tc>
@@ -1882,7 +2123,39 @@
                 <w:sz w:val="18"/>
                 <w:szCs w:val="18"/>
               </w:rPr>
-              <w:t>3. Front-end + Nginx (proxy reverso)</w:t>
+              <w:t>3. Front-</w:t>
+            </w:r>
+            <w:proofErr w:type="spellStart"/>
+            <w:r>
+              <w:rPr>
+                <w:sz w:val="18"/>
+                <w:szCs w:val="18"/>
+              </w:rPr>
+              <w:t>end</w:t>
+            </w:r>
+            <w:proofErr w:type="spellEnd"/>
+            <w:r>
+              <w:rPr>
+                <w:sz w:val="18"/>
+                <w:szCs w:val="18"/>
+              </w:rPr>
+              <w:t xml:space="preserve"> + </w:t>
+            </w:r>
+            <w:proofErr w:type="spellStart"/>
+            <w:r>
+              <w:rPr>
+                <w:sz w:val="18"/>
+                <w:szCs w:val="18"/>
+              </w:rPr>
+              <w:t>Nginx</w:t>
+            </w:r>
+            <w:proofErr w:type="spellEnd"/>
+            <w:r>
+              <w:rPr>
+                <w:sz w:val="18"/>
+                <w:szCs w:val="18"/>
+              </w:rPr>
+              <w:t xml:space="preserve"> (proxy reverso)</w:t>
             </w:r>
           </w:p>
         </w:tc>
@@ -1909,7 +2182,39 @@
                 <w:sz w:val="18"/>
                 <w:szCs w:val="18"/>
               </w:rPr>
-              <w:t>Página HTML com listagem e formulário. Nginx redireciona /api → API e / → front-end. Configurações corretas no nginx.conf.</w:t>
+              <w:t xml:space="preserve">Página HTML com listagem e formulário. </w:t>
+            </w:r>
+            <w:proofErr w:type="spellStart"/>
+            <w:r>
+              <w:rPr>
+                <w:sz w:val="18"/>
+                <w:szCs w:val="18"/>
+              </w:rPr>
+              <w:t>Nginx</w:t>
+            </w:r>
+            <w:proofErr w:type="spellEnd"/>
+            <w:r>
+              <w:rPr>
+                <w:sz w:val="18"/>
+                <w:szCs w:val="18"/>
+              </w:rPr>
+              <w:t xml:space="preserve"> redireciona /api → API e / → front-end. Configurações corretas no </w:t>
+            </w:r>
+            <w:proofErr w:type="spellStart"/>
+            <w:r>
+              <w:rPr>
+                <w:sz w:val="18"/>
+                <w:szCs w:val="18"/>
+              </w:rPr>
+              <w:t>nginx.conf</w:t>
+            </w:r>
+            <w:proofErr w:type="spellEnd"/>
+            <w:r>
+              <w:rPr>
+                <w:sz w:val="18"/>
+                <w:szCs w:val="18"/>
+              </w:rPr>
+              <w:t>.</w:t>
             </w:r>
           </w:p>
         </w:tc>
@@ -1965,7 +2270,23 @@
                 <w:sz w:val="18"/>
                 <w:szCs w:val="18"/>
               </w:rPr>
-              <w:t>4. Análise Wireshark (captura de tráfego)</w:t>
+              <w:t xml:space="preserve">4. Análise </w:t>
+            </w:r>
+            <w:proofErr w:type="spellStart"/>
+            <w:r>
+              <w:rPr>
+                <w:sz w:val="18"/>
+                <w:szCs w:val="18"/>
+              </w:rPr>
+              <w:t>Wireshark</w:t>
+            </w:r>
+            <w:proofErr w:type="spellEnd"/>
+            <w:r>
+              <w:rPr>
+                <w:sz w:val="18"/>
+                <w:szCs w:val="18"/>
+              </w:rPr>
+              <w:t xml:space="preserve"> (captura de tráfego)</w:t>
             </w:r>
           </w:p>
         </w:tc>
@@ -2075,7 +2396,23 @@
                 <w:sz w:val="18"/>
                 <w:szCs w:val="18"/>
               </w:rPr>
-              <w:t>Todos os campos obrigatórios preenchidos. Diagrama de arquitetura incluído. Links do Git e do vídeo válidos e acessíveis.</w:t>
+              <w:t xml:space="preserve">Todos os campos obrigatórios preenchidos. Diagrama de arquitetura incluído. Links do </w:t>
+            </w:r>
+            <w:proofErr w:type="spellStart"/>
+            <w:r>
+              <w:rPr>
+                <w:sz w:val="18"/>
+                <w:szCs w:val="18"/>
+              </w:rPr>
+              <w:t>Git</w:t>
+            </w:r>
+            <w:proofErr w:type="spellEnd"/>
+            <w:r>
+              <w:rPr>
+                <w:sz w:val="18"/>
+                <w:szCs w:val="18"/>
+              </w:rPr>
+              <w:t xml:space="preserve"> e do vídeo válidos e acessíveis.</w:t>
             </w:r>
           </w:p>
         </w:tc>
@@ -2259,19 +2596,69 @@
         <w:spacing w:before="120" w:after="40"/>
       </w:pPr>
       <w:r>
-        <w:t xml:space="preserve">O sistema é composto por um frontend, uma API desenvolvida em Flask, um servidor Nginx e um banco de dados MySQL. O usuário acessa a aplicação por meio do endereço </w:t>
-      </w:r>
+        <w:t xml:space="preserve">O sistema é composto por um </w:t>
+      </w:r>
+      <w:proofErr w:type="spellStart"/>
+      <w:r>
+        <w:t>frontend</w:t>
+      </w:r>
+      <w:proofErr w:type="spellEnd"/>
+      <w:r>
+        <w:t xml:space="preserve">, uma API desenvolvida em </w:t>
+      </w:r>
+      <w:proofErr w:type="spellStart"/>
+      <w:r>
+        <w:t>Flask</w:t>
+      </w:r>
+      <w:proofErr w:type="spellEnd"/>
+      <w:r>
+        <w:t xml:space="preserve">, um servidor </w:t>
+      </w:r>
+      <w:proofErr w:type="spellStart"/>
+      <w:r>
+        <w:t>Nginx</w:t>
+      </w:r>
+      <w:proofErr w:type="spellEnd"/>
+      <w:r>
+        <w:t xml:space="preserve"> e um banco de dados MySQL. O usuário acessa a aplicação por meio do endereço </w:t>
+      </w:r>
+      <w:proofErr w:type="spellStart"/>
       <w:r>
         <w:t>localhost</w:t>
       </w:r>
-      <w:r>
-        <w:t xml:space="preserve">, sendo as requisições recebidas pelo Nginx, que entrega os arquivos do frontend e encaminha as chamadas da rota </w:t>
+      <w:proofErr w:type="spellEnd"/>
+      <w:r>
+        <w:t xml:space="preserve">, sendo as requisições recebidas pelo </w:t>
+      </w:r>
+      <w:proofErr w:type="spellStart"/>
+      <w:r>
+        <w:t>Nginx</w:t>
+      </w:r>
+      <w:proofErr w:type="spellEnd"/>
+      <w:r>
+        <w:t xml:space="preserve">, que entrega os arquivos do </w:t>
+      </w:r>
+      <w:proofErr w:type="spellStart"/>
+      <w:r>
+        <w:t>frontend</w:t>
+      </w:r>
+      <w:proofErr w:type="spellEnd"/>
+      <w:r>
+        <w:t xml:space="preserve"> e encaminha as chamadas da rota </w:t>
       </w:r>
       <w:r>
         <w:t>/api</w:t>
       </w:r>
       <w:r>
-        <w:t xml:space="preserve"> para a API Flask.</w:t>
+        <w:t xml:space="preserve"> para a API </w:t>
+      </w:r>
+      <w:proofErr w:type="spellStart"/>
+      <w:r>
+        <w:t>Flask</w:t>
+      </w:r>
+      <w:proofErr w:type="spellEnd"/>
+      <w:r>
+        <w:t>.</w:t>
       </w:r>
     </w:p>
     <w:p>
@@ -2281,9 +2668,11 @@
       <w:r>
         <w:t xml:space="preserve">A API é responsável pelo cadastro e pela listagem de usuários, realizando a comunicação com o banco de dados MySQL para armazenar e recuperar informações. Durante a execução da aplicação, o </w:t>
       </w:r>
+      <w:proofErr w:type="spellStart"/>
       <w:r>
         <w:t>Wireshark</w:t>
       </w:r>
+      <w:proofErr w:type="spellEnd"/>
       <w:r>
         <w:t xml:space="preserve"> pode ser utilizado para capturar e analisar o tráfego de rede entre os componentes do sistema.</w:t>
       </w:r>
@@ -2611,12 +3000,21 @@
             </w:tcMar>
           </w:tcPr>
           <w:p>
-            <w:r>
-              <w:rPr>
-                <w:sz w:val="18"/>
-                <w:szCs w:val="18"/>
-              </w:rPr>
-              <w:t>Nginx (proxy reverso)</w:t>
+            <w:proofErr w:type="spellStart"/>
+            <w:r>
+              <w:rPr>
+                <w:sz w:val="18"/>
+                <w:szCs w:val="18"/>
+              </w:rPr>
+              <w:t>Nginx</w:t>
+            </w:r>
+            <w:proofErr w:type="spellEnd"/>
+            <w:r>
+              <w:rPr>
+                <w:sz w:val="18"/>
+                <w:szCs w:val="18"/>
+              </w:rPr>
+              <w:t xml:space="preserve"> (proxy reverso)</w:t>
             </w:r>
           </w:p>
         </w:tc>
@@ -2726,8 +3124,17 @@
                 <w:sz w:val="18"/>
                 <w:szCs w:val="18"/>
               </w:rPr>
-              <w:t>API Backend</w:t>
-            </w:r>
+              <w:t xml:space="preserve">API </w:t>
+            </w:r>
+            <w:proofErr w:type="spellStart"/>
+            <w:r>
+              <w:rPr>
+                <w:sz w:val="18"/>
+                <w:szCs w:val="18"/>
+              </w:rPr>
+              <w:t>Backend</w:t>
+            </w:r>
+            <w:proofErr w:type="spellEnd"/>
           </w:p>
         </w:tc>
         <w:tc>
@@ -2929,6 +3336,7 @@
             </w:tcMar>
           </w:tcPr>
           <w:p>
+            <w:proofErr w:type="spellStart"/>
             <w:r>
               <w:rPr>
                 <w:sz w:val="18"/>
@@ -2936,6 +3344,7 @@
               </w:rPr>
               <w:t>Frontend</w:t>
             </w:r>
+            <w:proofErr w:type="spellEnd"/>
           </w:p>
         </w:tc>
         <w:tc>
@@ -3203,7 +3612,39 @@
                 <w:sz w:val="19"/>
                 <w:szCs w:val="19"/>
               </w:rPr>
-              <w:t>Orientação: Para cada container definido no docker-compose.yml, explique: imagem base utilizada, variáveis de ambiente configuradas, volumes montados, redes internas e dependências entre serviços (depends_on).</w:t>
+              <w:t xml:space="preserve">Orientação: Para cada container definido no </w:t>
+            </w:r>
+            <w:proofErr w:type="spellStart"/>
+            <w:r>
+              <w:rPr>
+                <w:sz w:val="19"/>
+                <w:szCs w:val="19"/>
+              </w:rPr>
+              <w:t>docker-compose.yml</w:t>
+            </w:r>
+            <w:proofErr w:type="spellEnd"/>
+            <w:r>
+              <w:rPr>
+                <w:sz w:val="19"/>
+                <w:szCs w:val="19"/>
+              </w:rPr>
+              <w:t>, explique: imagem base utilizada, variáveis de ambiente configuradas, volumes montados, redes internas e dependências entre serviços (</w:t>
+            </w:r>
+            <w:proofErr w:type="spellStart"/>
+            <w:r>
+              <w:rPr>
+                <w:sz w:val="19"/>
+                <w:szCs w:val="19"/>
+              </w:rPr>
+              <w:t>depends_on</w:t>
+            </w:r>
+            <w:proofErr w:type="spellEnd"/>
+            <w:r>
+              <w:rPr>
+                <w:sz w:val="19"/>
+                <w:szCs w:val="19"/>
+              </w:rPr>
+              <w:t>).</w:t>
             </w:r>
           </w:p>
         </w:tc>
@@ -3261,7 +3702,25 @@
                 <w:bCs/>
                 <w:color w:val="FFFFFF"/>
               </w:rPr>
-              <w:t>Container: Nginx (proxy reverso)</w:t>
+              <w:t xml:space="preserve">Container: </w:t>
+            </w:r>
+            <w:proofErr w:type="spellStart"/>
+            <w:r>
+              <w:rPr>
+                <w:b/>
+                <w:bCs/>
+                <w:color w:val="FFFFFF"/>
+              </w:rPr>
+              <w:t>Nginx</w:t>
+            </w:r>
+            <w:proofErr w:type="spellEnd"/>
+            <w:r>
+              <w:rPr>
+                <w:b/>
+                <w:bCs/>
+                <w:color w:val="FFFFFF"/>
+              </w:rPr>
+              <w:t xml:space="preserve"> (proxy reverso)</w:t>
             </w:r>
           </w:p>
         </w:tc>
@@ -3312,9 +3771,11 @@
             </w:tcMar>
           </w:tcPr>
           <w:p>
+            <w:proofErr w:type="spellStart"/>
             <w:r>
               <w:t>nginx:alpine</w:t>
             </w:r>
+            <w:proofErr w:type="spellEnd"/>
           </w:p>
         </w:tc>
       </w:tr>
@@ -3412,14 +3873,90 @@
             </w:tcMar>
           </w:tcPr>
           <w:p>
-            <w:r>
-              <w:t>./frontend:/usr/share/nginx/html:ro</w:t>
-            </w:r>
-          </w:p>
-          <w:p>
-            <w:r>
-              <w:t>./nginx.conf:/etc/nginx/conf.d/default.conf:ro</w:t>
-            </w:r>
+            <w:proofErr w:type="gramStart"/>
+            <w:r>
+              <w:t>./</w:t>
+            </w:r>
+            <w:proofErr w:type="spellStart"/>
+            <w:proofErr w:type="gramEnd"/>
+            <w:r>
+              <w:t>frontend</w:t>
+            </w:r>
+            <w:proofErr w:type="spellEnd"/>
+            <w:r>
+              <w:t>:/</w:t>
+            </w:r>
+            <w:proofErr w:type="spellStart"/>
+            <w:r>
+              <w:t>usr</w:t>
+            </w:r>
+            <w:proofErr w:type="spellEnd"/>
+            <w:r>
+              <w:t>/</w:t>
+            </w:r>
+            <w:proofErr w:type="spellStart"/>
+            <w:r>
+              <w:t>share</w:t>
+            </w:r>
+            <w:proofErr w:type="spellEnd"/>
+            <w:r>
+              <w:t>/</w:t>
+            </w:r>
+            <w:proofErr w:type="spellStart"/>
+            <w:r>
+              <w:t>nginx</w:t>
+            </w:r>
+            <w:proofErr w:type="spellEnd"/>
+            <w:r>
+              <w:t>/</w:t>
+            </w:r>
+            <w:proofErr w:type="spellStart"/>
+            <w:r>
+              <w:t>html:ro</w:t>
+            </w:r>
+            <w:proofErr w:type="spellEnd"/>
+          </w:p>
+          <w:p>
+            <w:r>
+              <w:t>./</w:t>
+            </w:r>
+            <w:proofErr w:type="spellStart"/>
+            <w:r>
+              <w:t>nginx.conf</w:t>
+            </w:r>
+            <w:proofErr w:type="spellEnd"/>
+            <w:r>
+              <w:t>:/</w:t>
+            </w:r>
+            <w:proofErr w:type="spellStart"/>
+            <w:r>
+              <w:t>etc</w:t>
+            </w:r>
+            <w:proofErr w:type="spellEnd"/>
+            <w:r>
+              <w:t>/</w:t>
+            </w:r>
+            <w:proofErr w:type="spellStart"/>
+            <w:r>
+              <w:t>nginx</w:t>
+            </w:r>
+            <w:proofErr w:type="spellEnd"/>
+            <w:r>
+              <w:t>/</w:t>
+            </w:r>
+            <w:proofErr w:type="spellStart"/>
+            <w:r>
+              <w:t>conf.d</w:t>
+            </w:r>
+            <w:proofErr w:type="spellEnd"/>
+            <w:r>
+              <w:t>/</w:t>
+            </w:r>
+            <w:proofErr w:type="spellStart"/>
+            <w:r>
+              <w:t>default.conf:ro</w:t>
+            </w:r>
+            <w:proofErr w:type="spellEnd"/>
           </w:p>
         </w:tc>
       </w:tr>
@@ -3447,7 +3984,23 @@
                 <w:sz w:val="18"/>
                 <w:szCs w:val="18"/>
               </w:rPr>
-              <w:t>Dependências (depends_on):</w:t>
+              <w:t>Dependências (</w:t>
+            </w:r>
+            <w:proofErr w:type="spellStart"/>
+            <w:r>
+              <w:rPr>
+                <w:sz w:val="18"/>
+                <w:szCs w:val="18"/>
+              </w:rPr>
+              <w:t>depends_on</w:t>
+            </w:r>
+            <w:proofErr w:type="spellEnd"/>
+            <w:r>
+              <w:rPr>
+                <w:sz w:val="18"/>
+                <w:szCs w:val="18"/>
+              </w:rPr>
+              <w:t>):</w:t>
             </w:r>
           </w:p>
         </w:tc>
@@ -3598,8 +4151,18 @@
                 <w:bCs/>
                 <w:color w:val="FFFFFF"/>
               </w:rPr>
-              <w:t>Container: API Backend</w:t>
-            </w:r>
+              <w:t xml:space="preserve">Container: API </w:t>
+            </w:r>
+            <w:proofErr w:type="spellStart"/>
+            <w:r>
+              <w:rPr>
+                <w:b/>
+                <w:bCs/>
+                <w:color w:val="FFFFFF"/>
+              </w:rPr>
+              <w:t>Backend</w:t>
+            </w:r>
+            <w:proofErr w:type="spellEnd"/>
           </w:p>
         </w:tc>
       </w:tr>
@@ -3771,7 +4334,23 @@
                 <w:sz w:val="18"/>
                 <w:szCs w:val="18"/>
               </w:rPr>
-              <w:t>Dependências (depends_on):</w:t>
+              <w:t>Dependências (</w:t>
+            </w:r>
+            <w:proofErr w:type="spellStart"/>
+            <w:r>
+              <w:rPr>
+                <w:sz w:val="18"/>
+                <w:szCs w:val="18"/>
+              </w:rPr>
+              <w:t>depends_on</w:t>
+            </w:r>
+            <w:proofErr w:type="spellEnd"/>
+            <w:r>
+              <w:rPr>
+                <w:sz w:val="18"/>
+                <w:szCs w:val="18"/>
+              </w:rPr>
+              <w:t>):</w:t>
             </w:r>
           </w:p>
         </w:tc>
@@ -3846,8 +4425,33 @@
                 <w:sz w:val="18"/>
                 <w:szCs w:val="18"/>
               </w:rPr>
-              <w:t>POST /users     GET /users</w:t>
-            </w:r>
+              <w:t>POST /</w:t>
+            </w:r>
+            <w:proofErr w:type="spellStart"/>
+            <w:r>
+              <w:rPr>
+                <w:sz w:val="18"/>
+                <w:szCs w:val="18"/>
+              </w:rPr>
+              <w:t>users</w:t>
+            </w:r>
+            <w:proofErr w:type="spellEnd"/>
+            <w:r>
+              <w:rPr>
+                <w:sz w:val="18"/>
+                <w:szCs w:val="18"/>
+              </w:rPr>
+              <w:t xml:space="preserve">     GET /</w:t>
+            </w:r>
+            <w:proofErr w:type="spellStart"/>
+            <w:r>
+              <w:rPr>
+                <w:sz w:val="18"/>
+                <w:szCs w:val="18"/>
+              </w:rPr>
+              <w:t>users</w:t>
+            </w:r>
+            <w:proofErr w:type="spellEnd"/>
           </w:p>
         </w:tc>
       </w:tr>
@@ -4119,9 +4723,11 @@
             </w:tcMar>
           </w:tcPr>
           <w:p>
+            <w:proofErr w:type="spellStart"/>
             <w:r>
               <w:t>appdb</w:t>
             </w:r>
+            <w:proofErr w:type="spellEnd"/>
           </w:p>
         </w:tc>
       </w:tr>
@@ -4322,7 +4928,25 @@
                 <w:bCs/>
                 <w:color w:val="FFFFFF"/>
               </w:rPr>
-              <w:t>Container: Frontend (se separado)</w:t>
+              <w:t xml:space="preserve">Container: </w:t>
+            </w:r>
+            <w:proofErr w:type="spellStart"/>
+            <w:r>
+              <w:rPr>
+                <w:b/>
+                <w:bCs/>
+                <w:color w:val="FFFFFF"/>
+              </w:rPr>
+              <w:t>Frontend</w:t>
+            </w:r>
+            <w:proofErr w:type="spellEnd"/>
+            <w:r>
+              <w:rPr>
+                <w:b/>
+                <w:bCs/>
+                <w:color w:val="FFFFFF"/>
+              </w:rPr>
+              <w:t xml:space="preserve"> (se separado)</w:t>
             </w:r>
           </w:p>
         </w:tc>
@@ -4855,6 +5479,7 @@
             </w:tcMar>
           </w:tcPr>
           <w:p>
+            <w:proofErr w:type="spellStart"/>
             <w:r>
               <w:rPr>
                 <w:sz w:val="18"/>
@@ -4862,6 +5487,7 @@
               </w:rPr>
               <w:t>Nginx</w:t>
             </w:r>
+            <w:proofErr w:type="spellEnd"/>
           </w:p>
         </w:tc>
         <w:tc>
@@ -4965,6 +5591,7 @@
             </w:tcMar>
           </w:tcPr>
           <w:p>
+            <w:proofErr w:type="spellStart"/>
             <w:r>
               <w:rPr>
                 <w:sz w:val="18"/>
@@ -4972,6 +5599,7 @@
               </w:rPr>
               <w:t>Nginx</w:t>
             </w:r>
+            <w:proofErr w:type="spellEnd"/>
           </w:p>
         </w:tc>
         <w:tc>
@@ -4997,8 +5625,17 @@
                 <w:sz w:val="18"/>
                 <w:szCs w:val="18"/>
               </w:rPr>
-              <w:t>API Backend</w:t>
-            </w:r>
+              <w:t xml:space="preserve">API </w:t>
+            </w:r>
+            <w:proofErr w:type="spellStart"/>
+            <w:r>
+              <w:rPr>
+                <w:sz w:val="18"/>
+                <w:szCs w:val="18"/>
+              </w:rPr>
+              <w:t>Backend</w:t>
+            </w:r>
+            <w:proofErr w:type="spellEnd"/>
           </w:p>
         </w:tc>
         <w:tc>
@@ -5103,8 +5740,17 @@
                 <w:sz w:val="18"/>
                 <w:szCs w:val="18"/>
               </w:rPr>
-              <w:t>API Backend</w:t>
-            </w:r>
+              <w:t xml:space="preserve">API </w:t>
+            </w:r>
+            <w:proofErr w:type="spellStart"/>
+            <w:r>
+              <w:rPr>
+                <w:sz w:val="18"/>
+                <w:szCs w:val="18"/>
+              </w:rPr>
+              <w:t>Backend</w:t>
+            </w:r>
+            <w:proofErr w:type="spellEnd"/>
           </w:p>
         </w:tc>
         <w:tc>
@@ -5263,8 +5909,17 @@
                 <w:sz w:val="18"/>
                 <w:szCs w:val="18"/>
               </w:rPr>
-              <w:t>API Backend</w:t>
-            </w:r>
+              <w:t xml:space="preserve">API </w:t>
+            </w:r>
+            <w:proofErr w:type="spellStart"/>
+            <w:r>
+              <w:rPr>
+                <w:sz w:val="18"/>
+                <w:szCs w:val="18"/>
+              </w:rPr>
+              <w:t>Backend</w:t>
+            </w:r>
+            <w:proofErr w:type="spellEnd"/>
           </w:p>
         </w:tc>
         <w:tc>
@@ -5373,8 +6028,17 @@
                 <w:sz w:val="18"/>
                 <w:szCs w:val="18"/>
               </w:rPr>
-              <w:t>API Backend</w:t>
-            </w:r>
+              <w:t xml:space="preserve">API </w:t>
+            </w:r>
+            <w:proofErr w:type="spellStart"/>
+            <w:r>
+              <w:rPr>
+                <w:sz w:val="18"/>
+                <w:szCs w:val="18"/>
+              </w:rPr>
+              <w:t>Backend</w:t>
+            </w:r>
+            <w:proofErr w:type="spellEnd"/>
           </w:p>
         </w:tc>
         <w:tc>
@@ -5395,6 +6059,7 @@
             </w:tcMar>
           </w:tcPr>
           <w:p>
+            <w:proofErr w:type="spellStart"/>
             <w:r>
               <w:rPr>
                 <w:sz w:val="18"/>
@@ -5402,6 +6067,7 @@
               </w:rPr>
               <w:t>Nginx</w:t>
             </w:r>
+            <w:proofErr w:type="spellEnd"/>
           </w:p>
         </w:tc>
         <w:tc>
@@ -5505,6 +6171,7 @@
             </w:tcMar>
           </w:tcPr>
           <w:p>
+            <w:proofErr w:type="spellStart"/>
             <w:r>
               <w:rPr>
                 <w:sz w:val="18"/>
@@ -5512,6 +6179,7 @@
               </w:rPr>
               <w:t>Nginx</w:t>
             </w:r>
+            <w:proofErr w:type="spellEnd"/>
           </w:p>
         </w:tc>
         <w:tc>
@@ -5730,7 +6398,25 @@
           <w:bCs/>
           <w:color w:val="1A3A5C"/>
         </w:rPr>
-        <w:t>Conteúdo do nginx.conf:</w:t>
+        <w:t xml:space="preserve">Conteúdo do </w:t>
+      </w:r>
+      <w:proofErr w:type="spellStart"/>
+      <w:r>
+        <w:rPr>
+          <w:b/>
+          <w:bCs/>
+          <w:color w:val="1A3A5C"/>
+        </w:rPr>
+        <w:t>nginx.conf</w:t>
+      </w:r>
+      <w:proofErr w:type="spellEnd"/>
+      <w:r>
+        <w:rPr>
+          <w:b/>
+          <w:bCs/>
+          <w:color w:val="1A3A5C"/>
+        </w:rPr>
+        <w:t>:</w:t>
       </w:r>
     </w:p>
     <w:tbl>
@@ -5806,18 +6492,19 @@
                 <w:sz w:val="18"/>
                 <w:szCs w:val="18"/>
               </w:rPr>
-              <w:t>    listen 80;</w:t>
-            </w:r>
-          </w:p>
-          <w:p>
-            <w:pPr>
+              <w:t xml:space="preserve">    </w:t>
+            </w:r>
+            <w:proofErr w:type="spellStart"/>
+            <w:r>
               <w:rPr>
                 <w:rFonts w:ascii="Courier New" w:eastAsia="Courier New" w:hAnsi="Courier New" w:cs="Courier New"/>
                 <w:color w:val="86EFAC"/>
                 <w:sz w:val="18"/>
                 <w:szCs w:val="18"/>
               </w:rPr>
-            </w:pPr>
+              <w:t>listen</w:t>
+            </w:r>
+            <w:proofErr w:type="spellEnd"/>
             <w:r>
               <w:rPr>
                 <w:rFonts w:ascii="Courier New" w:eastAsia="Courier New" w:hAnsi="Courier New" w:cs="Courier New"/>
@@ -5825,7 +6512,7 @@
                 <w:sz w:val="18"/>
                 <w:szCs w:val="18"/>
               </w:rPr>
-              <w:t>    server_name localhost;</w:t>
+              <w:t xml:space="preserve"> 80;</w:t>
             </w:r>
           </w:p>
           <w:p>
@@ -5837,16 +6524,16 @@
                 <w:szCs w:val="18"/>
               </w:rPr>
             </w:pPr>
-          </w:p>
-          <w:p>
-            <w:pPr>
+            <w:r>
               <w:rPr>
                 <w:rFonts w:ascii="Courier New" w:eastAsia="Courier New" w:hAnsi="Courier New" w:cs="Courier New"/>
                 <w:color w:val="86EFAC"/>
                 <w:sz w:val="18"/>
                 <w:szCs w:val="18"/>
               </w:rPr>
-            </w:pPr>
+              <w:t xml:space="preserve">    </w:t>
+            </w:r>
+            <w:proofErr w:type="spellStart"/>
             <w:r>
               <w:rPr>
                 <w:rFonts w:ascii="Courier New" w:eastAsia="Courier New" w:hAnsi="Courier New" w:cs="Courier New"/>
@@ -5854,18 +6541,19 @@
                 <w:sz w:val="18"/>
                 <w:szCs w:val="18"/>
               </w:rPr>
-              <w:t>    root /usr/share/nginx/html;</w:t>
-            </w:r>
-          </w:p>
-          <w:p>
-            <w:pPr>
+              <w:t>server_name</w:t>
+            </w:r>
+            <w:proofErr w:type="spellEnd"/>
+            <w:r>
               <w:rPr>
                 <w:rFonts w:ascii="Courier New" w:eastAsia="Courier New" w:hAnsi="Courier New" w:cs="Courier New"/>
                 <w:color w:val="86EFAC"/>
                 <w:sz w:val="18"/>
                 <w:szCs w:val="18"/>
               </w:rPr>
-            </w:pPr>
+              <w:t xml:space="preserve"> </w:t>
+            </w:r>
+            <w:proofErr w:type="spellStart"/>
             <w:r>
               <w:rPr>
                 <w:rFonts w:ascii="Courier New" w:eastAsia="Courier New" w:hAnsi="Courier New" w:cs="Courier New"/>
@@ -5873,18 +6561,18 @@
                 <w:sz w:val="18"/>
                 <w:szCs w:val="18"/>
               </w:rPr>
-              <w:t>    index index.html;</w:t>
-            </w:r>
-          </w:p>
-          <w:p>
-            <w:pPr>
+              <w:t>localhost</w:t>
+            </w:r>
+            <w:proofErr w:type="spellEnd"/>
+            <w:r>
               <w:rPr>
                 <w:rFonts w:ascii="Courier New" w:eastAsia="Courier New" w:hAnsi="Courier New" w:cs="Courier New"/>
                 <w:color w:val="86EFAC"/>
                 <w:sz w:val="18"/>
                 <w:szCs w:val="18"/>
               </w:rPr>
-            </w:pPr>
+              <w:t>;</w:t>
+            </w:r>
           </w:p>
           <w:p>
             <w:pPr>
@@ -5895,25 +6583,26 @@
                 <w:szCs w:val="18"/>
               </w:rPr>
             </w:pPr>
-            <w:r>
+          </w:p>
+          <w:p>
+            <w:pPr>
               <w:rPr>
                 <w:rFonts w:ascii="Courier New" w:eastAsia="Courier New" w:hAnsi="Courier New" w:cs="Courier New"/>
                 <w:color w:val="86EFAC"/>
                 <w:sz w:val="18"/>
                 <w:szCs w:val="18"/>
               </w:rPr>
-              <w:t>    location / {</w:t>
-            </w:r>
-          </w:p>
-          <w:p>
-            <w:pPr>
+            </w:pPr>
+            <w:r>
               <w:rPr>
                 <w:rFonts w:ascii="Courier New" w:eastAsia="Courier New" w:hAnsi="Courier New" w:cs="Courier New"/>
                 <w:color w:val="86EFAC"/>
                 <w:sz w:val="18"/>
                 <w:szCs w:val="18"/>
               </w:rPr>
-            </w:pPr>
+              <w:t>    root /</w:t>
+            </w:r>
+            <w:proofErr w:type="spellStart"/>
             <w:r>
               <w:rPr>
                 <w:rFonts w:ascii="Courier New" w:eastAsia="Courier New" w:hAnsi="Courier New" w:cs="Courier New"/>
@@ -5921,18 +6610,19 @@
                 <w:sz w:val="18"/>
                 <w:szCs w:val="18"/>
               </w:rPr>
-              <w:t>        try_files $uri $uri/ /index.html;</w:t>
-            </w:r>
-          </w:p>
-          <w:p>
-            <w:pPr>
+              <w:t>usr</w:t>
+            </w:r>
+            <w:proofErr w:type="spellEnd"/>
+            <w:r>
               <w:rPr>
                 <w:rFonts w:ascii="Courier New" w:eastAsia="Courier New" w:hAnsi="Courier New" w:cs="Courier New"/>
                 <w:color w:val="86EFAC"/>
                 <w:sz w:val="18"/>
                 <w:szCs w:val="18"/>
               </w:rPr>
-            </w:pPr>
+              <w:t>/</w:t>
+            </w:r>
+            <w:proofErr w:type="spellStart"/>
             <w:r>
               <w:rPr>
                 <w:rFonts w:ascii="Courier New" w:eastAsia="Courier New" w:hAnsi="Courier New" w:cs="Courier New"/>
@@ -5940,28 +6630,29 @@
                 <w:sz w:val="18"/>
                 <w:szCs w:val="18"/>
               </w:rPr>
-              <w:t>    }</w:t>
-            </w:r>
-          </w:p>
-          <w:p>
-            <w:pPr>
+              <w:t>share</w:t>
+            </w:r>
+            <w:proofErr w:type="spellEnd"/>
+            <w:r>
               <w:rPr>
                 <w:rFonts w:ascii="Courier New" w:eastAsia="Courier New" w:hAnsi="Courier New" w:cs="Courier New"/>
                 <w:color w:val="86EFAC"/>
                 <w:sz w:val="18"/>
                 <w:szCs w:val="18"/>
               </w:rPr>
-            </w:pPr>
-          </w:p>
-          <w:p>
-            <w:pPr>
+              <w:t>/</w:t>
+            </w:r>
+            <w:proofErr w:type="spellStart"/>
+            <w:r>
               <w:rPr>
                 <w:rFonts w:ascii="Courier New" w:eastAsia="Courier New" w:hAnsi="Courier New" w:cs="Courier New"/>
                 <w:color w:val="86EFAC"/>
                 <w:sz w:val="18"/>
                 <w:szCs w:val="18"/>
               </w:rPr>
-            </w:pPr>
+              <w:t>nginx</w:t>
+            </w:r>
+            <w:proofErr w:type="spellEnd"/>
             <w:r>
               <w:rPr>
                 <w:rFonts w:ascii="Courier New" w:eastAsia="Courier New" w:hAnsi="Courier New" w:cs="Courier New"/>
@@ -5969,18 +6660,19 @@
                 <w:sz w:val="18"/>
                 <w:szCs w:val="18"/>
               </w:rPr>
-              <w:t>    location /api/ {</w:t>
-            </w:r>
-          </w:p>
-          <w:p>
-            <w:pPr>
+              <w:t>/</w:t>
+            </w:r>
+            <w:proofErr w:type="spellStart"/>
+            <w:r>
               <w:rPr>
                 <w:rFonts w:ascii="Courier New" w:eastAsia="Courier New" w:hAnsi="Courier New" w:cs="Courier New"/>
                 <w:color w:val="86EFAC"/>
                 <w:sz w:val="18"/>
                 <w:szCs w:val="18"/>
               </w:rPr>
-            </w:pPr>
+              <w:t>html</w:t>
+            </w:r>
+            <w:proofErr w:type="spellEnd"/>
             <w:r>
               <w:rPr>
                 <w:rFonts w:ascii="Courier New" w:eastAsia="Courier New" w:hAnsi="Courier New" w:cs="Courier New"/>
@@ -5988,7 +6680,7 @@
                 <w:sz w:val="18"/>
                 <w:szCs w:val="18"/>
               </w:rPr>
-              <w:t>        proxy_pass http://api:5000/;</w:t>
+              <w:t>;</w:t>
             </w:r>
           </w:p>
           <w:p>
@@ -6007,7 +6699,7 @@
                 <w:sz w:val="18"/>
                 <w:szCs w:val="18"/>
               </w:rPr>
-              <w:t>        proxy_http_version 1.1;</w:t>
+              <w:t>    index index.html;</w:t>
             </w:r>
           </w:p>
           <w:p>
@@ -6019,25 +6711,26 @@
                 <w:szCs w:val="18"/>
               </w:rPr>
             </w:pPr>
-            <w:r>
+          </w:p>
+          <w:p>
+            <w:pPr>
               <w:rPr>
                 <w:rFonts w:ascii="Courier New" w:eastAsia="Courier New" w:hAnsi="Courier New" w:cs="Courier New"/>
                 <w:color w:val="86EFAC"/>
                 <w:sz w:val="18"/>
                 <w:szCs w:val="18"/>
               </w:rPr>
-              <w:t>        proxy_set_header Host $host;</w:t>
-            </w:r>
-          </w:p>
-          <w:p>
-            <w:pPr>
+            </w:pPr>
+            <w:r>
               <w:rPr>
                 <w:rFonts w:ascii="Courier New" w:eastAsia="Courier New" w:hAnsi="Courier New" w:cs="Courier New"/>
                 <w:color w:val="86EFAC"/>
                 <w:sz w:val="18"/>
                 <w:szCs w:val="18"/>
               </w:rPr>
-            </w:pPr>
+              <w:t xml:space="preserve">    </w:t>
+            </w:r>
+            <w:proofErr w:type="spellStart"/>
             <w:r>
               <w:rPr>
                 <w:rFonts w:ascii="Courier New" w:eastAsia="Courier New" w:hAnsi="Courier New" w:cs="Courier New"/>
@@ -6045,38 +6738,38 @@
                 <w:sz w:val="18"/>
                 <w:szCs w:val="18"/>
               </w:rPr>
-              <w:lastRenderedPageBreak/>
-              <w:t>        proxy_set_header X-Real-IP $remote_addr;</w:t>
-            </w:r>
-          </w:p>
-          <w:p>
-            <w:pPr>
+              <w:t>location</w:t>
+            </w:r>
+            <w:proofErr w:type="spellEnd"/>
+            <w:r>
               <w:rPr>
                 <w:rFonts w:ascii="Courier New" w:eastAsia="Courier New" w:hAnsi="Courier New" w:cs="Courier New"/>
                 <w:color w:val="86EFAC"/>
                 <w:sz w:val="18"/>
                 <w:szCs w:val="18"/>
               </w:rPr>
-            </w:pPr>
-            <w:r>
+              <w:t xml:space="preserve"> / {</w:t>
+            </w:r>
+          </w:p>
+          <w:p>
+            <w:pPr>
               <w:rPr>
                 <w:rFonts w:ascii="Courier New" w:eastAsia="Courier New" w:hAnsi="Courier New" w:cs="Courier New"/>
                 <w:color w:val="86EFAC"/>
                 <w:sz w:val="18"/>
                 <w:szCs w:val="18"/>
               </w:rPr>
-              <w:t>        proxy_set_header X-Forwarded-For $proxy_add_x_forwarded_for;</w:t>
-            </w:r>
-          </w:p>
-          <w:p>
-            <w:pPr>
+            </w:pPr>
+            <w:r>
               <w:rPr>
                 <w:rFonts w:ascii="Courier New" w:eastAsia="Courier New" w:hAnsi="Courier New" w:cs="Courier New"/>
                 <w:color w:val="86EFAC"/>
                 <w:sz w:val="18"/>
                 <w:szCs w:val="18"/>
               </w:rPr>
-            </w:pPr>
+              <w:t xml:space="preserve">        </w:t>
+            </w:r>
+            <w:proofErr w:type="spellStart"/>
             <w:r>
               <w:rPr>
                 <w:rFonts w:ascii="Courier New" w:eastAsia="Courier New" w:hAnsi="Courier New" w:cs="Courier New"/>
@@ -6084,7 +6777,440 @@
                 <w:sz w:val="18"/>
                 <w:szCs w:val="18"/>
               </w:rPr>
-              <w:t>        proxy_set_header X-Forwarded-Proto $scheme;</w:t>
+              <w:t>try_files</w:t>
+            </w:r>
+            <w:proofErr w:type="spellEnd"/>
+            <w:r>
+              <w:rPr>
+                <w:rFonts w:ascii="Courier New" w:eastAsia="Courier New" w:hAnsi="Courier New" w:cs="Courier New"/>
+                <w:color w:val="86EFAC"/>
+                <w:sz w:val="18"/>
+                <w:szCs w:val="18"/>
+              </w:rPr>
+              <w:t xml:space="preserve"> $uri $uri/ /index.html;</w:t>
+            </w:r>
+          </w:p>
+          <w:p>
+            <w:pPr>
+              <w:rPr>
+                <w:rFonts w:ascii="Courier New" w:eastAsia="Courier New" w:hAnsi="Courier New" w:cs="Courier New"/>
+                <w:color w:val="86EFAC"/>
+                <w:sz w:val="18"/>
+                <w:szCs w:val="18"/>
+              </w:rPr>
+            </w:pPr>
+            <w:r>
+              <w:rPr>
+                <w:rFonts w:ascii="Courier New" w:eastAsia="Courier New" w:hAnsi="Courier New" w:cs="Courier New"/>
+                <w:color w:val="86EFAC"/>
+                <w:sz w:val="18"/>
+                <w:szCs w:val="18"/>
+              </w:rPr>
+              <w:t>    }</w:t>
+            </w:r>
+          </w:p>
+          <w:p>
+            <w:pPr>
+              <w:rPr>
+                <w:rFonts w:ascii="Courier New" w:eastAsia="Courier New" w:hAnsi="Courier New" w:cs="Courier New"/>
+                <w:color w:val="86EFAC"/>
+                <w:sz w:val="18"/>
+                <w:szCs w:val="18"/>
+              </w:rPr>
+            </w:pPr>
+          </w:p>
+          <w:p>
+            <w:pPr>
+              <w:rPr>
+                <w:rFonts w:ascii="Courier New" w:eastAsia="Courier New" w:hAnsi="Courier New" w:cs="Courier New"/>
+                <w:color w:val="86EFAC"/>
+                <w:sz w:val="18"/>
+                <w:szCs w:val="18"/>
+              </w:rPr>
+            </w:pPr>
+            <w:r>
+              <w:rPr>
+                <w:rFonts w:ascii="Courier New" w:eastAsia="Courier New" w:hAnsi="Courier New" w:cs="Courier New"/>
+                <w:color w:val="86EFAC"/>
+                <w:sz w:val="18"/>
+                <w:szCs w:val="18"/>
+              </w:rPr>
+              <w:t xml:space="preserve">    </w:t>
+            </w:r>
+            <w:proofErr w:type="spellStart"/>
+            <w:r>
+              <w:rPr>
+                <w:rFonts w:ascii="Courier New" w:eastAsia="Courier New" w:hAnsi="Courier New" w:cs="Courier New"/>
+                <w:color w:val="86EFAC"/>
+                <w:sz w:val="18"/>
+                <w:szCs w:val="18"/>
+              </w:rPr>
+              <w:t>location</w:t>
+            </w:r>
+            <w:proofErr w:type="spellEnd"/>
+            <w:r>
+              <w:rPr>
+                <w:rFonts w:ascii="Courier New" w:eastAsia="Courier New" w:hAnsi="Courier New" w:cs="Courier New"/>
+                <w:color w:val="86EFAC"/>
+                <w:sz w:val="18"/>
+                <w:szCs w:val="18"/>
+              </w:rPr>
+              <w:t xml:space="preserve"> /api/ {</w:t>
+            </w:r>
+          </w:p>
+          <w:p>
+            <w:pPr>
+              <w:rPr>
+                <w:rFonts w:ascii="Courier New" w:eastAsia="Courier New" w:hAnsi="Courier New" w:cs="Courier New"/>
+                <w:color w:val="86EFAC"/>
+                <w:sz w:val="18"/>
+                <w:szCs w:val="18"/>
+              </w:rPr>
+            </w:pPr>
+            <w:r>
+              <w:rPr>
+                <w:rFonts w:ascii="Courier New" w:eastAsia="Courier New" w:hAnsi="Courier New" w:cs="Courier New"/>
+                <w:color w:val="86EFAC"/>
+                <w:sz w:val="18"/>
+                <w:szCs w:val="18"/>
+              </w:rPr>
+              <w:t xml:space="preserve">        </w:t>
+            </w:r>
+            <w:proofErr w:type="spellStart"/>
+            <w:r>
+              <w:rPr>
+                <w:rFonts w:ascii="Courier New" w:eastAsia="Courier New" w:hAnsi="Courier New" w:cs="Courier New"/>
+                <w:color w:val="86EFAC"/>
+                <w:sz w:val="18"/>
+                <w:szCs w:val="18"/>
+              </w:rPr>
+              <w:t>proxy_pass</w:t>
+            </w:r>
+            <w:proofErr w:type="spellEnd"/>
+            <w:r>
+              <w:rPr>
+                <w:rFonts w:ascii="Courier New" w:eastAsia="Courier New" w:hAnsi="Courier New" w:cs="Courier New"/>
+                <w:color w:val="86EFAC"/>
+                <w:sz w:val="18"/>
+                <w:szCs w:val="18"/>
+              </w:rPr>
+              <w:t xml:space="preserve"> http://api:5000/;</w:t>
+            </w:r>
+          </w:p>
+          <w:p>
+            <w:pPr>
+              <w:rPr>
+                <w:rFonts w:ascii="Courier New" w:eastAsia="Courier New" w:hAnsi="Courier New" w:cs="Courier New"/>
+                <w:color w:val="86EFAC"/>
+                <w:sz w:val="18"/>
+                <w:szCs w:val="18"/>
+              </w:rPr>
+            </w:pPr>
+            <w:r>
+              <w:rPr>
+                <w:rFonts w:ascii="Courier New" w:eastAsia="Courier New" w:hAnsi="Courier New" w:cs="Courier New"/>
+                <w:color w:val="86EFAC"/>
+                <w:sz w:val="18"/>
+                <w:szCs w:val="18"/>
+              </w:rPr>
+              <w:t xml:space="preserve">        </w:t>
+            </w:r>
+            <w:proofErr w:type="spellStart"/>
+            <w:r>
+              <w:rPr>
+                <w:rFonts w:ascii="Courier New" w:eastAsia="Courier New" w:hAnsi="Courier New" w:cs="Courier New"/>
+                <w:color w:val="86EFAC"/>
+                <w:sz w:val="18"/>
+                <w:szCs w:val="18"/>
+              </w:rPr>
+              <w:t>proxy_http_version</w:t>
+            </w:r>
+            <w:proofErr w:type="spellEnd"/>
+            <w:r>
+              <w:rPr>
+                <w:rFonts w:ascii="Courier New" w:eastAsia="Courier New" w:hAnsi="Courier New" w:cs="Courier New"/>
+                <w:color w:val="86EFAC"/>
+                <w:sz w:val="18"/>
+                <w:szCs w:val="18"/>
+              </w:rPr>
+              <w:t xml:space="preserve"> 1.1;</w:t>
+            </w:r>
+          </w:p>
+          <w:p>
+            <w:pPr>
+              <w:rPr>
+                <w:rFonts w:ascii="Courier New" w:eastAsia="Courier New" w:hAnsi="Courier New" w:cs="Courier New"/>
+                <w:color w:val="86EFAC"/>
+                <w:sz w:val="18"/>
+                <w:szCs w:val="18"/>
+              </w:rPr>
+            </w:pPr>
+            <w:r>
+              <w:rPr>
+                <w:rFonts w:ascii="Courier New" w:eastAsia="Courier New" w:hAnsi="Courier New" w:cs="Courier New"/>
+                <w:color w:val="86EFAC"/>
+                <w:sz w:val="18"/>
+                <w:szCs w:val="18"/>
+              </w:rPr>
+              <w:t xml:space="preserve">        </w:t>
+            </w:r>
+            <w:proofErr w:type="spellStart"/>
+            <w:r>
+              <w:rPr>
+                <w:rFonts w:ascii="Courier New" w:eastAsia="Courier New" w:hAnsi="Courier New" w:cs="Courier New"/>
+                <w:color w:val="86EFAC"/>
+                <w:sz w:val="18"/>
+                <w:szCs w:val="18"/>
+              </w:rPr>
+              <w:t>proxy_set_header</w:t>
+            </w:r>
+            <w:proofErr w:type="spellEnd"/>
+            <w:r>
+              <w:rPr>
+                <w:rFonts w:ascii="Courier New" w:eastAsia="Courier New" w:hAnsi="Courier New" w:cs="Courier New"/>
+                <w:color w:val="86EFAC"/>
+                <w:sz w:val="18"/>
+                <w:szCs w:val="18"/>
+              </w:rPr>
+              <w:t xml:space="preserve"> Host $host;</w:t>
+            </w:r>
+          </w:p>
+          <w:p>
+            <w:pPr>
+              <w:rPr>
+                <w:rFonts w:ascii="Courier New" w:eastAsia="Courier New" w:hAnsi="Courier New" w:cs="Courier New"/>
+                <w:color w:val="86EFAC"/>
+                <w:sz w:val="18"/>
+                <w:szCs w:val="18"/>
+              </w:rPr>
+            </w:pPr>
+            <w:r>
+              <w:rPr>
+                <w:rFonts w:ascii="Courier New" w:eastAsia="Courier New" w:hAnsi="Courier New" w:cs="Courier New"/>
+                <w:color w:val="86EFAC"/>
+                <w:sz w:val="18"/>
+                <w:szCs w:val="18"/>
+              </w:rPr>
+              <w:lastRenderedPageBreak/>
+              <w:t xml:space="preserve">        </w:t>
+            </w:r>
+            <w:proofErr w:type="spellStart"/>
+            <w:r>
+              <w:rPr>
+                <w:rFonts w:ascii="Courier New" w:eastAsia="Courier New" w:hAnsi="Courier New" w:cs="Courier New"/>
+                <w:color w:val="86EFAC"/>
+                <w:sz w:val="18"/>
+                <w:szCs w:val="18"/>
+              </w:rPr>
+              <w:t>proxy_set_header</w:t>
+            </w:r>
+            <w:proofErr w:type="spellEnd"/>
+            <w:r>
+              <w:rPr>
+                <w:rFonts w:ascii="Courier New" w:eastAsia="Courier New" w:hAnsi="Courier New" w:cs="Courier New"/>
+                <w:color w:val="86EFAC"/>
+                <w:sz w:val="18"/>
+                <w:szCs w:val="18"/>
+              </w:rPr>
+              <w:t xml:space="preserve"> X-Real-IP $</w:t>
+            </w:r>
+            <w:proofErr w:type="spellStart"/>
+            <w:r>
+              <w:rPr>
+                <w:rFonts w:ascii="Courier New" w:eastAsia="Courier New" w:hAnsi="Courier New" w:cs="Courier New"/>
+                <w:color w:val="86EFAC"/>
+                <w:sz w:val="18"/>
+                <w:szCs w:val="18"/>
+              </w:rPr>
+              <w:t>remote_addr</w:t>
+            </w:r>
+            <w:proofErr w:type="spellEnd"/>
+            <w:r>
+              <w:rPr>
+                <w:rFonts w:ascii="Courier New" w:eastAsia="Courier New" w:hAnsi="Courier New" w:cs="Courier New"/>
+                <w:color w:val="86EFAC"/>
+                <w:sz w:val="18"/>
+                <w:szCs w:val="18"/>
+              </w:rPr>
+              <w:t>;</w:t>
+            </w:r>
+          </w:p>
+          <w:p>
+            <w:pPr>
+              <w:rPr>
+                <w:rFonts w:ascii="Courier New" w:eastAsia="Courier New" w:hAnsi="Courier New" w:cs="Courier New"/>
+                <w:color w:val="86EFAC"/>
+                <w:sz w:val="18"/>
+                <w:szCs w:val="18"/>
+              </w:rPr>
+            </w:pPr>
+            <w:r>
+              <w:rPr>
+                <w:rFonts w:ascii="Courier New" w:eastAsia="Courier New" w:hAnsi="Courier New" w:cs="Courier New"/>
+                <w:color w:val="86EFAC"/>
+                <w:sz w:val="18"/>
+                <w:szCs w:val="18"/>
+              </w:rPr>
+              <w:t xml:space="preserve">        </w:t>
+            </w:r>
+            <w:proofErr w:type="spellStart"/>
+            <w:r>
+              <w:rPr>
+                <w:rFonts w:ascii="Courier New" w:eastAsia="Courier New" w:hAnsi="Courier New" w:cs="Courier New"/>
+                <w:color w:val="86EFAC"/>
+                <w:sz w:val="18"/>
+                <w:szCs w:val="18"/>
+              </w:rPr>
+              <w:t>proxy_set_header</w:t>
+            </w:r>
+            <w:proofErr w:type="spellEnd"/>
+            <w:r>
+              <w:rPr>
+                <w:rFonts w:ascii="Courier New" w:eastAsia="Courier New" w:hAnsi="Courier New" w:cs="Courier New"/>
+                <w:color w:val="86EFAC"/>
+                <w:sz w:val="18"/>
+                <w:szCs w:val="18"/>
+              </w:rPr>
+              <w:t xml:space="preserve"> X-</w:t>
+            </w:r>
+            <w:proofErr w:type="spellStart"/>
+            <w:r>
+              <w:rPr>
+                <w:rFonts w:ascii="Courier New" w:eastAsia="Courier New" w:hAnsi="Courier New" w:cs="Courier New"/>
+                <w:color w:val="86EFAC"/>
+                <w:sz w:val="18"/>
+                <w:szCs w:val="18"/>
+              </w:rPr>
+              <w:t>Forwarded</w:t>
+            </w:r>
+            <w:proofErr w:type="spellEnd"/>
+            <w:r>
+              <w:rPr>
+                <w:rFonts w:ascii="Courier New" w:eastAsia="Courier New" w:hAnsi="Courier New" w:cs="Courier New"/>
+                <w:color w:val="86EFAC"/>
+                <w:sz w:val="18"/>
+                <w:szCs w:val="18"/>
+              </w:rPr>
+              <w:t>-For $</w:t>
+            </w:r>
+            <w:proofErr w:type="spellStart"/>
+            <w:r>
+              <w:rPr>
+                <w:rFonts w:ascii="Courier New" w:eastAsia="Courier New" w:hAnsi="Courier New" w:cs="Courier New"/>
+                <w:color w:val="86EFAC"/>
+                <w:sz w:val="18"/>
+                <w:szCs w:val="18"/>
+              </w:rPr>
+              <w:t>proxy_add_x_forwarded_for</w:t>
+            </w:r>
+            <w:proofErr w:type="spellEnd"/>
+            <w:r>
+              <w:rPr>
+                <w:rFonts w:ascii="Courier New" w:eastAsia="Courier New" w:hAnsi="Courier New" w:cs="Courier New"/>
+                <w:color w:val="86EFAC"/>
+                <w:sz w:val="18"/>
+                <w:szCs w:val="18"/>
+              </w:rPr>
+              <w:t>;</w:t>
+            </w:r>
+          </w:p>
+          <w:p>
+            <w:pPr>
+              <w:rPr>
+                <w:rFonts w:ascii="Courier New" w:eastAsia="Courier New" w:hAnsi="Courier New" w:cs="Courier New"/>
+                <w:color w:val="86EFAC"/>
+                <w:sz w:val="18"/>
+                <w:szCs w:val="18"/>
+              </w:rPr>
+            </w:pPr>
+            <w:r>
+              <w:rPr>
+                <w:rFonts w:ascii="Courier New" w:eastAsia="Courier New" w:hAnsi="Courier New" w:cs="Courier New"/>
+                <w:color w:val="86EFAC"/>
+                <w:sz w:val="18"/>
+                <w:szCs w:val="18"/>
+              </w:rPr>
+              <w:t xml:space="preserve">        </w:t>
+            </w:r>
+            <w:proofErr w:type="spellStart"/>
+            <w:r>
+              <w:rPr>
+                <w:rFonts w:ascii="Courier New" w:eastAsia="Courier New" w:hAnsi="Courier New" w:cs="Courier New"/>
+                <w:color w:val="86EFAC"/>
+                <w:sz w:val="18"/>
+                <w:szCs w:val="18"/>
+              </w:rPr>
+              <w:t>proxy_set_header</w:t>
+            </w:r>
+            <w:proofErr w:type="spellEnd"/>
+            <w:r>
+              <w:rPr>
+                <w:rFonts w:ascii="Courier New" w:eastAsia="Courier New" w:hAnsi="Courier New" w:cs="Courier New"/>
+                <w:color w:val="86EFAC"/>
+                <w:sz w:val="18"/>
+                <w:szCs w:val="18"/>
+              </w:rPr>
+              <w:t xml:space="preserve"> X-</w:t>
+            </w:r>
+            <w:proofErr w:type="spellStart"/>
+            <w:r>
+              <w:rPr>
+                <w:rFonts w:ascii="Courier New" w:eastAsia="Courier New" w:hAnsi="Courier New" w:cs="Courier New"/>
+                <w:color w:val="86EFAC"/>
+                <w:sz w:val="18"/>
+                <w:szCs w:val="18"/>
+              </w:rPr>
+              <w:t>Forwarded</w:t>
+            </w:r>
+            <w:proofErr w:type="spellEnd"/>
+            <w:r>
+              <w:rPr>
+                <w:rFonts w:ascii="Courier New" w:eastAsia="Courier New" w:hAnsi="Courier New" w:cs="Courier New"/>
+                <w:color w:val="86EFAC"/>
+                <w:sz w:val="18"/>
+                <w:szCs w:val="18"/>
+              </w:rPr>
+              <w:t>-</w:t>
+            </w:r>
+            <w:proofErr w:type="spellStart"/>
+            <w:r>
+              <w:rPr>
+                <w:rFonts w:ascii="Courier New" w:eastAsia="Courier New" w:hAnsi="Courier New" w:cs="Courier New"/>
+                <w:color w:val="86EFAC"/>
+                <w:sz w:val="18"/>
+                <w:szCs w:val="18"/>
+              </w:rPr>
+              <w:t>Proto</w:t>
+            </w:r>
+            <w:proofErr w:type="spellEnd"/>
+            <w:r>
+              <w:rPr>
+                <w:rFonts w:ascii="Courier New" w:eastAsia="Courier New" w:hAnsi="Courier New" w:cs="Courier New"/>
+                <w:color w:val="86EFAC"/>
+                <w:sz w:val="18"/>
+                <w:szCs w:val="18"/>
+              </w:rPr>
+              <w:t xml:space="preserve"> $</w:t>
+            </w:r>
+            <w:proofErr w:type="spellStart"/>
+            <w:r>
+              <w:rPr>
+                <w:rFonts w:ascii="Courier New" w:eastAsia="Courier New" w:hAnsi="Courier New" w:cs="Courier New"/>
+                <w:color w:val="86EFAC"/>
+                <w:sz w:val="18"/>
+                <w:szCs w:val="18"/>
+              </w:rPr>
+              <w:t>scheme</w:t>
+            </w:r>
+            <w:proofErr w:type="spellEnd"/>
+            <w:r>
+              <w:rPr>
+                <w:rFonts w:ascii="Courier New" w:eastAsia="Courier New" w:hAnsi="Courier New" w:cs="Courier New"/>
+                <w:color w:val="86EFAC"/>
+                <w:sz w:val="18"/>
+                <w:szCs w:val="18"/>
+              </w:rPr>
+              <w:t>;</w:t>
             </w:r>
           </w:p>
           <w:p>
@@ -6158,8 +7284,13 @@
       <w:pPr>
         <w:spacing w:before="120" w:after="40"/>
       </w:pPr>
-      <w:r>
-        <w:t xml:space="preserve">Server_name: </w:t>
+      <w:proofErr w:type="spellStart"/>
+      <w:r>
+        <w:t>Server_name</w:t>
+      </w:r>
+      <w:proofErr w:type="spellEnd"/>
+      <w:r>
+        <w:t xml:space="preserve">: </w:t>
       </w:r>
       <w:r>
         <w:t>N</w:t>
@@ -6174,7 +7305,15 @@
         <w:t xml:space="preserve">os usuários </w:t>
       </w:r>
       <w:r>
-        <w:t>até o front-end da aplicação</w:t>
+        <w:t>até o front-</w:t>
+      </w:r>
+      <w:proofErr w:type="spellStart"/>
+      <w:r>
+        <w:t>end</w:t>
+      </w:r>
+      <w:proofErr w:type="spellEnd"/>
+      <w:r>
+        <w:t xml:space="preserve"> da aplicação</w:t>
       </w:r>
     </w:p>
     <w:p>
@@ -6183,9 +7322,19 @@
           <w:bottom w:val="single" w:sz="4" w:space="0" w:color="CBD5E1"/>
         </w:pBdr>
       </w:pPr>
-      <w:r>
-        <w:t>Listen: Indica qual porta será escutada pelo nginx</w:t>
-      </w:r>
+      <w:proofErr w:type="spellStart"/>
+      <w:r>
+        <w:t>Listen</w:t>
+      </w:r>
+      <w:proofErr w:type="spellEnd"/>
+      <w:r>
+        <w:t xml:space="preserve">: Indica qual porta será escutada pelo </w:t>
+      </w:r>
+      <w:proofErr w:type="spellStart"/>
+      <w:r>
+        <w:t>nginx</w:t>
+      </w:r>
+      <w:proofErr w:type="spellEnd"/>
     </w:p>
     <w:p>
       <w:pPr>
@@ -6193,8 +7342,13 @@
           <w:bottom w:val="single" w:sz="4" w:space="0" w:color="CBD5E1"/>
         </w:pBdr>
       </w:pPr>
-      <w:r>
-        <w:t>Proxy_pass: Indica qual a porta que a aplicação se situa para que o proxy reverso estabeleça a comunicação com o site.</w:t>
+      <w:proofErr w:type="spellStart"/>
+      <w:r>
+        <w:t>Proxy_pass</w:t>
+      </w:r>
+      <w:proofErr w:type="spellEnd"/>
+      <w:r>
+        <w:t>: Indica qual a porta que a aplicação se situa para que o proxy reverso estabeleça a comunicação com o site.</w:t>
       </w:r>
     </w:p>
     <w:p>
@@ -6360,7 +7514,23 @@
                 <w:sz w:val="19"/>
                 <w:szCs w:val="19"/>
               </w:rPr>
-              <w:t>Orientação: Inclua prints das capturas realizadas no Wireshark durante o uso da aplicação. Analise ao menos 3 pacotes distintos, identificando: protocolo, IP de origem/destino, porta, tipo de requisição e conteúdo relevante.</w:t>
+              <w:t xml:space="preserve">Orientação: Inclua prints das capturas realizadas no </w:t>
+            </w:r>
+            <w:proofErr w:type="spellStart"/>
+            <w:r>
+              <w:rPr>
+                <w:sz w:val="19"/>
+                <w:szCs w:val="19"/>
+              </w:rPr>
+              <w:t>Wireshark</w:t>
+            </w:r>
+            <w:proofErr w:type="spellEnd"/>
+            <w:r>
+              <w:rPr>
+                <w:sz w:val="19"/>
+                <w:szCs w:val="19"/>
+              </w:rPr>
+              <w:t xml:space="preserve"> durante o uso da aplicação. Analise ao menos 3 pacotes distintos, identificando: protocolo, IP de origem/destino, porta, tipo de requisição e conteúdo relevante.</w:t>
             </w:r>
           </w:p>
         </w:tc>
@@ -7229,6 +8399,7 @@
       <w:pPr>
         <w:spacing w:before="40" w:after="40"/>
       </w:pPr>
+      <w:proofErr w:type="gramStart"/>
       <w:r>
         <w:rPr>
           <w:i/>
@@ -7237,8 +8408,53 @@
           <w:sz w:val="18"/>
           <w:szCs w:val="18"/>
         </w:rPr>
-        <w:t>[ Espaço para colar prints do Wireshark — mínimo 2 capturas de tela ]</w:t>
-      </w:r>
+        <w:t>[ Espaço</w:t>
+      </w:r>
+      <w:proofErr w:type="gramEnd"/>
+      <w:r>
+        <w:rPr>
+          <w:i/>
+          <w:iCs/>
+          <w:color w:val="6B7280"/>
+          <w:sz w:val="18"/>
+          <w:szCs w:val="18"/>
+        </w:rPr>
+        <w:t xml:space="preserve"> para colar prints do </w:t>
+      </w:r>
+      <w:proofErr w:type="spellStart"/>
+      <w:r>
+        <w:rPr>
+          <w:i/>
+          <w:iCs/>
+          <w:color w:val="6B7280"/>
+          <w:sz w:val="18"/>
+          <w:szCs w:val="18"/>
+        </w:rPr>
+        <w:t>Wireshark</w:t>
+      </w:r>
+      <w:proofErr w:type="spellEnd"/>
+      <w:r>
+        <w:rPr>
+          <w:i/>
+          <w:iCs/>
+          <w:color w:val="6B7280"/>
+          <w:sz w:val="18"/>
+          <w:szCs w:val="18"/>
+        </w:rPr>
+        <w:t xml:space="preserve"> — mínimo 2 capturas de </w:t>
+      </w:r>
+      <w:proofErr w:type="gramStart"/>
+      <w:r>
+        <w:rPr>
+          <w:i/>
+          <w:iCs/>
+          <w:color w:val="6B7280"/>
+          <w:sz w:val="18"/>
+          <w:szCs w:val="18"/>
+        </w:rPr>
+        <w:t>tela ]</w:t>
+      </w:r>
+      <w:proofErr w:type="gramEnd"/>
     </w:p>
     <w:p>
       <w:pPr>
@@ -7454,7 +8670,55 @@
                 <w:sz w:val="19"/>
                 <w:szCs w:val="19"/>
               </w:rPr>
-              <w:t>Orientação: O repositório deve estar público ou com acesso compartilhado com o professor. O código deve conter: docker-compose.yml, Dockerfile(s), código da API, configuração do Nginx e arquivos do front-end. Um arquivo README.md com instruções de execução é obrigatório.</w:t>
+              <w:t xml:space="preserve">Orientação: O repositório deve estar público ou com acesso compartilhado com o professor. O código deve conter: </w:t>
+            </w:r>
+            <w:proofErr w:type="spellStart"/>
+            <w:r>
+              <w:rPr>
+                <w:sz w:val="19"/>
+                <w:szCs w:val="19"/>
+              </w:rPr>
+              <w:t>docker-compose.yml</w:t>
+            </w:r>
+            <w:proofErr w:type="spellEnd"/>
+            <w:r>
+              <w:rPr>
+                <w:sz w:val="19"/>
+                <w:szCs w:val="19"/>
+              </w:rPr>
+              <w:t xml:space="preserve">, </w:t>
+            </w:r>
+            <w:proofErr w:type="spellStart"/>
+            <w:r>
+              <w:rPr>
+                <w:sz w:val="19"/>
+                <w:szCs w:val="19"/>
+              </w:rPr>
+              <w:t>Dockerfile</w:t>
+            </w:r>
+            <w:proofErr w:type="spellEnd"/>
+            <w:r>
+              <w:rPr>
+                <w:sz w:val="19"/>
+                <w:szCs w:val="19"/>
+              </w:rPr>
+              <w:t xml:space="preserve">(s), código da API, configuração do </w:t>
+            </w:r>
+            <w:proofErr w:type="spellStart"/>
+            <w:r>
+              <w:rPr>
+                <w:sz w:val="19"/>
+                <w:szCs w:val="19"/>
+              </w:rPr>
+              <w:t>Nginx</w:t>
+            </w:r>
+            <w:proofErr w:type="spellEnd"/>
+            <w:r>
+              <w:rPr>
+                <w:sz w:val="19"/>
+                <w:szCs w:val="19"/>
+              </w:rPr>
+              <w:t xml:space="preserve"> e arquivos do front-end. Um arquivo README.md com instruções de execução é obrigatório.</w:t>
             </w:r>
           </w:p>
         </w:tc>
@@ -7510,7 +8774,23 @@
                 <w:sz w:val="18"/>
                 <w:szCs w:val="18"/>
               </w:rPr>
-              <w:t>URL do Repositório Git:</w:t>
+              <w:t xml:space="preserve">URL do Repositório </w:t>
+            </w:r>
+            <w:proofErr w:type="spellStart"/>
+            <w:r>
+              <w:rPr>
+                <w:sz w:val="18"/>
+                <w:szCs w:val="18"/>
+              </w:rPr>
+              <w:t>Git</w:t>
+            </w:r>
+            <w:proofErr w:type="spellEnd"/>
+            <w:r>
+              <w:rPr>
+                <w:sz w:val="18"/>
+                <w:szCs w:val="18"/>
+              </w:rPr>
+              <w:t>:</w:t>
             </w:r>
           </w:p>
         </w:tc>
@@ -7533,12 +8813,14 @@
           </w:tcPr>
           <w:p>
             <w:hyperlink r:id="rId9" w:history="1">
+              <w:proofErr w:type="spellStart"/>
               <w:r>
                 <w:rPr>
                   <w:rStyle w:val="Hyperlink"/>
                 </w:rPr>
                 <w:t>APIProjeto</w:t>
               </w:r>
+              <w:proofErr w:type="spellEnd"/>
             </w:hyperlink>
           </w:p>
         </w:tc>
@@ -7568,7 +8850,23 @@
                 <w:szCs w:val="18"/>
               </w:rPr>
               <w:lastRenderedPageBreak/>
-              <w:t>Plataforma (GitHub / GitLab / etc.):</w:t>
+              <w:t xml:space="preserve">Plataforma (GitHub / </w:t>
+            </w:r>
+            <w:proofErr w:type="spellStart"/>
+            <w:r>
+              <w:rPr>
+                <w:sz w:val="18"/>
+                <w:szCs w:val="18"/>
+              </w:rPr>
+              <w:t>GitLab</w:t>
+            </w:r>
+            <w:proofErr w:type="spellEnd"/>
+            <w:r>
+              <w:rPr>
+                <w:sz w:val="18"/>
+                <w:szCs w:val="18"/>
+              </w:rPr>
+              <w:t xml:space="preserve"> / etc.):</w:t>
             </w:r>
           </w:p>
         </w:tc>
@@ -7642,6 +8940,7 @@
             </w:tcMar>
           </w:tcPr>
           <w:p>
+            <w:proofErr w:type="spellStart"/>
             <w:r>
               <w:rPr>
                 <w:sz w:val="18"/>
@@ -7649,6 +8948,7 @@
               </w:rPr>
               <w:t>main</w:t>
             </w:r>
+            <w:proofErr w:type="spellEnd"/>
           </w:p>
         </w:tc>
       </w:tr>
@@ -7816,7 +9116,71 @@
                 <w:sz w:val="19"/>
                 <w:szCs w:val="19"/>
               </w:rPr>
-              <w:t>Orientação: Grave um vídeo de até 10 minutos demonstrando o funcionamento do projeto. O vídeo deve mostrar: inicialização com docker-compose up, uso da API (cadastro e listagem), navegação na página web, configuração do Nginx e análise no Wireshark.</w:t>
+              <w:t xml:space="preserve">Orientação: Grave um vídeo de até 10 minutos demonstrando o funcionamento do projeto. O vídeo deve mostrar: inicialização com </w:t>
+            </w:r>
+            <w:proofErr w:type="spellStart"/>
+            <w:r>
+              <w:rPr>
+                <w:sz w:val="19"/>
+                <w:szCs w:val="19"/>
+              </w:rPr>
+              <w:t>docker-compose</w:t>
+            </w:r>
+            <w:proofErr w:type="spellEnd"/>
+            <w:r>
+              <w:rPr>
+                <w:sz w:val="19"/>
+                <w:szCs w:val="19"/>
+              </w:rPr>
+              <w:t xml:space="preserve"> </w:t>
+            </w:r>
+            <w:proofErr w:type="spellStart"/>
+            <w:r>
+              <w:rPr>
+                <w:sz w:val="19"/>
+                <w:szCs w:val="19"/>
+              </w:rPr>
+              <w:t>up</w:t>
+            </w:r>
+            <w:proofErr w:type="spellEnd"/>
+            <w:r>
+              <w:rPr>
+                <w:sz w:val="19"/>
+                <w:szCs w:val="19"/>
+              </w:rPr>
+              <w:t xml:space="preserve">, uso da API (cadastro e listagem), navegação na página web, configuração do </w:t>
+            </w:r>
+            <w:proofErr w:type="spellStart"/>
+            <w:r>
+              <w:rPr>
+                <w:sz w:val="19"/>
+                <w:szCs w:val="19"/>
+              </w:rPr>
+              <w:t>Nginx</w:t>
+            </w:r>
+            <w:proofErr w:type="spellEnd"/>
+            <w:r>
+              <w:rPr>
+                <w:sz w:val="19"/>
+                <w:szCs w:val="19"/>
+              </w:rPr>
+              <w:t xml:space="preserve"> e análise no </w:t>
+            </w:r>
+            <w:proofErr w:type="spellStart"/>
+            <w:r>
+              <w:rPr>
+                <w:sz w:val="19"/>
+                <w:szCs w:val="19"/>
+              </w:rPr>
+              <w:t>Wireshark</w:t>
+            </w:r>
+            <w:proofErr w:type="spellEnd"/>
+            <w:r>
+              <w:rPr>
+                <w:sz w:val="19"/>
+                <w:szCs w:val="19"/>
+              </w:rPr>
+              <w:t>.</w:t>
             </w:r>
           </w:p>
         </w:tc>
@@ -7998,7 +9362,32 @@
                 <w:sz w:val="18"/>
                 <w:szCs w:val="18"/>
               </w:rPr>
-              <w:t>_______ min _______ seg   (máximo 10 minutos)</w:t>
+              <w:t xml:space="preserve">_______ min _______ </w:t>
+            </w:r>
+            <w:proofErr w:type="spellStart"/>
+            <w:r>
+              <w:rPr>
+                <w:sz w:val="18"/>
+                <w:szCs w:val="18"/>
+              </w:rPr>
+              <w:t>seg</w:t>
+            </w:r>
+            <w:proofErr w:type="spellEnd"/>
+            <w:proofErr w:type="gramStart"/>
+            <w:r>
+              <w:rPr>
+                <w:sz w:val="18"/>
+                <w:szCs w:val="18"/>
+              </w:rPr>
+              <w:t xml:space="preserve">   (</w:t>
+            </w:r>
+            <w:proofErr w:type="gramEnd"/>
+            <w:r>
+              <w:rPr>
+                <w:sz w:val="18"/>
+                <w:szCs w:val="18"/>
+              </w:rPr>
+              <w:t>máximo 10 minutos)</w:t>
             </w:r>
           </w:p>
         </w:tc>
@@ -8073,7 +9462,43 @@
         <w:sz w:val="16"/>
         <w:szCs w:val="16"/>
       </w:rPr>
-      <w:t xml:space="preserve">TRABALHO PRÁTICO — Docker, MySQL, Nginx e Wireshark    |    Pág. </w:t>
+      <w:t xml:space="preserve">TRABALHO PRÁTICO — Docker, MySQL, </w:t>
+    </w:r>
+    <w:proofErr w:type="spellStart"/>
+    <w:r>
+      <w:rPr>
+        <w:color w:val="6B7280"/>
+        <w:sz w:val="16"/>
+        <w:szCs w:val="16"/>
+      </w:rPr>
+      <w:t>Nginx</w:t>
+    </w:r>
+    <w:proofErr w:type="spellEnd"/>
+    <w:r>
+      <w:rPr>
+        <w:color w:val="6B7280"/>
+        <w:sz w:val="16"/>
+        <w:szCs w:val="16"/>
+      </w:rPr>
+      <w:t xml:space="preserve"> e </w:t>
+    </w:r>
+    <w:proofErr w:type="spellStart"/>
+    <w:r>
+      <w:rPr>
+        <w:color w:val="6B7280"/>
+        <w:sz w:val="16"/>
+        <w:szCs w:val="16"/>
+      </w:rPr>
+      <w:t>Wireshark</w:t>
+    </w:r>
+    <w:proofErr w:type="spellEnd"/>
+    <w:r>
+      <w:rPr>
+        <w:color w:val="6B7280"/>
+        <w:sz w:val="16"/>
+        <w:szCs w:val="16"/>
+      </w:rPr>
+      <w:t xml:space="preserve">    |    Pág. </w:t>
     </w:r>
     <w:r>
       <w:rPr>

--- a/trabalho_docker.docx
+++ b/trabalho_docker.docx
@@ -29,36 +29,8 @@
           <w:sz w:val="28"/>
           <w:szCs w:val="28"/>
         </w:rPr>
-        <w:t xml:space="preserve">Infraestrutura Moderna com Docker, MySQL, </w:t>
+        <w:t>Infraestrutura Moderna com Docker, MySQL, Nginx e Wireshark</w:t>
       </w:r>
-      <w:proofErr w:type="spellStart"/>
-      <w:r>
-        <w:rPr>
-          <w:color w:val="2563A8"/>
-          <w:sz w:val="28"/>
-          <w:szCs w:val="28"/>
-        </w:rPr>
-        <w:t>Nginx</w:t>
-      </w:r>
-      <w:proofErr w:type="spellEnd"/>
-      <w:r>
-        <w:rPr>
-          <w:color w:val="2563A8"/>
-          <w:sz w:val="28"/>
-          <w:szCs w:val="28"/>
-        </w:rPr>
-        <w:t xml:space="preserve"> e </w:t>
-      </w:r>
-      <w:proofErr w:type="spellStart"/>
-      <w:r>
-        <w:rPr>
-          <w:color w:val="2563A8"/>
-          <w:sz w:val="28"/>
-          <w:szCs w:val="28"/>
-        </w:rPr>
-        <w:t>Wireshark</w:t>
-      </w:r>
-      <w:proofErr w:type="spellEnd"/>
     </w:p>
     <w:p>
       <w:pPr>
@@ -137,7 +109,6 @@
             </w:tcMar>
           </w:tcPr>
           <w:p>
-            <w:proofErr w:type="gramStart"/>
             <w:r>
               <w:rPr>
                 <w:b/>
@@ -146,18 +117,7 @@
                 <w:sz w:val="24"/>
                 <w:szCs w:val="24"/>
               </w:rPr>
-              <w:t>👥  IDENTIFICAÇÃO</w:t>
-            </w:r>
-            <w:proofErr w:type="gramEnd"/>
-            <w:r>
-              <w:rPr>
-                <w:b/>
-                <w:bCs/>
-                <w:color w:val="FFFFFF"/>
-                <w:sz w:val="24"/>
-                <w:szCs w:val="24"/>
-              </w:rPr>
-              <w:t xml:space="preserve"> DA EQUIPE</w:t>
+              <w:t>👥  IDENTIFICAÇÃO DA EQUIPE</w:t>
             </w:r>
           </w:p>
         </w:tc>
@@ -738,7 +698,6 @@
             </w:tcMar>
           </w:tcPr>
           <w:p>
-            <w:proofErr w:type="gramStart"/>
             <w:r>
               <w:rPr>
                 <w:b/>
@@ -747,18 +706,7 @@
                 <w:sz w:val="24"/>
                 <w:szCs w:val="24"/>
               </w:rPr>
-              <w:t>📋  VISÃO</w:t>
-            </w:r>
-            <w:proofErr w:type="gramEnd"/>
-            <w:r>
-              <w:rPr>
-                <w:b/>
-                <w:bCs/>
-                <w:color w:val="FFFFFF"/>
-                <w:sz w:val="24"/>
-                <w:szCs w:val="24"/>
-              </w:rPr>
-              <w:t xml:space="preserve"> GERAL DO TRABALHO</w:t>
+              <w:t>📋  VISÃO GERAL DO TRABALHO</w:t>
             </w:r>
           </w:p>
         </w:tc>
@@ -1030,23 +978,7 @@
                 <w:sz w:val="18"/>
                 <w:szCs w:val="18"/>
               </w:rPr>
-              <w:t xml:space="preserve">API </w:t>
-            </w:r>
-            <w:proofErr w:type="spellStart"/>
-            <w:r>
-              <w:rPr>
-                <w:sz w:val="18"/>
-                <w:szCs w:val="18"/>
-              </w:rPr>
-              <w:t>backend</w:t>
-            </w:r>
-            <w:proofErr w:type="spellEnd"/>
-            <w:r>
-              <w:rPr>
-                <w:sz w:val="18"/>
-                <w:szCs w:val="18"/>
-              </w:rPr>
-              <w:t xml:space="preserve"> com cadastro e listagem de usuários</w:t>
+              <w:t>API backend com cadastro e listagem de usuários</w:t>
             </w:r>
           </w:p>
         </w:tc>
@@ -1317,7 +1249,6 @@
             </w:tcMar>
           </w:tcPr>
           <w:p>
-            <w:proofErr w:type="spellStart"/>
             <w:r>
               <w:rPr>
                 <w:sz w:val="18"/>
@@ -1325,7 +1256,6 @@
               </w:rPr>
               <w:t>Nginx</w:t>
             </w:r>
-            <w:proofErr w:type="spellEnd"/>
           </w:p>
         </w:tc>
       </w:tr>
@@ -1407,17 +1337,8 @@
                 <w:sz w:val="18"/>
                 <w:szCs w:val="18"/>
               </w:rPr>
-              <w:t xml:space="preserve">Docker </w:t>
-            </w:r>
-            <w:proofErr w:type="spellStart"/>
-            <w:r>
-              <w:rPr>
-                <w:sz w:val="18"/>
-                <w:szCs w:val="18"/>
-              </w:rPr>
-              <w:t>Compose</w:t>
-            </w:r>
-            <w:proofErr w:type="spellEnd"/>
+              <w:t>Docker Compose</w:t>
+            </w:r>
           </w:p>
         </w:tc>
       </w:tr>
@@ -1494,7 +1415,6 @@
             </w:tcMar>
           </w:tcPr>
           <w:p>
-            <w:proofErr w:type="spellStart"/>
             <w:r>
               <w:rPr>
                 <w:sz w:val="18"/>
@@ -1502,7 +1422,6 @@
               </w:rPr>
               <w:t>Wireshark</w:t>
             </w:r>
-            <w:proofErr w:type="spellEnd"/>
           </w:p>
         </w:tc>
       </w:tr>
@@ -1640,7 +1559,6 @@
             </w:tcMar>
           </w:tcPr>
           <w:p>
-            <w:proofErr w:type="gramStart"/>
             <w:r>
               <w:rPr>
                 <w:b/>
@@ -1649,40 +1567,7 @@
                 <w:sz w:val="24"/>
                 <w:szCs w:val="24"/>
               </w:rPr>
-              <w:t>🏆  CRITÉRIOS</w:t>
-            </w:r>
-            <w:proofErr w:type="gramEnd"/>
-            <w:r>
-              <w:rPr>
-                <w:b/>
-                <w:bCs/>
-                <w:color w:val="FFFFFF"/>
-                <w:sz w:val="24"/>
-                <w:szCs w:val="24"/>
-              </w:rPr>
-              <w:t xml:space="preserve"> DE </w:t>
-            </w:r>
-            <w:proofErr w:type="gramStart"/>
-            <w:r>
-              <w:rPr>
-                <w:b/>
-                <w:bCs/>
-                <w:color w:val="FFFFFF"/>
-                <w:sz w:val="24"/>
-                <w:szCs w:val="24"/>
-              </w:rPr>
-              <w:t>AVALIAÇÃO  (</w:t>
-            </w:r>
-            <w:proofErr w:type="gramEnd"/>
-            <w:r>
-              <w:rPr>
-                <w:b/>
-                <w:bCs/>
-                <w:color w:val="FFFFFF"/>
-                <w:sz w:val="24"/>
-                <w:szCs w:val="24"/>
-              </w:rPr>
-              <w:t>Total: 4,0 pontos)</w:t>
+              <w:t>🏆  CRITÉRIOS DE AVALIAÇÃO  (Total: 4,0 pontos)</w:t>
             </w:r>
           </w:p>
         </w:tc>
@@ -1806,7 +1691,6 @@
             <w:pPr>
               <w:jc w:val="center"/>
             </w:pPr>
-            <w:proofErr w:type="spellStart"/>
             <w:r>
               <w:rPr>
                 <w:b/>
@@ -1817,7 +1701,6 @@
               </w:rPr>
               <w:t>Pts</w:t>
             </w:r>
-            <w:proofErr w:type="spellEnd"/>
           </w:p>
         </w:tc>
       </w:tr>
@@ -1845,23 +1728,7 @@
                 <w:sz w:val="18"/>
                 <w:szCs w:val="18"/>
               </w:rPr>
-              <w:t>1. Arquitetura e Containers (</w:t>
-            </w:r>
-            <w:proofErr w:type="spellStart"/>
-            <w:r>
-              <w:rPr>
-                <w:sz w:val="18"/>
-                <w:szCs w:val="18"/>
-              </w:rPr>
-              <w:t>docker-compose.yml</w:t>
-            </w:r>
-            <w:proofErr w:type="spellEnd"/>
-            <w:r>
-              <w:rPr>
-                <w:sz w:val="18"/>
-                <w:szCs w:val="18"/>
-              </w:rPr>
-              <w:t>)</w:t>
+              <w:t>1. Arquitetura e Containers (docker-compose.yml)</w:t>
             </w:r>
           </w:p>
         </w:tc>
@@ -1888,55 +1755,7 @@
                 <w:sz w:val="18"/>
                 <w:szCs w:val="18"/>
               </w:rPr>
-              <w:t xml:space="preserve">Ambiente sobe com </w:t>
-            </w:r>
-            <w:proofErr w:type="spellStart"/>
-            <w:r>
-              <w:rPr>
-                <w:sz w:val="18"/>
-                <w:szCs w:val="18"/>
-              </w:rPr>
-              <w:t>docker-compose</w:t>
-            </w:r>
-            <w:proofErr w:type="spellEnd"/>
-            <w:r>
-              <w:rPr>
-                <w:sz w:val="18"/>
-                <w:szCs w:val="18"/>
-              </w:rPr>
-              <w:t xml:space="preserve"> </w:t>
-            </w:r>
-            <w:proofErr w:type="spellStart"/>
-            <w:r>
-              <w:rPr>
-                <w:sz w:val="18"/>
-                <w:szCs w:val="18"/>
-              </w:rPr>
-              <w:t>up</w:t>
-            </w:r>
-            <w:proofErr w:type="spellEnd"/>
-            <w:r>
-              <w:rPr>
-                <w:sz w:val="18"/>
-                <w:szCs w:val="18"/>
-              </w:rPr>
-              <w:t xml:space="preserve">. Containers (API, MySQL, </w:t>
-            </w:r>
-            <w:proofErr w:type="spellStart"/>
-            <w:r>
-              <w:rPr>
-                <w:sz w:val="18"/>
-                <w:szCs w:val="18"/>
-              </w:rPr>
-              <w:t>Nginx</w:t>
-            </w:r>
-            <w:proofErr w:type="spellEnd"/>
-            <w:r>
-              <w:rPr>
-                <w:sz w:val="18"/>
-                <w:szCs w:val="18"/>
-              </w:rPr>
-              <w:t>) operacionais. Variáveis de ambiente e volumes configurados.</w:t>
+              <w:t>Ambiente sobe com docker-compose up. Containers (API, MySQL, Nginx) operacionais. Variáveis de ambiente e volumes configurados.</w:t>
             </w:r>
           </w:p>
         </w:tc>
@@ -1992,23 +1811,7 @@
                 <w:sz w:val="18"/>
                 <w:szCs w:val="18"/>
               </w:rPr>
-              <w:t xml:space="preserve">2. API </w:t>
-            </w:r>
-            <w:proofErr w:type="spellStart"/>
-            <w:r>
-              <w:rPr>
-                <w:sz w:val="18"/>
-                <w:szCs w:val="18"/>
-              </w:rPr>
-              <w:t>Backend</w:t>
-            </w:r>
-            <w:proofErr w:type="spellEnd"/>
-            <w:r>
-              <w:rPr>
-                <w:sz w:val="18"/>
-                <w:szCs w:val="18"/>
-              </w:rPr>
-              <w:t xml:space="preserve"> (CRUD de usuários)</w:t>
+              <w:t>2. API Backend (CRUD de usuários)</w:t>
             </w:r>
           </w:p>
         </w:tc>
@@ -2035,39 +1838,7 @@
                 <w:sz w:val="18"/>
                 <w:szCs w:val="18"/>
               </w:rPr>
-              <w:t>Rota POST /</w:t>
-            </w:r>
-            <w:proofErr w:type="spellStart"/>
-            <w:r>
-              <w:rPr>
-                <w:sz w:val="18"/>
-                <w:szCs w:val="18"/>
-              </w:rPr>
-              <w:t>users</w:t>
-            </w:r>
-            <w:proofErr w:type="spellEnd"/>
-            <w:r>
-              <w:rPr>
-                <w:sz w:val="18"/>
-                <w:szCs w:val="18"/>
-              </w:rPr>
-              <w:t xml:space="preserve"> cria usuário no banco. Rota GET /</w:t>
-            </w:r>
-            <w:proofErr w:type="spellStart"/>
-            <w:r>
-              <w:rPr>
-                <w:sz w:val="18"/>
-                <w:szCs w:val="18"/>
-              </w:rPr>
-              <w:t>users</w:t>
-            </w:r>
-            <w:proofErr w:type="spellEnd"/>
-            <w:r>
-              <w:rPr>
-                <w:sz w:val="18"/>
-                <w:szCs w:val="18"/>
-              </w:rPr>
-              <w:t xml:space="preserve"> lista usuários. Retorno em JSON com status HTTP corretos.</w:t>
+              <w:t>Rota POST /users cria usuário no banco. Rota GET /users lista usuários. Retorno em JSON com status HTTP corretos.</w:t>
             </w:r>
           </w:p>
         </w:tc>
@@ -2123,39 +1894,7 @@
                 <w:sz w:val="18"/>
                 <w:szCs w:val="18"/>
               </w:rPr>
-              <w:t>3. Front-</w:t>
-            </w:r>
-            <w:proofErr w:type="spellStart"/>
-            <w:r>
-              <w:rPr>
-                <w:sz w:val="18"/>
-                <w:szCs w:val="18"/>
-              </w:rPr>
-              <w:t>end</w:t>
-            </w:r>
-            <w:proofErr w:type="spellEnd"/>
-            <w:r>
-              <w:rPr>
-                <w:sz w:val="18"/>
-                <w:szCs w:val="18"/>
-              </w:rPr>
-              <w:t xml:space="preserve"> + </w:t>
-            </w:r>
-            <w:proofErr w:type="spellStart"/>
-            <w:r>
-              <w:rPr>
-                <w:sz w:val="18"/>
-                <w:szCs w:val="18"/>
-              </w:rPr>
-              <w:t>Nginx</w:t>
-            </w:r>
-            <w:proofErr w:type="spellEnd"/>
-            <w:r>
-              <w:rPr>
-                <w:sz w:val="18"/>
-                <w:szCs w:val="18"/>
-              </w:rPr>
-              <w:t xml:space="preserve"> (proxy reverso)</w:t>
+              <w:t>3. Front-end + Nginx (proxy reverso)</w:t>
             </w:r>
           </w:p>
         </w:tc>
@@ -2182,39 +1921,7 @@
                 <w:sz w:val="18"/>
                 <w:szCs w:val="18"/>
               </w:rPr>
-              <w:t xml:space="preserve">Página HTML com listagem e formulário. </w:t>
-            </w:r>
-            <w:proofErr w:type="spellStart"/>
-            <w:r>
-              <w:rPr>
-                <w:sz w:val="18"/>
-                <w:szCs w:val="18"/>
-              </w:rPr>
-              <w:t>Nginx</w:t>
-            </w:r>
-            <w:proofErr w:type="spellEnd"/>
-            <w:r>
-              <w:rPr>
-                <w:sz w:val="18"/>
-                <w:szCs w:val="18"/>
-              </w:rPr>
-              <w:t xml:space="preserve"> redireciona /api → API e / → front-end. Configurações corretas no </w:t>
-            </w:r>
-            <w:proofErr w:type="spellStart"/>
-            <w:r>
-              <w:rPr>
-                <w:sz w:val="18"/>
-                <w:szCs w:val="18"/>
-              </w:rPr>
-              <w:t>nginx.conf</w:t>
-            </w:r>
-            <w:proofErr w:type="spellEnd"/>
-            <w:r>
-              <w:rPr>
-                <w:sz w:val="18"/>
-                <w:szCs w:val="18"/>
-              </w:rPr>
-              <w:t>.</w:t>
+              <w:t>Página HTML com listagem e formulário. Nginx redireciona /api → API e / → front-end. Configurações corretas no nginx.conf.</w:t>
             </w:r>
           </w:p>
         </w:tc>
@@ -2270,23 +1977,7 @@
                 <w:sz w:val="18"/>
                 <w:szCs w:val="18"/>
               </w:rPr>
-              <w:t xml:space="preserve">4. Análise </w:t>
-            </w:r>
-            <w:proofErr w:type="spellStart"/>
-            <w:r>
-              <w:rPr>
-                <w:sz w:val="18"/>
-                <w:szCs w:val="18"/>
-              </w:rPr>
-              <w:t>Wireshark</w:t>
-            </w:r>
-            <w:proofErr w:type="spellEnd"/>
-            <w:r>
-              <w:rPr>
-                <w:sz w:val="18"/>
-                <w:szCs w:val="18"/>
-              </w:rPr>
-              <w:t xml:space="preserve"> (captura de tráfego)</w:t>
+              <w:t>4. Análise Wireshark (captura de tráfego)</w:t>
             </w:r>
           </w:p>
         </w:tc>
@@ -2396,23 +2087,7 @@
                 <w:sz w:val="18"/>
                 <w:szCs w:val="18"/>
               </w:rPr>
-              <w:t xml:space="preserve">Todos os campos obrigatórios preenchidos. Diagrama de arquitetura incluído. Links do </w:t>
-            </w:r>
-            <w:proofErr w:type="spellStart"/>
-            <w:r>
-              <w:rPr>
-                <w:sz w:val="18"/>
-                <w:szCs w:val="18"/>
-              </w:rPr>
-              <w:t>Git</w:t>
-            </w:r>
-            <w:proofErr w:type="spellEnd"/>
-            <w:r>
-              <w:rPr>
-                <w:sz w:val="18"/>
-                <w:szCs w:val="18"/>
-              </w:rPr>
-              <w:t xml:space="preserve"> e do vídeo válidos e acessíveis.</w:t>
+              <w:t>Todos os campos obrigatórios preenchidos. Diagrama de arquitetura incluído. Links do Git e do vídeo válidos e acessíveis.</w:t>
             </w:r>
           </w:p>
         </w:tc>
@@ -2596,69 +2271,19 @@
         <w:spacing w:before="120" w:after="40"/>
       </w:pPr>
       <w:r>
-        <w:t xml:space="preserve">O sistema é composto por um </w:t>
+        <w:t xml:space="preserve">O sistema é composto por um frontend, uma API desenvolvida em Flask, um servidor Nginx e um banco de dados MySQL. O usuário acessa a aplicação por meio do endereço </w:t>
       </w:r>
-      <w:proofErr w:type="spellStart"/>
-      <w:r>
-        <w:t>frontend</w:t>
-      </w:r>
-      <w:proofErr w:type="spellEnd"/>
-      <w:r>
-        <w:t xml:space="preserve">, uma API desenvolvida em </w:t>
-      </w:r>
-      <w:proofErr w:type="spellStart"/>
-      <w:r>
-        <w:t>Flask</w:t>
-      </w:r>
-      <w:proofErr w:type="spellEnd"/>
-      <w:r>
-        <w:t xml:space="preserve">, um servidor </w:t>
-      </w:r>
-      <w:proofErr w:type="spellStart"/>
-      <w:r>
-        <w:t>Nginx</w:t>
-      </w:r>
-      <w:proofErr w:type="spellEnd"/>
-      <w:r>
-        <w:t xml:space="preserve"> e um banco de dados MySQL. O usuário acessa a aplicação por meio do endereço </w:t>
-      </w:r>
-      <w:proofErr w:type="spellStart"/>
       <w:r>
         <w:t>localhost</w:t>
       </w:r>
-      <w:proofErr w:type="spellEnd"/>
       <w:r>
-        <w:t xml:space="preserve">, sendo as requisições recebidas pelo </w:t>
-      </w:r>
-      <w:proofErr w:type="spellStart"/>
-      <w:r>
-        <w:t>Nginx</w:t>
-      </w:r>
-      <w:proofErr w:type="spellEnd"/>
-      <w:r>
-        <w:t xml:space="preserve">, que entrega os arquivos do </w:t>
-      </w:r>
-      <w:proofErr w:type="spellStart"/>
-      <w:r>
-        <w:t>frontend</w:t>
-      </w:r>
-      <w:proofErr w:type="spellEnd"/>
-      <w:r>
-        <w:t xml:space="preserve"> e encaminha as chamadas da rota </w:t>
+        <w:t xml:space="preserve">, sendo as requisições recebidas pelo Nginx, que entrega os arquivos do frontend e encaminha as chamadas da rota </w:t>
       </w:r>
       <w:r>
         <w:t>/api</w:t>
       </w:r>
       <w:r>
-        <w:t xml:space="preserve"> para a API </w:t>
-      </w:r>
-      <w:proofErr w:type="spellStart"/>
-      <w:r>
-        <w:t>Flask</w:t>
-      </w:r>
-      <w:proofErr w:type="spellEnd"/>
-      <w:r>
-        <w:t>.</w:t>
+        <w:t xml:space="preserve"> para a API Flask.</w:t>
       </w:r>
     </w:p>
     <w:p>
@@ -2668,11 +2293,9 @@
       <w:r>
         <w:t xml:space="preserve">A API é responsável pelo cadastro e pela listagem de usuários, realizando a comunicação com o banco de dados MySQL para armazenar e recuperar informações. Durante a execução da aplicação, o </w:t>
       </w:r>
-      <w:proofErr w:type="spellStart"/>
       <w:r>
         <w:t>Wireshark</w:t>
       </w:r>
-      <w:proofErr w:type="spellEnd"/>
       <w:r>
         <w:t xml:space="preserve"> pode ser utilizado para capturar e analisar o tráfego de rede entre os componentes do sistema.</w:t>
       </w:r>
@@ -3000,21 +2623,12 @@
             </w:tcMar>
           </w:tcPr>
           <w:p>
-            <w:proofErr w:type="spellStart"/>
-            <w:r>
-              <w:rPr>
-                <w:sz w:val="18"/>
-                <w:szCs w:val="18"/>
-              </w:rPr>
-              <w:t>Nginx</w:t>
-            </w:r>
-            <w:proofErr w:type="spellEnd"/>
-            <w:r>
-              <w:rPr>
-                <w:sz w:val="18"/>
-                <w:szCs w:val="18"/>
-              </w:rPr>
-              <w:t xml:space="preserve"> (proxy reverso)</w:t>
+            <w:r>
+              <w:rPr>
+                <w:sz w:val="18"/>
+                <w:szCs w:val="18"/>
+              </w:rPr>
+              <w:t>Nginx (proxy reverso)</w:t>
             </w:r>
           </w:p>
         </w:tc>
@@ -3124,17 +2738,8 @@
                 <w:sz w:val="18"/>
                 <w:szCs w:val="18"/>
               </w:rPr>
-              <w:t xml:space="preserve">API </w:t>
-            </w:r>
-            <w:proofErr w:type="spellStart"/>
-            <w:r>
-              <w:rPr>
-                <w:sz w:val="18"/>
-                <w:szCs w:val="18"/>
-              </w:rPr>
-              <w:t>Backend</w:t>
-            </w:r>
-            <w:proofErr w:type="spellEnd"/>
+              <w:t>API Backend</w:t>
+            </w:r>
           </w:p>
         </w:tc>
         <w:tc>
@@ -3336,7 +2941,6 @@
             </w:tcMar>
           </w:tcPr>
           <w:p>
-            <w:proofErr w:type="spellStart"/>
             <w:r>
               <w:rPr>
                 <w:sz w:val="18"/>
@@ -3344,7 +2948,6 @@
               </w:rPr>
               <w:t>Frontend</w:t>
             </w:r>
-            <w:proofErr w:type="spellEnd"/>
           </w:p>
         </w:tc>
         <w:tc>
@@ -3612,39 +3215,7 @@
                 <w:sz w:val="19"/>
                 <w:szCs w:val="19"/>
               </w:rPr>
-              <w:t xml:space="preserve">Orientação: Para cada container definido no </w:t>
-            </w:r>
-            <w:proofErr w:type="spellStart"/>
-            <w:r>
-              <w:rPr>
-                <w:sz w:val="19"/>
-                <w:szCs w:val="19"/>
-              </w:rPr>
-              <w:t>docker-compose.yml</w:t>
-            </w:r>
-            <w:proofErr w:type="spellEnd"/>
-            <w:r>
-              <w:rPr>
-                <w:sz w:val="19"/>
-                <w:szCs w:val="19"/>
-              </w:rPr>
-              <w:t>, explique: imagem base utilizada, variáveis de ambiente configuradas, volumes montados, redes internas e dependências entre serviços (</w:t>
-            </w:r>
-            <w:proofErr w:type="spellStart"/>
-            <w:r>
-              <w:rPr>
-                <w:sz w:val="19"/>
-                <w:szCs w:val="19"/>
-              </w:rPr>
-              <w:t>depends_on</w:t>
-            </w:r>
-            <w:proofErr w:type="spellEnd"/>
-            <w:r>
-              <w:rPr>
-                <w:sz w:val="19"/>
-                <w:szCs w:val="19"/>
-              </w:rPr>
-              <w:t>).</w:t>
+              <w:t>Orientação: Para cada container definido no docker-compose.yml, explique: imagem base utilizada, variáveis de ambiente configuradas, volumes montados, redes internas e dependências entre serviços (depends_on).</w:t>
             </w:r>
           </w:p>
         </w:tc>
@@ -3702,25 +3273,7 @@
                 <w:bCs/>
                 <w:color w:val="FFFFFF"/>
               </w:rPr>
-              <w:t xml:space="preserve">Container: </w:t>
-            </w:r>
-            <w:proofErr w:type="spellStart"/>
-            <w:r>
-              <w:rPr>
-                <w:b/>
-                <w:bCs/>
-                <w:color w:val="FFFFFF"/>
-              </w:rPr>
-              <w:t>Nginx</w:t>
-            </w:r>
-            <w:proofErr w:type="spellEnd"/>
-            <w:r>
-              <w:rPr>
-                <w:b/>
-                <w:bCs/>
-                <w:color w:val="FFFFFF"/>
-              </w:rPr>
-              <w:t xml:space="preserve"> (proxy reverso)</w:t>
+              <w:t>Container: Nginx (proxy reverso)</w:t>
             </w:r>
           </w:p>
         </w:tc>
@@ -3771,11 +3324,9 @@
             </w:tcMar>
           </w:tcPr>
           <w:p>
-            <w:proofErr w:type="spellStart"/>
             <w:r>
               <w:t>nginx:alpine</w:t>
             </w:r>
-            <w:proofErr w:type="spellEnd"/>
           </w:p>
         </w:tc>
       </w:tr>
@@ -3824,7 +3375,11 @@
               <w:right w:w="140" w:type="dxa"/>
             </w:tcMar>
           </w:tcPr>
-          <w:p/>
+          <w:p>
+            <w:r>
+              <w:t>Não</w:t>
+            </w:r>
+          </w:p>
         </w:tc>
       </w:tr>
       <w:tr>
@@ -3873,90 +3428,14 @@
             </w:tcMar>
           </w:tcPr>
           <w:p>
-            <w:proofErr w:type="gramStart"/>
-            <w:r>
-              <w:t>./</w:t>
-            </w:r>
-            <w:proofErr w:type="spellStart"/>
-            <w:proofErr w:type="gramEnd"/>
-            <w:r>
-              <w:t>frontend</w:t>
-            </w:r>
-            <w:proofErr w:type="spellEnd"/>
-            <w:r>
-              <w:t>:/</w:t>
-            </w:r>
-            <w:proofErr w:type="spellStart"/>
-            <w:r>
-              <w:t>usr</w:t>
-            </w:r>
-            <w:proofErr w:type="spellEnd"/>
-            <w:r>
-              <w:t>/</w:t>
-            </w:r>
-            <w:proofErr w:type="spellStart"/>
-            <w:r>
-              <w:t>share</w:t>
-            </w:r>
-            <w:proofErr w:type="spellEnd"/>
-            <w:r>
-              <w:t>/</w:t>
-            </w:r>
-            <w:proofErr w:type="spellStart"/>
-            <w:r>
-              <w:t>nginx</w:t>
-            </w:r>
-            <w:proofErr w:type="spellEnd"/>
-            <w:r>
-              <w:t>/</w:t>
-            </w:r>
-            <w:proofErr w:type="spellStart"/>
-            <w:r>
-              <w:t>html:ro</w:t>
-            </w:r>
-            <w:proofErr w:type="spellEnd"/>
-          </w:p>
-          <w:p>
-            <w:r>
-              <w:t>./</w:t>
-            </w:r>
-            <w:proofErr w:type="spellStart"/>
-            <w:r>
-              <w:t>nginx.conf</w:t>
-            </w:r>
-            <w:proofErr w:type="spellEnd"/>
-            <w:r>
-              <w:t>:/</w:t>
-            </w:r>
-            <w:proofErr w:type="spellStart"/>
-            <w:r>
-              <w:t>etc</w:t>
-            </w:r>
-            <w:proofErr w:type="spellEnd"/>
-            <w:r>
-              <w:t>/</w:t>
-            </w:r>
-            <w:proofErr w:type="spellStart"/>
-            <w:r>
-              <w:t>nginx</w:t>
-            </w:r>
-            <w:proofErr w:type="spellEnd"/>
-            <w:r>
-              <w:t>/</w:t>
-            </w:r>
-            <w:proofErr w:type="spellStart"/>
-            <w:r>
-              <w:t>conf.d</w:t>
-            </w:r>
-            <w:proofErr w:type="spellEnd"/>
-            <w:r>
-              <w:t>/</w:t>
-            </w:r>
-            <w:proofErr w:type="spellStart"/>
-            <w:r>
-              <w:t>default.conf:ro</w:t>
-            </w:r>
-            <w:proofErr w:type="spellEnd"/>
+            <w:r>
+              <w:t>./frontend:/usr/share/nginx/html:ro</w:t>
+            </w:r>
+          </w:p>
+          <w:p>
+            <w:r>
+              <w:t>./nginx.conf:/etc/nginx/conf.d/default.conf:ro</w:t>
+            </w:r>
           </w:p>
         </w:tc>
       </w:tr>
@@ -3984,23 +3463,7 @@
                 <w:sz w:val="18"/>
                 <w:szCs w:val="18"/>
               </w:rPr>
-              <w:t>Dependências (</w:t>
-            </w:r>
-            <w:proofErr w:type="spellStart"/>
-            <w:r>
-              <w:rPr>
-                <w:sz w:val="18"/>
-                <w:szCs w:val="18"/>
-              </w:rPr>
-              <w:t>depends_on</w:t>
-            </w:r>
-            <w:proofErr w:type="spellEnd"/>
-            <w:r>
-              <w:rPr>
-                <w:sz w:val="18"/>
-                <w:szCs w:val="18"/>
-              </w:rPr>
-              <w:t>):</w:t>
+              <w:t>Dependências (depends_on):</w:t>
             </w:r>
           </w:p>
         </w:tc>
@@ -4151,18 +3614,8 @@
                 <w:bCs/>
                 <w:color w:val="FFFFFF"/>
               </w:rPr>
-              <w:t xml:space="preserve">Container: API </w:t>
-            </w:r>
-            <w:proofErr w:type="spellStart"/>
-            <w:r>
-              <w:rPr>
-                <w:b/>
-                <w:bCs/>
-                <w:color w:val="FFFFFF"/>
-              </w:rPr>
-              <w:t>Backend</w:t>
-            </w:r>
-            <w:proofErr w:type="spellEnd"/>
+              <w:t>Container: API Backend</w:t>
+            </w:r>
           </w:p>
         </w:tc>
       </w:tr>
@@ -4334,23 +3787,7 @@
                 <w:sz w:val="18"/>
                 <w:szCs w:val="18"/>
               </w:rPr>
-              <w:t>Dependências (</w:t>
-            </w:r>
-            <w:proofErr w:type="spellStart"/>
-            <w:r>
-              <w:rPr>
-                <w:sz w:val="18"/>
-                <w:szCs w:val="18"/>
-              </w:rPr>
-              <w:t>depends_on</w:t>
-            </w:r>
-            <w:proofErr w:type="spellEnd"/>
-            <w:r>
-              <w:rPr>
-                <w:sz w:val="18"/>
-                <w:szCs w:val="18"/>
-              </w:rPr>
-              <w:t>):</w:t>
+              <w:t>Dependências (depends_on):</w:t>
             </w:r>
           </w:p>
         </w:tc>
@@ -4425,33 +3862,8 @@
                 <w:sz w:val="18"/>
                 <w:szCs w:val="18"/>
               </w:rPr>
-              <w:t>POST /</w:t>
-            </w:r>
-            <w:proofErr w:type="spellStart"/>
-            <w:r>
-              <w:rPr>
-                <w:sz w:val="18"/>
-                <w:szCs w:val="18"/>
-              </w:rPr>
-              <w:t>users</w:t>
-            </w:r>
-            <w:proofErr w:type="spellEnd"/>
-            <w:r>
-              <w:rPr>
-                <w:sz w:val="18"/>
-                <w:szCs w:val="18"/>
-              </w:rPr>
-              <w:t xml:space="preserve">     GET /</w:t>
-            </w:r>
-            <w:proofErr w:type="spellStart"/>
-            <w:r>
-              <w:rPr>
-                <w:sz w:val="18"/>
-                <w:szCs w:val="18"/>
-              </w:rPr>
-              <w:t>users</w:t>
-            </w:r>
-            <w:proofErr w:type="spellEnd"/>
+              <w:t>POST /users     GET /users</w:t>
+            </w:r>
           </w:p>
         </w:tc>
       </w:tr>
@@ -4723,11 +4135,9 @@
             </w:tcMar>
           </w:tcPr>
           <w:p>
-            <w:proofErr w:type="spellStart"/>
             <w:r>
               <w:t>appdb</w:t>
             </w:r>
-            <w:proofErr w:type="spellEnd"/>
           </w:p>
         </w:tc>
       </w:tr>
@@ -4928,25 +4338,7 @@
                 <w:bCs/>
                 <w:color w:val="FFFFFF"/>
               </w:rPr>
-              <w:t xml:space="preserve">Container: </w:t>
-            </w:r>
-            <w:proofErr w:type="spellStart"/>
-            <w:r>
-              <w:rPr>
-                <w:b/>
-                <w:bCs/>
-                <w:color w:val="FFFFFF"/>
-              </w:rPr>
-              <w:t>Frontend</w:t>
-            </w:r>
-            <w:proofErr w:type="spellEnd"/>
-            <w:r>
-              <w:rPr>
-                <w:b/>
-                <w:bCs/>
-                <w:color w:val="FFFFFF"/>
-              </w:rPr>
-              <w:t xml:space="preserve"> (se separado)</w:t>
+              <w:t>Container: Frontend (se separado)</w:t>
             </w:r>
           </w:p>
         </w:tc>
@@ -4996,7 +4388,11 @@
               <w:right w:w="140" w:type="dxa"/>
             </w:tcMar>
           </w:tcPr>
-          <w:p/>
+          <w:p>
+            <w:r>
+              <w:t>(Não utilizado)</w:t>
+            </w:r>
+          </w:p>
         </w:tc>
       </w:tr>
       <w:tr>
@@ -5044,7 +4440,11 @@
               <w:right w:w="140" w:type="dxa"/>
             </w:tcMar>
           </w:tcPr>
-          <w:p/>
+          <w:p>
+            <w:r>
+              <w:t>Não</w:t>
+            </w:r>
+          </w:p>
         </w:tc>
       </w:tr>
       <w:tr>
@@ -5092,7 +4492,11 @@
               <w:right w:w="140" w:type="dxa"/>
             </w:tcMar>
           </w:tcPr>
-          <w:p/>
+          <w:p>
+            <w:r>
+              <w:t>(Não utilizado)</w:t>
+            </w:r>
+          </w:p>
         </w:tc>
       </w:tr>
       <w:tr>
@@ -5140,7 +4544,11 @@
               <w:right w:w="140" w:type="dxa"/>
             </w:tcMar>
           </w:tcPr>
-          <w:p/>
+          <w:p>
+            <w:r>
+              <w:t>(---)</w:t>
+            </w:r>
+          </w:p>
         </w:tc>
       </w:tr>
     </w:tbl>
@@ -5479,7 +4887,6 @@
             </w:tcMar>
           </w:tcPr>
           <w:p>
-            <w:proofErr w:type="spellStart"/>
             <w:r>
               <w:rPr>
                 <w:sz w:val="18"/>
@@ -5487,7 +4894,6 @@
               </w:rPr>
               <w:t>Nginx</w:t>
             </w:r>
-            <w:proofErr w:type="spellEnd"/>
           </w:p>
         </w:tc>
         <w:tc>
@@ -5591,7 +4997,6 @@
             </w:tcMar>
           </w:tcPr>
           <w:p>
-            <w:proofErr w:type="spellStart"/>
             <w:r>
               <w:rPr>
                 <w:sz w:val="18"/>
@@ -5599,7 +5004,6 @@
               </w:rPr>
               <w:t>Nginx</w:t>
             </w:r>
-            <w:proofErr w:type="spellEnd"/>
           </w:p>
         </w:tc>
         <w:tc>
@@ -5625,17 +5029,8 @@
                 <w:sz w:val="18"/>
                 <w:szCs w:val="18"/>
               </w:rPr>
-              <w:t xml:space="preserve">API </w:t>
-            </w:r>
-            <w:proofErr w:type="spellStart"/>
-            <w:r>
-              <w:rPr>
-                <w:sz w:val="18"/>
-                <w:szCs w:val="18"/>
-              </w:rPr>
-              <w:t>Backend</w:t>
-            </w:r>
-            <w:proofErr w:type="spellEnd"/>
+              <w:t>API Backend</w:t>
+            </w:r>
           </w:p>
         </w:tc>
         <w:tc>
@@ -5740,17 +5135,8 @@
                 <w:sz w:val="18"/>
                 <w:szCs w:val="18"/>
               </w:rPr>
-              <w:t xml:space="preserve">API </w:t>
-            </w:r>
-            <w:proofErr w:type="spellStart"/>
-            <w:r>
-              <w:rPr>
-                <w:sz w:val="18"/>
-                <w:szCs w:val="18"/>
-              </w:rPr>
-              <w:t>Backend</w:t>
-            </w:r>
-            <w:proofErr w:type="spellEnd"/>
+              <w:t>API Backend</w:t>
+            </w:r>
           </w:p>
         </w:tc>
         <w:tc>
@@ -5909,17 +5295,8 @@
                 <w:sz w:val="18"/>
                 <w:szCs w:val="18"/>
               </w:rPr>
-              <w:t xml:space="preserve">API </w:t>
-            </w:r>
-            <w:proofErr w:type="spellStart"/>
-            <w:r>
-              <w:rPr>
-                <w:sz w:val="18"/>
-                <w:szCs w:val="18"/>
-              </w:rPr>
-              <w:t>Backend</w:t>
-            </w:r>
-            <w:proofErr w:type="spellEnd"/>
+              <w:t>API Backend</w:t>
+            </w:r>
           </w:p>
         </w:tc>
         <w:tc>
@@ -6028,17 +5405,8 @@
                 <w:sz w:val="18"/>
                 <w:szCs w:val="18"/>
               </w:rPr>
-              <w:t xml:space="preserve">API </w:t>
-            </w:r>
-            <w:proofErr w:type="spellStart"/>
-            <w:r>
-              <w:rPr>
-                <w:sz w:val="18"/>
-                <w:szCs w:val="18"/>
-              </w:rPr>
-              <w:t>Backend</w:t>
-            </w:r>
-            <w:proofErr w:type="spellEnd"/>
+              <w:t>API Backend</w:t>
+            </w:r>
           </w:p>
         </w:tc>
         <w:tc>
@@ -6059,7 +5427,6 @@
             </w:tcMar>
           </w:tcPr>
           <w:p>
-            <w:proofErr w:type="spellStart"/>
             <w:r>
               <w:rPr>
                 <w:sz w:val="18"/>
@@ -6067,7 +5434,6 @@
               </w:rPr>
               <w:t>Nginx</w:t>
             </w:r>
-            <w:proofErr w:type="spellEnd"/>
           </w:p>
         </w:tc>
         <w:tc>
@@ -6171,7 +5537,6 @@
             </w:tcMar>
           </w:tcPr>
           <w:p>
-            <w:proofErr w:type="spellStart"/>
             <w:r>
               <w:rPr>
                 <w:sz w:val="18"/>
@@ -6179,7 +5544,6 @@
               </w:rPr>
               <w:t>Nginx</w:t>
             </w:r>
-            <w:proofErr w:type="spellEnd"/>
           </w:p>
         </w:tc>
         <w:tc>
@@ -6398,25 +5762,7 @@
           <w:bCs/>
           <w:color w:val="1A3A5C"/>
         </w:rPr>
-        <w:t xml:space="preserve">Conteúdo do </w:t>
-      </w:r>
-      <w:proofErr w:type="spellStart"/>
-      <w:r>
-        <w:rPr>
-          <w:b/>
-          <w:bCs/>
-          <w:color w:val="1A3A5C"/>
-        </w:rPr>
-        <w:t>nginx.conf</w:t>
-      </w:r>
-      <w:proofErr w:type="spellEnd"/>
-      <w:r>
-        <w:rPr>
-          <w:b/>
-          <w:bCs/>
-          <w:color w:val="1A3A5C"/>
-        </w:rPr>
-        <w:t>:</w:t>
+        <w:t>Conteúdo do nginx.conf:</w:t>
       </w:r>
     </w:p>
     <w:tbl>
@@ -6492,19 +5838,18 @@
                 <w:sz w:val="18"/>
                 <w:szCs w:val="18"/>
               </w:rPr>
-              <w:t xml:space="preserve">    </w:t>
-            </w:r>
-            <w:proofErr w:type="spellStart"/>
-            <w:r>
+              <w:t>    listen 80;</w:t>
+            </w:r>
+          </w:p>
+          <w:p>
+            <w:pPr>
               <w:rPr>
                 <w:rFonts w:ascii="Courier New" w:eastAsia="Courier New" w:hAnsi="Courier New" w:cs="Courier New"/>
                 <w:color w:val="86EFAC"/>
                 <w:sz w:val="18"/>
                 <w:szCs w:val="18"/>
               </w:rPr>
-              <w:t>listen</w:t>
-            </w:r>
-            <w:proofErr w:type="spellEnd"/>
+            </w:pPr>
             <w:r>
               <w:rPr>
                 <w:rFonts w:ascii="Courier New" w:eastAsia="Courier New" w:hAnsi="Courier New" w:cs="Courier New"/>
@@ -6512,7 +5857,7 @@
                 <w:sz w:val="18"/>
                 <w:szCs w:val="18"/>
               </w:rPr>
-              <w:t xml:space="preserve"> 80;</w:t>
+              <w:t>    server_name localhost;</w:t>
             </w:r>
           </w:p>
           <w:p>
@@ -6524,16 +5869,16 @@
                 <w:szCs w:val="18"/>
               </w:rPr>
             </w:pPr>
-            <w:r>
+          </w:p>
+          <w:p>
+            <w:pPr>
               <w:rPr>
                 <w:rFonts w:ascii="Courier New" w:eastAsia="Courier New" w:hAnsi="Courier New" w:cs="Courier New"/>
                 <w:color w:val="86EFAC"/>
                 <w:sz w:val="18"/>
                 <w:szCs w:val="18"/>
               </w:rPr>
-              <w:t xml:space="preserve">    </w:t>
-            </w:r>
-            <w:proofErr w:type="spellStart"/>
+            </w:pPr>
             <w:r>
               <w:rPr>
                 <w:rFonts w:ascii="Courier New" w:eastAsia="Courier New" w:hAnsi="Courier New" w:cs="Courier New"/>
@@ -6541,19 +5886,18 @@
                 <w:sz w:val="18"/>
                 <w:szCs w:val="18"/>
               </w:rPr>
-              <w:t>server_name</w:t>
-            </w:r>
-            <w:proofErr w:type="spellEnd"/>
-            <w:r>
+              <w:t>    root /usr/share/nginx/html;</w:t>
+            </w:r>
+          </w:p>
+          <w:p>
+            <w:pPr>
               <w:rPr>
                 <w:rFonts w:ascii="Courier New" w:eastAsia="Courier New" w:hAnsi="Courier New" w:cs="Courier New"/>
                 <w:color w:val="86EFAC"/>
                 <w:sz w:val="18"/>
                 <w:szCs w:val="18"/>
               </w:rPr>
-              <w:t xml:space="preserve"> </w:t>
-            </w:r>
-            <w:proofErr w:type="spellStart"/>
+            </w:pPr>
             <w:r>
               <w:rPr>
                 <w:rFonts w:ascii="Courier New" w:eastAsia="Courier New" w:hAnsi="Courier New" w:cs="Courier New"/>
@@ -6561,18 +5905,18 @@
                 <w:sz w:val="18"/>
                 <w:szCs w:val="18"/>
               </w:rPr>
-              <w:t>localhost</w:t>
-            </w:r>
-            <w:proofErr w:type="spellEnd"/>
-            <w:r>
+              <w:t>    index index.html;</w:t>
+            </w:r>
+          </w:p>
+          <w:p>
+            <w:pPr>
               <w:rPr>
                 <w:rFonts w:ascii="Courier New" w:eastAsia="Courier New" w:hAnsi="Courier New" w:cs="Courier New"/>
                 <w:color w:val="86EFAC"/>
                 <w:sz w:val="18"/>
                 <w:szCs w:val="18"/>
               </w:rPr>
-              <w:t>;</w:t>
-            </w:r>
+            </w:pPr>
           </w:p>
           <w:p>
             <w:pPr>
@@ -6583,26 +5927,25 @@
                 <w:szCs w:val="18"/>
               </w:rPr>
             </w:pPr>
-          </w:p>
-          <w:p>
-            <w:pPr>
+            <w:r>
               <w:rPr>
                 <w:rFonts w:ascii="Courier New" w:eastAsia="Courier New" w:hAnsi="Courier New" w:cs="Courier New"/>
                 <w:color w:val="86EFAC"/>
                 <w:sz w:val="18"/>
                 <w:szCs w:val="18"/>
               </w:rPr>
-            </w:pPr>
-            <w:r>
+              <w:t>    location / {</w:t>
+            </w:r>
+          </w:p>
+          <w:p>
+            <w:pPr>
               <w:rPr>
                 <w:rFonts w:ascii="Courier New" w:eastAsia="Courier New" w:hAnsi="Courier New" w:cs="Courier New"/>
                 <w:color w:val="86EFAC"/>
                 <w:sz w:val="18"/>
                 <w:szCs w:val="18"/>
               </w:rPr>
-              <w:t>    root /</w:t>
-            </w:r>
-            <w:proofErr w:type="spellStart"/>
+            </w:pPr>
             <w:r>
               <w:rPr>
                 <w:rFonts w:ascii="Courier New" w:eastAsia="Courier New" w:hAnsi="Courier New" w:cs="Courier New"/>
@@ -6610,19 +5953,18 @@
                 <w:sz w:val="18"/>
                 <w:szCs w:val="18"/>
               </w:rPr>
-              <w:t>usr</w:t>
-            </w:r>
-            <w:proofErr w:type="spellEnd"/>
-            <w:r>
+              <w:t>        try_files $uri $uri/ /index.html;</w:t>
+            </w:r>
+          </w:p>
+          <w:p>
+            <w:pPr>
               <w:rPr>
                 <w:rFonts w:ascii="Courier New" w:eastAsia="Courier New" w:hAnsi="Courier New" w:cs="Courier New"/>
                 <w:color w:val="86EFAC"/>
                 <w:sz w:val="18"/>
                 <w:szCs w:val="18"/>
               </w:rPr>
-              <w:t>/</w:t>
-            </w:r>
-            <w:proofErr w:type="spellStart"/>
+            </w:pPr>
             <w:r>
               <w:rPr>
                 <w:rFonts w:ascii="Courier New" w:eastAsia="Courier New" w:hAnsi="Courier New" w:cs="Courier New"/>
@@ -6630,29 +5972,28 @@
                 <w:sz w:val="18"/>
                 <w:szCs w:val="18"/>
               </w:rPr>
-              <w:t>share</w:t>
-            </w:r>
-            <w:proofErr w:type="spellEnd"/>
-            <w:r>
+              <w:t>    }</w:t>
+            </w:r>
+          </w:p>
+          <w:p>
+            <w:pPr>
               <w:rPr>
                 <w:rFonts w:ascii="Courier New" w:eastAsia="Courier New" w:hAnsi="Courier New" w:cs="Courier New"/>
                 <w:color w:val="86EFAC"/>
                 <w:sz w:val="18"/>
                 <w:szCs w:val="18"/>
               </w:rPr>
-              <w:t>/</w:t>
-            </w:r>
-            <w:proofErr w:type="spellStart"/>
-            <w:r>
+            </w:pPr>
+          </w:p>
+          <w:p>
+            <w:pPr>
               <w:rPr>
                 <w:rFonts w:ascii="Courier New" w:eastAsia="Courier New" w:hAnsi="Courier New" w:cs="Courier New"/>
                 <w:color w:val="86EFAC"/>
                 <w:sz w:val="18"/>
                 <w:szCs w:val="18"/>
               </w:rPr>
-              <w:t>nginx</w:t>
-            </w:r>
-            <w:proofErr w:type="spellEnd"/>
+            </w:pPr>
             <w:r>
               <w:rPr>
                 <w:rFonts w:ascii="Courier New" w:eastAsia="Courier New" w:hAnsi="Courier New" w:cs="Courier New"/>
@@ -6660,19 +6001,18 @@
                 <w:sz w:val="18"/>
                 <w:szCs w:val="18"/>
               </w:rPr>
-              <w:t>/</w:t>
-            </w:r>
-            <w:proofErr w:type="spellStart"/>
-            <w:r>
+              <w:t>    location /api/ {</w:t>
+            </w:r>
+          </w:p>
+          <w:p>
+            <w:pPr>
               <w:rPr>
                 <w:rFonts w:ascii="Courier New" w:eastAsia="Courier New" w:hAnsi="Courier New" w:cs="Courier New"/>
                 <w:color w:val="86EFAC"/>
                 <w:sz w:val="18"/>
                 <w:szCs w:val="18"/>
               </w:rPr>
-              <w:t>html</w:t>
-            </w:r>
-            <w:proofErr w:type="spellEnd"/>
+            </w:pPr>
             <w:r>
               <w:rPr>
                 <w:rFonts w:ascii="Courier New" w:eastAsia="Courier New" w:hAnsi="Courier New" w:cs="Courier New"/>
@@ -6680,7 +6020,7 @@
                 <w:sz w:val="18"/>
                 <w:szCs w:val="18"/>
               </w:rPr>
-              <w:t>;</w:t>
+              <w:t>        proxy_pass http://api:5000/;</w:t>
             </w:r>
           </w:p>
           <w:p>
@@ -6699,7 +6039,7 @@
                 <w:sz w:val="18"/>
                 <w:szCs w:val="18"/>
               </w:rPr>
-              <w:t>    index index.html;</w:t>
+              <w:t>        proxy_http_version 1.1;</w:t>
             </w:r>
           </w:p>
           <w:p>
@@ -6711,26 +6051,25 @@
                 <w:szCs w:val="18"/>
               </w:rPr>
             </w:pPr>
-          </w:p>
-          <w:p>
-            <w:pPr>
+            <w:r>
               <w:rPr>
                 <w:rFonts w:ascii="Courier New" w:eastAsia="Courier New" w:hAnsi="Courier New" w:cs="Courier New"/>
                 <w:color w:val="86EFAC"/>
                 <w:sz w:val="18"/>
                 <w:szCs w:val="18"/>
               </w:rPr>
-            </w:pPr>
-            <w:r>
+              <w:t>        proxy_set_header Host $host;</w:t>
+            </w:r>
+          </w:p>
+          <w:p>
+            <w:pPr>
               <w:rPr>
                 <w:rFonts w:ascii="Courier New" w:eastAsia="Courier New" w:hAnsi="Courier New" w:cs="Courier New"/>
                 <w:color w:val="86EFAC"/>
                 <w:sz w:val="18"/>
                 <w:szCs w:val="18"/>
               </w:rPr>
-              <w:t xml:space="preserve">    </w:t>
-            </w:r>
-            <w:proofErr w:type="spellStart"/>
+            </w:pPr>
             <w:r>
               <w:rPr>
                 <w:rFonts w:ascii="Courier New" w:eastAsia="Courier New" w:hAnsi="Courier New" w:cs="Courier New"/>
@@ -6738,38 +6077,38 @@
                 <w:sz w:val="18"/>
                 <w:szCs w:val="18"/>
               </w:rPr>
-              <w:t>location</w:t>
-            </w:r>
-            <w:proofErr w:type="spellEnd"/>
-            <w:r>
+              <w:lastRenderedPageBreak/>
+              <w:t>        proxy_set_header X-Real-IP $remote_addr;</w:t>
+            </w:r>
+          </w:p>
+          <w:p>
+            <w:pPr>
               <w:rPr>
                 <w:rFonts w:ascii="Courier New" w:eastAsia="Courier New" w:hAnsi="Courier New" w:cs="Courier New"/>
                 <w:color w:val="86EFAC"/>
                 <w:sz w:val="18"/>
                 <w:szCs w:val="18"/>
               </w:rPr>
-              <w:t xml:space="preserve"> / {</w:t>
-            </w:r>
-          </w:p>
-          <w:p>
-            <w:pPr>
+            </w:pPr>
+            <w:r>
               <w:rPr>
                 <w:rFonts w:ascii="Courier New" w:eastAsia="Courier New" w:hAnsi="Courier New" w:cs="Courier New"/>
                 <w:color w:val="86EFAC"/>
                 <w:sz w:val="18"/>
                 <w:szCs w:val="18"/>
               </w:rPr>
-            </w:pPr>
-            <w:r>
+              <w:t>        proxy_set_header X-Forwarded-For $proxy_add_x_forwarded_for;</w:t>
+            </w:r>
+          </w:p>
+          <w:p>
+            <w:pPr>
               <w:rPr>
                 <w:rFonts w:ascii="Courier New" w:eastAsia="Courier New" w:hAnsi="Courier New" w:cs="Courier New"/>
                 <w:color w:val="86EFAC"/>
                 <w:sz w:val="18"/>
                 <w:szCs w:val="18"/>
               </w:rPr>
-              <w:t xml:space="preserve">        </w:t>
-            </w:r>
-            <w:proofErr w:type="spellStart"/>
+            </w:pPr>
             <w:r>
               <w:rPr>
                 <w:rFonts w:ascii="Courier New" w:eastAsia="Courier New" w:hAnsi="Courier New" w:cs="Courier New"/>
@@ -6777,440 +6116,7 @@
                 <w:sz w:val="18"/>
                 <w:szCs w:val="18"/>
               </w:rPr>
-              <w:t>try_files</w:t>
-            </w:r>
-            <w:proofErr w:type="spellEnd"/>
-            <w:r>
-              <w:rPr>
-                <w:rFonts w:ascii="Courier New" w:eastAsia="Courier New" w:hAnsi="Courier New" w:cs="Courier New"/>
-                <w:color w:val="86EFAC"/>
-                <w:sz w:val="18"/>
-                <w:szCs w:val="18"/>
-              </w:rPr>
-              <w:t xml:space="preserve"> $uri $uri/ /index.html;</w:t>
-            </w:r>
-          </w:p>
-          <w:p>
-            <w:pPr>
-              <w:rPr>
-                <w:rFonts w:ascii="Courier New" w:eastAsia="Courier New" w:hAnsi="Courier New" w:cs="Courier New"/>
-                <w:color w:val="86EFAC"/>
-                <w:sz w:val="18"/>
-                <w:szCs w:val="18"/>
-              </w:rPr>
-            </w:pPr>
-            <w:r>
-              <w:rPr>
-                <w:rFonts w:ascii="Courier New" w:eastAsia="Courier New" w:hAnsi="Courier New" w:cs="Courier New"/>
-                <w:color w:val="86EFAC"/>
-                <w:sz w:val="18"/>
-                <w:szCs w:val="18"/>
-              </w:rPr>
-              <w:t>    }</w:t>
-            </w:r>
-          </w:p>
-          <w:p>
-            <w:pPr>
-              <w:rPr>
-                <w:rFonts w:ascii="Courier New" w:eastAsia="Courier New" w:hAnsi="Courier New" w:cs="Courier New"/>
-                <w:color w:val="86EFAC"/>
-                <w:sz w:val="18"/>
-                <w:szCs w:val="18"/>
-              </w:rPr>
-            </w:pPr>
-          </w:p>
-          <w:p>
-            <w:pPr>
-              <w:rPr>
-                <w:rFonts w:ascii="Courier New" w:eastAsia="Courier New" w:hAnsi="Courier New" w:cs="Courier New"/>
-                <w:color w:val="86EFAC"/>
-                <w:sz w:val="18"/>
-                <w:szCs w:val="18"/>
-              </w:rPr>
-            </w:pPr>
-            <w:r>
-              <w:rPr>
-                <w:rFonts w:ascii="Courier New" w:eastAsia="Courier New" w:hAnsi="Courier New" w:cs="Courier New"/>
-                <w:color w:val="86EFAC"/>
-                <w:sz w:val="18"/>
-                <w:szCs w:val="18"/>
-              </w:rPr>
-              <w:t xml:space="preserve">    </w:t>
-            </w:r>
-            <w:proofErr w:type="spellStart"/>
-            <w:r>
-              <w:rPr>
-                <w:rFonts w:ascii="Courier New" w:eastAsia="Courier New" w:hAnsi="Courier New" w:cs="Courier New"/>
-                <w:color w:val="86EFAC"/>
-                <w:sz w:val="18"/>
-                <w:szCs w:val="18"/>
-              </w:rPr>
-              <w:t>location</w:t>
-            </w:r>
-            <w:proofErr w:type="spellEnd"/>
-            <w:r>
-              <w:rPr>
-                <w:rFonts w:ascii="Courier New" w:eastAsia="Courier New" w:hAnsi="Courier New" w:cs="Courier New"/>
-                <w:color w:val="86EFAC"/>
-                <w:sz w:val="18"/>
-                <w:szCs w:val="18"/>
-              </w:rPr>
-              <w:t xml:space="preserve"> /api/ {</w:t>
-            </w:r>
-          </w:p>
-          <w:p>
-            <w:pPr>
-              <w:rPr>
-                <w:rFonts w:ascii="Courier New" w:eastAsia="Courier New" w:hAnsi="Courier New" w:cs="Courier New"/>
-                <w:color w:val="86EFAC"/>
-                <w:sz w:val="18"/>
-                <w:szCs w:val="18"/>
-              </w:rPr>
-            </w:pPr>
-            <w:r>
-              <w:rPr>
-                <w:rFonts w:ascii="Courier New" w:eastAsia="Courier New" w:hAnsi="Courier New" w:cs="Courier New"/>
-                <w:color w:val="86EFAC"/>
-                <w:sz w:val="18"/>
-                <w:szCs w:val="18"/>
-              </w:rPr>
-              <w:t xml:space="preserve">        </w:t>
-            </w:r>
-            <w:proofErr w:type="spellStart"/>
-            <w:r>
-              <w:rPr>
-                <w:rFonts w:ascii="Courier New" w:eastAsia="Courier New" w:hAnsi="Courier New" w:cs="Courier New"/>
-                <w:color w:val="86EFAC"/>
-                <w:sz w:val="18"/>
-                <w:szCs w:val="18"/>
-              </w:rPr>
-              <w:t>proxy_pass</w:t>
-            </w:r>
-            <w:proofErr w:type="spellEnd"/>
-            <w:r>
-              <w:rPr>
-                <w:rFonts w:ascii="Courier New" w:eastAsia="Courier New" w:hAnsi="Courier New" w:cs="Courier New"/>
-                <w:color w:val="86EFAC"/>
-                <w:sz w:val="18"/>
-                <w:szCs w:val="18"/>
-              </w:rPr>
-              <w:t xml:space="preserve"> http://api:5000/;</w:t>
-            </w:r>
-          </w:p>
-          <w:p>
-            <w:pPr>
-              <w:rPr>
-                <w:rFonts w:ascii="Courier New" w:eastAsia="Courier New" w:hAnsi="Courier New" w:cs="Courier New"/>
-                <w:color w:val="86EFAC"/>
-                <w:sz w:val="18"/>
-                <w:szCs w:val="18"/>
-              </w:rPr>
-            </w:pPr>
-            <w:r>
-              <w:rPr>
-                <w:rFonts w:ascii="Courier New" w:eastAsia="Courier New" w:hAnsi="Courier New" w:cs="Courier New"/>
-                <w:color w:val="86EFAC"/>
-                <w:sz w:val="18"/>
-                <w:szCs w:val="18"/>
-              </w:rPr>
-              <w:t xml:space="preserve">        </w:t>
-            </w:r>
-            <w:proofErr w:type="spellStart"/>
-            <w:r>
-              <w:rPr>
-                <w:rFonts w:ascii="Courier New" w:eastAsia="Courier New" w:hAnsi="Courier New" w:cs="Courier New"/>
-                <w:color w:val="86EFAC"/>
-                <w:sz w:val="18"/>
-                <w:szCs w:val="18"/>
-              </w:rPr>
-              <w:t>proxy_http_version</w:t>
-            </w:r>
-            <w:proofErr w:type="spellEnd"/>
-            <w:r>
-              <w:rPr>
-                <w:rFonts w:ascii="Courier New" w:eastAsia="Courier New" w:hAnsi="Courier New" w:cs="Courier New"/>
-                <w:color w:val="86EFAC"/>
-                <w:sz w:val="18"/>
-                <w:szCs w:val="18"/>
-              </w:rPr>
-              <w:t xml:space="preserve"> 1.1;</w:t>
-            </w:r>
-          </w:p>
-          <w:p>
-            <w:pPr>
-              <w:rPr>
-                <w:rFonts w:ascii="Courier New" w:eastAsia="Courier New" w:hAnsi="Courier New" w:cs="Courier New"/>
-                <w:color w:val="86EFAC"/>
-                <w:sz w:val="18"/>
-                <w:szCs w:val="18"/>
-              </w:rPr>
-            </w:pPr>
-            <w:r>
-              <w:rPr>
-                <w:rFonts w:ascii="Courier New" w:eastAsia="Courier New" w:hAnsi="Courier New" w:cs="Courier New"/>
-                <w:color w:val="86EFAC"/>
-                <w:sz w:val="18"/>
-                <w:szCs w:val="18"/>
-              </w:rPr>
-              <w:t xml:space="preserve">        </w:t>
-            </w:r>
-            <w:proofErr w:type="spellStart"/>
-            <w:r>
-              <w:rPr>
-                <w:rFonts w:ascii="Courier New" w:eastAsia="Courier New" w:hAnsi="Courier New" w:cs="Courier New"/>
-                <w:color w:val="86EFAC"/>
-                <w:sz w:val="18"/>
-                <w:szCs w:val="18"/>
-              </w:rPr>
-              <w:t>proxy_set_header</w:t>
-            </w:r>
-            <w:proofErr w:type="spellEnd"/>
-            <w:r>
-              <w:rPr>
-                <w:rFonts w:ascii="Courier New" w:eastAsia="Courier New" w:hAnsi="Courier New" w:cs="Courier New"/>
-                <w:color w:val="86EFAC"/>
-                <w:sz w:val="18"/>
-                <w:szCs w:val="18"/>
-              </w:rPr>
-              <w:t xml:space="preserve"> Host $host;</w:t>
-            </w:r>
-          </w:p>
-          <w:p>
-            <w:pPr>
-              <w:rPr>
-                <w:rFonts w:ascii="Courier New" w:eastAsia="Courier New" w:hAnsi="Courier New" w:cs="Courier New"/>
-                <w:color w:val="86EFAC"/>
-                <w:sz w:val="18"/>
-                <w:szCs w:val="18"/>
-              </w:rPr>
-            </w:pPr>
-            <w:r>
-              <w:rPr>
-                <w:rFonts w:ascii="Courier New" w:eastAsia="Courier New" w:hAnsi="Courier New" w:cs="Courier New"/>
-                <w:color w:val="86EFAC"/>
-                <w:sz w:val="18"/>
-                <w:szCs w:val="18"/>
-              </w:rPr>
-              <w:lastRenderedPageBreak/>
-              <w:t xml:space="preserve">        </w:t>
-            </w:r>
-            <w:proofErr w:type="spellStart"/>
-            <w:r>
-              <w:rPr>
-                <w:rFonts w:ascii="Courier New" w:eastAsia="Courier New" w:hAnsi="Courier New" w:cs="Courier New"/>
-                <w:color w:val="86EFAC"/>
-                <w:sz w:val="18"/>
-                <w:szCs w:val="18"/>
-              </w:rPr>
-              <w:t>proxy_set_header</w:t>
-            </w:r>
-            <w:proofErr w:type="spellEnd"/>
-            <w:r>
-              <w:rPr>
-                <w:rFonts w:ascii="Courier New" w:eastAsia="Courier New" w:hAnsi="Courier New" w:cs="Courier New"/>
-                <w:color w:val="86EFAC"/>
-                <w:sz w:val="18"/>
-                <w:szCs w:val="18"/>
-              </w:rPr>
-              <w:t xml:space="preserve"> X-Real-IP $</w:t>
-            </w:r>
-            <w:proofErr w:type="spellStart"/>
-            <w:r>
-              <w:rPr>
-                <w:rFonts w:ascii="Courier New" w:eastAsia="Courier New" w:hAnsi="Courier New" w:cs="Courier New"/>
-                <w:color w:val="86EFAC"/>
-                <w:sz w:val="18"/>
-                <w:szCs w:val="18"/>
-              </w:rPr>
-              <w:t>remote_addr</w:t>
-            </w:r>
-            <w:proofErr w:type="spellEnd"/>
-            <w:r>
-              <w:rPr>
-                <w:rFonts w:ascii="Courier New" w:eastAsia="Courier New" w:hAnsi="Courier New" w:cs="Courier New"/>
-                <w:color w:val="86EFAC"/>
-                <w:sz w:val="18"/>
-                <w:szCs w:val="18"/>
-              </w:rPr>
-              <w:t>;</w:t>
-            </w:r>
-          </w:p>
-          <w:p>
-            <w:pPr>
-              <w:rPr>
-                <w:rFonts w:ascii="Courier New" w:eastAsia="Courier New" w:hAnsi="Courier New" w:cs="Courier New"/>
-                <w:color w:val="86EFAC"/>
-                <w:sz w:val="18"/>
-                <w:szCs w:val="18"/>
-              </w:rPr>
-            </w:pPr>
-            <w:r>
-              <w:rPr>
-                <w:rFonts w:ascii="Courier New" w:eastAsia="Courier New" w:hAnsi="Courier New" w:cs="Courier New"/>
-                <w:color w:val="86EFAC"/>
-                <w:sz w:val="18"/>
-                <w:szCs w:val="18"/>
-              </w:rPr>
-              <w:t xml:space="preserve">        </w:t>
-            </w:r>
-            <w:proofErr w:type="spellStart"/>
-            <w:r>
-              <w:rPr>
-                <w:rFonts w:ascii="Courier New" w:eastAsia="Courier New" w:hAnsi="Courier New" w:cs="Courier New"/>
-                <w:color w:val="86EFAC"/>
-                <w:sz w:val="18"/>
-                <w:szCs w:val="18"/>
-              </w:rPr>
-              <w:t>proxy_set_header</w:t>
-            </w:r>
-            <w:proofErr w:type="spellEnd"/>
-            <w:r>
-              <w:rPr>
-                <w:rFonts w:ascii="Courier New" w:eastAsia="Courier New" w:hAnsi="Courier New" w:cs="Courier New"/>
-                <w:color w:val="86EFAC"/>
-                <w:sz w:val="18"/>
-                <w:szCs w:val="18"/>
-              </w:rPr>
-              <w:t xml:space="preserve"> X-</w:t>
-            </w:r>
-            <w:proofErr w:type="spellStart"/>
-            <w:r>
-              <w:rPr>
-                <w:rFonts w:ascii="Courier New" w:eastAsia="Courier New" w:hAnsi="Courier New" w:cs="Courier New"/>
-                <w:color w:val="86EFAC"/>
-                <w:sz w:val="18"/>
-                <w:szCs w:val="18"/>
-              </w:rPr>
-              <w:t>Forwarded</w:t>
-            </w:r>
-            <w:proofErr w:type="spellEnd"/>
-            <w:r>
-              <w:rPr>
-                <w:rFonts w:ascii="Courier New" w:eastAsia="Courier New" w:hAnsi="Courier New" w:cs="Courier New"/>
-                <w:color w:val="86EFAC"/>
-                <w:sz w:val="18"/>
-                <w:szCs w:val="18"/>
-              </w:rPr>
-              <w:t>-For $</w:t>
-            </w:r>
-            <w:proofErr w:type="spellStart"/>
-            <w:r>
-              <w:rPr>
-                <w:rFonts w:ascii="Courier New" w:eastAsia="Courier New" w:hAnsi="Courier New" w:cs="Courier New"/>
-                <w:color w:val="86EFAC"/>
-                <w:sz w:val="18"/>
-                <w:szCs w:val="18"/>
-              </w:rPr>
-              <w:t>proxy_add_x_forwarded_for</w:t>
-            </w:r>
-            <w:proofErr w:type="spellEnd"/>
-            <w:r>
-              <w:rPr>
-                <w:rFonts w:ascii="Courier New" w:eastAsia="Courier New" w:hAnsi="Courier New" w:cs="Courier New"/>
-                <w:color w:val="86EFAC"/>
-                <w:sz w:val="18"/>
-                <w:szCs w:val="18"/>
-              </w:rPr>
-              <w:t>;</w:t>
-            </w:r>
-          </w:p>
-          <w:p>
-            <w:pPr>
-              <w:rPr>
-                <w:rFonts w:ascii="Courier New" w:eastAsia="Courier New" w:hAnsi="Courier New" w:cs="Courier New"/>
-                <w:color w:val="86EFAC"/>
-                <w:sz w:val="18"/>
-                <w:szCs w:val="18"/>
-              </w:rPr>
-            </w:pPr>
-            <w:r>
-              <w:rPr>
-                <w:rFonts w:ascii="Courier New" w:eastAsia="Courier New" w:hAnsi="Courier New" w:cs="Courier New"/>
-                <w:color w:val="86EFAC"/>
-                <w:sz w:val="18"/>
-                <w:szCs w:val="18"/>
-              </w:rPr>
-              <w:t xml:space="preserve">        </w:t>
-            </w:r>
-            <w:proofErr w:type="spellStart"/>
-            <w:r>
-              <w:rPr>
-                <w:rFonts w:ascii="Courier New" w:eastAsia="Courier New" w:hAnsi="Courier New" w:cs="Courier New"/>
-                <w:color w:val="86EFAC"/>
-                <w:sz w:val="18"/>
-                <w:szCs w:val="18"/>
-              </w:rPr>
-              <w:t>proxy_set_header</w:t>
-            </w:r>
-            <w:proofErr w:type="spellEnd"/>
-            <w:r>
-              <w:rPr>
-                <w:rFonts w:ascii="Courier New" w:eastAsia="Courier New" w:hAnsi="Courier New" w:cs="Courier New"/>
-                <w:color w:val="86EFAC"/>
-                <w:sz w:val="18"/>
-                <w:szCs w:val="18"/>
-              </w:rPr>
-              <w:t xml:space="preserve"> X-</w:t>
-            </w:r>
-            <w:proofErr w:type="spellStart"/>
-            <w:r>
-              <w:rPr>
-                <w:rFonts w:ascii="Courier New" w:eastAsia="Courier New" w:hAnsi="Courier New" w:cs="Courier New"/>
-                <w:color w:val="86EFAC"/>
-                <w:sz w:val="18"/>
-                <w:szCs w:val="18"/>
-              </w:rPr>
-              <w:t>Forwarded</w:t>
-            </w:r>
-            <w:proofErr w:type="spellEnd"/>
-            <w:r>
-              <w:rPr>
-                <w:rFonts w:ascii="Courier New" w:eastAsia="Courier New" w:hAnsi="Courier New" w:cs="Courier New"/>
-                <w:color w:val="86EFAC"/>
-                <w:sz w:val="18"/>
-                <w:szCs w:val="18"/>
-              </w:rPr>
-              <w:t>-</w:t>
-            </w:r>
-            <w:proofErr w:type="spellStart"/>
-            <w:r>
-              <w:rPr>
-                <w:rFonts w:ascii="Courier New" w:eastAsia="Courier New" w:hAnsi="Courier New" w:cs="Courier New"/>
-                <w:color w:val="86EFAC"/>
-                <w:sz w:val="18"/>
-                <w:szCs w:val="18"/>
-              </w:rPr>
-              <w:t>Proto</w:t>
-            </w:r>
-            <w:proofErr w:type="spellEnd"/>
-            <w:r>
-              <w:rPr>
-                <w:rFonts w:ascii="Courier New" w:eastAsia="Courier New" w:hAnsi="Courier New" w:cs="Courier New"/>
-                <w:color w:val="86EFAC"/>
-                <w:sz w:val="18"/>
-                <w:szCs w:val="18"/>
-              </w:rPr>
-              <w:t xml:space="preserve"> $</w:t>
-            </w:r>
-            <w:proofErr w:type="spellStart"/>
-            <w:r>
-              <w:rPr>
-                <w:rFonts w:ascii="Courier New" w:eastAsia="Courier New" w:hAnsi="Courier New" w:cs="Courier New"/>
-                <w:color w:val="86EFAC"/>
-                <w:sz w:val="18"/>
-                <w:szCs w:val="18"/>
-              </w:rPr>
-              <w:t>scheme</w:t>
-            </w:r>
-            <w:proofErr w:type="spellEnd"/>
-            <w:r>
-              <w:rPr>
-                <w:rFonts w:ascii="Courier New" w:eastAsia="Courier New" w:hAnsi="Courier New" w:cs="Courier New"/>
-                <w:color w:val="86EFAC"/>
-                <w:sz w:val="18"/>
-                <w:szCs w:val="18"/>
-              </w:rPr>
-              <w:t>;</w:t>
+              <w:t>        proxy_set_header X-Forwarded-Proto $scheme;</w:t>
             </w:r>
           </w:p>
           <w:p>
@@ -7284,13 +6190,8 @@
       <w:pPr>
         <w:spacing w:before="120" w:after="40"/>
       </w:pPr>
-      <w:proofErr w:type="spellStart"/>
       <w:r>
-        <w:t>Server_name</w:t>
-      </w:r>
-      <w:proofErr w:type="spellEnd"/>
-      <w:r>
-        <w:t xml:space="preserve">: </w:t>
+        <w:t xml:space="preserve">Server_name: </w:t>
       </w:r>
       <w:r>
         <w:t>N</w:t>
@@ -7305,15 +6206,7 @@
         <w:t xml:space="preserve">os usuários </w:t>
       </w:r>
       <w:r>
-        <w:t>até o front-</w:t>
-      </w:r>
-      <w:proofErr w:type="spellStart"/>
-      <w:r>
-        <w:t>end</w:t>
-      </w:r>
-      <w:proofErr w:type="spellEnd"/>
-      <w:r>
-        <w:t xml:space="preserve"> da aplicação</w:t>
+        <w:t>até o front-end da aplicação</w:t>
       </w:r>
     </w:p>
     <w:p>
@@ -7322,19 +6215,9 @@
           <w:bottom w:val="single" w:sz="4" w:space="0" w:color="CBD5E1"/>
         </w:pBdr>
       </w:pPr>
-      <w:proofErr w:type="spellStart"/>
       <w:r>
-        <w:t>Listen</w:t>
+        <w:t>Listen: Indica qual porta será escutada pelo nginx</w:t>
       </w:r>
-      <w:proofErr w:type="spellEnd"/>
-      <w:r>
-        <w:t xml:space="preserve">: Indica qual porta será escutada pelo </w:t>
-      </w:r>
-      <w:proofErr w:type="spellStart"/>
-      <w:r>
-        <w:t>nginx</w:t>
-      </w:r>
-      <w:proofErr w:type="spellEnd"/>
     </w:p>
     <w:p>
       <w:pPr>
@@ -7342,13 +6225,8 @@
           <w:bottom w:val="single" w:sz="4" w:space="0" w:color="CBD5E1"/>
         </w:pBdr>
       </w:pPr>
-      <w:proofErr w:type="spellStart"/>
       <w:r>
-        <w:t>Proxy_pass</w:t>
-      </w:r>
-      <w:proofErr w:type="spellEnd"/>
-      <w:r>
-        <w:t>: Indica qual a porta que a aplicação se situa para que o proxy reverso estabeleça a comunicação com o site.</w:t>
+        <w:t>Proxy_pass: Indica qual a porta que a aplicação se situa para que o proxy reverso estabeleça a comunicação com o site.</w:t>
       </w:r>
     </w:p>
     <w:p>
@@ -7514,23 +6392,7 @@
                 <w:sz w:val="19"/>
                 <w:szCs w:val="19"/>
               </w:rPr>
-              <w:t xml:space="preserve">Orientação: Inclua prints das capturas realizadas no </w:t>
-            </w:r>
-            <w:proofErr w:type="spellStart"/>
-            <w:r>
-              <w:rPr>
-                <w:sz w:val="19"/>
-                <w:szCs w:val="19"/>
-              </w:rPr>
-              <w:t>Wireshark</w:t>
-            </w:r>
-            <w:proofErr w:type="spellEnd"/>
-            <w:r>
-              <w:rPr>
-                <w:sz w:val="19"/>
-                <w:szCs w:val="19"/>
-              </w:rPr>
-              <w:t xml:space="preserve"> durante o uso da aplicação. Analise ao menos 3 pacotes distintos, identificando: protocolo, IP de origem/destino, porta, tipo de requisição e conteúdo relevante.</w:t>
+              <w:t>Orientação: Inclua prints das capturas realizadas no Wireshark durante o uso da aplicação. Analise ao menos 3 pacotes distintos, identificando: protocolo, IP de origem/destino, porta, tipo de requisição e conteúdo relevante.</w:t>
             </w:r>
           </w:p>
         </w:tc>
@@ -8399,7 +7261,6 @@
       <w:pPr>
         <w:spacing w:before="40" w:after="40"/>
       </w:pPr>
-      <w:proofErr w:type="gramStart"/>
       <w:r>
         <w:rPr>
           <w:i/>
@@ -8408,53 +7269,8 @@
           <w:sz w:val="18"/>
           <w:szCs w:val="18"/>
         </w:rPr>
-        <w:t>[ Espaço</w:t>
+        <w:t>[ Espaço para colar prints do Wireshark — mínimo 2 capturas de tela ]</w:t>
       </w:r>
-      <w:proofErr w:type="gramEnd"/>
-      <w:r>
-        <w:rPr>
-          <w:i/>
-          <w:iCs/>
-          <w:color w:val="6B7280"/>
-          <w:sz w:val="18"/>
-          <w:szCs w:val="18"/>
-        </w:rPr>
-        <w:t xml:space="preserve"> para colar prints do </w:t>
-      </w:r>
-      <w:proofErr w:type="spellStart"/>
-      <w:r>
-        <w:rPr>
-          <w:i/>
-          <w:iCs/>
-          <w:color w:val="6B7280"/>
-          <w:sz w:val="18"/>
-          <w:szCs w:val="18"/>
-        </w:rPr>
-        <w:t>Wireshark</w:t>
-      </w:r>
-      <w:proofErr w:type="spellEnd"/>
-      <w:r>
-        <w:rPr>
-          <w:i/>
-          <w:iCs/>
-          <w:color w:val="6B7280"/>
-          <w:sz w:val="18"/>
-          <w:szCs w:val="18"/>
-        </w:rPr>
-        <w:t xml:space="preserve"> — mínimo 2 capturas de </w:t>
-      </w:r>
-      <w:proofErr w:type="gramStart"/>
-      <w:r>
-        <w:rPr>
-          <w:i/>
-          <w:iCs/>
-          <w:color w:val="6B7280"/>
-          <w:sz w:val="18"/>
-          <w:szCs w:val="18"/>
-        </w:rPr>
-        <w:t>tela ]</w:t>
-      </w:r>
-      <w:proofErr w:type="gramEnd"/>
     </w:p>
     <w:p>
       <w:pPr>
@@ -8670,55 +7486,7 @@
                 <w:sz w:val="19"/>
                 <w:szCs w:val="19"/>
               </w:rPr>
-              <w:t xml:space="preserve">Orientação: O repositório deve estar público ou com acesso compartilhado com o professor. O código deve conter: </w:t>
-            </w:r>
-            <w:proofErr w:type="spellStart"/>
-            <w:r>
-              <w:rPr>
-                <w:sz w:val="19"/>
-                <w:szCs w:val="19"/>
-              </w:rPr>
-              <w:t>docker-compose.yml</w:t>
-            </w:r>
-            <w:proofErr w:type="spellEnd"/>
-            <w:r>
-              <w:rPr>
-                <w:sz w:val="19"/>
-                <w:szCs w:val="19"/>
-              </w:rPr>
-              <w:t xml:space="preserve">, </w:t>
-            </w:r>
-            <w:proofErr w:type="spellStart"/>
-            <w:r>
-              <w:rPr>
-                <w:sz w:val="19"/>
-                <w:szCs w:val="19"/>
-              </w:rPr>
-              <w:t>Dockerfile</w:t>
-            </w:r>
-            <w:proofErr w:type="spellEnd"/>
-            <w:r>
-              <w:rPr>
-                <w:sz w:val="19"/>
-                <w:szCs w:val="19"/>
-              </w:rPr>
-              <w:t xml:space="preserve">(s), código da API, configuração do </w:t>
-            </w:r>
-            <w:proofErr w:type="spellStart"/>
-            <w:r>
-              <w:rPr>
-                <w:sz w:val="19"/>
-                <w:szCs w:val="19"/>
-              </w:rPr>
-              <w:t>Nginx</w:t>
-            </w:r>
-            <w:proofErr w:type="spellEnd"/>
-            <w:r>
-              <w:rPr>
-                <w:sz w:val="19"/>
-                <w:szCs w:val="19"/>
-              </w:rPr>
-              <w:t xml:space="preserve"> e arquivos do front-end. Um arquivo README.md com instruções de execução é obrigatório.</w:t>
+              <w:t>Orientação: O repositório deve estar público ou com acesso compartilhado com o professor. O código deve conter: docker-compose.yml, Dockerfile(s), código da API, configuração do Nginx e arquivos do front-end. Um arquivo README.md com instruções de execução é obrigatório.</w:t>
             </w:r>
           </w:p>
         </w:tc>
@@ -8774,23 +7542,7 @@
                 <w:sz w:val="18"/>
                 <w:szCs w:val="18"/>
               </w:rPr>
-              <w:t xml:space="preserve">URL do Repositório </w:t>
-            </w:r>
-            <w:proofErr w:type="spellStart"/>
-            <w:r>
-              <w:rPr>
-                <w:sz w:val="18"/>
-                <w:szCs w:val="18"/>
-              </w:rPr>
-              <w:t>Git</w:t>
-            </w:r>
-            <w:proofErr w:type="spellEnd"/>
-            <w:r>
-              <w:rPr>
-                <w:sz w:val="18"/>
-                <w:szCs w:val="18"/>
-              </w:rPr>
-              <w:t>:</w:t>
+              <w:t>URL do Repositório Git:</w:t>
             </w:r>
           </w:p>
         </w:tc>
@@ -8813,14 +7565,12 @@
           </w:tcPr>
           <w:p>
             <w:hyperlink r:id="rId9" w:history="1">
-              <w:proofErr w:type="spellStart"/>
               <w:r>
                 <w:rPr>
                   <w:rStyle w:val="Hyperlink"/>
                 </w:rPr>
                 <w:t>APIProjeto</w:t>
               </w:r>
-              <w:proofErr w:type="spellEnd"/>
             </w:hyperlink>
           </w:p>
         </w:tc>
@@ -8850,23 +7600,7 @@
                 <w:szCs w:val="18"/>
               </w:rPr>
               <w:lastRenderedPageBreak/>
-              <w:t xml:space="preserve">Plataforma (GitHub / </w:t>
-            </w:r>
-            <w:proofErr w:type="spellStart"/>
-            <w:r>
-              <w:rPr>
-                <w:sz w:val="18"/>
-                <w:szCs w:val="18"/>
-              </w:rPr>
-              <w:t>GitLab</w:t>
-            </w:r>
-            <w:proofErr w:type="spellEnd"/>
-            <w:r>
-              <w:rPr>
-                <w:sz w:val="18"/>
-                <w:szCs w:val="18"/>
-              </w:rPr>
-              <w:t xml:space="preserve"> / etc.):</w:t>
+              <w:t>Plataforma (GitHub / GitLab / etc.):</w:t>
             </w:r>
           </w:p>
         </w:tc>
@@ -8940,7 +7674,6 @@
             </w:tcMar>
           </w:tcPr>
           <w:p>
-            <w:proofErr w:type="spellStart"/>
             <w:r>
               <w:rPr>
                 <w:sz w:val="18"/>
@@ -8948,7 +7681,6 @@
               </w:rPr>
               <w:t>main</w:t>
             </w:r>
-            <w:proofErr w:type="spellEnd"/>
           </w:p>
         </w:tc>
       </w:tr>
@@ -9116,71 +7848,7 @@
                 <w:sz w:val="19"/>
                 <w:szCs w:val="19"/>
               </w:rPr>
-              <w:t xml:space="preserve">Orientação: Grave um vídeo de até 10 minutos demonstrando o funcionamento do projeto. O vídeo deve mostrar: inicialização com </w:t>
-            </w:r>
-            <w:proofErr w:type="spellStart"/>
-            <w:r>
-              <w:rPr>
-                <w:sz w:val="19"/>
-                <w:szCs w:val="19"/>
-              </w:rPr>
-              <w:t>docker-compose</w:t>
-            </w:r>
-            <w:proofErr w:type="spellEnd"/>
-            <w:r>
-              <w:rPr>
-                <w:sz w:val="19"/>
-                <w:szCs w:val="19"/>
-              </w:rPr>
-              <w:t xml:space="preserve"> </w:t>
-            </w:r>
-            <w:proofErr w:type="spellStart"/>
-            <w:r>
-              <w:rPr>
-                <w:sz w:val="19"/>
-                <w:szCs w:val="19"/>
-              </w:rPr>
-              <w:t>up</w:t>
-            </w:r>
-            <w:proofErr w:type="spellEnd"/>
-            <w:r>
-              <w:rPr>
-                <w:sz w:val="19"/>
-                <w:szCs w:val="19"/>
-              </w:rPr>
-              <w:t xml:space="preserve">, uso da API (cadastro e listagem), navegação na página web, configuração do </w:t>
-            </w:r>
-            <w:proofErr w:type="spellStart"/>
-            <w:r>
-              <w:rPr>
-                <w:sz w:val="19"/>
-                <w:szCs w:val="19"/>
-              </w:rPr>
-              <w:t>Nginx</w:t>
-            </w:r>
-            <w:proofErr w:type="spellEnd"/>
-            <w:r>
-              <w:rPr>
-                <w:sz w:val="19"/>
-                <w:szCs w:val="19"/>
-              </w:rPr>
-              <w:t xml:space="preserve"> e análise no </w:t>
-            </w:r>
-            <w:proofErr w:type="spellStart"/>
-            <w:r>
-              <w:rPr>
-                <w:sz w:val="19"/>
-                <w:szCs w:val="19"/>
-              </w:rPr>
-              <w:t>Wireshark</w:t>
-            </w:r>
-            <w:proofErr w:type="spellEnd"/>
-            <w:r>
-              <w:rPr>
-                <w:sz w:val="19"/>
-                <w:szCs w:val="19"/>
-              </w:rPr>
-              <w:t>.</w:t>
+              <w:t>Orientação: Grave um vídeo de até 10 minutos demonstrando o funcionamento do projeto. O vídeo deve mostrar: inicialização com docker-compose up, uso da API (cadastro e listagem), navegação na página web, configuração do Nginx e análise no Wireshark.</w:t>
             </w:r>
           </w:p>
         </w:tc>
@@ -9362,32 +8030,7 @@
                 <w:sz w:val="18"/>
                 <w:szCs w:val="18"/>
               </w:rPr>
-              <w:t xml:space="preserve">_______ min _______ </w:t>
-            </w:r>
-            <w:proofErr w:type="spellStart"/>
-            <w:r>
-              <w:rPr>
-                <w:sz w:val="18"/>
-                <w:szCs w:val="18"/>
-              </w:rPr>
-              <w:t>seg</w:t>
-            </w:r>
-            <w:proofErr w:type="spellEnd"/>
-            <w:proofErr w:type="gramStart"/>
-            <w:r>
-              <w:rPr>
-                <w:sz w:val="18"/>
-                <w:szCs w:val="18"/>
-              </w:rPr>
-              <w:t xml:space="preserve">   (</w:t>
-            </w:r>
-            <w:proofErr w:type="gramEnd"/>
-            <w:r>
-              <w:rPr>
-                <w:sz w:val="18"/>
-                <w:szCs w:val="18"/>
-              </w:rPr>
-              <w:t>máximo 10 minutos)</w:t>
+              <w:t>_______ min _______ seg   (máximo 10 minutos)</w:t>
             </w:r>
           </w:p>
         </w:tc>
@@ -9462,43 +8105,7 @@
         <w:sz w:val="16"/>
         <w:szCs w:val="16"/>
       </w:rPr>
-      <w:t xml:space="preserve">TRABALHO PRÁTICO — Docker, MySQL, </w:t>
-    </w:r>
-    <w:proofErr w:type="spellStart"/>
-    <w:r>
-      <w:rPr>
-        <w:color w:val="6B7280"/>
-        <w:sz w:val="16"/>
-        <w:szCs w:val="16"/>
-      </w:rPr>
-      <w:t>Nginx</w:t>
-    </w:r>
-    <w:proofErr w:type="spellEnd"/>
-    <w:r>
-      <w:rPr>
-        <w:color w:val="6B7280"/>
-        <w:sz w:val="16"/>
-        <w:szCs w:val="16"/>
-      </w:rPr>
-      <w:t xml:space="preserve"> e </w:t>
-    </w:r>
-    <w:proofErr w:type="spellStart"/>
-    <w:r>
-      <w:rPr>
-        <w:color w:val="6B7280"/>
-        <w:sz w:val="16"/>
-        <w:szCs w:val="16"/>
-      </w:rPr>
-      <w:t>Wireshark</w:t>
-    </w:r>
-    <w:proofErr w:type="spellEnd"/>
-    <w:r>
-      <w:rPr>
-        <w:color w:val="6B7280"/>
-        <w:sz w:val="16"/>
-        <w:szCs w:val="16"/>
-      </w:rPr>
-      <w:t xml:space="preserve">    |    Pág. </w:t>
+      <w:t xml:space="preserve">TRABALHO PRÁTICO — Docker, MySQL, Nginx e Wireshark    |    Pág. </w:t>
     </w:r>
     <w:r>
       <w:rPr>

--- a/trabalho_docker.docx
+++ b/trabalho_docker.docx
@@ -29,8 +29,36 @@
           <w:sz w:val="28"/>
           <w:szCs w:val="28"/>
         </w:rPr>
-        <w:t>Infraestrutura Moderna com Docker, MySQL, Nginx e Wireshark</w:t>
+        <w:t xml:space="preserve">Infraestrutura Moderna com Docker, MySQL, </w:t>
       </w:r>
+      <w:proofErr w:type="spellStart"/>
+      <w:r>
+        <w:rPr>
+          <w:color w:val="2563A8"/>
+          <w:sz w:val="28"/>
+          <w:szCs w:val="28"/>
+        </w:rPr>
+        <w:t>Nginx</w:t>
+      </w:r>
+      <w:proofErr w:type="spellEnd"/>
+      <w:r>
+        <w:rPr>
+          <w:color w:val="2563A8"/>
+          <w:sz w:val="28"/>
+          <w:szCs w:val="28"/>
+        </w:rPr>
+        <w:t xml:space="preserve"> e </w:t>
+      </w:r>
+      <w:proofErr w:type="spellStart"/>
+      <w:r>
+        <w:rPr>
+          <w:color w:val="2563A8"/>
+          <w:sz w:val="28"/>
+          <w:szCs w:val="28"/>
+        </w:rPr>
+        <w:t>Wireshark</w:t>
+      </w:r>
+      <w:proofErr w:type="spellEnd"/>
     </w:p>
     <w:p>
       <w:pPr>
@@ -109,6 +137,7 @@
             </w:tcMar>
           </w:tcPr>
           <w:p>
+            <w:proofErr w:type="gramStart"/>
             <w:r>
               <w:rPr>
                 <w:b/>
@@ -117,7 +146,18 @@
                 <w:sz w:val="24"/>
                 <w:szCs w:val="24"/>
               </w:rPr>
-              <w:t>👥  IDENTIFICAÇÃO DA EQUIPE</w:t>
+              <w:t>👥  IDENTIFICAÇÃO</w:t>
+            </w:r>
+            <w:proofErr w:type="gramEnd"/>
+            <w:r>
+              <w:rPr>
+                <w:b/>
+                <w:bCs/>
+                <w:color w:val="FFFFFF"/>
+                <w:sz w:val="24"/>
+                <w:szCs w:val="24"/>
+              </w:rPr>
+              <w:t xml:space="preserve"> DA EQUIPE</w:t>
             </w:r>
           </w:p>
         </w:tc>
@@ -698,6 +738,7 @@
             </w:tcMar>
           </w:tcPr>
           <w:p>
+            <w:proofErr w:type="gramStart"/>
             <w:r>
               <w:rPr>
                 <w:b/>
@@ -706,86 +747,23 @@
                 <w:sz w:val="24"/>
                 <w:szCs w:val="24"/>
               </w:rPr>
-              <w:t>📋  VISÃO GERAL DO TRABALHO</w:t>
+              <w:t>📋  VISÃO</w:t>
+            </w:r>
+            <w:proofErr w:type="gramEnd"/>
+            <w:r>
+              <w:rPr>
+                <w:b/>
+                <w:bCs/>
+                <w:color w:val="FFFFFF"/>
+                <w:sz w:val="24"/>
+                <w:szCs w:val="24"/>
+              </w:rPr>
+              <w:t xml:space="preserve"> GERAL DO TRABALHO</w:t>
             </w:r>
           </w:p>
         </w:tc>
       </w:tr>
     </w:tbl>
-    <w:p>
-      <w:r>
-        <w:t xml:space="preserve"> </w:t>
-      </w:r>
-    </w:p>
-    <w:tbl>
-      <w:tblPr>
-        <w:tblW w:w="9026" w:type="dxa"/>
-        <w:tblBorders>
-          <w:top w:val="single" w:sz="4" w:space="0" w:color="auto"/>
-          <w:left w:val="single" w:sz="4" w:space="0" w:color="auto"/>
-          <w:bottom w:val="single" w:sz="4" w:space="0" w:color="auto"/>
-          <w:right w:val="single" w:sz="4" w:space="0" w:color="auto"/>
-          <w:insideH w:val="single" w:sz="4" w:space="0" w:color="auto"/>
-          <w:insideV w:val="single" w:sz="4" w:space="0" w:color="auto"/>
-        </w:tblBorders>
-        <w:tblCellMar>
-          <w:left w:w="10" w:type="dxa"/>
-          <w:right w:w="10" w:type="dxa"/>
-        </w:tblCellMar>
-        <w:tblLook w:val="0000" w:firstRow="0" w:lastRow="0" w:firstColumn="0" w:lastColumn="0" w:noHBand="0" w:noVBand="0"/>
-      </w:tblPr>
-      <w:tblGrid>
-        <w:gridCol w:w="9026"/>
-      </w:tblGrid>
-      <w:tr>
-        <w:tc>
-          <w:tcPr>
-            <w:tcW w:w="9026" w:type="dxa"/>
-            <w:tcBorders>
-              <w:top w:val="single" w:sz="4" w:space="0" w:color="2563A8"/>
-              <w:left w:val="thick" w:sz="8" w:space="0" w:color="2563A8"/>
-              <w:bottom w:val="single" w:sz="4" w:space="0" w:color="2563A8"/>
-              <w:right w:val="single" w:sz="4" w:space="0" w:color="2563A8"/>
-            </w:tcBorders>
-            <w:shd w:val="clear" w:color="auto" w:fill="F3F4F6"/>
-            <w:tcMar>
-              <w:top w:w="120" w:type="dxa"/>
-              <w:left w:w="200" w:type="dxa"/>
-              <w:bottom w:w="120" w:type="dxa"/>
-              <w:right w:w="140" w:type="dxa"/>
-            </w:tcMar>
-          </w:tcPr>
-          <w:p>
-            <w:r>
-              <w:rPr>
-                <w:sz w:val="19"/>
-                <w:szCs w:val="19"/>
-              </w:rPr>
-              <w:t xml:space="preserve">Objetivo: Desenvolver individualmente ou em grupo de até </w:t>
-            </w:r>
-            <w:r>
-              <w:rPr>
-                <w:sz w:val="19"/>
-                <w:szCs w:val="19"/>
-              </w:rPr>
-              <w:t>4</w:t>
-            </w:r>
-            <w:r>
-              <w:rPr>
-                <w:sz w:val="19"/>
-                <w:szCs w:val="19"/>
-              </w:rPr>
-              <w:t xml:space="preserve"> pessoas um projeto prático simulando uma pequena infraestrutura moderna de aplicações, utilizando containers Docker, banco de dados relacional, proxy reverso e análise de tráfego de rede.</w:t>
-            </w:r>
-          </w:p>
-        </w:tc>
-      </w:tr>
-    </w:tbl>
-    <w:p>
-      <w:r>
-        <w:t xml:space="preserve"> </w:t>
-      </w:r>
-    </w:p>
     <w:p>
       <w:pPr>
         <w:spacing w:before="180" w:after="80"/>
@@ -978,7 +956,23 @@
                 <w:sz w:val="18"/>
                 <w:szCs w:val="18"/>
               </w:rPr>
-              <w:t>API backend com cadastro e listagem de usuários</w:t>
+              <w:t xml:space="preserve">API </w:t>
+            </w:r>
+            <w:proofErr w:type="spellStart"/>
+            <w:r>
+              <w:rPr>
+                <w:sz w:val="18"/>
+                <w:szCs w:val="18"/>
+              </w:rPr>
+              <w:t>backend</w:t>
+            </w:r>
+            <w:proofErr w:type="spellEnd"/>
+            <w:r>
+              <w:rPr>
+                <w:sz w:val="18"/>
+                <w:szCs w:val="18"/>
+              </w:rPr>
+              <w:t xml:space="preserve"> com cadastro e listagem de usuários</w:t>
             </w:r>
           </w:p>
         </w:tc>
@@ -1249,6 +1243,7 @@
             </w:tcMar>
           </w:tcPr>
           <w:p>
+            <w:proofErr w:type="spellStart"/>
             <w:r>
               <w:rPr>
                 <w:sz w:val="18"/>
@@ -1256,6 +1251,7 @@
               </w:rPr>
               <w:t>Nginx</w:t>
             </w:r>
+            <w:proofErr w:type="spellEnd"/>
           </w:p>
         </w:tc>
       </w:tr>
@@ -1337,8 +1333,17 @@
                 <w:sz w:val="18"/>
                 <w:szCs w:val="18"/>
               </w:rPr>
-              <w:t>Docker Compose</w:t>
-            </w:r>
+              <w:t xml:space="preserve">Docker </w:t>
+            </w:r>
+            <w:proofErr w:type="spellStart"/>
+            <w:r>
+              <w:rPr>
+                <w:sz w:val="18"/>
+                <w:szCs w:val="18"/>
+              </w:rPr>
+              <w:t>Compose</w:t>
+            </w:r>
+            <w:proofErr w:type="spellEnd"/>
           </w:p>
         </w:tc>
       </w:tr>
@@ -1415,6 +1420,7 @@
             </w:tcMar>
           </w:tcPr>
           <w:p>
+            <w:proofErr w:type="spellStart"/>
             <w:r>
               <w:rPr>
                 <w:sz w:val="18"/>
@@ -1422,6 +1428,7 @@
               </w:rPr>
               <w:t>Wireshark</w:t>
             </w:r>
+            <w:proofErr w:type="spellEnd"/>
           </w:p>
         </w:tc>
       </w:tr>
@@ -1559,6 +1566,7 @@
             </w:tcMar>
           </w:tcPr>
           <w:p>
+            <w:proofErr w:type="gramStart"/>
             <w:r>
               <w:rPr>
                 <w:b/>
@@ -1567,7 +1575,40 @@
                 <w:sz w:val="24"/>
                 <w:szCs w:val="24"/>
               </w:rPr>
-              <w:t>🏆  CRITÉRIOS DE AVALIAÇÃO  (Total: 4,0 pontos)</w:t>
+              <w:t>🏆  CRITÉRIOS</w:t>
+            </w:r>
+            <w:proofErr w:type="gramEnd"/>
+            <w:r>
+              <w:rPr>
+                <w:b/>
+                <w:bCs/>
+                <w:color w:val="FFFFFF"/>
+                <w:sz w:val="24"/>
+                <w:szCs w:val="24"/>
+              </w:rPr>
+              <w:t xml:space="preserve"> DE </w:t>
+            </w:r>
+            <w:proofErr w:type="gramStart"/>
+            <w:r>
+              <w:rPr>
+                <w:b/>
+                <w:bCs/>
+                <w:color w:val="FFFFFF"/>
+                <w:sz w:val="24"/>
+                <w:szCs w:val="24"/>
+              </w:rPr>
+              <w:t>AVALIAÇÃO  (</w:t>
+            </w:r>
+            <w:proofErr w:type="gramEnd"/>
+            <w:r>
+              <w:rPr>
+                <w:b/>
+                <w:bCs/>
+                <w:color w:val="FFFFFF"/>
+                <w:sz w:val="24"/>
+                <w:szCs w:val="24"/>
+              </w:rPr>
+              <w:t>Total: 4,0 pontos)</w:t>
             </w:r>
           </w:p>
         </w:tc>
@@ -1691,6 +1732,7 @@
             <w:pPr>
               <w:jc w:val="center"/>
             </w:pPr>
+            <w:proofErr w:type="spellStart"/>
             <w:r>
               <w:rPr>
                 <w:b/>
@@ -1701,6 +1743,7 @@
               </w:rPr>
               <w:t>Pts</w:t>
             </w:r>
+            <w:proofErr w:type="spellEnd"/>
           </w:p>
         </w:tc>
       </w:tr>
@@ -1728,7 +1771,23 @@
                 <w:sz w:val="18"/>
                 <w:szCs w:val="18"/>
               </w:rPr>
-              <w:t>1. Arquitetura e Containers (docker-compose.yml)</w:t>
+              <w:t>1. Arquitetura e Containers (</w:t>
+            </w:r>
+            <w:proofErr w:type="spellStart"/>
+            <w:r>
+              <w:rPr>
+                <w:sz w:val="18"/>
+                <w:szCs w:val="18"/>
+              </w:rPr>
+              <w:t>docker-compose.yml</w:t>
+            </w:r>
+            <w:proofErr w:type="spellEnd"/>
+            <w:r>
+              <w:rPr>
+                <w:sz w:val="18"/>
+                <w:szCs w:val="18"/>
+              </w:rPr>
+              <w:t>)</w:t>
             </w:r>
           </w:p>
         </w:tc>
@@ -1755,7 +1814,55 @@
                 <w:sz w:val="18"/>
                 <w:szCs w:val="18"/>
               </w:rPr>
-              <w:t>Ambiente sobe com docker-compose up. Containers (API, MySQL, Nginx) operacionais. Variáveis de ambiente e volumes configurados.</w:t>
+              <w:t xml:space="preserve">Ambiente sobe com </w:t>
+            </w:r>
+            <w:proofErr w:type="spellStart"/>
+            <w:r>
+              <w:rPr>
+                <w:sz w:val="18"/>
+                <w:szCs w:val="18"/>
+              </w:rPr>
+              <w:t>docker-compose</w:t>
+            </w:r>
+            <w:proofErr w:type="spellEnd"/>
+            <w:r>
+              <w:rPr>
+                <w:sz w:val="18"/>
+                <w:szCs w:val="18"/>
+              </w:rPr>
+              <w:t xml:space="preserve"> </w:t>
+            </w:r>
+            <w:proofErr w:type="spellStart"/>
+            <w:r>
+              <w:rPr>
+                <w:sz w:val="18"/>
+                <w:szCs w:val="18"/>
+              </w:rPr>
+              <w:t>up</w:t>
+            </w:r>
+            <w:proofErr w:type="spellEnd"/>
+            <w:r>
+              <w:rPr>
+                <w:sz w:val="18"/>
+                <w:szCs w:val="18"/>
+              </w:rPr>
+              <w:t xml:space="preserve">. Containers (API, MySQL, </w:t>
+            </w:r>
+            <w:proofErr w:type="spellStart"/>
+            <w:r>
+              <w:rPr>
+                <w:sz w:val="18"/>
+                <w:szCs w:val="18"/>
+              </w:rPr>
+              <w:t>Nginx</w:t>
+            </w:r>
+            <w:proofErr w:type="spellEnd"/>
+            <w:r>
+              <w:rPr>
+                <w:sz w:val="18"/>
+                <w:szCs w:val="18"/>
+              </w:rPr>
+              <w:t>) operacionais. Variáveis de ambiente e volumes configurados.</w:t>
             </w:r>
           </w:p>
         </w:tc>
@@ -1811,7 +1918,23 @@
                 <w:sz w:val="18"/>
                 <w:szCs w:val="18"/>
               </w:rPr>
-              <w:t>2. API Backend (CRUD de usuários)</w:t>
+              <w:t xml:space="preserve">2. API </w:t>
+            </w:r>
+            <w:proofErr w:type="spellStart"/>
+            <w:r>
+              <w:rPr>
+                <w:sz w:val="18"/>
+                <w:szCs w:val="18"/>
+              </w:rPr>
+              <w:t>Backend</w:t>
+            </w:r>
+            <w:proofErr w:type="spellEnd"/>
+            <w:r>
+              <w:rPr>
+                <w:sz w:val="18"/>
+                <w:szCs w:val="18"/>
+              </w:rPr>
+              <w:t xml:space="preserve"> (CRUD de usuários)</w:t>
             </w:r>
           </w:p>
         </w:tc>
@@ -1838,7 +1961,39 @@
                 <w:sz w:val="18"/>
                 <w:szCs w:val="18"/>
               </w:rPr>
-              <w:t>Rota POST /users cria usuário no banco. Rota GET /users lista usuários. Retorno em JSON com status HTTP corretos.</w:t>
+              <w:t>Rota POST /</w:t>
+            </w:r>
+            <w:proofErr w:type="spellStart"/>
+            <w:r>
+              <w:rPr>
+                <w:sz w:val="18"/>
+                <w:szCs w:val="18"/>
+              </w:rPr>
+              <w:t>users</w:t>
+            </w:r>
+            <w:proofErr w:type="spellEnd"/>
+            <w:r>
+              <w:rPr>
+                <w:sz w:val="18"/>
+                <w:szCs w:val="18"/>
+              </w:rPr>
+              <w:t xml:space="preserve"> cria usuário no banco. Rota GET /</w:t>
+            </w:r>
+            <w:proofErr w:type="spellStart"/>
+            <w:r>
+              <w:rPr>
+                <w:sz w:val="18"/>
+                <w:szCs w:val="18"/>
+              </w:rPr>
+              <w:t>users</w:t>
+            </w:r>
+            <w:proofErr w:type="spellEnd"/>
+            <w:r>
+              <w:rPr>
+                <w:sz w:val="18"/>
+                <w:szCs w:val="18"/>
+              </w:rPr>
+              <w:t xml:space="preserve"> lista usuários. Retorno em JSON com status HTTP corretos.</w:t>
             </w:r>
           </w:p>
         </w:tc>
@@ -1894,7 +2049,39 @@
                 <w:sz w:val="18"/>
                 <w:szCs w:val="18"/>
               </w:rPr>
-              <w:t>3. Front-end + Nginx (proxy reverso)</w:t>
+              <w:t>3. Front-</w:t>
+            </w:r>
+            <w:proofErr w:type="spellStart"/>
+            <w:r>
+              <w:rPr>
+                <w:sz w:val="18"/>
+                <w:szCs w:val="18"/>
+              </w:rPr>
+              <w:t>end</w:t>
+            </w:r>
+            <w:proofErr w:type="spellEnd"/>
+            <w:r>
+              <w:rPr>
+                <w:sz w:val="18"/>
+                <w:szCs w:val="18"/>
+              </w:rPr>
+              <w:t xml:space="preserve"> + </w:t>
+            </w:r>
+            <w:proofErr w:type="spellStart"/>
+            <w:r>
+              <w:rPr>
+                <w:sz w:val="18"/>
+                <w:szCs w:val="18"/>
+              </w:rPr>
+              <w:t>Nginx</w:t>
+            </w:r>
+            <w:proofErr w:type="spellEnd"/>
+            <w:r>
+              <w:rPr>
+                <w:sz w:val="18"/>
+                <w:szCs w:val="18"/>
+              </w:rPr>
+              <w:t xml:space="preserve"> (proxy reverso)</w:t>
             </w:r>
           </w:p>
         </w:tc>
@@ -1921,7 +2108,39 @@
                 <w:sz w:val="18"/>
                 <w:szCs w:val="18"/>
               </w:rPr>
-              <w:t>Página HTML com listagem e formulário. Nginx redireciona /api → API e / → front-end. Configurações corretas no nginx.conf.</w:t>
+              <w:t xml:space="preserve">Página HTML com listagem e formulário. </w:t>
+            </w:r>
+            <w:proofErr w:type="spellStart"/>
+            <w:r>
+              <w:rPr>
+                <w:sz w:val="18"/>
+                <w:szCs w:val="18"/>
+              </w:rPr>
+              <w:t>Nginx</w:t>
+            </w:r>
+            <w:proofErr w:type="spellEnd"/>
+            <w:r>
+              <w:rPr>
+                <w:sz w:val="18"/>
+                <w:szCs w:val="18"/>
+              </w:rPr>
+              <w:t xml:space="preserve"> redireciona /api → API e / → front-end. Configurações corretas no </w:t>
+            </w:r>
+            <w:proofErr w:type="spellStart"/>
+            <w:r>
+              <w:rPr>
+                <w:sz w:val="18"/>
+                <w:szCs w:val="18"/>
+              </w:rPr>
+              <w:t>nginx.conf</w:t>
+            </w:r>
+            <w:proofErr w:type="spellEnd"/>
+            <w:r>
+              <w:rPr>
+                <w:sz w:val="18"/>
+                <w:szCs w:val="18"/>
+              </w:rPr>
+              <w:t>.</w:t>
             </w:r>
           </w:p>
         </w:tc>
@@ -1977,7 +2196,23 @@
                 <w:sz w:val="18"/>
                 <w:szCs w:val="18"/>
               </w:rPr>
-              <w:t>4. Análise Wireshark (captura de tráfego)</w:t>
+              <w:t xml:space="preserve">4. Análise </w:t>
+            </w:r>
+            <w:proofErr w:type="spellStart"/>
+            <w:r>
+              <w:rPr>
+                <w:sz w:val="18"/>
+                <w:szCs w:val="18"/>
+              </w:rPr>
+              <w:t>Wireshark</w:t>
+            </w:r>
+            <w:proofErr w:type="spellEnd"/>
+            <w:r>
+              <w:rPr>
+                <w:sz w:val="18"/>
+                <w:szCs w:val="18"/>
+              </w:rPr>
+              <w:t xml:space="preserve"> (captura de tráfego)</w:t>
             </w:r>
           </w:p>
         </w:tc>
@@ -2087,7 +2322,23 @@
                 <w:sz w:val="18"/>
                 <w:szCs w:val="18"/>
               </w:rPr>
-              <w:t>Todos os campos obrigatórios preenchidos. Diagrama de arquitetura incluído. Links do Git e do vídeo válidos e acessíveis.</w:t>
+              <w:t xml:space="preserve">Todos os campos obrigatórios preenchidos. Diagrama de arquitetura incluído. Links do </w:t>
+            </w:r>
+            <w:proofErr w:type="spellStart"/>
+            <w:r>
+              <w:rPr>
+                <w:sz w:val="18"/>
+                <w:szCs w:val="18"/>
+              </w:rPr>
+              <w:t>Git</w:t>
+            </w:r>
+            <w:proofErr w:type="spellEnd"/>
+            <w:r>
+              <w:rPr>
+                <w:sz w:val="18"/>
+                <w:szCs w:val="18"/>
+              </w:rPr>
+              <w:t xml:space="preserve"> e do vídeo válidos e acessíveis.</w:t>
             </w:r>
           </w:p>
         </w:tc>
@@ -2271,19 +2522,69 @@
         <w:spacing w:before="120" w:after="40"/>
       </w:pPr>
       <w:r>
-        <w:t xml:space="preserve">O sistema é composto por um frontend, uma API desenvolvida em Flask, um servidor Nginx e um banco de dados MySQL. O usuário acessa a aplicação por meio do endereço </w:t>
+        <w:t xml:space="preserve">O sistema é composto por um </w:t>
       </w:r>
+      <w:proofErr w:type="spellStart"/>
+      <w:r>
+        <w:t>frontend</w:t>
+      </w:r>
+      <w:proofErr w:type="spellEnd"/>
+      <w:r>
+        <w:t xml:space="preserve">, uma API desenvolvida em </w:t>
+      </w:r>
+      <w:proofErr w:type="spellStart"/>
+      <w:r>
+        <w:t>Flask</w:t>
+      </w:r>
+      <w:proofErr w:type="spellEnd"/>
+      <w:r>
+        <w:t xml:space="preserve">, um servidor </w:t>
+      </w:r>
+      <w:proofErr w:type="spellStart"/>
+      <w:r>
+        <w:t>Nginx</w:t>
+      </w:r>
+      <w:proofErr w:type="spellEnd"/>
+      <w:r>
+        <w:t xml:space="preserve"> e um banco de dados MySQL. O usuário acessa a aplicação por meio do endereço </w:t>
+      </w:r>
+      <w:proofErr w:type="spellStart"/>
       <w:r>
         <w:t>localhost</w:t>
       </w:r>
+      <w:proofErr w:type="spellEnd"/>
       <w:r>
-        <w:t xml:space="preserve">, sendo as requisições recebidas pelo Nginx, que entrega os arquivos do frontend e encaminha as chamadas da rota </w:t>
+        <w:t xml:space="preserve">, sendo as requisições recebidas pelo </w:t>
+      </w:r>
+      <w:proofErr w:type="spellStart"/>
+      <w:r>
+        <w:t>Nginx</w:t>
+      </w:r>
+      <w:proofErr w:type="spellEnd"/>
+      <w:r>
+        <w:t xml:space="preserve">, que entrega os arquivos do </w:t>
+      </w:r>
+      <w:proofErr w:type="spellStart"/>
+      <w:r>
+        <w:t>frontend</w:t>
+      </w:r>
+      <w:proofErr w:type="spellEnd"/>
+      <w:r>
+        <w:t xml:space="preserve"> e encaminha as chamadas da rota </w:t>
       </w:r>
       <w:r>
         <w:t>/api</w:t>
       </w:r>
       <w:r>
-        <w:t xml:space="preserve"> para a API Flask.</w:t>
+        <w:t xml:space="preserve"> para a API </w:t>
+      </w:r>
+      <w:proofErr w:type="spellStart"/>
+      <w:r>
+        <w:t>Flask</w:t>
+      </w:r>
+      <w:proofErr w:type="spellEnd"/>
+      <w:r>
+        <w:t>.</w:t>
       </w:r>
     </w:p>
     <w:p>
@@ -2293,9 +2594,11 @@
       <w:r>
         <w:t xml:space="preserve">A API é responsável pelo cadastro e pela listagem de usuários, realizando a comunicação com o banco de dados MySQL para armazenar e recuperar informações. Durante a execução da aplicação, o </w:t>
       </w:r>
+      <w:proofErr w:type="spellStart"/>
       <w:r>
         <w:t>Wireshark</w:t>
       </w:r>
+      <w:proofErr w:type="spellEnd"/>
       <w:r>
         <w:t xml:space="preserve"> pode ser utilizado para capturar e analisar o tráfego de rede entre os componentes do sistema.</w:t>
       </w:r>
@@ -2439,11 +2742,6 @@
         <w:t xml:space="preserve"> </w:t>
       </w:r>
     </w:p>
-    <w:p>
-      <w:r>
-        <w:t xml:space="preserve"> </w:t>
-      </w:r>
-    </w:p>
     <w:tbl>
       <w:tblPr>
         <w:tblW w:w="9026" w:type="dxa"/>
@@ -2623,12 +2921,21 @@
             </w:tcMar>
           </w:tcPr>
           <w:p>
-            <w:r>
-              <w:rPr>
-                <w:sz w:val="18"/>
-                <w:szCs w:val="18"/>
-              </w:rPr>
-              <w:t>Nginx (proxy reverso)</w:t>
+            <w:proofErr w:type="spellStart"/>
+            <w:r>
+              <w:rPr>
+                <w:sz w:val="18"/>
+                <w:szCs w:val="18"/>
+              </w:rPr>
+              <w:t>Nginx</w:t>
+            </w:r>
+            <w:proofErr w:type="spellEnd"/>
+            <w:r>
+              <w:rPr>
+                <w:sz w:val="18"/>
+                <w:szCs w:val="18"/>
+              </w:rPr>
+              <w:t xml:space="preserve"> (proxy reverso)</w:t>
             </w:r>
           </w:p>
         </w:tc>
@@ -2738,8 +3045,17 @@
                 <w:sz w:val="18"/>
                 <w:szCs w:val="18"/>
               </w:rPr>
-              <w:t>API Backend</w:t>
-            </w:r>
+              <w:t xml:space="preserve">API </w:t>
+            </w:r>
+            <w:proofErr w:type="spellStart"/>
+            <w:r>
+              <w:rPr>
+                <w:sz w:val="18"/>
+                <w:szCs w:val="18"/>
+              </w:rPr>
+              <w:t>Backend</w:t>
+            </w:r>
+            <w:proofErr w:type="spellEnd"/>
           </w:p>
         </w:tc>
         <w:tc>
@@ -2941,6 +3257,7 @@
             </w:tcMar>
           </w:tcPr>
           <w:p>
+            <w:proofErr w:type="spellStart"/>
             <w:r>
               <w:rPr>
                 <w:sz w:val="18"/>
@@ -2948,6 +3265,7 @@
               </w:rPr>
               <w:t>Frontend</w:t>
             </w:r>
+            <w:proofErr w:type="spellEnd"/>
           </w:p>
         </w:tc>
         <w:tc>
@@ -3018,100 +3336,10 @@
               <w:t>Enviar solicitações do usuário</w:t>
             </w:r>
           </w:p>
-        </w:tc>
-      </w:tr>
-      <w:tr>
-        <w:tc>
-          <w:tcPr>
-            <w:tcW w:w="2400" w:type="dxa"/>
-            <w:tcBorders>
-              <w:top w:val="single" w:sz="4" w:space="0" w:color="CCCCCC"/>
-              <w:left w:val="single" w:sz="4" w:space="0" w:color="CCCCCC"/>
-              <w:bottom w:val="single" w:sz="4" w:space="0" w:color="CCCCCC"/>
-              <w:right w:val="single" w:sz="4" w:space="0" w:color="CCCCCC"/>
-            </w:tcBorders>
-            <w:shd w:val="clear" w:color="auto" w:fill="DBEAFE"/>
-            <w:tcMar>
-              <w:top w:w="80" w:type="dxa"/>
-              <w:left w:w="140" w:type="dxa"/>
-              <w:bottom w:w="80" w:type="dxa"/>
-              <w:right w:w="140" w:type="dxa"/>
-            </w:tcMar>
-          </w:tcPr>
-          <w:p>
-            <w:r>
-              <w:rPr>
-                <w:sz w:val="18"/>
-                <w:szCs w:val="18"/>
-              </w:rPr>
-              <w:t>[Adicionar se necessário]</w:t>
-            </w:r>
-          </w:p>
-        </w:tc>
-        <w:tc>
-          <w:tcPr>
-            <w:tcW w:w="1500" w:type="dxa"/>
-            <w:tcBorders>
-              <w:top w:val="single" w:sz="4" w:space="0" w:color="CCCCCC"/>
-              <w:left w:val="single" w:sz="4" w:space="0" w:color="CCCCCC"/>
-              <w:bottom w:val="single" w:sz="4" w:space="0" w:color="CCCCCC"/>
-              <w:right w:val="single" w:sz="4" w:space="0" w:color="CCCCCC"/>
-            </w:tcBorders>
-            <w:shd w:val="clear" w:color="auto" w:fill="DBEAFE"/>
-            <w:tcMar>
-              <w:top w:w="80" w:type="dxa"/>
-              <w:left w:w="140" w:type="dxa"/>
-              <w:bottom w:w="80" w:type="dxa"/>
-              <w:right w:w="140" w:type="dxa"/>
-            </w:tcMar>
-          </w:tcPr>
-          <w:p/>
-        </w:tc>
-        <w:tc>
-          <w:tcPr>
-            <w:tcW w:w="2126" w:type="dxa"/>
-            <w:tcBorders>
-              <w:top w:val="single" w:sz="4" w:space="0" w:color="CCCCCC"/>
-              <w:left w:val="single" w:sz="4" w:space="0" w:color="CCCCCC"/>
-              <w:bottom w:val="single" w:sz="4" w:space="0" w:color="CCCCCC"/>
-              <w:right w:val="single" w:sz="4" w:space="0" w:color="CCCCCC"/>
-            </w:tcBorders>
-            <w:shd w:val="clear" w:color="auto" w:fill="DBEAFE"/>
-            <w:tcMar>
-              <w:top w:w="80" w:type="dxa"/>
-              <w:left w:w="140" w:type="dxa"/>
-              <w:bottom w:w="80" w:type="dxa"/>
-              <w:right w:w="140" w:type="dxa"/>
-            </w:tcMar>
-          </w:tcPr>
-          <w:p/>
-        </w:tc>
-        <w:tc>
-          <w:tcPr>
-            <w:tcW w:w="3000" w:type="dxa"/>
-            <w:tcBorders>
-              <w:top w:val="single" w:sz="4" w:space="0" w:color="CCCCCC"/>
-              <w:left w:val="single" w:sz="4" w:space="0" w:color="CCCCCC"/>
-              <w:bottom w:val="single" w:sz="4" w:space="0" w:color="CCCCCC"/>
-              <w:right w:val="single" w:sz="4" w:space="0" w:color="CCCCCC"/>
-            </w:tcBorders>
-            <w:shd w:val="clear" w:color="auto" w:fill="DBEAFE"/>
-            <w:tcMar>
-              <w:top w:w="80" w:type="dxa"/>
-              <w:left w:w="140" w:type="dxa"/>
-              <w:bottom w:w="80" w:type="dxa"/>
-              <w:right w:w="140" w:type="dxa"/>
-            </w:tcMar>
-          </w:tcPr>
-          <w:p/>
         </w:tc>
       </w:tr>
     </w:tbl>
-    <w:p>
-      <w:r>
-        <w:t xml:space="preserve"> </w:t>
-      </w:r>
-    </w:p>
+    <w:p/>
     <w:p/>
     <w:tbl>
       <w:tblPr>
@@ -3161,61 +3389,6 @@
                 <w:szCs w:val="24"/>
               </w:rPr>
               <w:t>3.  EXPLICAÇÃO DOS CONTAINERS</w:t>
-            </w:r>
-          </w:p>
-        </w:tc>
-      </w:tr>
-    </w:tbl>
-    <w:p>
-      <w:r>
-        <w:t xml:space="preserve"> </w:t>
-      </w:r>
-    </w:p>
-    <w:tbl>
-      <w:tblPr>
-        <w:tblW w:w="9026" w:type="dxa"/>
-        <w:tblBorders>
-          <w:top w:val="single" w:sz="4" w:space="0" w:color="auto"/>
-          <w:left w:val="single" w:sz="4" w:space="0" w:color="auto"/>
-          <w:bottom w:val="single" w:sz="4" w:space="0" w:color="auto"/>
-          <w:right w:val="single" w:sz="4" w:space="0" w:color="auto"/>
-          <w:insideH w:val="single" w:sz="4" w:space="0" w:color="auto"/>
-          <w:insideV w:val="single" w:sz="4" w:space="0" w:color="auto"/>
-        </w:tblBorders>
-        <w:tblCellMar>
-          <w:left w:w="10" w:type="dxa"/>
-          <w:right w:w="10" w:type="dxa"/>
-        </w:tblCellMar>
-        <w:tblLook w:val="0000" w:firstRow="0" w:lastRow="0" w:firstColumn="0" w:lastColumn="0" w:noHBand="0" w:noVBand="0"/>
-      </w:tblPr>
-      <w:tblGrid>
-        <w:gridCol w:w="9026"/>
-      </w:tblGrid>
-      <w:tr>
-        <w:tc>
-          <w:tcPr>
-            <w:tcW w:w="9026" w:type="dxa"/>
-            <w:tcBorders>
-              <w:top w:val="single" w:sz="4" w:space="0" w:color="2563A8"/>
-              <w:left w:val="thick" w:sz="8" w:space="0" w:color="2563A8"/>
-              <w:bottom w:val="single" w:sz="4" w:space="0" w:color="2563A8"/>
-              <w:right w:val="single" w:sz="4" w:space="0" w:color="2563A8"/>
-            </w:tcBorders>
-            <w:shd w:val="clear" w:color="auto" w:fill="F3F4F6"/>
-            <w:tcMar>
-              <w:top w:w="120" w:type="dxa"/>
-              <w:left w:w="200" w:type="dxa"/>
-              <w:bottom w:w="120" w:type="dxa"/>
-              <w:right w:w="140" w:type="dxa"/>
-            </w:tcMar>
-          </w:tcPr>
-          <w:p>
-            <w:r>
-              <w:rPr>
-                <w:sz w:val="19"/>
-                <w:szCs w:val="19"/>
-              </w:rPr>
-              <w:t>Orientação: Para cada container definido no docker-compose.yml, explique: imagem base utilizada, variáveis de ambiente configuradas, volumes montados, redes internas e dependências entre serviços (depends_on).</w:t>
             </w:r>
           </w:p>
         </w:tc>
@@ -3273,7 +3446,25 @@
                 <w:bCs/>
                 <w:color w:val="FFFFFF"/>
               </w:rPr>
-              <w:t>Container: Nginx (proxy reverso)</w:t>
+              <w:t xml:space="preserve">Container: </w:t>
+            </w:r>
+            <w:proofErr w:type="spellStart"/>
+            <w:r>
+              <w:rPr>
+                <w:b/>
+                <w:bCs/>
+                <w:color w:val="FFFFFF"/>
+              </w:rPr>
+              <w:t>Nginx</w:t>
+            </w:r>
+            <w:proofErr w:type="spellEnd"/>
+            <w:r>
+              <w:rPr>
+                <w:b/>
+                <w:bCs/>
+                <w:color w:val="FFFFFF"/>
+              </w:rPr>
+              <w:t xml:space="preserve"> (proxy reverso)</w:t>
             </w:r>
           </w:p>
         </w:tc>
@@ -3324,9 +3515,11 @@
             </w:tcMar>
           </w:tcPr>
           <w:p>
+            <w:proofErr w:type="spellStart"/>
             <w:r>
               <w:t>nginx:alpine</w:t>
             </w:r>
+            <w:proofErr w:type="spellEnd"/>
           </w:p>
         </w:tc>
       </w:tr>
@@ -3379,6 +3572,9 @@
             <w:r>
               <w:t>Não</w:t>
             </w:r>
+            <w:r>
+              <w:t xml:space="preserve"> tem</w:t>
+            </w:r>
           </w:p>
         </w:tc>
       </w:tr>
@@ -3428,14 +3624,90 @@
             </w:tcMar>
           </w:tcPr>
           <w:p>
-            <w:r>
-              <w:t>./frontend:/usr/share/nginx/html:ro</w:t>
-            </w:r>
-          </w:p>
-          <w:p>
-            <w:r>
-              <w:t>./nginx.conf:/etc/nginx/conf.d/default.conf:ro</w:t>
-            </w:r>
+            <w:proofErr w:type="gramStart"/>
+            <w:r>
+              <w:t>./</w:t>
+            </w:r>
+            <w:proofErr w:type="spellStart"/>
+            <w:proofErr w:type="gramEnd"/>
+            <w:r>
+              <w:t>frontend</w:t>
+            </w:r>
+            <w:proofErr w:type="spellEnd"/>
+            <w:r>
+              <w:t>:/</w:t>
+            </w:r>
+            <w:proofErr w:type="spellStart"/>
+            <w:r>
+              <w:t>usr</w:t>
+            </w:r>
+            <w:proofErr w:type="spellEnd"/>
+            <w:r>
+              <w:t>/</w:t>
+            </w:r>
+            <w:proofErr w:type="spellStart"/>
+            <w:r>
+              <w:t>share</w:t>
+            </w:r>
+            <w:proofErr w:type="spellEnd"/>
+            <w:r>
+              <w:t>/</w:t>
+            </w:r>
+            <w:proofErr w:type="spellStart"/>
+            <w:r>
+              <w:t>nginx</w:t>
+            </w:r>
+            <w:proofErr w:type="spellEnd"/>
+            <w:r>
+              <w:t>/</w:t>
+            </w:r>
+            <w:proofErr w:type="spellStart"/>
+            <w:r>
+              <w:t>html:ro</w:t>
+            </w:r>
+            <w:proofErr w:type="spellEnd"/>
+          </w:p>
+          <w:p>
+            <w:r>
+              <w:t>./</w:t>
+            </w:r>
+            <w:proofErr w:type="spellStart"/>
+            <w:r>
+              <w:t>nginx.conf</w:t>
+            </w:r>
+            <w:proofErr w:type="spellEnd"/>
+            <w:r>
+              <w:t>:/</w:t>
+            </w:r>
+            <w:proofErr w:type="spellStart"/>
+            <w:r>
+              <w:t>etc</w:t>
+            </w:r>
+            <w:proofErr w:type="spellEnd"/>
+            <w:r>
+              <w:t>/</w:t>
+            </w:r>
+            <w:proofErr w:type="spellStart"/>
+            <w:r>
+              <w:t>nginx</w:t>
+            </w:r>
+            <w:proofErr w:type="spellEnd"/>
+            <w:r>
+              <w:t>/</w:t>
+            </w:r>
+            <w:proofErr w:type="spellStart"/>
+            <w:r>
+              <w:t>conf.d</w:t>
+            </w:r>
+            <w:proofErr w:type="spellEnd"/>
+            <w:r>
+              <w:t>/</w:t>
+            </w:r>
+            <w:proofErr w:type="spellStart"/>
+            <w:r>
+              <w:t>default.conf:ro</w:t>
+            </w:r>
+            <w:proofErr w:type="spellEnd"/>
           </w:p>
         </w:tc>
       </w:tr>
@@ -3463,7 +3735,23 @@
                 <w:sz w:val="18"/>
                 <w:szCs w:val="18"/>
               </w:rPr>
-              <w:t>Dependências (depends_on):</w:t>
+              <w:t>Dependências (</w:t>
+            </w:r>
+            <w:proofErr w:type="spellStart"/>
+            <w:r>
+              <w:rPr>
+                <w:sz w:val="18"/>
+                <w:szCs w:val="18"/>
+              </w:rPr>
+              <w:t>depends_on</w:t>
+            </w:r>
+            <w:proofErr w:type="spellEnd"/>
+            <w:r>
+              <w:rPr>
+                <w:sz w:val="18"/>
+                <w:szCs w:val="18"/>
+              </w:rPr>
+              <w:t>):</w:t>
             </w:r>
           </w:p>
         </w:tc>
@@ -3547,10 +3835,10 @@
               <w:t xml:space="preserve"> serve como intermediador</w:t>
             </w:r>
             <w:r>
-              <w:t>,</w:t>
-            </w:r>
-            <w:r>
-              <w:t xml:space="preserve"> enviando </w:t>
+              <w:t xml:space="preserve"> </w:t>
+            </w:r>
+            <w:r>
+              <w:t xml:space="preserve">enviando </w:t>
             </w:r>
             <w:r>
               <w:t>as requisições do site para a api por meio do caminho /api</w:t>
@@ -3614,362 +3902,18 @@
                 <w:bCs/>
                 <w:color w:val="FFFFFF"/>
               </w:rPr>
-              <w:t>Container: API Backend</w:t>
-            </w:r>
-          </w:p>
-        </w:tc>
-      </w:tr>
-      <w:tr>
-        <w:tc>
-          <w:tcPr>
-            <w:tcW w:w="2500" w:type="dxa"/>
-            <w:tcBorders>
-              <w:top w:val="single" w:sz="4" w:space="0" w:color="CCCCCC"/>
-              <w:left w:val="single" w:sz="4" w:space="0" w:color="CCCCCC"/>
-              <w:bottom w:val="single" w:sz="4" w:space="0" w:color="CCCCCC"/>
-              <w:right w:val="single" w:sz="4" w:space="0" w:color="CCCCCC"/>
-            </w:tcBorders>
-            <w:shd w:val="clear" w:color="auto" w:fill="FEF9C3"/>
-            <w:tcMar>
-              <w:top w:w="80" w:type="dxa"/>
-              <w:left w:w="140" w:type="dxa"/>
-              <w:bottom w:w="80" w:type="dxa"/>
-              <w:right w:w="140" w:type="dxa"/>
-            </w:tcMar>
-          </w:tcPr>
-          <w:p>
-            <w:r>
-              <w:rPr>
-                <w:sz w:val="18"/>
-                <w:szCs w:val="18"/>
-              </w:rPr>
-              <w:t>Imagem base / linguagem:</w:t>
-            </w:r>
-          </w:p>
-        </w:tc>
-        <w:tc>
-          <w:tcPr>
-            <w:tcW w:w="6526" w:type="dxa"/>
-            <w:tcBorders>
-              <w:top w:val="single" w:sz="4" w:space="0" w:color="CCCCCC"/>
-              <w:left w:val="single" w:sz="4" w:space="0" w:color="CCCCCC"/>
-              <w:bottom w:val="single" w:sz="4" w:space="0" w:color="CCCCCC"/>
-              <w:right w:val="single" w:sz="4" w:space="0" w:color="CCCCCC"/>
-            </w:tcBorders>
-            <w:shd w:val="clear" w:color="auto" w:fill="FEF9C3"/>
-            <w:tcMar>
-              <w:top w:w="80" w:type="dxa"/>
-              <w:left w:w="140" w:type="dxa"/>
-              <w:bottom w:w="80" w:type="dxa"/>
-              <w:right w:w="140" w:type="dxa"/>
-            </w:tcMar>
-          </w:tcPr>
-          <w:p/>
-        </w:tc>
-      </w:tr>
-      <w:tr>
-        <w:tc>
-          <w:tcPr>
-            <w:tcW w:w="2500" w:type="dxa"/>
-            <w:tcBorders>
-              <w:top w:val="single" w:sz="4" w:space="0" w:color="CCCCCC"/>
-              <w:left w:val="single" w:sz="4" w:space="0" w:color="CCCCCC"/>
-              <w:bottom w:val="single" w:sz="4" w:space="0" w:color="CCCCCC"/>
-              <w:right w:val="single" w:sz="4" w:space="0" w:color="CCCCCC"/>
-            </w:tcBorders>
-            <w:shd w:val="clear" w:color="auto" w:fill="FFFFFF"/>
-            <w:tcMar>
-              <w:top w:w="80" w:type="dxa"/>
-              <w:left w:w="140" w:type="dxa"/>
-              <w:bottom w:w="80" w:type="dxa"/>
-              <w:right w:w="140" w:type="dxa"/>
-            </w:tcMar>
-          </w:tcPr>
-          <w:p>
-            <w:r>
-              <w:rPr>
-                <w:sz w:val="18"/>
-                <w:szCs w:val="18"/>
-              </w:rPr>
-              <w:t>Variáveis de ambiente:</w:t>
-            </w:r>
-          </w:p>
-        </w:tc>
-        <w:tc>
-          <w:tcPr>
-            <w:tcW w:w="6526" w:type="dxa"/>
-            <w:tcBorders>
-              <w:top w:val="single" w:sz="4" w:space="0" w:color="CCCCCC"/>
-              <w:left w:val="single" w:sz="4" w:space="0" w:color="CCCCCC"/>
-              <w:bottom w:val="single" w:sz="4" w:space="0" w:color="CCCCCC"/>
-              <w:right w:val="single" w:sz="4" w:space="0" w:color="CCCCCC"/>
-            </w:tcBorders>
-            <w:shd w:val="clear" w:color="auto" w:fill="FFFFFF"/>
-            <w:tcMar>
-              <w:top w:w="80" w:type="dxa"/>
-              <w:left w:w="140" w:type="dxa"/>
-              <w:bottom w:w="80" w:type="dxa"/>
-              <w:right w:w="140" w:type="dxa"/>
-            </w:tcMar>
-          </w:tcPr>
-          <w:p/>
-        </w:tc>
-      </w:tr>
-      <w:tr>
-        <w:tc>
-          <w:tcPr>
-            <w:tcW w:w="2500" w:type="dxa"/>
-            <w:tcBorders>
-              <w:top w:val="single" w:sz="4" w:space="0" w:color="CCCCCC"/>
-              <w:left w:val="single" w:sz="4" w:space="0" w:color="CCCCCC"/>
-              <w:bottom w:val="single" w:sz="4" w:space="0" w:color="CCCCCC"/>
-              <w:right w:val="single" w:sz="4" w:space="0" w:color="CCCCCC"/>
-            </w:tcBorders>
-            <w:shd w:val="clear" w:color="auto" w:fill="FEF9C3"/>
-            <w:tcMar>
-              <w:top w:w="80" w:type="dxa"/>
-              <w:left w:w="140" w:type="dxa"/>
-              <w:bottom w:w="80" w:type="dxa"/>
-              <w:right w:w="140" w:type="dxa"/>
-            </w:tcMar>
-          </w:tcPr>
-          <w:p>
-            <w:r>
-              <w:rPr>
-                <w:sz w:val="18"/>
-                <w:szCs w:val="18"/>
-              </w:rPr>
-              <w:t>Volumes:</w:t>
-            </w:r>
-          </w:p>
-        </w:tc>
-        <w:tc>
-          <w:tcPr>
-            <w:tcW w:w="6526" w:type="dxa"/>
-            <w:tcBorders>
-              <w:top w:val="single" w:sz="4" w:space="0" w:color="CCCCCC"/>
-              <w:left w:val="single" w:sz="4" w:space="0" w:color="CCCCCC"/>
-              <w:bottom w:val="single" w:sz="4" w:space="0" w:color="CCCCCC"/>
-              <w:right w:val="single" w:sz="4" w:space="0" w:color="CCCCCC"/>
-            </w:tcBorders>
-            <w:shd w:val="clear" w:color="auto" w:fill="FEF9C3"/>
-            <w:tcMar>
-              <w:top w:w="80" w:type="dxa"/>
-              <w:left w:w="140" w:type="dxa"/>
-              <w:bottom w:w="80" w:type="dxa"/>
-              <w:right w:w="140" w:type="dxa"/>
-            </w:tcMar>
-          </w:tcPr>
-          <w:p/>
-        </w:tc>
-      </w:tr>
-      <w:tr>
-        <w:tc>
-          <w:tcPr>
-            <w:tcW w:w="2500" w:type="dxa"/>
-            <w:tcBorders>
-              <w:top w:val="single" w:sz="4" w:space="0" w:color="CCCCCC"/>
-              <w:left w:val="single" w:sz="4" w:space="0" w:color="CCCCCC"/>
-              <w:bottom w:val="single" w:sz="4" w:space="0" w:color="CCCCCC"/>
-              <w:right w:val="single" w:sz="4" w:space="0" w:color="CCCCCC"/>
-            </w:tcBorders>
-            <w:shd w:val="clear" w:color="auto" w:fill="FFFFFF"/>
-            <w:tcMar>
-              <w:top w:w="80" w:type="dxa"/>
-              <w:left w:w="140" w:type="dxa"/>
-              <w:bottom w:w="80" w:type="dxa"/>
-              <w:right w:w="140" w:type="dxa"/>
-            </w:tcMar>
-          </w:tcPr>
-          <w:p>
-            <w:r>
-              <w:rPr>
-                <w:sz w:val="18"/>
-                <w:szCs w:val="18"/>
-              </w:rPr>
-              <w:t>Dependências (depends_on):</w:t>
-            </w:r>
-          </w:p>
-        </w:tc>
-        <w:tc>
-          <w:tcPr>
-            <w:tcW w:w="6526" w:type="dxa"/>
-            <w:tcBorders>
-              <w:top w:val="single" w:sz="4" w:space="0" w:color="CCCCCC"/>
-              <w:left w:val="single" w:sz="4" w:space="0" w:color="CCCCCC"/>
-              <w:bottom w:val="single" w:sz="4" w:space="0" w:color="CCCCCC"/>
-              <w:right w:val="single" w:sz="4" w:space="0" w:color="CCCCCC"/>
-            </w:tcBorders>
-            <w:shd w:val="clear" w:color="auto" w:fill="FFFFFF"/>
-            <w:tcMar>
-              <w:top w:w="80" w:type="dxa"/>
-              <w:left w:w="140" w:type="dxa"/>
-              <w:bottom w:w="80" w:type="dxa"/>
-              <w:right w:w="140" w:type="dxa"/>
-            </w:tcMar>
-          </w:tcPr>
-          <w:p/>
-        </w:tc>
-      </w:tr>
-      <w:tr>
-        <w:tc>
-          <w:tcPr>
-            <w:tcW w:w="2500" w:type="dxa"/>
-            <w:tcBorders>
-              <w:top w:val="single" w:sz="4" w:space="0" w:color="CCCCCC"/>
-              <w:left w:val="single" w:sz="4" w:space="0" w:color="CCCCCC"/>
-              <w:bottom w:val="single" w:sz="4" w:space="0" w:color="CCCCCC"/>
-              <w:right w:val="single" w:sz="4" w:space="0" w:color="CCCCCC"/>
-            </w:tcBorders>
-            <w:shd w:val="clear" w:color="auto" w:fill="FEF9C3"/>
-            <w:tcMar>
-              <w:top w:w="80" w:type="dxa"/>
-              <w:left w:w="140" w:type="dxa"/>
-              <w:bottom w:w="80" w:type="dxa"/>
-              <w:right w:w="140" w:type="dxa"/>
-            </w:tcMar>
-          </w:tcPr>
-          <w:p>
-            <w:r>
-              <w:rPr>
-                <w:sz w:val="18"/>
-                <w:szCs w:val="18"/>
-              </w:rPr>
-              <w:t>Rotas implementadas:</w:t>
-            </w:r>
-          </w:p>
-        </w:tc>
-        <w:tc>
-          <w:tcPr>
-            <w:tcW w:w="6526" w:type="dxa"/>
-            <w:tcBorders>
-              <w:top w:val="single" w:sz="4" w:space="0" w:color="CCCCCC"/>
-              <w:left w:val="single" w:sz="4" w:space="0" w:color="CCCCCC"/>
-              <w:bottom w:val="single" w:sz="4" w:space="0" w:color="CCCCCC"/>
-              <w:right w:val="single" w:sz="4" w:space="0" w:color="CCCCCC"/>
-            </w:tcBorders>
-            <w:shd w:val="clear" w:color="auto" w:fill="FEF9C3"/>
-            <w:tcMar>
-              <w:top w:w="80" w:type="dxa"/>
-              <w:left w:w="140" w:type="dxa"/>
-              <w:bottom w:w="80" w:type="dxa"/>
-              <w:right w:w="140" w:type="dxa"/>
-            </w:tcMar>
-          </w:tcPr>
-          <w:p>
-            <w:r>
-              <w:rPr>
-                <w:sz w:val="18"/>
-                <w:szCs w:val="18"/>
-              </w:rPr>
-              <w:t>POST /users     GET /users</w:t>
-            </w:r>
-          </w:p>
-        </w:tc>
-      </w:tr>
-      <w:tr>
-        <w:tc>
-          <w:tcPr>
-            <w:tcW w:w="2500" w:type="dxa"/>
-            <w:tcBorders>
-              <w:top w:val="single" w:sz="4" w:space="0" w:color="CCCCCC"/>
-              <w:left w:val="single" w:sz="4" w:space="0" w:color="CCCCCC"/>
-              <w:bottom w:val="single" w:sz="4" w:space="0" w:color="CCCCCC"/>
-              <w:right w:val="single" w:sz="4" w:space="0" w:color="CCCCCC"/>
-            </w:tcBorders>
-            <w:shd w:val="clear" w:color="auto" w:fill="FFFFFF"/>
-            <w:tcMar>
-              <w:top w:w="80" w:type="dxa"/>
-              <w:left w:w="140" w:type="dxa"/>
-              <w:bottom w:w="80" w:type="dxa"/>
-              <w:right w:w="140" w:type="dxa"/>
-            </w:tcMar>
-          </w:tcPr>
-          <w:p>
-            <w:r>
-              <w:rPr>
-                <w:sz w:val="18"/>
-                <w:szCs w:val="18"/>
-              </w:rPr>
-              <w:t>Observações:</w:t>
-            </w:r>
-          </w:p>
-        </w:tc>
-        <w:tc>
-          <w:tcPr>
-            <w:tcW w:w="6526" w:type="dxa"/>
-            <w:tcBorders>
-              <w:top w:val="single" w:sz="4" w:space="0" w:color="CCCCCC"/>
-              <w:left w:val="single" w:sz="4" w:space="0" w:color="CCCCCC"/>
-              <w:bottom w:val="single" w:sz="4" w:space="0" w:color="CCCCCC"/>
-              <w:right w:val="single" w:sz="4" w:space="0" w:color="CCCCCC"/>
-            </w:tcBorders>
-            <w:shd w:val="clear" w:color="auto" w:fill="FFFFFF"/>
-            <w:tcMar>
-              <w:top w:w="80" w:type="dxa"/>
-              <w:left w:w="140" w:type="dxa"/>
-              <w:bottom w:w="80" w:type="dxa"/>
-              <w:right w:w="140" w:type="dxa"/>
-            </w:tcMar>
-          </w:tcPr>
-          <w:p/>
-        </w:tc>
-      </w:tr>
-    </w:tbl>
-    <w:p>
-      <w:r>
-        <w:t xml:space="preserve"> </w:t>
-      </w:r>
-    </w:p>
-    <w:tbl>
-      <w:tblPr>
-        <w:tblW w:w="9026" w:type="dxa"/>
-        <w:tblBorders>
-          <w:top w:val="single" w:sz="4" w:space="0" w:color="auto"/>
-          <w:left w:val="single" w:sz="4" w:space="0" w:color="auto"/>
-          <w:bottom w:val="single" w:sz="4" w:space="0" w:color="auto"/>
-          <w:right w:val="single" w:sz="4" w:space="0" w:color="auto"/>
-          <w:insideH w:val="single" w:sz="4" w:space="0" w:color="auto"/>
-          <w:insideV w:val="single" w:sz="4" w:space="0" w:color="auto"/>
-        </w:tblBorders>
-        <w:tblCellMar>
-          <w:left w:w="10" w:type="dxa"/>
-          <w:right w:w="10" w:type="dxa"/>
-        </w:tblCellMar>
-        <w:tblLook w:val="0000" w:firstRow="0" w:lastRow="0" w:firstColumn="0" w:lastColumn="0" w:noHBand="0" w:noVBand="0"/>
-      </w:tblPr>
-      <w:tblGrid>
-        <w:gridCol w:w="2731"/>
-        <w:gridCol w:w="6295"/>
-      </w:tblGrid>
-      <w:tr>
-        <w:tc>
-          <w:tcPr>
-            <w:tcW w:w="9026" w:type="dxa"/>
-            <w:gridSpan w:val="2"/>
-            <w:tcBorders>
-              <w:top w:val="none" w:sz="0" w:space="0" w:color="FFFFFF"/>
-              <w:left w:val="none" w:sz="0" w:space="0" w:color="FFFFFF"/>
-              <w:bottom w:val="none" w:sz="0" w:space="0" w:color="FFFFFF"/>
-              <w:right w:val="none" w:sz="0" w:space="0" w:color="FFFFFF"/>
-            </w:tcBorders>
-            <w:shd w:val="clear" w:color="auto" w:fill="16A34A"/>
-            <w:tcMar>
-              <w:top w:w="80" w:type="dxa"/>
-              <w:left w:w="160" w:type="dxa"/>
-              <w:bottom w:w="80" w:type="dxa"/>
-              <w:right w:w="140" w:type="dxa"/>
-            </w:tcMar>
-          </w:tcPr>
-          <w:p>
+              <w:t xml:space="preserve">Container: API </w:t>
+            </w:r>
+            <w:proofErr w:type="spellStart"/>
             <w:r>
               <w:rPr>
                 <w:b/>
                 <w:bCs/>
                 <w:color w:val="FFFFFF"/>
               </w:rPr>
-              <w:t>Container: MySQL</w:t>
-            </w:r>
+              <w:t>Backend</w:t>
+            </w:r>
+            <w:proofErr w:type="spellEnd"/>
           </w:p>
         </w:tc>
       </w:tr>
@@ -3983,21 +3927,21 @@
               <w:bottom w:val="single" w:sz="4" w:space="0" w:color="CCCCCC"/>
               <w:right w:val="single" w:sz="4" w:space="0" w:color="CCCCCC"/>
             </w:tcBorders>
-            <w:shd w:val="clear" w:color="auto" w:fill="DCFCE7"/>
-            <w:tcMar>
-              <w:top w:w="80" w:type="dxa"/>
-              <w:left w:w="140" w:type="dxa"/>
-              <w:bottom w:w="80" w:type="dxa"/>
-              <w:right w:w="140" w:type="dxa"/>
-            </w:tcMar>
-          </w:tcPr>
-          <w:p>
-            <w:r>
-              <w:rPr>
-                <w:sz w:val="18"/>
-                <w:szCs w:val="18"/>
-              </w:rPr>
-              <w:t>Imagem base:</w:t>
+            <w:shd w:val="clear" w:color="auto" w:fill="FEF9C3"/>
+            <w:tcMar>
+              <w:top w:w="80" w:type="dxa"/>
+              <w:left w:w="140" w:type="dxa"/>
+              <w:bottom w:w="80" w:type="dxa"/>
+              <w:right w:w="140" w:type="dxa"/>
+            </w:tcMar>
+          </w:tcPr>
+          <w:p>
+            <w:r>
+              <w:rPr>
+                <w:sz w:val="18"/>
+                <w:szCs w:val="18"/>
+              </w:rPr>
+              <w:t>Imagem base / linguagem:</w:t>
             </w:r>
           </w:p>
         </w:tc>
@@ -4010,29 +3954,23 @@
               <w:bottom w:val="single" w:sz="4" w:space="0" w:color="CCCCCC"/>
               <w:right w:val="single" w:sz="4" w:space="0" w:color="CCCCCC"/>
             </w:tcBorders>
-            <w:shd w:val="clear" w:color="auto" w:fill="DCFCE7"/>
-            <w:tcMar>
-              <w:top w:w="80" w:type="dxa"/>
-              <w:left w:w="140" w:type="dxa"/>
-              <w:bottom w:w="80" w:type="dxa"/>
-              <w:right w:w="140" w:type="dxa"/>
-            </w:tcMar>
-          </w:tcPr>
-          <w:p>
-            <w:r>
-              <w:rPr>
-                <w:sz w:val="18"/>
-                <w:szCs w:val="18"/>
-              </w:rPr>
-              <w:t>mysql:</w:t>
-            </w:r>
-            <w:r>
-              <w:rPr>
-                <w:sz w:val="18"/>
-                <w:szCs w:val="18"/>
-              </w:rPr>
-              <w:t>8.0</w:t>
-            </w:r>
+            <w:shd w:val="clear" w:color="auto" w:fill="FEF9C3"/>
+            <w:tcMar>
+              <w:top w:w="80" w:type="dxa"/>
+              <w:left w:w="140" w:type="dxa"/>
+              <w:bottom w:w="80" w:type="dxa"/>
+              <w:right w:w="140" w:type="dxa"/>
+            </w:tcMar>
+          </w:tcPr>
+          <w:p>
+            <w:r>
+              <w:t xml:space="preserve">Python </w:t>
+            </w:r>
+            <w:proofErr w:type="spellStart"/>
+            <w:r>
+              <w:t>flask</w:t>
+            </w:r>
+            <w:proofErr w:type="spellEnd"/>
           </w:p>
         </w:tc>
       </w:tr>
@@ -4060,7 +3998,7 @@
                 <w:sz w:val="18"/>
                 <w:szCs w:val="18"/>
               </w:rPr>
-              <w:t>MYSQL_ROOT_PASSWORD:</w:t>
+              <w:t>Variáveis de ambiente:</w:t>
             </w:r>
           </w:p>
         </w:tc>
@@ -4081,11 +4019,7 @@
               <w:right w:w="140" w:type="dxa"/>
             </w:tcMar>
           </w:tcPr>
-          <w:p>
-            <w:r>
-              <w:t>root</w:t>
-            </w:r>
-          </w:p>
+          <w:p/>
         </w:tc>
       </w:tr>
       <w:tr>
@@ -4098,22 +4032,21 @@
               <w:bottom w:val="single" w:sz="4" w:space="0" w:color="CCCCCC"/>
               <w:right w:val="single" w:sz="4" w:space="0" w:color="CCCCCC"/>
             </w:tcBorders>
-            <w:shd w:val="clear" w:color="auto" w:fill="DCFCE7"/>
-            <w:tcMar>
-              <w:top w:w="80" w:type="dxa"/>
-              <w:left w:w="140" w:type="dxa"/>
-              <w:bottom w:w="80" w:type="dxa"/>
-              <w:right w:w="140" w:type="dxa"/>
-            </w:tcMar>
-          </w:tcPr>
-          <w:p>
-            <w:r>
-              <w:rPr>
-                <w:sz w:val="18"/>
-                <w:szCs w:val="18"/>
-              </w:rPr>
-              <w:lastRenderedPageBreak/>
-              <w:t>MYSQL_DATABASE:</w:t>
+            <w:shd w:val="clear" w:color="auto" w:fill="FEF9C3"/>
+            <w:tcMar>
+              <w:top w:w="80" w:type="dxa"/>
+              <w:left w:w="140" w:type="dxa"/>
+              <w:bottom w:w="80" w:type="dxa"/>
+              <w:right w:w="140" w:type="dxa"/>
+            </w:tcMar>
+          </w:tcPr>
+          <w:p>
+            <w:r>
+              <w:rPr>
+                <w:sz w:val="18"/>
+                <w:szCs w:val="18"/>
+              </w:rPr>
+              <w:t>Volumes:</w:t>
             </w:r>
           </w:p>
         </w:tc>
@@ -4126,19 +4059,15 @@
               <w:bottom w:val="single" w:sz="4" w:space="0" w:color="CCCCCC"/>
               <w:right w:val="single" w:sz="4" w:space="0" w:color="CCCCCC"/>
             </w:tcBorders>
-            <w:shd w:val="clear" w:color="auto" w:fill="DCFCE7"/>
-            <w:tcMar>
-              <w:top w:w="80" w:type="dxa"/>
-              <w:left w:w="140" w:type="dxa"/>
-              <w:bottom w:w="80" w:type="dxa"/>
-              <w:right w:w="140" w:type="dxa"/>
-            </w:tcMar>
-          </w:tcPr>
-          <w:p>
-            <w:r>
-              <w:t>appdb</w:t>
-            </w:r>
-          </w:p>
+            <w:shd w:val="clear" w:color="auto" w:fill="FEF9C3"/>
+            <w:tcMar>
+              <w:top w:w="80" w:type="dxa"/>
+              <w:left w:w="140" w:type="dxa"/>
+              <w:bottom w:w="80" w:type="dxa"/>
+              <w:right w:w="140" w:type="dxa"/>
+            </w:tcMar>
+          </w:tcPr>
+          <w:p/>
         </w:tc>
       </w:tr>
       <w:tr>
@@ -4165,7 +4094,23 @@
                 <w:sz w:val="18"/>
                 <w:szCs w:val="18"/>
               </w:rPr>
-              <w:t>MYSQL_USER / PASSWORD:</w:t>
+              <w:t>Dependências (</w:t>
+            </w:r>
+            <w:proofErr w:type="spellStart"/>
+            <w:r>
+              <w:rPr>
+                <w:sz w:val="18"/>
+                <w:szCs w:val="18"/>
+              </w:rPr>
+              <w:t>depends_on</w:t>
+            </w:r>
+            <w:proofErr w:type="spellEnd"/>
+            <w:r>
+              <w:rPr>
+                <w:sz w:val="18"/>
+                <w:szCs w:val="18"/>
+              </w:rPr>
+              <w:t>):</w:t>
             </w:r>
           </w:p>
         </w:tc>
@@ -4186,7 +4131,13 @@
               <w:right w:w="140" w:type="dxa"/>
             </w:tcMar>
           </w:tcPr>
-          <w:p/>
+          <w:p>
+            <w:proofErr w:type="spellStart"/>
+            <w:r>
+              <w:t>mysql</w:t>
+            </w:r>
+            <w:proofErr w:type="spellEnd"/>
+          </w:p>
         </w:tc>
       </w:tr>
       <w:tr>
@@ -4199,21 +4150,21 @@
               <w:bottom w:val="single" w:sz="4" w:space="0" w:color="CCCCCC"/>
               <w:right w:val="single" w:sz="4" w:space="0" w:color="CCCCCC"/>
             </w:tcBorders>
-            <w:shd w:val="clear" w:color="auto" w:fill="DCFCE7"/>
-            <w:tcMar>
-              <w:top w:w="80" w:type="dxa"/>
-              <w:left w:w="140" w:type="dxa"/>
-              <w:bottom w:w="80" w:type="dxa"/>
-              <w:right w:w="140" w:type="dxa"/>
-            </w:tcMar>
-          </w:tcPr>
-          <w:p>
-            <w:r>
-              <w:rPr>
-                <w:sz w:val="18"/>
-                <w:szCs w:val="18"/>
-              </w:rPr>
-              <w:t>Volume de dados:</w:t>
+            <w:shd w:val="clear" w:color="auto" w:fill="FEF9C3"/>
+            <w:tcMar>
+              <w:top w:w="80" w:type="dxa"/>
+              <w:left w:w="140" w:type="dxa"/>
+              <w:bottom w:w="80" w:type="dxa"/>
+              <w:right w:w="140" w:type="dxa"/>
+            </w:tcMar>
+          </w:tcPr>
+          <w:p>
+            <w:r>
+              <w:rPr>
+                <w:sz w:val="18"/>
+                <w:szCs w:val="18"/>
+              </w:rPr>
+              <w:t>Rotas implementadas:</w:t>
             </w:r>
           </w:p>
         </w:tc>
@@ -4226,15 +4177,48 @@
               <w:bottom w:val="single" w:sz="4" w:space="0" w:color="CCCCCC"/>
               <w:right w:val="single" w:sz="4" w:space="0" w:color="CCCCCC"/>
             </w:tcBorders>
-            <w:shd w:val="clear" w:color="auto" w:fill="DCFCE7"/>
-            <w:tcMar>
-              <w:top w:w="80" w:type="dxa"/>
-              <w:left w:w="140" w:type="dxa"/>
-              <w:bottom w:w="80" w:type="dxa"/>
-              <w:right w:w="140" w:type="dxa"/>
-            </w:tcMar>
-          </w:tcPr>
-          <w:p/>
+            <w:shd w:val="clear" w:color="auto" w:fill="FEF9C3"/>
+            <w:tcMar>
+              <w:top w:w="80" w:type="dxa"/>
+              <w:left w:w="140" w:type="dxa"/>
+              <w:bottom w:w="80" w:type="dxa"/>
+              <w:right w:w="140" w:type="dxa"/>
+            </w:tcMar>
+          </w:tcPr>
+          <w:p>
+            <w:r>
+              <w:rPr>
+                <w:sz w:val="18"/>
+                <w:szCs w:val="18"/>
+              </w:rPr>
+              <w:t>POST /</w:t>
+            </w:r>
+            <w:proofErr w:type="spellStart"/>
+            <w:r>
+              <w:rPr>
+                <w:sz w:val="18"/>
+                <w:szCs w:val="18"/>
+              </w:rPr>
+              <w:t>users</w:t>
+            </w:r>
+            <w:proofErr w:type="spellEnd"/>
+            <w:r>
+              <w:rPr>
+                <w:sz w:val="18"/>
+                <w:szCs w:val="18"/>
+              </w:rPr>
+              <w:t xml:space="preserve">     GET /</w:t>
+            </w:r>
+            <w:proofErr w:type="spellStart"/>
+            <w:r>
+              <w:rPr>
+                <w:sz w:val="18"/>
+                <w:szCs w:val="18"/>
+              </w:rPr>
+              <w:t>users</w:t>
+            </w:r>
+            <w:proofErr w:type="spellEnd"/>
+          </w:p>
         </w:tc>
       </w:tr>
       <w:tr>
@@ -4261,7 +4245,7 @@
                 <w:sz w:val="18"/>
                 <w:szCs w:val="18"/>
               </w:rPr>
-              <w:t>Scripts de inicialização:</w:t>
+              <w:t>Observações:</w:t>
             </w:r>
           </w:p>
         </w:tc>
@@ -4310,20 +4294,21 @@
       </w:tblPr>
       <w:tblGrid>
         <w:gridCol w:w="2500"/>
-        <w:gridCol w:w="6526"/>
+        <w:gridCol w:w="231"/>
+        <w:gridCol w:w="6295"/>
       </w:tblGrid>
       <w:tr>
         <w:tc>
           <w:tcPr>
             <w:tcW w:w="9026" w:type="dxa"/>
-            <w:gridSpan w:val="2"/>
+            <w:gridSpan w:val="3"/>
             <w:tcBorders>
               <w:top w:val="none" w:sz="0" w:space="0" w:color="FFFFFF"/>
               <w:left w:val="none" w:sz="0" w:space="0" w:color="FFFFFF"/>
               <w:bottom w:val="none" w:sz="0" w:space="0" w:color="FFFFFF"/>
               <w:right w:val="none" w:sz="0" w:space="0" w:color="FFFFFF"/>
             </w:tcBorders>
-            <w:shd w:val="clear" w:color="auto" w:fill="7C3AED"/>
+            <w:shd w:val="clear" w:color="auto" w:fill="16A34A"/>
             <w:tcMar>
               <w:top w:w="80" w:type="dxa"/>
               <w:left w:w="160" w:type="dxa"/>
@@ -4338,7 +4323,7 @@
                 <w:bCs/>
                 <w:color w:val="FFFFFF"/>
               </w:rPr>
-              <w:t>Container: Frontend (se separado)</w:t>
+              <w:t>Container: MySQL</w:t>
             </w:r>
           </w:p>
         </w:tc>
@@ -4346,14 +4331,15 @@
       <w:tr>
         <w:tc>
           <w:tcPr>
-            <w:tcW w:w="2500" w:type="dxa"/>
-            <w:tcBorders>
-              <w:top w:val="single" w:sz="4" w:space="0" w:color="CCCCCC"/>
-              <w:left w:val="single" w:sz="4" w:space="0" w:color="CCCCCC"/>
-              <w:bottom w:val="single" w:sz="4" w:space="0" w:color="CCCCCC"/>
-              <w:right w:val="single" w:sz="4" w:space="0" w:color="CCCCCC"/>
-            </w:tcBorders>
-            <w:shd w:val="clear" w:color="auto" w:fill="F5F3FF"/>
+            <w:tcW w:w="2731" w:type="dxa"/>
+            <w:gridSpan w:val="2"/>
+            <w:tcBorders>
+              <w:top w:val="single" w:sz="4" w:space="0" w:color="CCCCCC"/>
+              <w:left w:val="single" w:sz="4" w:space="0" w:color="CCCCCC"/>
+              <w:bottom w:val="single" w:sz="4" w:space="0" w:color="CCCCCC"/>
+              <w:right w:val="single" w:sz="4" w:space="0" w:color="CCCCCC"/>
+            </w:tcBorders>
+            <w:shd w:val="clear" w:color="auto" w:fill="DCFCE7"/>
             <w:tcMar>
               <w:top w:w="80" w:type="dxa"/>
               <w:left w:w="140" w:type="dxa"/>
@@ -4373,24 +4359,35 @@
         </w:tc>
         <w:tc>
           <w:tcPr>
-            <w:tcW w:w="6526" w:type="dxa"/>
-            <w:tcBorders>
-              <w:top w:val="single" w:sz="4" w:space="0" w:color="CCCCCC"/>
-              <w:left w:val="single" w:sz="4" w:space="0" w:color="CCCCCC"/>
-              <w:bottom w:val="single" w:sz="4" w:space="0" w:color="CCCCCC"/>
-              <w:right w:val="single" w:sz="4" w:space="0" w:color="CCCCCC"/>
-            </w:tcBorders>
-            <w:shd w:val="clear" w:color="auto" w:fill="F5F3FF"/>
-            <w:tcMar>
-              <w:top w:w="80" w:type="dxa"/>
-              <w:left w:w="140" w:type="dxa"/>
-              <w:bottom w:w="80" w:type="dxa"/>
-              <w:right w:w="140" w:type="dxa"/>
-            </w:tcMar>
-          </w:tcPr>
-          <w:p>
-            <w:r>
-              <w:t>(Não utilizado)</w:t>
+            <w:tcW w:w="6295" w:type="dxa"/>
+            <w:tcBorders>
+              <w:top w:val="single" w:sz="4" w:space="0" w:color="CCCCCC"/>
+              <w:left w:val="single" w:sz="4" w:space="0" w:color="CCCCCC"/>
+              <w:bottom w:val="single" w:sz="4" w:space="0" w:color="CCCCCC"/>
+              <w:right w:val="single" w:sz="4" w:space="0" w:color="CCCCCC"/>
+            </w:tcBorders>
+            <w:shd w:val="clear" w:color="auto" w:fill="DCFCE7"/>
+            <w:tcMar>
+              <w:top w:w="80" w:type="dxa"/>
+              <w:left w:w="140" w:type="dxa"/>
+              <w:bottom w:w="80" w:type="dxa"/>
+              <w:right w:w="140" w:type="dxa"/>
+            </w:tcMar>
+          </w:tcPr>
+          <w:p>
+            <w:r>
+              <w:rPr>
+                <w:sz w:val="18"/>
+                <w:szCs w:val="18"/>
+              </w:rPr>
+              <w:t>mysql:</w:t>
+            </w:r>
+            <w:r>
+              <w:rPr>
+                <w:sz w:val="18"/>
+                <w:szCs w:val="18"/>
+              </w:rPr>
+              <w:t>8.0</w:t>
             </w:r>
           </w:p>
         </w:tc>
@@ -4398,7 +4395,8 @@
       <w:tr>
         <w:tc>
           <w:tcPr>
-            <w:tcW w:w="2500" w:type="dxa"/>
+            <w:tcW w:w="2731" w:type="dxa"/>
+            <w:gridSpan w:val="2"/>
             <w:tcBorders>
               <w:top w:val="single" w:sz="4" w:space="0" w:color="CCCCCC"/>
               <w:left w:val="single" w:sz="4" w:space="0" w:color="CCCCCC"/>
@@ -4419,13 +4417,13 @@
                 <w:sz w:val="18"/>
                 <w:szCs w:val="18"/>
               </w:rPr>
-              <w:t>Variáveis de ambiente:</w:t>
-            </w:r>
-          </w:p>
-        </w:tc>
-        <w:tc>
-          <w:tcPr>
-            <w:tcW w:w="6526" w:type="dxa"/>
+              <w:t>MYSQL_ROOT_PASSWORD:</w:t>
+            </w:r>
+          </w:p>
+        </w:tc>
+        <w:tc>
+          <w:tcPr>
+            <w:tcW w:w="6295" w:type="dxa"/>
             <w:tcBorders>
               <w:top w:val="single" w:sz="4" w:space="0" w:color="CCCCCC"/>
               <w:left w:val="single" w:sz="4" w:space="0" w:color="CCCCCC"/>
@@ -4442,7 +4440,7 @@
           </w:tcPr>
           <w:p>
             <w:r>
-              <w:t>Não</w:t>
+              <w:t>root</w:t>
             </w:r>
           </w:p>
         </w:tc>
@@ -4450,58 +4448,258 @@
       <w:tr>
         <w:tc>
           <w:tcPr>
-            <w:tcW w:w="2500" w:type="dxa"/>
-            <w:tcBorders>
-              <w:top w:val="single" w:sz="4" w:space="0" w:color="CCCCCC"/>
-              <w:left w:val="single" w:sz="4" w:space="0" w:color="CCCCCC"/>
-              <w:bottom w:val="single" w:sz="4" w:space="0" w:color="CCCCCC"/>
-              <w:right w:val="single" w:sz="4" w:space="0" w:color="CCCCCC"/>
-            </w:tcBorders>
-            <w:shd w:val="clear" w:color="auto" w:fill="F5F3FF"/>
-            <w:tcMar>
-              <w:top w:w="80" w:type="dxa"/>
-              <w:left w:w="140" w:type="dxa"/>
-              <w:bottom w:w="80" w:type="dxa"/>
-              <w:right w:w="140" w:type="dxa"/>
-            </w:tcMar>
-          </w:tcPr>
-          <w:p>
-            <w:r>
-              <w:rPr>
-                <w:sz w:val="18"/>
-                <w:szCs w:val="18"/>
-              </w:rPr>
-              <w:t>Volumes / arquivos:</w:t>
-            </w:r>
-          </w:p>
-        </w:tc>
-        <w:tc>
-          <w:tcPr>
-            <w:tcW w:w="6526" w:type="dxa"/>
-            <w:tcBorders>
-              <w:top w:val="single" w:sz="4" w:space="0" w:color="CCCCCC"/>
-              <w:left w:val="single" w:sz="4" w:space="0" w:color="CCCCCC"/>
-              <w:bottom w:val="single" w:sz="4" w:space="0" w:color="CCCCCC"/>
-              <w:right w:val="single" w:sz="4" w:space="0" w:color="CCCCCC"/>
-            </w:tcBorders>
-            <w:shd w:val="clear" w:color="auto" w:fill="F5F3FF"/>
-            <w:tcMar>
-              <w:top w:w="80" w:type="dxa"/>
-              <w:left w:w="140" w:type="dxa"/>
-              <w:bottom w:w="80" w:type="dxa"/>
-              <w:right w:w="140" w:type="dxa"/>
-            </w:tcMar>
-          </w:tcPr>
-          <w:p>
-            <w:r>
-              <w:t>(Não utilizado)</w:t>
-            </w:r>
+            <w:tcW w:w="2731" w:type="dxa"/>
+            <w:gridSpan w:val="2"/>
+            <w:tcBorders>
+              <w:top w:val="single" w:sz="4" w:space="0" w:color="CCCCCC"/>
+              <w:left w:val="single" w:sz="4" w:space="0" w:color="CCCCCC"/>
+              <w:bottom w:val="single" w:sz="4" w:space="0" w:color="CCCCCC"/>
+              <w:right w:val="single" w:sz="4" w:space="0" w:color="CCCCCC"/>
+            </w:tcBorders>
+            <w:shd w:val="clear" w:color="auto" w:fill="DCFCE7"/>
+            <w:tcMar>
+              <w:top w:w="80" w:type="dxa"/>
+              <w:left w:w="140" w:type="dxa"/>
+              <w:bottom w:w="80" w:type="dxa"/>
+              <w:right w:w="140" w:type="dxa"/>
+            </w:tcMar>
+          </w:tcPr>
+          <w:p>
+            <w:r>
+              <w:rPr>
+                <w:sz w:val="18"/>
+                <w:szCs w:val="18"/>
+              </w:rPr>
+              <w:t>MYSQL_DATABASE:</w:t>
+            </w:r>
+          </w:p>
+        </w:tc>
+        <w:tc>
+          <w:tcPr>
+            <w:tcW w:w="6295" w:type="dxa"/>
+            <w:tcBorders>
+              <w:top w:val="single" w:sz="4" w:space="0" w:color="CCCCCC"/>
+              <w:left w:val="single" w:sz="4" w:space="0" w:color="CCCCCC"/>
+              <w:bottom w:val="single" w:sz="4" w:space="0" w:color="CCCCCC"/>
+              <w:right w:val="single" w:sz="4" w:space="0" w:color="CCCCCC"/>
+            </w:tcBorders>
+            <w:shd w:val="clear" w:color="auto" w:fill="DCFCE7"/>
+            <w:tcMar>
+              <w:top w:w="80" w:type="dxa"/>
+              <w:left w:w="140" w:type="dxa"/>
+              <w:bottom w:w="80" w:type="dxa"/>
+              <w:right w:w="140" w:type="dxa"/>
+            </w:tcMar>
+          </w:tcPr>
+          <w:p>
+            <w:proofErr w:type="spellStart"/>
+            <w:r>
+              <w:t>appdb</w:t>
+            </w:r>
+            <w:proofErr w:type="spellEnd"/>
           </w:p>
         </w:tc>
       </w:tr>
       <w:tr>
         <w:tc>
           <w:tcPr>
+            <w:tcW w:w="2731" w:type="dxa"/>
+            <w:gridSpan w:val="2"/>
+            <w:tcBorders>
+              <w:top w:val="single" w:sz="4" w:space="0" w:color="CCCCCC"/>
+              <w:left w:val="single" w:sz="4" w:space="0" w:color="CCCCCC"/>
+              <w:bottom w:val="single" w:sz="4" w:space="0" w:color="CCCCCC"/>
+              <w:right w:val="single" w:sz="4" w:space="0" w:color="CCCCCC"/>
+            </w:tcBorders>
+            <w:shd w:val="clear" w:color="auto" w:fill="FFFFFF"/>
+            <w:tcMar>
+              <w:top w:w="80" w:type="dxa"/>
+              <w:left w:w="140" w:type="dxa"/>
+              <w:bottom w:w="80" w:type="dxa"/>
+              <w:right w:w="140" w:type="dxa"/>
+            </w:tcMar>
+          </w:tcPr>
+          <w:p>
+            <w:r>
+              <w:rPr>
+                <w:sz w:val="18"/>
+                <w:szCs w:val="18"/>
+              </w:rPr>
+              <w:t>MYSQL_USER / PASSWORD:</w:t>
+            </w:r>
+          </w:p>
+        </w:tc>
+        <w:tc>
+          <w:tcPr>
+            <w:tcW w:w="6295" w:type="dxa"/>
+            <w:tcBorders>
+              <w:top w:val="single" w:sz="4" w:space="0" w:color="CCCCCC"/>
+              <w:left w:val="single" w:sz="4" w:space="0" w:color="CCCCCC"/>
+              <w:bottom w:val="single" w:sz="4" w:space="0" w:color="CCCCCC"/>
+              <w:right w:val="single" w:sz="4" w:space="0" w:color="CCCCCC"/>
+            </w:tcBorders>
+            <w:shd w:val="clear" w:color="auto" w:fill="FFFFFF"/>
+            <w:tcMar>
+              <w:top w:w="80" w:type="dxa"/>
+              <w:left w:w="140" w:type="dxa"/>
+              <w:bottom w:w="80" w:type="dxa"/>
+              <w:right w:w="140" w:type="dxa"/>
+            </w:tcMar>
+          </w:tcPr>
+          <w:p/>
+        </w:tc>
+      </w:tr>
+      <w:tr>
+        <w:tc>
+          <w:tcPr>
+            <w:tcW w:w="2731" w:type="dxa"/>
+            <w:gridSpan w:val="2"/>
+            <w:tcBorders>
+              <w:top w:val="single" w:sz="4" w:space="0" w:color="CCCCCC"/>
+              <w:left w:val="single" w:sz="4" w:space="0" w:color="CCCCCC"/>
+              <w:bottom w:val="single" w:sz="4" w:space="0" w:color="CCCCCC"/>
+              <w:right w:val="single" w:sz="4" w:space="0" w:color="CCCCCC"/>
+            </w:tcBorders>
+            <w:shd w:val="clear" w:color="auto" w:fill="DCFCE7"/>
+            <w:tcMar>
+              <w:top w:w="80" w:type="dxa"/>
+              <w:left w:w="140" w:type="dxa"/>
+              <w:bottom w:w="80" w:type="dxa"/>
+              <w:right w:w="140" w:type="dxa"/>
+            </w:tcMar>
+          </w:tcPr>
+          <w:p>
+            <w:r>
+              <w:rPr>
+                <w:sz w:val="18"/>
+                <w:szCs w:val="18"/>
+              </w:rPr>
+              <w:t>Volume de dados:</w:t>
+            </w:r>
+          </w:p>
+        </w:tc>
+        <w:tc>
+          <w:tcPr>
+            <w:tcW w:w="6295" w:type="dxa"/>
+            <w:tcBorders>
+              <w:top w:val="single" w:sz="4" w:space="0" w:color="CCCCCC"/>
+              <w:left w:val="single" w:sz="4" w:space="0" w:color="CCCCCC"/>
+              <w:bottom w:val="single" w:sz="4" w:space="0" w:color="CCCCCC"/>
+              <w:right w:val="single" w:sz="4" w:space="0" w:color="CCCCCC"/>
+            </w:tcBorders>
+            <w:shd w:val="clear" w:color="auto" w:fill="DCFCE7"/>
+            <w:tcMar>
+              <w:top w:w="80" w:type="dxa"/>
+              <w:left w:w="140" w:type="dxa"/>
+              <w:bottom w:w="80" w:type="dxa"/>
+              <w:right w:w="140" w:type="dxa"/>
+            </w:tcMar>
+          </w:tcPr>
+          <w:p/>
+        </w:tc>
+      </w:tr>
+      <w:tr>
+        <w:tc>
+          <w:tcPr>
+            <w:tcW w:w="2731" w:type="dxa"/>
+            <w:gridSpan w:val="2"/>
+            <w:tcBorders>
+              <w:top w:val="single" w:sz="4" w:space="0" w:color="CCCCCC"/>
+              <w:left w:val="single" w:sz="4" w:space="0" w:color="CCCCCC"/>
+              <w:bottom w:val="single" w:sz="4" w:space="0" w:color="CCCCCC"/>
+              <w:right w:val="single" w:sz="4" w:space="0" w:color="CCCCCC"/>
+            </w:tcBorders>
+            <w:shd w:val="clear" w:color="auto" w:fill="FFFFFF"/>
+            <w:tcMar>
+              <w:top w:w="80" w:type="dxa"/>
+              <w:left w:w="140" w:type="dxa"/>
+              <w:bottom w:w="80" w:type="dxa"/>
+              <w:right w:w="140" w:type="dxa"/>
+            </w:tcMar>
+          </w:tcPr>
+          <w:p>
+            <w:r>
+              <w:rPr>
+                <w:sz w:val="18"/>
+                <w:szCs w:val="18"/>
+              </w:rPr>
+              <w:t>Scripts de inicialização:</w:t>
+            </w:r>
+          </w:p>
+        </w:tc>
+        <w:tc>
+          <w:tcPr>
+            <w:tcW w:w="6295" w:type="dxa"/>
+            <w:tcBorders>
+              <w:top w:val="single" w:sz="4" w:space="0" w:color="CCCCCC"/>
+              <w:left w:val="single" w:sz="4" w:space="0" w:color="CCCCCC"/>
+              <w:bottom w:val="single" w:sz="4" w:space="0" w:color="CCCCCC"/>
+              <w:right w:val="single" w:sz="4" w:space="0" w:color="CCCCCC"/>
+            </w:tcBorders>
+            <w:shd w:val="clear" w:color="auto" w:fill="FFFFFF"/>
+            <w:tcMar>
+              <w:top w:w="80" w:type="dxa"/>
+              <w:left w:w="140" w:type="dxa"/>
+              <w:bottom w:w="80" w:type="dxa"/>
+              <w:right w:w="140" w:type="dxa"/>
+            </w:tcMar>
+          </w:tcPr>
+          <w:p/>
+        </w:tc>
+      </w:tr>
+      <w:tr>
+        <w:tc>
+          <w:tcPr>
+            <w:tcW w:w="9026" w:type="dxa"/>
+            <w:gridSpan w:val="3"/>
+            <w:tcBorders>
+              <w:top w:val="none" w:sz="0" w:space="0" w:color="FFFFFF"/>
+              <w:left w:val="none" w:sz="0" w:space="0" w:color="FFFFFF"/>
+              <w:bottom w:val="none" w:sz="0" w:space="0" w:color="FFFFFF"/>
+              <w:right w:val="none" w:sz="0" w:space="0" w:color="FFFFFF"/>
+            </w:tcBorders>
+            <w:shd w:val="clear" w:color="auto" w:fill="7C3AED"/>
+            <w:tcMar>
+              <w:top w:w="80" w:type="dxa"/>
+              <w:left w:w="160" w:type="dxa"/>
+              <w:bottom w:w="80" w:type="dxa"/>
+              <w:right w:w="140" w:type="dxa"/>
+            </w:tcMar>
+          </w:tcPr>
+          <w:p>
+            <w:r>
+              <w:rPr>
+                <w:b/>
+                <w:bCs/>
+                <w:color w:val="FFFFFF"/>
+              </w:rPr>
+              <w:lastRenderedPageBreak/>
+              <w:t xml:space="preserve">Container: </w:t>
+            </w:r>
+            <w:proofErr w:type="spellStart"/>
+            <w:r>
+              <w:rPr>
+                <w:b/>
+                <w:bCs/>
+                <w:color w:val="FFFFFF"/>
+              </w:rPr>
+              <w:t>Frontend</w:t>
+            </w:r>
+            <w:proofErr w:type="spellEnd"/>
+            <w:r>
+              <w:rPr>
+                <w:b/>
+                <w:bCs/>
+                <w:color w:val="FFFFFF"/>
+              </w:rPr>
+              <w:t xml:space="preserve"> (se separado)</w:t>
+            </w:r>
+          </w:p>
+        </w:tc>
+      </w:tr>
+      <w:tr>
+        <w:tc>
+          <w:tcPr>
             <w:tcW w:w="2500" w:type="dxa"/>
             <w:tcBorders>
               <w:top w:val="single" w:sz="4" w:space="0" w:color="CCCCCC"/>
@@ -4509,6 +4707,59 @@
               <w:bottom w:val="single" w:sz="4" w:space="0" w:color="CCCCCC"/>
               <w:right w:val="single" w:sz="4" w:space="0" w:color="CCCCCC"/>
             </w:tcBorders>
+            <w:shd w:val="clear" w:color="auto" w:fill="F5F3FF"/>
+            <w:tcMar>
+              <w:top w:w="80" w:type="dxa"/>
+              <w:left w:w="140" w:type="dxa"/>
+              <w:bottom w:w="80" w:type="dxa"/>
+              <w:right w:w="140" w:type="dxa"/>
+            </w:tcMar>
+          </w:tcPr>
+          <w:p>
+            <w:r>
+              <w:rPr>
+                <w:sz w:val="18"/>
+                <w:szCs w:val="18"/>
+              </w:rPr>
+              <w:t>Imagem base:</w:t>
+            </w:r>
+          </w:p>
+        </w:tc>
+        <w:tc>
+          <w:tcPr>
+            <w:tcW w:w="6526" w:type="dxa"/>
+            <w:gridSpan w:val="2"/>
+            <w:tcBorders>
+              <w:top w:val="single" w:sz="4" w:space="0" w:color="CCCCCC"/>
+              <w:left w:val="single" w:sz="4" w:space="0" w:color="CCCCCC"/>
+              <w:bottom w:val="single" w:sz="4" w:space="0" w:color="CCCCCC"/>
+              <w:right w:val="single" w:sz="4" w:space="0" w:color="CCCCCC"/>
+            </w:tcBorders>
+            <w:shd w:val="clear" w:color="auto" w:fill="F5F3FF"/>
+            <w:tcMar>
+              <w:top w:w="80" w:type="dxa"/>
+              <w:left w:w="140" w:type="dxa"/>
+              <w:bottom w:w="80" w:type="dxa"/>
+              <w:right w:w="140" w:type="dxa"/>
+            </w:tcMar>
+          </w:tcPr>
+          <w:p>
+            <w:r>
+              <w:t>(Não utilizado)</w:t>
+            </w:r>
+          </w:p>
+        </w:tc>
+      </w:tr>
+      <w:tr>
+        <w:tc>
+          <w:tcPr>
+            <w:tcW w:w="2500" w:type="dxa"/>
+            <w:tcBorders>
+              <w:top w:val="single" w:sz="4" w:space="0" w:color="CCCCCC"/>
+              <w:left w:val="single" w:sz="4" w:space="0" w:color="CCCCCC"/>
+              <w:bottom w:val="single" w:sz="4" w:space="0" w:color="CCCCCC"/>
+              <w:right w:val="single" w:sz="4" w:space="0" w:color="CCCCCC"/>
+            </w:tcBorders>
             <w:shd w:val="clear" w:color="auto" w:fill="FFFFFF"/>
             <w:tcMar>
               <w:top w:w="80" w:type="dxa"/>
@@ -4523,6 +4774,115 @@
                 <w:sz w:val="18"/>
                 <w:szCs w:val="18"/>
               </w:rPr>
+              <w:t>Variáveis de ambiente:</w:t>
+            </w:r>
+          </w:p>
+        </w:tc>
+        <w:tc>
+          <w:tcPr>
+            <w:tcW w:w="6526" w:type="dxa"/>
+            <w:gridSpan w:val="2"/>
+            <w:tcBorders>
+              <w:top w:val="single" w:sz="4" w:space="0" w:color="CCCCCC"/>
+              <w:left w:val="single" w:sz="4" w:space="0" w:color="CCCCCC"/>
+              <w:bottom w:val="single" w:sz="4" w:space="0" w:color="CCCCCC"/>
+              <w:right w:val="single" w:sz="4" w:space="0" w:color="CCCCCC"/>
+            </w:tcBorders>
+            <w:shd w:val="clear" w:color="auto" w:fill="FFFFFF"/>
+            <w:tcMar>
+              <w:top w:w="80" w:type="dxa"/>
+              <w:left w:w="140" w:type="dxa"/>
+              <w:bottom w:w="80" w:type="dxa"/>
+              <w:right w:w="140" w:type="dxa"/>
+            </w:tcMar>
+          </w:tcPr>
+          <w:p>
+            <w:r>
+              <w:t>Não</w:t>
+            </w:r>
+            <w:r>
+              <w:t xml:space="preserve"> tem</w:t>
+            </w:r>
+          </w:p>
+        </w:tc>
+      </w:tr>
+      <w:tr>
+        <w:tc>
+          <w:tcPr>
+            <w:tcW w:w="2500" w:type="dxa"/>
+            <w:tcBorders>
+              <w:top w:val="single" w:sz="4" w:space="0" w:color="CCCCCC"/>
+              <w:left w:val="single" w:sz="4" w:space="0" w:color="CCCCCC"/>
+              <w:bottom w:val="single" w:sz="4" w:space="0" w:color="CCCCCC"/>
+              <w:right w:val="single" w:sz="4" w:space="0" w:color="CCCCCC"/>
+            </w:tcBorders>
+            <w:shd w:val="clear" w:color="auto" w:fill="F5F3FF"/>
+            <w:tcMar>
+              <w:top w:w="80" w:type="dxa"/>
+              <w:left w:w="140" w:type="dxa"/>
+              <w:bottom w:w="80" w:type="dxa"/>
+              <w:right w:w="140" w:type="dxa"/>
+            </w:tcMar>
+          </w:tcPr>
+          <w:p>
+            <w:r>
+              <w:rPr>
+                <w:sz w:val="18"/>
+                <w:szCs w:val="18"/>
+              </w:rPr>
+              <w:t>Volumes / arquivos:</w:t>
+            </w:r>
+          </w:p>
+        </w:tc>
+        <w:tc>
+          <w:tcPr>
+            <w:tcW w:w="6526" w:type="dxa"/>
+            <w:gridSpan w:val="2"/>
+            <w:tcBorders>
+              <w:top w:val="single" w:sz="4" w:space="0" w:color="CCCCCC"/>
+              <w:left w:val="single" w:sz="4" w:space="0" w:color="CCCCCC"/>
+              <w:bottom w:val="single" w:sz="4" w:space="0" w:color="CCCCCC"/>
+              <w:right w:val="single" w:sz="4" w:space="0" w:color="CCCCCC"/>
+            </w:tcBorders>
+            <w:shd w:val="clear" w:color="auto" w:fill="F5F3FF"/>
+            <w:tcMar>
+              <w:top w:w="80" w:type="dxa"/>
+              <w:left w:w="140" w:type="dxa"/>
+              <w:bottom w:w="80" w:type="dxa"/>
+              <w:right w:w="140" w:type="dxa"/>
+            </w:tcMar>
+          </w:tcPr>
+          <w:p>
+            <w:r>
+              <w:t>(Não utilizado)</w:t>
+            </w:r>
+          </w:p>
+        </w:tc>
+      </w:tr>
+      <w:tr>
+        <w:tc>
+          <w:tcPr>
+            <w:tcW w:w="2500" w:type="dxa"/>
+            <w:tcBorders>
+              <w:top w:val="single" w:sz="4" w:space="0" w:color="CCCCCC"/>
+              <w:left w:val="single" w:sz="4" w:space="0" w:color="CCCCCC"/>
+              <w:bottom w:val="single" w:sz="4" w:space="0" w:color="CCCCCC"/>
+              <w:right w:val="single" w:sz="4" w:space="0" w:color="CCCCCC"/>
+            </w:tcBorders>
+            <w:shd w:val="clear" w:color="auto" w:fill="FFFFFF"/>
+            <w:tcMar>
+              <w:top w:w="80" w:type="dxa"/>
+              <w:left w:w="140" w:type="dxa"/>
+              <w:bottom w:w="80" w:type="dxa"/>
+              <w:right w:w="140" w:type="dxa"/>
+            </w:tcMar>
+          </w:tcPr>
+          <w:p>
+            <w:r>
+              <w:rPr>
+                <w:sz w:val="18"/>
+                <w:szCs w:val="18"/>
+              </w:rPr>
               <w:t>Observações:</w:t>
             </w:r>
           </w:p>
@@ -4530,6 +4890,7 @@
         <w:tc>
           <w:tcPr>
             <w:tcW w:w="6526" w:type="dxa"/>
+            <w:gridSpan w:val="2"/>
             <w:tcBorders>
               <w:top w:val="single" w:sz="4" w:space="0" w:color="CCCCCC"/>
               <w:left w:val="single" w:sz="4" w:space="0" w:color="CCCCCC"/>
@@ -4610,11 +4971,6 @@
         </w:tc>
       </w:tr>
     </w:tbl>
-    <w:p>
-      <w:r>
-        <w:t xml:space="preserve"> </w:t>
-      </w:r>
-    </w:p>
     <w:p>
       <w:r>
         <w:t xml:space="preserve"> </w:t>
@@ -4887,6 +5243,7 @@
             </w:tcMar>
           </w:tcPr>
           <w:p>
+            <w:proofErr w:type="spellStart"/>
             <w:r>
               <w:rPr>
                 <w:sz w:val="18"/>
@@ -4894,6 +5251,7 @@
               </w:rPr>
               <w:t>Nginx</w:t>
             </w:r>
+            <w:proofErr w:type="spellEnd"/>
           </w:p>
         </w:tc>
         <w:tc>
@@ -4997,6 +5355,7 @@
             </w:tcMar>
           </w:tcPr>
           <w:p>
+            <w:proofErr w:type="spellStart"/>
             <w:r>
               <w:rPr>
                 <w:sz w:val="18"/>
@@ -5004,6 +5363,7 @@
               </w:rPr>
               <w:t>Nginx</w:t>
             </w:r>
+            <w:proofErr w:type="spellEnd"/>
           </w:p>
         </w:tc>
         <w:tc>
@@ -5029,8 +5389,17 @@
                 <w:sz w:val="18"/>
                 <w:szCs w:val="18"/>
               </w:rPr>
-              <w:t>API Backend</w:t>
-            </w:r>
+              <w:t xml:space="preserve">API </w:t>
+            </w:r>
+            <w:proofErr w:type="spellStart"/>
+            <w:r>
+              <w:rPr>
+                <w:sz w:val="18"/>
+                <w:szCs w:val="18"/>
+              </w:rPr>
+              <w:t>Backend</w:t>
+            </w:r>
+            <w:proofErr w:type="spellEnd"/>
           </w:p>
         </w:tc>
         <w:tc>
@@ -5135,8 +5504,17 @@
                 <w:sz w:val="18"/>
                 <w:szCs w:val="18"/>
               </w:rPr>
-              <w:t>API Backend</w:t>
-            </w:r>
+              <w:t xml:space="preserve">API </w:t>
+            </w:r>
+            <w:proofErr w:type="spellStart"/>
+            <w:r>
+              <w:rPr>
+                <w:sz w:val="18"/>
+                <w:szCs w:val="18"/>
+              </w:rPr>
+              <w:t>Backend</w:t>
+            </w:r>
+            <w:proofErr w:type="spellEnd"/>
           </w:p>
         </w:tc>
         <w:tc>
@@ -5295,8 +5673,17 @@
                 <w:sz w:val="18"/>
                 <w:szCs w:val="18"/>
               </w:rPr>
-              <w:t>API Backend</w:t>
-            </w:r>
+              <w:t xml:space="preserve">API </w:t>
+            </w:r>
+            <w:proofErr w:type="spellStart"/>
+            <w:r>
+              <w:rPr>
+                <w:sz w:val="18"/>
+                <w:szCs w:val="18"/>
+              </w:rPr>
+              <w:t>Backend</w:t>
+            </w:r>
+            <w:proofErr w:type="spellEnd"/>
           </w:p>
         </w:tc>
         <w:tc>
@@ -5405,8 +5792,17 @@
                 <w:sz w:val="18"/>
                 <w:szCs w:val="18"/>
               </w:rPr>
-              <w:t>API Backend</w:t>
-            </w:r>
+              <w:t xml:space="preserve">API </w:t>
+            </w:r>
+            <w:proofErr w:type="spellStart"/>
+            <w:r>
+              <w:rPr>
+                <w:sz w:val="18"/>
+                <w:szCs w:val="18"/>
+              </w:rPr>
+              <w:t>Backend</w:t>
+            </w:r>
+            <w:proofErr w:type="spellEnd"/>
           </w:p>
         </w:tc>
         <w:tc>
@@ -5427,6 +5823,7 @@
             </w:tcMar>
           </w:tcPr>
           <w:p>
+            <w:proofErr w:type="spellStart"/>
             <w:r>
               <w:rPr>
                 <w:sz w:val="18"/>
@@ -5434,6 +5831,7 @@
               </w:rPr>
               <w:t>Nginx</w:t>
             </w:r>
+            <w:proofErr w:type="spellEnd"/>
           </w:p>
         </w:tc>
         <w:tc>
@@ -5537,6 +5935,7 @@
             </w:tcMar>
           </w:tcPr>
           <w:p>
+            <w:proofErr w:type="spellStart"/>
             <w:r>
               <w:rPr>
                 <w:sz w:val="18"/>
@@ -5544,6 +5943,7 @@
               </w:rPr>
               <w:t>Nginx</w:t>
             </w:r>
+            <w:proofErr w:type="spellEnd"/>
           </w:p>
         </w:tc>
         <w:tc>
@@ -5645,20 +6045,6 @@
           <w:color w:val="1A3A5C"/>
         </w:rPr>
         <w:t>Observações / Fluxo adicional:</w:t>
-      </w:r>
-    </w:p>
-    <w:p>
-      <w:pPr>
-        <w:pBdr>
-          <w:bottom w:val="single" w:sz="4" w:space="0" w:color="CBD5E1"/>
-        </w:pBdr>
-      </w:pPr>
-      <w:r>
-        <w:rPr>
-          <w:sz w:val="26"/>
-          <w:szCs w:val="26"/>
-        </w:rPr>
-        <w:t xml:space="preserve"> </w:t>
       </w:r>
     </w:p>
     <w:p>
@@ -5762,7 +6148,25 @@
           <w:bCs/>
           <w:color w:val="1A3A5C"/>
         </w:rPr>
-        <w:t>Conteúdo do nginx.conf:</w:t>
+        <w:t xml:space="preserve">Conteúdo do </w:t>
+      </w:r>
+      <w:proofErr w:type="spellStart"/>
+      <w:r>
+        <w:rPr>
+          <w:b/>
+          <w:bCs/>
+          <w:color w:val="1A3A5C"/>
+        </w:rPr>
+        <w:t>nginx.conf</w:t>
+      </w:r>
+      <w:proofErr w:type="spellEnd"/>
+      <w:r>
+        <w:rPr>
+          <w:b/>
+          <w:bCs/>
+          <w:color w:val="1A3A5C"/>
+        </w:rPr>
+        <w:t>:</w:t>
       </w:r>
     </w:p>
     <w:tbl>
@@ -5838,18 +6242,19 @@
                 <w:sz w:val="18"/>
                 <w:szCs w:val="18"/>
               </w:rPr>
-              <w:t>    listen 80;</w:t>
-            </w:r>
-          </w:p>
-          <w:p>
-            <w:pPr>
+              <w:t xml:space="preserve">    </w:t>
+            </w:r>
+            <w:proofErr w:type="spellStart"/>
+            <w:r>
               <w:rPr>
                 <w:rFonts w:ascii="Courier New" w:eastAsia="Courier New" w:hAnsi="Courier New" w:cs="Courier New"/>
                 <w:color w:val="86EFAC"/>
                 <w:sz w:val="18"/>
                 <w:szCs w:val="18"/>
               </w:rPr>
-            </w:pPr>
+              <w:t>listen</w:t>
+            </w:r>
+            <w:proofErr w:type="spellEnd"/>
             <w:r>
               <w:rPr>
                 <w:rFonts w:ascii="Courier New" w:eastAsia="Courier New" w:hAnsi="Courier New" w:cs="Courier New"/>
@@ -5857,7 +6262,7 @@
                 <w:sz w:val="18"/>
                 <w:szCs w:val="18"/>
               </w:rPr>
-              <w:t>    server_name localhost;</w:t>
+              <w:t xml:space="preserve"> 80;</w:t>
             </w:r>
           </w:p>
           <w:p>
@@ -5869,16 +6274,16 @@
                 <w:szCs w:val="18"/>
               </w:rPr>
             </w:pPr>
-          </w:p>
-          <w:p>
-            <w:pPr>
+            <w:r>
               <w:rPr>
                 <w:rFonts w:ascii="Courier New" w:eastAsia="Courier New" w:hAnsi="Courier New" w:cs="Courier New"/>
                 <w:color w:val="86EFAC"/>
                 <w:sz w:val="18"/>
                 <w:szCs w:val="18"/>
               </w:rPr>
-            </w:pPr>
+              <w:t xml:space="preserve">    </w:t>
+            </w:r>
+            <w:proofErr w:type="spellStart"/>
             <w:r>
               <w:rPr>
                 <w:rFonts w:ascii="Courier New" w:eastAsia="Courier New" w:hAnsi="Courier New" w:cs="Courier New"/>
@@ -5886,18 +6291,19 @@
                 <w:sz w:val="18"/>
                 <w:szCs w:val="18"/>
               </w:rPr>
-              <w:t>    root /usr/share/nginx/html;</w:t>
-            </w:r>
-          </w:p>
-          <w:p>
-            <w:pPr>
+              <w:t>server_name</w:t>
+            </w:r>
+            <w:proofErr w:type="spellEnd"/>
+            <w:r>
               <w:rPr>
                 <w:rFonts w:ascii="Courier New" w:eastAsia="Courier New" w:hAnsi="Courier New" w:cs="Courier New"/>
                 <w:color w:val="86EFAC"/>
                 <w:sz w:val="18"/>
                 <w:szCs w:val="18"/>
               </w:rPr>
-            </w:pPr>
+              <w:t xml:space="preserve"> </w:t>
+            </w:r>
+            <w:proofErr w:type="spellStart"/>
             <w:r>
               <w:rPr>
                 <w:rFonts w:ascii="Courier New" w:eastAsia="Courier New" w:hAnsi="Courier New" w:cs="Courier New"/>
@@ -5905,18 +6311,18 @@
                 <w:sz w:val="18"/>
                 <w:szCs w:val="18"/>
               </w:rPr>
-              <w:t>    index index.html;</w:t>
-            </w:r>
-          </w:p>
-          <w:p>
-            <w:pPr>
+              <w:t>localhost</w:t>
+            </w:r>
+            <w:proofErr w:type="spellEnd"/>
+            <w:r>
               <w:rPr>
                 <w:rFonts w:ascii="Courier New" w:eastAsia="Courier New" w:hAnsi="Courier New" w:cs="Courier New"/>
                 <w:color w:val="86EFAC"/>
                 <w:sz w:val="18"/>
                 <w:szCs w:val="18"/>
               </w:rPr>
-            </w:pPr>
+              <w:t>;</w:t>
+            </w:r>
           </w:p>
           <w:p>
             <w:pPr>
@@ -5927,25 +6333,26 @@
                 <w:szCs w:val="18"/>
               </w:rPr>
             </w:pPr>
-            <w:r>
+          </w:p>
+          <w:p>
+            <w:pPr>
               <w:rPr>
                 <w:rFonts w:ascii="Courier New" w:eastAsia="Courier New" w:hAnsi="Courier New" w:cs="Courier New"/>
                 <w:color w:val="86EFAC"/>
                 <w:sz w:val="18"/>
                 <w:szCs w:val="18"/>
               </w:rPr>
-              <w:t>    location / {</w:t>
-            </w:r>
-          </w:p>
-          <w:p>
-            <w:pPr>
+            </w:pPr>
+            <w:r>
               <w:rPr>
                 <w:rFonts w:ascii="Courier New" w:eastAsia="Courier New" w:hAnsi="Courier New" w:cs="Courier New"/>
                 <w:color w:val="86EFAC"/>
                 <w:sz w:val="18"/>
                 <w:szCs w:val="18"/>
               </w:rPr>
-            </w:pPr>
+              <w:t>    root /</w:t>
+            </w:r>
+            <w:proofErr w:type="spellStart"/>
             <w:r>
               <w:rPr>
                 <w:rFonts w:ascii="Courier New" w:eastAsia="Courier New" w:hAnsi="Courier New" w:cs="Courier New"/>
@@ -5953,18 +6360,19 @@
                 <w:sz w:val="18"/>
                 <w:szCs w:val="18"/>
               </w:rPr>
-              <w:t>        try_files $uri $uri/ /index.html;</w:t>
-            </w:r>
-          </w:p>
-          <w:p>
-            <w:pPr>
+              <w:t>usr</w:t>
+            </w:r>
+            <w:proofErr w:type="spellEnd"/>
+            <w:r>
               <w:rPr>
                 <w:rFonts w:ascii="Courier New" w:eastAsia="Courier New" w:hAnsi="Courier New" w:cs="Courier New"/>
                 <w:color w:val="86EFAC"/>
                 <w:sz w:val="18"/>
                 <w:szCs w:val="18"/>
               </w:rPr>
-            </w:pPr>
+              <w:t>/</w:t>
+            </w:r>
+            <w:proofErr w:type="spellStart"/>
             <w:r>
               <w:rPr>
                 <w:rFonts w:ascii="Courier New" w:eastAsia="Courier New" w:hAnsi="Courier New" w:cs="Courier New"/>
@@ -5972,28 +6380,29 @@
                 <w:sz w:val="18"/>
                 <w:szCs w:val="18"/>
               </w:rPr>
-              <w:t>    }</w:t>
-            </w:r>
-          </w:p>
-          <w:p>
-            <w:pPr>
+              <w:t>share</w:t>
+            </w:r>
+            <w:proofErr w:type="spellEnd"/>
+            <w:r>
               <w:rPr>
                 <w:rFonts w:ascii="Courier New" w:eastAsia="Courier New" w:hAnsi="Courier New" w:cs="Courier New"/>
                 <w:color w:val="86EFAC"/>
                 <w:sz w:val="18"/>
                 <w:szCs w:val="18"/>
               </w:rPr>
-            </w:pPr>
-          </w:p>
-          <w:p>
-            <w:pPr>
+              <w:t>/</w:t>
+            </w:r>
+            <w:proofErr w:type="spellStart"/>
+            <w:r>
               <w:rPr>
                 <w:rFonts w:ascii="Courier New" w:eastAsia="Courier New" w:hAnsi="Courier New" w:cs="Courier New"/>
                 <w:color w:val="86EFAC"/>
                 <w:sz w:val="18"/>
                 <w:szCs w:val="18"/>
               </w:rPr>
-            </w:pPr>
+              <w:t>nginx</w:t>
+            </w:r>
+            <w:proofErr w:type="spellEnd"/>
             <w:r>
               <w:rPr>
                 <w:rFonts w:ascii="Courier New" w:eastAsia="Courier New" w:hAnsi="Courier New" w:cs="Courier New"/>
@@ -6001,18 +6410,19 @@
                 <w:sz w:val="18"/>
                 <w:szCs w:val="18"/>
               </w:rPr>
-              <w:t>    location /api/ {</w:t>
-            </w:r>
-          </w:p>
-          <w:p>
-            <w:pPr>
+              <w:t>/</w:t>
+            </w:r>
+            <w:proofErr w:type="spellStart"/>
+            <w:r>
               <w:rPr>
                 <w:rFonts w:ascii="Courier New" w:eastAsia="Courier New" w:hAnsi="Courier New" w:cs="Courier New"/>
                 <w:color w:val="86EFAC"/>
                 <w:sz w:val="18"/>
                 <w:szCs w:val="18"/>
               </w:rPr>
-            </w:pPr>
+              <w:t>html</w:t>
+            </w:r>
+            <w:proofErr w:type="spellEnd"/>
             <w:r>
               <w:rPr>
                 <w:rFonts w:ascii="Courier New" w:eastAsia="Courier New" w:hAnsi="Courier New" w:cs="Courier New"/>
@@ -6020,7 +6430,7 @@
                 <w:sz w:val="18"/>
                 <w:szCs w:val="18"/>
               </w:rPr>
-              <w:t>        proxy_pass http://api:5000/;</w:t>
+              <w:t>;</w:t>
             </w:r>
           </w:p>
           <w:p>
@@ -6039,7 +6449,7 @@
                 <w:sz w:val="18"/>
                 <w:szCs w:val="18"/>
               </w:rPr>
-              <w:t>        proxy_http_version 1.1;</w:t>
+              <w:t>    index index.html;</w:t>
             </w:r>
           </w:p>
           <w:p>
@@ -6051,25 +6461,26 @@
                 <w:szCs w:val="18"/>
               </w:rPr>
             </w:pPr>
-            <w:r>
+          </w:p>
+          <w:p>
+            <w:pPr>
               <w:rPr>
                 <w:rFonts w:ascii="Courier New" w:eastAsia="Courier New" w:hAnsi="Courier New" w:cs="Courier New"/>
                 <w:color w:val="86EFAC"/>
                 <w:sz w:val="18"/>
                 <w:szCs w:val="18"/>
               </w:rPr>
-              <w:t>        proxy_set_header Host $host;</w:t>
-            </w:r>
-          </w:p>
-          <w:p>
-            <w:pPr>
+            </w:pPr>
+            <w:r>
               <w:rPr>
                 <w:rFonts w:ascii="Courier New" w:eastAsia="Courier New" w:hAnsi="Courier New" w:cs="Courier New"/>
                 <w:color w:val="86EFAC"/>
                 <w:sz w:val="18"/>
                 <w:szCs w:val="18"/>
               </w:rPr>
-            </w:pPr>
+              <w:t xml:space="preserve">    </w:t>
+            </w:r>
+            <w:proofErr w:type="spellStart"/>
             <w:r>
               <w:rPr>
                 <w:rFonts w:ascii="Courier New" w:eastAsia="Courier New" w:hAnsi="Courier New" w:cs="Courier New"/>
@@ -6077,38 +6488,38 @@
                 <w:sz w:val="18"/>
                 <w:szCs w:val="18"/>
               </w:rPr>
-              <w:lastRenderedPageBreak/>
-              <w:t>        proxy_set_header X-Real-IP $remote_addr;</w:t>
-            </w:r>
-          </w:p>
-          <w:p>
-            <w:pPr>
+              <w:t>location</w:t>
+            </w:r>
+            <w:proofErr w:type="spellEnd"/>
+            <w:r>
               <w:rPr>
                 <w:rFonts w:ascii="Courier New" w:eastAsia="Courier New" w:hAnsi="Courier New" w:cs="Courier New"/>
                 <w:color w:val="86EFAC"/>
                 <w:sz w:val="18"/>
                 <w:szCs w:val="18"/>
               </w:rPr>
-            </w:pPr>
-            <w:r>
+              <w:t xml:space="preserve"> / {</w:t>
+            </w:r>
+          </w:p>
+          <w:p>
+            <w:pPr>
               <w:rPr>
                 <w:rFonts w:ascii="Courier New" w:eastAsia="Courier New" w:hAnsi="Courier New" w:cs="Courier New"/>
                 <w:color w:val="86EFAC"/>
                 <w:sz w:val="18"/>
                 <w:szCs w:val="18"/>
               </w:rPr>
-              <w:t>        proxy_set_header X-Forwarded-For $proxy_add_x_forwarded_for;</w:t>
-            </w:r>
-          </w:p>
-          <w:p>
-            <w:pPr>
+            </w:pPr>
+            <w:r>
               <w:rPr>
                 <w:rFonts w:ascii="Courier New" w:eastAsia="Courier New" w:hAnsi="Courier New" w:cs="Courier New"/>
                 <w:color w:val="86EFAC"/>
                 <w:sz w:val="18"/>
                 <w:szCs w:val="18"/>
               </w:rPr>
-            </w:pPr>
+              <w:t xml:space="preserve">        </w:t>
+            </w:r>
+            <w:proofErr w:type="spellStart"/>
             <w:r>
               <w:rPr>
                 <w:rFonts w:ascii="Courier New" w:eastAsia="Courier New" w:hAnsi="Courier New" w:cs="Courier New"/>
@@ -6116,56 +6527,482 @@
                 <w:sz w:val="18"/>
                 <w:szCs w:val="18"/>
               </w:rPr>
-              <w:t>        proxy_set_header X-Forwarded-Proto $scheme;</w:t>
-            </w:r>
-          </w:p>
-          <w:p>
-            <w:pPr>
+              <w:t>try_files</w:t>
+            </w:r>
+            <w:proofErr w:type="spellEnd"/>
+            <w:r>
               <w:rPr>
                 <w:rFonts w:ascii="Courier New" w:eastAsia="Courier New" w:hAnsi="Courier New" w:cs="Courier New"/>
                 <w:color w:val="86EFAC"/>
                 <w:sz w:val="18"/>
                 <w:szCs w:val="18"/>
               </w:rPr>
-            </w:pPr>
-            <w:r>
+              <w:t xml:space="preserve"> $uri $uri/ /index.html;</w:t>
+            </w:r>
+          </w:p>
+          <w:p>
+            <w:pPr>
               <w:rPr>
                 <w:rFonts w:ascii="Courier New" w:eastAsia="Courier New" w:hAnsi="Courier New" w:cs="Courier New"/>
                 <w:color w:val="86EFAC"/>
                 <w:sz w:val="18"/>
                 <w:szCs w:val="18"/>
               </w:rPr>
-              <w:t>    }</w:t>
-            </w:r>
-          </w:p>
-          <w:p>
-            <w:pPr>
+            </w:pPr>
+            <w:r>
               <w:rPr>
                 <w:rFonts w:ascii="Courier New" w:eastAsia="Courier New" w:hAnsi="Courier New" w:cs="Courier New"/>
                 <w:color w:val="86EFAC"/>
                 <w:sz w:val="18"/>
                 <w:szCs w:val="18"/>
               </w:rPr>
-            </w:pPr>
-            <w:r>
+              <w:t>    }</w:t>
+            </w:r>
+          </w:p>
+          <w:p>
+            <w:pPr>
               <w:rPr>
                 <w:rFonts w:ascii="Courier New" w:eastAsia="Courier New" w:hAnsi="Courier New" w:cs="Courier New"/>
                 <w:color w:val="86EFAC"/>
                 <w:sz w:val="18"/>
                 <w:szCs w:val="18"/>
               </w:rPr>
+            </w:pPr>
+          </w:p>
+          <w:p>
+            <w:pPr>
+              <w:rPr>
+                <w:rFonts w:ascii="Courier New" w:eastAsia="Courier New" w:hAnsi="Courier New" w:cs="Courier New"/>
+                <w:color w:val="86EFAC"/>
+                <w:sz w:val="18"/>
+                <w:szCs w:val="18"/>
+              </w:rPr>
+            </w:pPr>
+            <w:r>
+              <w:rPr>
+                <w:rFonts w:ascii="Courier New" w:eastAsia="Courier New" w:hAnsi="Courier New" w:cs="Courier New"/>
+                <w:color w:val="86EFAC"/>
+                <w:sz w:val="18"/>
+                <w:szCs w:val="18"/>
+              </w:rPr>
+              <w:t xml:space="preserve">    </w:t>
+            </w:r>
+            <w:proofErr w:type="spellStart"/>
+            <w:r>
+              <w:rPr>
+                <w:rFonts w:ascii="Courier New" w:eastAsia="Courier New" w:hAnsi="Courier New" w:cs="Courier New"/>
+                <w:color w:val="86EFAC"/>
+                <w:sz w:val="18"/>
+                <w:szCs w:val="18"/>
+              </w:rPr>
+              <w:t>location</w:t>
+            </w:r>
+            <w:proofErr w:type="spellEnd"/>
+            <w:r>
+              <w:rPr>
+                <w:rFonts w:ascii="Courier New" w:eastAsia="Courier New" w:hAnsi="Courier New" w:cs="Courier New"/>
+                <w:color w:val="86EFAC"/>
+                <w:sz w:val="18"/>
+                <w:szCs w:val="18"/>
+              </w:rPr>
+              <w:t xml:space="preserve"> /api/ {</w:t>
+            </w:r>
+          </w:p>
+          <w:p>
+            <w:pPr>
+              <w:rPr>
+                <w:rFonts w:ascii="Courier New" w:eastAsia="Courier New" w:hAnsi="Courier New" w:cs="Courier New"/>
+                <w:color w:val="86EFAC"/>
+                <w:sz w:val="18"/>
+                <w:szCs w:val="18"/>
+              </w:rPr>
+            </w:pPr>
+            <w:r>
+              <w:rPr>
+                <w:rFonts w:ascii="Courier New" w:eastAsia="Courier New" w:hAnsi="Courier New" w:cs="Courier New"/>
+                <w:color w:val="86EFAC"/>
+                <w:sz w:val="18"/>
+                <w:szCs w:val="18"/>
+              </w:rPr>
+              <w:t xml:space="preserve">        </w:t>
+            </w:r>
+            <w:proofErr w:type="spellStart"/>
+            <w:r>
+              <w:rPr>
+                <w:rFonts w:ascii="Courier New" w:eastAsia="Courier New" w:hAnsi="Courier New" w:cs="Courier New"/>
+                <w:color w:val="86EFAC"/>
+                <w:sz w:val="18"/>
+                <w:szCs w:val="18"/>
+              </w:rPr>
+              <w:t>proxy_pass</w:t>
+            </w:r>
+            <w:proofErr w:type="spellEnd"/>
+            <w:r>
+              <w:rPr>
+                <w:rFonts w:ascii="Courier New" w:eastAsia="Courier New" w:hAnsi="Courier New" w:cs="Courier New"/>
+                <w:color w:val="86EFAC"/>
+                <w:sz w:val="18"/>
+                <w:szCs w:val="18"/>
+              </w:rPr>
+              <w:t xml:space="preserve"> http://api:5000/;</w:t>
+            </w:r>
+          </w:p>
+          <w:p>
+            <w:pPr>
+              <w:rPr>
+                <w:rFonts w:ascii="Courier New" w:eastAsia="Courier New" w:hAnsi="Courier New" w:cs="Courier New"/>
+                <w:color w:val="86EFAC"/>
+                <w:sz w:val="18"/>
+                <w:szCs w:val="18"/>
+              </w:rPr>
+            </w:pPr>
+            <w:r>
+              <w:rPr>
+                <w:rFonts w:ascii="Courier New" w:eastAsia="Courier New" w:hAnsi="Courier New" w:cs="Courier New"/>
+                <w:color w:val="86EFAC"/>
+                <w:sz w:val="18"/>
+                <w:szCs w:val="18"/>
+              </w:rPr>
+              <w:t xml:space="preserve">        </w:t>
+            </w:r>
+            <w:proofErr w:type="spellStart"/>
+            <w:r>
+              <w:rPr>
+                <w:rFonts w:ascii="Courier New" w:eastAsia="Courier New" w:hAnsi="Courier New" w:cs="Courier New"/>
+                <w:color w:val="86EFAC"/>
+                <w:sz w:val="18"/>
+                <w:szCs w:val="18"/>
+              </w:rPr>
+              <w:t>proxy_http_version</w:t>
+            </w:r>
+            <w:proofErr w:type="spellEnd"/>
+            <w:r>
+              <w:rPr>
+                <w:rFonts w:ascii="Courier New" w:eastAsia="Courier New" w:hAnsi="Courier New" w:cs="Courier New"/>
+                <w:color w:val="86EFAC"/>
+                <w:sz w:val="18"/>
+                <w:szCs w:val="18"/>
+              </w:rPr>
+              <w:t xml:space="preserve"> 1.1;</w:t>
+            </w:r>
+          </w:p>
+          <w:p>
+            <w:pPr>
+              <w:rPr>
+                <w:rFonts w:ascii="Courier New" w:eastAsia="Courier New" w:hAnsi="Courier New" w:cs="Courier New"/>
+                <w:color w:val="86EFAC"/>
+                <w:sz w:val="18"/>
+                <w:szCs w:val="18"/>
+              </w:rPr>
+            </w:pPr>
+            <w:r>
+              <w:rPr>
+                <w:rFonts w:ascii="Courier New" w:eastAsia="Courier New" w:hAnsi="Courier New" w:cs="Courier New"/>
+                <w:color w:val="86EFAC"/>
+                <w:sz w:val="18"/>
+                <w:szCs w:val="18"/>
+              </w:rPr>
+              <w:t xml:space="preserve">        </w:t>
+            </w:r>
+            <w:proofErr w:type="spellStart"/>
+            <w:r>
+              <w:rPr>
+                <w:rFonts w:ascii="Courier New" w:eastAsia="Courier New" w:hAnsi="Courier New" w:cs="Courier New"/>
+                <w:color w:val="86EFAC"/>
+                <w:sz w:val="18"/>
+                <w:szCs w:val="18"/>
+              </w:rPr>
+              <w:t>proxy_set_header</w:t>
+            </w:r>
+            <w:proofErr w:type="spellEnd"/>
+            <w:r>
+              <w:rPr>
+                <w:rFonts w:ascii="Courier New" w:eastAsia="Courier New" w:hAnsi="Courier New" w:cs="Courier New"/>
+                <w:color w:val="86EFAC"/>
+                <w:sz w:val="18"/>
+                <w:szCs w:val="18"/>
+              </w:rPr>
+              <w:t xml:space="preserve"> Host $host;</w:t>
+            </w:r>
+          </w:p>
+          <w:p>
+            <w:pPr>
+              <w:rPr>
+                <w:rFonts w:ascii="Courier New" w:eastAsia="Courier New" w:hAnsi="Courier New" w:cs="Courier New"/>
+                <w:color w:val="86EFAC"/>
+                <w:sz w:val="18"/>
+                <w:szCs w:val="18"/>
+              </w:rPr>
+            </w:pPr>
+            <w:r>
+              <w:rPr>
+                <w:rFonts w:ascii="Courier New" w:eastAsia="Courier New" w:hAnsi="Courier New" w:cs="Courier New"/>
+                <w:color w:val="86EFAC"/>
+                <w:sz w:val="18"/>
+                <w:szCs w:val="18"/>
+              </w:rPr>
+              <w:t xml:space="preserve">        </w:t>
+            </w:r>
+            <w:proofErr w:type="spellStart"/>
+            <w:r>
+              <w:rPr>
+                <w:rFonts w:ascii="Courier New" w:eastAsia="Courier New" w:hAnsi="Courier New" w:cs="Courier New"/>
+                <w:color w:val="86EFAC"/>
+                <w:sz w:val="18"/>
+                <w:szCs w:val="18"/>
+              </w:rPr>
+              <w:t>proxy_set_header</w:t>
+            </w:r>
+            <w:proofErr w:type="spellEnd"/>
+            <w:r>
+              <w:rPr>
+                <w:rFonts w:ascii="Courier New" w:eastAsia="Courier New" w:hAnsi="Courier New" w:cs="Courier New"/>
+                <w:color w:val="86EFAC"/>
+                <w:sz w:val="18"/>
+                <w:szCs w:val="18"/>
+              </w:rPr>
+              <w:t xml:space="preserve"> X-Real-IP $</w:t>
+            </w:r>
+            <w:proofErr w:type="spellStart"/>
+            <w:r>
+              <w:rPr>
+                <w:rFonts w:ascii="Courier New" w:eastAsia="Courier New" w:hAnsi="Courier New" w:cs="Courier New"/>
+                <w:color w:val="86EFAC"/>
+                <w:sz w:val="18"/>
+                <w:szCs w:val="18"/>
+              </w:rPr>
+              <w:t>remote_addr</w:t>
+            </w:r>
+            <w:proofErr w:type="spellEnd"/>
+            <w:r>
+              <w:rPr>
+                <w:rFonts w:ascii="Courier New" w:eastAsia="Courier New" w:hAnsi="Courier New" w:cs="Courier New"/>
+                <w:color w:val="86EFAC"/>
+                <w:sz w:val="18"/>
+                <w:szCs w:val="18"/>
+              </w:rPr>
+              <w:t>;</w:t>
+            </w:r>
+          </w:p>
+          <w:p>
+            <w:pPr>
+              <w:rPr>
+                <w:rFonts w:ascii="Courier New" w:eastAsia="Courier New" w:hAnsi="Courier New" w:cs="Courier New"/>
+                <w:color w:val="86EFAC"/>
+                <w:sz w:val="18"/>
+                <w:szCs w:val="18"/>
+              </w:rPr>
+            </w:pPr>
+            <w:r>
+              <w:rPr>
+                <w:rFonts w:ascii="Courier New" w:eastAsia="Courier New" w:hAnsi="Courier New" w:cs="Courier New"/>
+                <w:color w:val="86EFAC"/>
+                <w:sz w:val="18"/>
+                <w:szCs w:val="18"/>
+              </w:rPr>
+              <w:t xml:space="preserve">        </w:t>
+            </w:r>
+            <w:proofErr w:type="spellStart"/>
+            <w:r>
+              <w:rPr>
+                <w:rFonts w:ascii="Courier New" w:eastAsia="Courier New" w:hAnsi="Courier New" w:cs="Courier New"/>
+                <w:color w:val="86EFAC"/>
+                <w:sz w:val="18"/>
+                <w:szCs w:val="18"/>
+              </w:rPr>
+              <w:t>proxy_set_header</w:t>
+            </w:r>
+            <w:proofErr w:type="spellEnd"/>
+            <w:r>
+              <w:rPr>
+                <w:rFonts w:ascii="Courier New" w:eastAsia="Courier New" w:hAnsi="Courier New" w:cs="Courier New"/>
+                <w:color w:val="86EFAC"/>
+                <w:sz w:val="18"/>
+                <w:szCs w:val="18"/>
+              </w:rPr>
+              <w:t xml:space="preserve"> X-</w:t>
+            </w:r>
+            <w:proofErr w:type="spellStart"/>
+            <w:r>
+              <w:rPr>
+                <w:rFonts w:ascii="Courier New" w:eastAsia="Courier New" w:hAnsi="Courier New" w:cs="Courier New"/>
+                <w:color w:val="86EFAC"/>
+                <w:sz w:val="18"/>
+                <w:szCs w:val="18"/>
+              </w:rPr>
+              <w:t>Forwarded</w:t>
+            </w:r>
+            <w:proofErr w:type="spellEnd"/>
+            <w:r>
+              <w:rPr>
+                <w:rFonts w:ascii="Courier New" w:eastAsia="Courier New" w:hAnsi="Courier New" w:cs="Courier New"/>
+                <w:color w:val="86EFAC"/>
+                <w:sz w:val="18"/>
+                <w:szCs w:val="18"/>
+              </w:rPr>
+              <w:t>-For $</w:t>
+            </w:r>
+            <w:proofErr w:type="spellStart"/>
+            <w:r>
+              <w:rPr>
+                <w:rFonts w:ascii="Courier New" w:eastAsia="Courier New" w:hAnsi="Courier New" w:cs="Courier New"/>
+                <w:color w:val="86EFAC"/>
+                <w:sz w:val="18"/>
+                <w:szCs w:val="18"/>
+              </w:rPr>
+              <w:t>proxy_add_x_forwarded_for</w:t>
+            </w:r>
+            <w:proofErr w:type="spellEnd"/>
+            <w:r>
+              <w:rPr>
+                <w:rFonts w:ascii="Courier New" w:eastAsia="Courier New" w:hAnsi="Courier New" w:cs="Courier New"/>
+                <w:color w:val="86EFAC"/>
+                <w:sz w:val="18"/>
+                <w:szCs w:val="18"/>
+              </w:rPr>
+              <w:t>;</w:t>
+            </w:r>
+          </w:p>
+          <w:p>
+            <w:pPr>
+              <w:rPr>
+                <w:rFonts w:ascii="Courier New" w:eastAsia="Courier New" w:hAnsi="Courier New" w:cs="Courier New"/>
+                <w:color w:val="86EFAC"/>
+                <w:sz w:val="18"/>
+                <w:szCs w:val="18"/>
+              </w:rPr>
+            </w:pPr>
+            <w:r>
+              <w:rPr>
+                <w:rFonts w:ascii="Courier New" w:eastAsia="Courier New" w:hAnsi="Courier New" w:cs="Courier New"/>
+                <w:color w:val="86EFAC"/>
+                <w:sz w:val="18"/>
+                <w:szCs w:val="18"/>
+              </w:rPr>
+              <w:t xml:space="preserve">        </w:t>
+            </w:r>
+            <w:proofErr w:type="spellStart"/>
+            <w:r>
+              <w:rPr>
+                <w:rFonts w:ascii="Courier New" w:eastAsia="Courier New" w:hAnsi="Courier New" w:cs="Courier New"/>
+                <w:color w:val="86EFAC"/>
+                <w:sz w:val="18"/>
+                <w:szCs w:val="18"/>
+              </w:rPr>
+              <w:t>proxy_set_header</w:t>
+            </w:r>
+            <w:proofErr w:type="spellEnd"/>
+            <w:r>
+              <w:rPr>
+                <w:rFonts w:ascii="Courier New" w:eastAsia="Courier New" w:hAnsi="Courier New" w:cs="Courier New"/>
+                <w:color w:val="86EFAC"/>
+                <w:sz w:val="18"/>
+                <w:szCs w:val="18"/>
+              </w:rPr>
+              <w:t xml:space="preserve"> X-</w:t>
+            </w:r>
+            <w:proofErr w:type="spellStart"/>
+            <w:r>
+              <w:rPr>
+                <w:rFonts w:ascii="Courier New" w:eastAsia="Courier New" w:hAnsi="Courier New" w:cs="Courier New"/>
+                <w:color w:val="86EFAC"/>
+                <w:sz w:val="18"/>
+                <w:szCs w:val="18"/>
+              </w:rPr>
+              <w:t>Forwarded</w:t>
+            </w:r>
+            <w:proofErr w:type="spellEnd"/>
+            <w:r>
+              <w:rPr>
+                <w:rFonts w:ascii="Courier New" w:eastAsia="Courier New" w:hAnsi="Courier New" w:cs="Courier New"/>
+                <w:color w:val="86EFAC"/>
+                <w:sz w:val="18"/>
+                <w:szCs w:val="18"/>
+              </w:rPr>
+              <w:t>-</w:t>
+            </w:r>
+            <w:proofErr w:type="spellStart"/>
+            <w:r>
+              <w:rPr>
+                <w:rFonts w:ascii="Courier New" w:eastAsia="Courier New" w:hAnsi="Courier New" w:cs="Courier New"/>
+                <w:color w:val="86EFAC"/>
+                <w:sz w:val="18"/>
+                <w:szCs w:val="18"/>
+              </w:rPr>
+              <w:t>Proto</w:t>
+            </w:r>
+            <w:proofErr w:type="spellEnd"/>
+            <w:r>
+              <w:rPr>
+                <w:rFonts w:ascii="Courier New" w:eastAsia="Courier New" w:hAnsi="Courier New" w:cs="Courier New"/>
+                <w:color w:val="86EFAC"/>
+                <w:sz w:val="18"/>
+                <w:szCs w:val="18"/>
+              </w:rPr>
+              <w:t xml:space="preserve"> $</w:t>
+            </w:r>
+            <w:proofErr w:type="spellStart"/>
+            <w:r>
+              <w:rPr>
+                <w:rFonts w:ascii="Courier New" w:eastAsia="Courier New" w:hAnsi="Courier New" w:cs="Courier New"/>
+                <w:color w:val="86EFAC"/>
+                <w:sz w:val="18"/>
+                <w:szCs w:val="18"/>
+              </w:rPr>
+              <w:t>scheme</w:t>
+            </w:r>
+            <w:proofErr w:type="spellEnd"/>
+            <w:r>
+              <w:rPr>
+                <w:rFonts w:ascii="Courier New" w:eastAsia="Courier New" w:hAnsi="Courier New" w:cs="Courier New"/>
+                <w:color w:val="86EFAC"/>
+                <w:sz w:val="18"/>
+                <w:szCs w:val="18"/>
+              </w:rPr>
+              <w:t>;</w:t>
+            </w:r>
+          </w:p>
+          <w:p>
+            <w:pPr>
+              <w:rPr>
+                <w:rFonts w:ascii="Courier New" w:eastAsia="Courier New" w:hAnsi="Courier New" w:cs="Courier New"/>
+                <w:color w:val="86EFAC"/>
+                <w:sz w:val="18"/>
+                <w:szCs w:val="18"/>
+              </w:rPr>
+            </w:pPr>
+            <w:r>
+              <w:rPr>
+                <w:rFonts w:ascii="Courier New" w:eastAsia="Courier New" w:hAnsi="Courier New" w:cs="Courier New"/>
+                <w:color w:val="86EFAC"/>
+                <w:sz w:val="18"/>
+                <w:szCs w:val="18"/>
+              </w:rPr>
+              <w:t>    }</w:t>
+            </w:r>
+          </w:p>
+          <w:p>
+            <w:pPr>
+              <w:rPr>
+                <w:rFonts w:ascii="Courier New" w:eastAsia="Courier New" w:hAnsi="Courier New" w:cs="Courier New"/>
+                <w:color w:val="86EFAC"/>
+                <w:sz w:val="18"/>
+                <w:szCs w:val="18"/>
+              </w:rPr>
+            </w:pPr>
+            <w:r>
+              <w:rPr>
+                <w:rFonts w:ascii="Courier New" w:eastAsia="Courier New" w:hAnsi="Courier New" w:cs="Courier New"/>
+                <w:color w:val="86EFAC"/>
+                <w:sz w:val="18"/>
+                <w:szCs w:val="18"/>
+              </w:rPr>
               <w:t>}</w:t>
             </w:r>
           </w:p>
         </w:tc>
       </w:tr>
     </w:tbl>
-    <w:p>
-      <w:r>
-        <w:lastRenderedPageBreak/>
-        <w:t xml:space="preserve"> </w:t>
-      </w:r>
-    </w:p>
     <w:p>
       <w:pPr>
         <w:spacing w:before="120" w:after="40"/>
@@ -6190,8 +7027,13 @@
       <w:pPr>
         <w:spacing w:before="120" w:after="40"/>
       </w:pPr>
+      <w:proofErr w:type="spellStart"/>
       <w:r>
-        <w:t xml:space="preserve">Server_name: </w:t>
+        <w:t>Server_name</w:t>
+      </w:r>
+      <w:proofErr w:type="spellEnd"/>
+      <w:r>
+        <w:t xml:space="preserve">: </w:t>
       </w:r>
       <w:r>
         <w:t>N</w:t>
@@ -6206,7 +7048,15 @@
         <w:t xml:space="preserve">os usuários </w:t>
       </w:r>
       <w:r>
-        <w:t>até o front-end da aplicação</w:t>
+        <w:t>até o front-</w:t>
+      </w:r>
+      <w:proofErr w:type="spellStart"/>
+      <w:r>
+        <w:t>end</w:t>
+      </w:r>
+      <w:proofErr w:type="spellEnd"/>
+      <w:r>
+        <w:t xml:space="preserve"> da aplicação</w:t>
       </w:r>
     </w:p>
     <w:p>
@@ -6215,9 +7065,19 @@
           <w:bottom w:val="single" w:sz="4" w:space="0" w:color="CBD5E1"/>
         </w:pBdr>
       </w:pPr>
+      <w:proofErr w:type="spellStart"/>
       <w:r>
-        <w:t>Listen: Indica qual porta será escutada pelo nginx</w:t>
+        <w:t>Listen</w:t>
       </w:r>
+      <w:proofErr w:type="spellEnd"/>
+      <w:r>
+        <w:t xml:space="preserve">: Indica qual porta será escutada pelo </w:t>
+      </w:r>
+      <w:proofErr w:type="spellStart"/>
+      <w:r>
+        <w:t>nginx</w:t>
+      </w:r>
+      <w:proofErr w:type="spellEnd"/>
     </w:p>
     <w:p>
       <w:pPr>
@@ -6225,8 +7085,935 @@
           <w:bottom w:val="single" w:sz="4" w:space="0" w:color="CBD5E1"/>
         </w:pBdr>
       </w:pPr>
+      <w:proofErr w:type="spellStart"/>
       <w:r>
-        <w:t>Proxy_pass: Indica qual a porta que a aplicação se situa para que o proxy reverso estabeleça a comunicação com o site.</w:t>
+        <w:t>Proxy_pass</w:t>
+      </w:r>
+      <w:proofErr w:type="spellEnd"/>
+      <w:r>
+        <w:t>: Indica qual a porta que a aplicação se situa para que o proxy reverso estabeleça a comunicação com o site.</w:t>
+      </w:r>
+    </w:p>
+    <w:tbl>
+      <w:tblPr>
+        <w:tblW w:w="9026" w:type="dxa"/>
+        <w:tblBorders>
+          <w:top w:val="single" w:sz="4" w:space="0" w:color="auto"/>
+          <w:left w:val="single" w:sz="4" w:space="0" w:color="auto"/>
+          <w:bottom w:val="single" w:sz="4" w:space="0" w:color="auto"/>
+          <w:right w:val="single" w:sz="4" w:space="0" w:color="auto"/>
+          <w:insideH w:val="single" w:sz="4" w:space="0" w:color="auto"/>
+          <w:insideV w:val="single" w:sz="4" w:space="0" w:color="auto"/>
+        </w:tblBorders>
+        <w:tblCellMar>
+          <w:left w:w="10" w:type="dxa"/>
+          <w:right w:w="10" w:type="dxa"/>
+        </w:tblCellMar>
+        <w:tblLook w:val="0000" w:firstRow="0" w:lastRow="0" w:firstColumn="0" w:lastColumn="0" w:noHBand="0" w:noVBand="0"/>
+      </w:tblPr>
+      <w:tblGrid>
+        <w:gridCol w:w="9026"/>
+      </w:tblGrid>
+      <w:tr>
+        <w:tc>
+          <w:tcPr>
+            <w:tcW w:w="9026" w:type="dxa"/>
+            <w:tcBorders>
+              <w:top w:val="none" w:sz="0" w:space="0" w:color="FFFFFF"/>
+              <w:left w:val="none" w:sz="0" w:space="0" w:color="FFFFFF"/>
+              <w:bottom w:val="none" w:sz="0" w:space="0" w:color="FFFFFF"/>
+              <w:right w:val="none" w:sz="0" w:space="0" w:color="FFFFFF"/>
+            </w:tcBorders>
+            <w:shd w:val="clear" w:color="auto" w:fill="7C3AED"/>
+            <w:tcMar>
+              <w:top w:w="100" w:type="dxa"/>
+              <w:left w:w="160" w:type="dxa"/>
+              <w:bottom w:w="100" w:type="dxa"/>
+              <w:right w:w="140" w:type="dxa"/>
+            </w:tcMar>
+          </w:tcPr>
+          <w:p>
+            <w:r>
+              <w:rPr>
+                <w:b/>
+                <w:bCs/>
+                <w:color w:val="FFFFFF"/>
+                <w:sz w:val="24"/>
+                <w:szCs w:val="24"/>
+              </w:rPr>
+              <w:lastRenderedPageBreak/>
+              <w:t>6.  ANÁLISE DE TRÁFEGO – WIRESHARK</w:t>
+            </w:r>
+          </w:p>
+        </w:tc>
+      </w:tr>
+    </w:tbl>
+    <w:p>
+      <w:r>
+        <w:t xml:space="preserve">  </w:t>
+      </w:r>
+    </w:p>
+    <w:tbl>
+      <w:tblPr>
+        <w:tblW w:w="9026" w:type="dxa"/>
+        <w:tblBorders>
+          <w:top w:val="single" w:sz="4" w:space="0" w:color="auto"/>
+          <w:left w:val="single" w:sz="4" w:space="0" w:color="auto"/>
+          <w:bottom w:val="single" w:sz="4" w:space="0" w:color="auto"/>
+          <w:right w:val="single" w:sz="4" w:space="0" w:color="auto"/>
+          <w:insideH w:val="single" w:sz="4" w:space="0" w:color="auto"/>
+          <w:insideV w:val="single" w:sz="4" w:space="0" w:color="auto"/>
+        </w:tblBorders>
+        <w:tblCellMar>
+          <w:left w:w="10" w:type="dxa"/>
+          <w:right w:w="10" w:type="dxa"/>
+        </w:tblCellMar>
+        <w:tblLook w:val="0000" w:firstRow="0" w:lastRow="0" w:firstColumn="0" w:lastColumn="0" w:noHBand="0" w:noVBand="0"/>
+      </w:tblPr>
+      <w:tblGrid>
+        <w:gridCol w:w="1071"/>
+        <w:gridCol w:w="1392"/>
+        <w:gridCol w:w="1481"/>
+        <w:gridCol w:w="1671"/>
+        <w:gridCol w:w="840"/>
+        <w:gridCol w:w="2571"/>
+      </w:tblGrid>
+      <w:tr>
+        <w:trPr>
+          <w:tblHeader/>
+        </w:trPr>
+        <w:tc>
+          <w:tcPr>
+            <w:tcW w:w="1071" w:type="dxa"/>
+            <w:tcBorders>
+              <w:top w:val="single" w:sz="4" w:space="0" w:color="CCCCCC"/>
+              <w:left w:val="single" w:sz="4" w:space="0" w:color="CCCCCC"/>
+              <w:bottom w:val="single" w:sz="4" w:space="0" w:color="CCCCCC"/>
+              <w:right w:val="single" w:sz="4" w:space="0" w:color="CCCCCC"/>
+            </w:tcBorders>
+            <w:shd w:val="clear" w:color="auto" w:fill="7C3AED"/>
+            <w:tcMar>
+              <w:top w:w="80" w:type="dxa"/>
+              <w:left w:w="140" w:type="dxa"/>
+              <w:bottom w:w="80" w:type="dxa"/>
+              <w:right w:w="140" w:type="dxa"/>
+            </w:tcMar>
+          </w:tcPr>
+          <w:p>
+            <w:pPr>
+              <w:jc w:val="center"/>
+            </w:pPr>
+            <w:r>
+              <w:rPr>
+                <w:b/>
+                <w:bCs/>
+                <w:color w:val="FFFFFF"/>
+                <w:sz w:val="18"/>
+                <w:szCs w:val="18"/>
+              </w:rPr>
+              <w:t>#</w:t>
+            </w:r>
+          </w:p>
+        </w:tc>
+        <w:tc>
+          <w:tcPr>
+            <w:tcW w:w="1392" w:type="dxa"/>
+            <w:tcBorders>
+              <w:top w:val="single" w:sz="4" w:space="0" w:color="CCCCCC"/>
+              <w:left w:val="single" w:sz="4" w:space="0" w:color="CCCCCC"/>
+              <w:bottom w:val="single" w:sz="4" w:space="0" w:color="CCCCCC"/>
+              <w:right w:val="single" w:sz="4" w:space="0" w:color="CCCCCC"/>
+            </w:tcBorders>
+            <w:shd w:val="clear" w:color="auto" w:fill="7C3AED"/>
+            <w:tcMar>
+              <w:top w:w="80" w:type="dxa"/>
+              <w:left w:w="140" w:type="dxa"/>
+              <w:bottom w:w="80" w:type="dxa"/>
+              <w:right w:w="140" w:type="dxa"/>
+            </w:tcMar>
+          </w:tcPr>
+          <w:p>
+            <w:pPr>
+              <w:jc w:val="center"/>
+            </w:pPr>
+            <w:r>
+              <w:rPr>
+                <w:b/>
+                <w:bCs/>
+                <w:color w:val="FFFFFF"/>
+                <w:sz w:val="18"/>
+                <w:szCs w:val="18"/>
+              </w:rPr>
+              <w:t>Protocolo</w:t>
+            </w:r>
+          </w:p>
+        </w:tc>
+        <w:tc>
+          <w:tcPr>
+            <w:tcW w:w="1481" w:type="dxa"/>
+            <w:tcBorders>
+              <w:top w:val="single" w:sz="4" w:space="0" w:color="CCCCCC"/>
+              <w:left w:val="single" w:sz="4" w:space="0" w:color="CCCCCC"/>
+              <w:bottom w:val="single" w:sz="4" w:space="0" w:color="CCCCCC"/>
+              <w:right w:val="single" w:sz="4" w:space="0" w:color="CCCCCC"/>
+            </w:tcBorders>
+            <w:shd w:val="clear" w:color="auto" w:fill="7C3AED"/>
+            <w:tcMar>
+              <w:top w:w="80" w:type="dxa"/>
+              <w:left w:w="140" w:type="dxa"/>
+              <w:bottom w:w="80" w:type="dxa"/>
+              <w:right w:w="140" w:type="dxa"/>
+            </w:tcMar>
+          </w:tcPr>
+          <w:p>
+            <w:pPr>
+              <w:jc w:val="center"/>
+            </w:pPr>
+            <w:r>
+              <w:rPr>
+                <w:b/>
+                <w:bCs/>
+                <w:color w:val="FFFFFF"/>
+                <w:sz w:val="18"/>
+                <w:szCs w:val="18"/>
+              </w:rPr>
+              <w:t>IP Origem</w:t>
+            </w:r>
+          </w:p>
+        </w:tc>
+        <w:tc>
+          <w:tcPr>
+            <w:tcW w:w="1671" w:type="dxa"/>
+            <w:tcBorders>
+              <w:top w:val="single" w:sz="4" w:space="0" w:color="CCCCCC"/>
+              <w:left w:val="single" w:sz="4" w:space="0" w:color="CCCCCC"/>
+              <w:bottom w:val="single" w:sz="4" w:space="0" w:color="CCCCCC"/>
+              <w:right w:val="single" w:sz="4" w:space="0" w:color="CCCCCC"/>
+            </w:tcBorders>
+            <w:shd w:val="clear" w:color="auto" w:fill="7C3AED"/>
+            <w:tcMar>
+              <w:top w:w="80" w:type="dxa"/>
+              <w:left w:w="140" w:type="dxa"/>
+              <w:bottom w:w="80" w:type="dxa"/>
+              <w:right w:w="140" w:type="dxa"/>
+            </w:tcMar>
+          </w:tcPr>
+          <w:p>
+            <w:pPr>
+              <w:jc w:val="center"/>
+            </w:pPr>
+            <w:r>
+              <w:rPr>
+                <w:b/>
+                <w:bCs/>
+                <w:color w:val="FFFFFF"/>
+                <w:sz w:val="18"/>
+                <w:szCs w:val="18"/>
+              </w:rPr>
+              <w:t>IP Destino</w:t>
+            </w:r>
+          </w:p>
+        </w:tc>
+        <w:tc>
+          <w:tcPr>
+            <w:tcW w:w="840" w:type="dxa"/>
+            <w:tcBorders>
+              <w:top w:val="single" w:sz="4" w:space="0" w:color="CCCCCC"/>
+              <w:left w:val="single" w:sz="4" w:space="0" w:color="CCCCCC"/>
+              <w:bottom w:val="single" w:sz="4" w:space="0" w:color="CCCCCC"/>
+              <w:right w:val="single" w:sz="4" w:space="0" w:color="CCCCCC"/>
+            </w:tcBorders>
+            <w:shd w:val="clear" w:color="auto" w:fill="7C3AED"/>
+            <w:tcMar>
+              <w:top w:w="80" w:type="dxa"/>
+              <w:left w:w="140" w:type="dxa"/>
+              <w:bottom w:w="80" w:type="dxa"/>
+              <w:right w:w="140" w:type="dxa"/>
+            </w:tcMar>
+          </w:tcPr>
+          <w:p>
+            <w:pPr>
+              <w:jc w:val="center"/>
+            </w:pPr>
+            <w:r>
+              <w:rPr>
+                <w:b/>
+                <w:bCs/>
+                <w:color w:val="FFFFFF"/>
+                <w:sz w:val="18"/>
+                <w:szCs w:val="18"/>
+              </w:rPr>
+              <w:t>Porta</w:t>
+            </w:r>
+          </w:p>
+        </w:tc>
+        <w:tc>
+          <w:tcPr>
+            <w:tcW w:w="2571" w:type="dxa"/>
+            <w:tcBorders>
+              <w:top w:val="single" w:sz="4" w:space="0" w:color="CCCCCC"/>
+              <w:left w:val="single" w:sz="4" w:space="0" w:color="CCCCCC"/>
+              <w:bottom w:val="single" w:sz="4" w:space="0" w:color="CCCCCC"/>
+              <w:right w:val="single" w:sz="4" w:space="0" w:color="CCCCCC"/>
+            </w:tcBorders>
+            <w:shd w:val="clear" w:color="auto" w:fill="7C3AED"/>
+            <w:tcMar>
+              <w:top w:w="80" w:type="dxa"/>
+              <w:left w:w="140" w:type="dxa"/>
+              <w:bottom w:w="80" w:type="dxa"/>
+              <w:right w:w="140" w:type="dxa"/>
+            </w:tcMar>
+          </w:tcPr>
+          <w:p>
+            <w:pPr>
+              <w:jc w:val="center"/>
+            </w:pPr>
+            <w:r>
+              <w:rPr>
+                <w:b/>
+                <w:bCs/>
+                <w:color w:val="FFFFFF"/>
+                <w:sz w:val="18"/>
+                <w:szCs w:val="18"/>
+              </w:rPr>
+              <w:t>Descrição / Observação</w:t>
+            </w:r>
+          </w:p>
+        </w:tc>
+      </w:tr>
+      <w:tr>
+        <w:tc>
+          <w:tcPr>
+            <w:tcW w:w="1071" w:type="dxa"/>
+            <w:tcBorders>
+              <w:top w:val="single" w:sz="4" w:space="0" w:color="CCCCCC"/>
+              <w:left w:val="single" w:sz="4" w:space="0" w:color="CCCCCC"/>
+              <w:bottom w:val="single" w:sz="4" w:space="0" w:color="CCCCCC"/>
+              <w:right w:val="single" w:sz="4" w:space="0" w:color="CCCCCC"/>
+            </w:tcBorders>
+            <w:shd w:val="clear" w:color="auto" w:fill="F5F3FF"/>
+            <w:tcMar>
+              <w:top w:w="80" w:type="dxa"/>
+              <w:left w:w="140" w:type="dxa"/>
+              <w:bottom w:w="80" w:type="dxa"/>
+              <w:right w:w="140" w:type="dxa"/>
+            </w:tcMar>
+          </w:tcPr>
+          <w:p>
+            <w:r>
+              <w:rPr>
+                <w:sz w:val="18"/>
+                <w:szCs w:val="18"/>
+              </w:rPr>
+              <w:t>1</w:t>
+            </w:r>
+          </w:p>
+        </w:tc>
+        <w:tc>
+          <w:tcPr>
+            <w:tcW w:w="1392" w:type="dxa"/>
+            <w:tcBorders>
+              <w:top w:val="single" w:sz="4" w:space="0" w:color="CCCCCC"/>
+              <w:left w:val="single" w:sz="4" w:space="0" w:color="CCCCCC"/>
+              <w:bottom w:val="single" w:sz="4" w:space="0" w:color="CCCCCC"/>
+              <w:right w:val="single" w:sz="4" w:space="0" w:color="CCCCCC"/>
+            </w:tcBorders>
+            <w:shd w:val="clear" w:color="auto" w:fill="F5F3FF"/>
+            <w:tcMar>
+              <w:top w:w="80" w:type="dxa"/>
+              <w:left w:w="140" w:type="dxa"/>
+              <w:bottom w:w="80" w:type="dxa"/>
+              <w:right w:w="140" w:type="dxa"/>
+            </w:tcMar>
+          </w:tcPr>
+          <w:p>
+            <w:r>
+              <w:t>HTTP</w:t>
+            </w:r>
+          </w:p>
+        </w:tc>
+        <w:tc>
+          <w:tcPr>
+            <w:tcW w:w="1481" w:type="dxa"/>
+            <w:tcBorders>
+              <w:top w:val="single" w:sz="4" w:space="0" w:color="CCCCCC"/>
+              <w:left w:val="single" w:sz="4" w:space="0" w:color="CCCCCC"/>
+              <w:bottom w:val="single" w:sz="4" w:space="0" w:color="CCCCCC"/>
+              <w:right w:val="single" w:sz="4" w:space="0" w:color="CCCCCC"/>
+            </w:tcBorders>
+            <w:shd w:val="clear" w:color="auto" w:fill="F5F3FF"/>
+            <w:tcMar>
+              <w:top w:w="80" w:type="dxa"/>
+              <w:left w:w="140" w:type="dxa"/>
+              <w:bottom w:w="80" w:type="dxa"/>
+              <w:right w:w="140" w:type="dxa"/>
+            </w:tcMar>
+          </w:tcPr>
+          <w:p>
+            <w:r>
+              <w:t>192.168.1.74</w:t>
+            </w:r>
+          </w:p>
+        </w:tc>
+        <w:tc>
+          <w:tcPr>
+            <w:tcW w:w="1671" w:type="dxa"/>
+            <w:tcBorders>
+              <w:top w:val="single" w:sz="4" w:space="0" w:color="CCCCCC"/>
+              <w:left w:val="single" w:sz="4" w:space="0" w:color="CCCCCC"/>
+              <w:bottom w:val="single" w:sz="4" w:space="0" w:color="CCCCCC"/>
+              <w:right w:val="single" w:sz="4" w:space="0" w:color="CCCCCC"/>
+            </w:tcBorders>
+            <w:shd w:val="clear" w:color="auto" w:fill="F5F3FF"/>
+            <w:tcMar>
+              <w:top w:w="80" w:type="dxa"/>
+              <w:left w:w="140" w:type="dxa"/>
+              <w:bottom w:w="80" w:type="dxa"/>
+              <w:right w:w="140" w:type="dxa"/>
+            </w:tcMar>
+          </w:tcPr>
+          <w:p>
+            <w:r>
+              <w:t>95.216.195.133</w:t>
+            </w:r>
+          </w:p>
+        </w:tc>
+        <w:tc>
+          <w:tcPr>
+            <w:tcW w:w="840" w:type="dxa"/>
+            <w:tcBorders>
+              <w:top w:val="single" w:sz="4" w:space="0" w:color="CCCCCC"/>
+              <w:left w:val="single" w:sz="4" w:space="0" w:color="CCCCCC"/>
+              <w:bottom w:val="single" w:sz="4" w:space="0" w:color="CCCCCC"/>
+              <w:right w:val="single" w:sz="4" w:space="0" w:color="CCCCCC"/>
+            </w:tcBorders>
+            <w:shd w:val="clear" w:color="auto" w:fill="F5F3FF"/>
+            <w:tcMar>
+              <w:top w:w="80" w:type="dxa"/>
+              <w:left w:w="140" w:type="dxa"/>
+              <w:bottom w:w="80" w:type="dxa"/>
+              <w:right w:w="140" w:type="dxa"/>
+            </w:tcMar>
+          </w:tcPr>
+          <w:p>
+            <w:r>
+              <w:t>80</w:t>
+            </w:r>
+          </w:p>
+        </w:tc>
+        <w:tc>
+          <w:tcPr>
+            <w:tcW w:w="2571" w:type="dxa"/>
+            <w:tcBorders>
+              <w:top w:val="single" w:sz="4" w:space="0" w:color="CCCCCC"/>
+              <w:left w:val="single" w:sz="4" w:space="0" w:color="CCCCCC"/>
+              <w:bottom w:val="single" w:sz="4" w:space="0" w:color="CCCCCC"/>
+              <w:right w:val="single" w:sz="4" w:space="0" w:color="CCCCCC"/>
+            </w:tcBorders>
+            <w:shd w:val="clear" w:color="auto" w:fill="F5F3FF"/>
+            <w:tcMar>
+              <w:top w:w="80" w:type="dxa"/>
+              <w:left w:w="140" w:type="dxa"/>
+              <w:bottom w:w="80" w:type="dxa"/>
+              <w:right w:w="140" w:type="dxa"/>
+            </w:tcMar>
+          </w:tcPr>
+          <w:p>
+            <w:r>
+              <w:t>GET /nm-check.txt HTTP/1.1</w:t>
+            </w:r>
+          </w:p>
+        </w:tc>
+      </w:tr>
+      <w:tr>
+        <w:tc>
+          <w:tcPr>
+            <w:tcW w:w="1071" w:type="dxa"/>
+            <w:tcBorders>
+              <w:top w:val="single" w:sz="4" w:space="0" w:color="CCCCCC"/>
+              <w:left w:val="single" w:sz="4" w:space="0" w:color="CCCCCC"/>
+              <w:bottom w:val="single" w:sz="4" w:space="0" w:color="CCCCCC"/>
+              <w:right w:val="single" w:sz="4" w:space="0" w:color="CCCCCC"/>
+            </w:tcBorders>
+            <w:shd w:val="clear" w:color="auto" w:fill="FFFFFF"/>
+            <w:tcMar>
+              <w:top w:w="80" w:type="dxa"/>
+              <w:left w:w="140" w:type="dxa"/>
+              <w:bottom w:w="80" w:type="dxa"/>
+              <w:right w:w="140" w:type="dxa"/>
+            </w:tcMar>
+          </w:tcPr>
+          <w:p>
+            <w:r>
+              <w:rPr>
+                <w:sz w:val="18"/>
+                <w:szCs w:val="18"/>
+              </w:rPr>
+              <w:t>2</w:t>
+            </w:r>
+          </w:p>
+        </w:tc>
+        <w:tc>
+          <w:tcPr>
+            <w:tcW w:w="1392" w:type="dxa"/>
+            <w:tcBorders>
+              <w:top w:val="single" w:sz="4" w:space="0" w:color="CCCCCC"/>
+              <w:left w:val="single" w:sz="4" w:space="0" w:color="CCCCCC"/>
+              <w:bottom w:val="single" w:sz="4" w:space="0" w:color="CCCCCC"/>
+              <w:right w:val="single" w:sz="4" w:space="0" w:color="CCCCCC"/>
+            </w:tcBorders>
+            <w:shd w:val="clear" w:color="auto" w:fill="FFFFFF"/>
+            <w:tcMar>
+              <w:top w:w="80" w:type="dxa"/>
+              <w:left w:w="140" w:type="dxa"/>
+              <w:bottom w:w="80" w:type="dxa"/>
+              <w:right w:w="140" w:type="dxa"/>
+            </w:tcMar>
+          </w:tcPr>
+          <w:p>
+            <w:r>
+              <w:t>HTTP/JSON</w:t>
+            </w:r>
+          </w:p>
+        </w:tc>
+        <w:tc>
+          <w:tcPr>
+            <w:tcW w:w="1481" w:type="dxa"/>
+            <w:tcBorders>
+              <w:top w:val="single" w:sz="4" w:space="0" w:color="CCCCCC"/>
+              <w:left w:val="single" w:sz="4" w:space="0" w:color="CCCCCC"/>
+              <w:bottom w:val="single" w:sz="4" w:space="0" w:color="CCCCCC"/>
+              <w:right w:val="single" w:sz="4" w:space="0" w:color="CCCCCC"/>
+            </w:tcBorders>
+            <w:shd w:val="clear" w:color="auto" w:fill="FFFFFF"/>
+            <w:tcMar>
+              <w:top w:w="80" w:type="dxa"/>
+              <w:left w:w="140" w:type="dxa"/>
+              <w:bottom w:w="80" w:type="dxa"/>
+              <w:right w:w="140" w:type="dxa"/>
+            </w:tcMar>
+          </w:tcPr>
+          <w:p>
+            <w:r>
+              <w:t>127.0.0.1</w:t>
+            </w:r>
+          </w:p>
+        </w:tc>
+        <w:tc>
+          <w:tcPr>
+            <w:tcW w:w="1671" w:type="dxa"/>
+            <w:tcBorders>
+              <w:top w:val="single" w:sz="4" w:space="0" w:color="CCCCCC"/>
+              <w:left w:val="single" w:sz="4" w:space="0" w:color="CCCCCC"/>
+              <w:bottom w:val="single" w:sz="4" w:space="0" w:color="CCCCCC"/>
+              <w:right w:val="single" w:sz="4" w:space="0" w:color="CCCCCC"/>
+            </w:tcBorders>
+            <w:shd w:val="clear" w:color="auto" w:fill="FFFFFF"/>
+            <w:tcMar>
+              <w:top w:w="80" w:type="dxa"/>
+              <w:left w:w="140" w:type="dxa"/>
+              <w:bottom w:w="80" w:type="dxa"/>
+              <w:right w:w="140" w:type="dxa"/>
+            </w:tcMar>
+          </w:tcPr>
+          <w:p>
+            <w:r>
+              <w:t>127.0.0.1</w:t>
+            </w:r>
+          </w:p>
+        </w:tc>
+        <w:tc>
+          <w:tcPr>
+            <w:tcW w:w="840" w:type="dxa"/>
+            <w:tcBorders>
+              <w:top w:val="single" w:sz="4" w:space="0" w:color="CCCCCC"/>
+              <w:left w:val="single" w:sz="4" w:space="0" w:color="CCCCCC"/>
+              <w:bottom w:val="single" w:sz="4" w:space="0" w:color="CCCCCC"/>
+              <w:right w:val="single" w:sz="4" w:space="0" w:color="CCCCCC"/>
+            </w:tcBorders>
+            <w:shd w:val="clear" w:color="auto" w:fill="FFFFFF"/>
+            <w:tcMar>
+              <w:top w:w="80" w:type="dxa"/>
+              <w:left w:w="140" w:type="dxa"/>
+              <w:bottom w:w="80" w:type="dxa"/>
+              <w:right w:w="140" w:type="dxa"/>
+            </w:tcMar>
+          </w:tcPr>
+          <w:p>
+            <w:r>
+              <w:t>80</w:t>
+            </w:r>
+          </w:p>
+        </w:tc>
+        <w:tc>
+          <w:tcPr>
+            <w:tcW w:w="2571" w:type="dxa"/>
+            <w:tcBorders>
+              <w:top w:val="single" w:sz="4" w:space="0" w:color="CCCCCC"/>
+              <w:left w:val="single" w:sz="4" w:space="0" w:color="CCCCCC"/>
+              <w:bottom w:val="single" w:sz="4" w:space="0" w:color="CCCCCC"/>
+              <w:right w:val="single" w:sz="4" w:space="0" w:color="CCCCCC"/>
+            </w:tcBorders>
+            <w:shd w:val="clear" w:color="auto" w:fill="FFFFFF"/>
+            <w:tcMar>
+              <w:top w:w="80" w:type="dxa"/>
+              <w:left w:w="140" w:type="dxa"/>
+              <w:bottom w:w="80" w:type="dxa"/>
+              <w:right w:w="140" w:type="dxa"/>
+            </w:tcMar>
+          </w:tcPr>
+          <w:p>
+            <w:r>
+              <w:t>POST /api/</w:t>
+            </w:r>
+            <w:proofErr w:type="spellStart"/>
+            <w:r>
+              <w:t>users</w:t>
+            </w:r>
+            <w:proofErr w:type="spellEnd"/>
+            <w:r>
+              <w:t xml:space="preserve"> </w:t>
+            </w:r>
+            <w:r>
+              <w:t>HTTP/1.1, JSON (</w:t>
+            </w:r>
+            <w:proofErr w:type="spellStart"/>
+            <w:r>
+              <w:t>application</w:t>
+            </w:r>
+            <w:proofErr w:type="spellEnd"/>
+            <w:r>
+              <w:t>/</w:t>
+            </w:r>
+            <w:proofErr w:type="spellStart"/>
+            <w:r>
+              <w:t>json</w:t>
+            </w:r>
+            <w:proofErr w:type="spellEnd"/>
+            <w:r>
+              <w:t>)</w:t>
+            </w:r>
+          </w:p>
+        </w:tc>
+      </w:tr>
+      <w:tr>
+        <w:tc>
+          <w:tcPr>
+            <w:tcW w:w="1071" w:type="dxa"/>
+            <w:tcBorders>
+              <w:top w:val="single" w:sz="4" w:space="0" w:color="CCCCCC"/>
+              <w:left w:val="single" w:sz="4" w:space="0" w:color="CCCCCC"/>
+              <w:bottom w:val="single" w:sz="4" w:space="0" w:color="CCCCCC"/>
+              <w:right w:val="single" w:sz="4" w:space="0" w:color="CCCCCC"/>
+            </w:tcBorders>
+            <w:shd w:val="clear" w:color="auto" w:fill="F5F3FF"/>
+            <w:tcMar>
+              <w:top w:w="80" w:type="dxa"/>
+              <w:left w:w="140" w:type="dxa"/>
+              <w:bottom w:w="80" w:type="dxa"/>
+              <w:right w:w="140" w:type="dxa"/>
+            </w:tcMar>
+          </w:tcPr>
+          <w:p>
+            <w:r>
+              <w:rPr>
+                <w:sz w:val="18"/>
+                <w:szCs w:val="18"/>
+              </w:rPr>
+              <w:t>3</w:t>
+            </w:r>
+          </w:p>
+        </w:tc>
+        <w:tc>
+          <w:tcPr>
+            <w:tcW w:w="1392" w:type="dxa"/>
+            <w:tcBorders>
+              <w:top w:val="single" w:sz="4" w:space="0" w:color="CCCCCC"/>
+              <w:left w:val="single" w:sz="4" w:space="0" w:color="CCCCCC"/>
+              <w:bottom w:val="single" w:sz="4" w:space="0" w:color="CCCCCC"/>
+              <w:right w:val="single" w:sz="4" w:space="0" w:color="CCCCCC"/>
+            </w:tcBorders>
+            <w:shd w:val="clear" w:color="auto" w:fill="F5F3FF"/>
+            <w:tcMar>
+              <w:top w:w="80" w:type="dxa"/>
+              <w:left w:w="140" w:type="dxa"/>
+              <w:bottom w:w="80" w:type="dxa"/>
+              <w:right w:w="140" w:type="dxa"/>
+            </w:tcMar>
+          </w:tcPr>
+          <w:p>
+            <w:r>
+              <w:t>HTTP</w:t>
+            </w:r>
+          </w:p>
+        </w:tc>
+        <w:tc>
+          <w:tcPr>
+            <w:tcW w:w="1481" w:type="dxa"/>
+            <w:tcBorders>
+              <w:top w:val="single" w:sz="4" w:space="0" w:color="CCCCCC"/>
+              <w:left w:val="single" w:sz="4" w:space="0" w:color="CCCCCC"/>
+              <w:bottom w:val="single" w:sz="4" w:space="0" w:color="CCCCCC"/>
+              <w:right w:val="single" w:sz="4" w:space="0" w:color="CCCCCC"/>
+            </w:tcBorders>
+            <w:shd w:val="clear" w:color="auto" w:fill="F5F3FF"/>
+            <w:tcMar>
+              <w:top w:w="80" w:type="dxa"/>
+              <w:left w:w="140" w:type="dxa"/>
+              <w:bottom w:w="80" w:type="dxa"/>
+              <w:right w:w="140" w:type="dxa"/>
+            </w:tcMar>
+          </w:tcPr>
+          <w:p>
+            <w:r>
+              <w:t>127.0.0.1</w:t>
+            </w:r>
+          </w:p>
+        </w:tc>
+        <w:tc>
+          <w:tcPr>
+            <w:tcW w:w="1671" w:type="dxa"/>
+            <w:tcBorders>
+              <w:top w:val="single" w:sz="4" w:space="0" w:color="CCCCCC"/>
+              <w:left w:val="single" w:sz="4" w:space="0" w:color="CCCCCC"/>
+              <w:bottom w:val="single" w:sz="4" w:space="0" w:color="CCCCCC"/>
+              <w:right w:val="single" w:sz="4" w:space="0" w:color="CCCCCC"/>
+            </w:tcBorders>
+            <w:shd w:val="clear" w:color="auto" w:fill="F5F3FF"/>
+            <w:tcMar>
+              <w:top w:w="80" w:type="dxa"/>
+              <w:left w:w="140" w:type="dxa"/>
+              <w:bottom w:w="80" w:type="dxa"/>
+              <w:right w:w="140" w:type="dxa"/>
+            </w:tcMar>
+          </w:tcPr>
+          <w:p>
+            <w:r>
+              <w:t>127.0.0.1</w:t>
+            </w:r>
+          </w:p>
+        </w:tc>
+        <w:tc>
+          <w:tcPr>
+            <w:tcW w:w="840" w:type="dxa"/>
+            <w:tcBorders>
+              <w:top w:val="single" w:sz="4" w:space="0" w:color="CCCCCC"/>
+              <w:left w:val="single" w:sz="4" w:space="0" w:color="CCCCCC"/>
+              <w:bottom w:val="single" w:sz="4" w:space="0" w:color="CCCCCC"/>
+              <w:right w:val="single" w:sz="4" w:space="0" w:color="CCCCCC"/>
+            </w:tcBorders>
+            <w:shd w:val="clear" w:color="auto" w:fill="F5F3FF"/>
+            <w:tcMar>
+              <w:top w:w="80" w:type="dxa"/>
+              <w:left w:w="140" w:type="dxa"/>
+              <w:bottom w:w="80" w:type="dxa"/>
+              <w:right w:w="140" w:type="dxa"/>
+            </w:tcMar>
+          </w:tcPr>
+          <w:p>
+            <w:r>
+              <w:t>80</w:t>
+            </w:r>
+          </w:p>
+        </w:tc>
+        <w:tc>
+          <w:tcPr>
+            <w:tcW w:w="2571" w:type="dxa"/>
+            <w:tcBorders>
+              <w:top w:val="single" w:sz="4" w:space="0" w:color="CCCCCC"/>
+              <w:left w:val="single" w:sz="4" w:space="0" w:color="CCCCCC"/>
+              <w:bottom w:val="single" w:sz="4" w:space="0" w:color="CCCCCC"/>
+              <w:right w:val="single" w:sz="4" w:space="0" w:color="CCCCCC"/>
+            </w:tcBorders>
+            <w:shd w:val="clear" w:color="auto" w:fill="F5F3FF"/>
+            <w:tcMar>
+              <w:top w:w="80" w:type="dxa"/>
+              <w:left w:w="140" w:type="dxa"/>
+              <w:bottom w:w="80" w:type="dxa"/>
+              <w:right w:w="140" w:type="dxa"/>
+            </w:tcMar>
+          </w:tcPr>
+          <w:p>
+            <w:r>
+              <w:t>GET /api/</w:t>
+            </w:r>
+            <w:proofErr w:type="spellStart"/>
+            <w:r>
+              <w:t>users</w:t>
+            </w:r>
+            <w:proofErr w:type="spellEnd"/>
+            <w:r>
+              <w:t xml:space="preserve"> HTTP/1.1</w:t>
+            </w:r>
+          </w:p>
+          <w:p/>
+        </w:tc>
+      </w:tr>
+    </w:tbl>
+    <w:p>
+      <w:r>
+        <w:t xml:space="preserve"> </w:t>
+      </w:r>
+    </w:p>
+    <w:p>
+      <w:pPr>
+        <w:spacing w:before="40" w:after="40"/>
+      </w:pPr>
+    </w:p>
+    <w:p>
+      <w:pPr>
+        <w:pBdr>
+          <w:top w:val="dashed" w:sz="4" w:space="0" w:color="DDD6FE"/>
+          <w:left w:val="dashed" w:sz="4" w:space="0" w:color="DDD6FE"/>
+          <w:bottom w:val="dashed" w:sz="4" w:space="0" w:color="DDD6FE"/>
+          <w:right w:val="dashed" w:sz="4" w:space="0" w:color="DDD6FE"/>
+        </w:pBdr>
+        <w:shd w:val="clear" w:color="auto" w:fill="F5F3FF"/>
+        <w:rPr>
+          <w:sz w:val="160"/>
+          <w:szCs w:val="160"/>
+        </w:rPr>
+      </w:pPr>
+      <w:r>
+        <w:rPr>
+          <w:noProof/>
+        </w:rPr>
+        <w:drawing>
+          <wp:inline distT="0" distB="0" distL="0" distR="0" wp14:anchorId="79072264" wp14:editId="2237F5D9">
+            <wp:extent cx="5759450" cy="2482850"/>
+            <wp:effectExtent l="0" t="0" r="0" b="0"/>
+            <wp:docPr id="2" name="Image1"/>
+            <wp:cNvGraphicFramePr>
+              <a:graphicFrameLocks xmlns:a="http://schemas.openxmlformats.org/drawingml/2006/main" noChangeAspect="1"/>
+            </wp:cNvGraphicFramePr>
+            <a:graphic xmlns:a="http://schemas.openxmlformats.org/drawingml/2006/main">
+              <a:graphicData uri="http://schemas.openxmlformats.org/drawingml/2006/picture">
+                <pic:pic xmlns:pic="http://schemas.openxmlformats.org/drawingml/2006/picture">
+                  <pic:nvPicPr>
+                    <pic:cNvPr id="2" name="Image1"/>
+                    <pic:cNvPicPr>
+                      <a:picLocks noChangeAspect="1"/>
+                    </pic:cNvPicPr>
+                  </pic:nvPicPr>
+                  <pic:blipFill>
+                    <a:blip r:embed="rId9"/>
+                    <a:stretch>
+                      <a:fillRect/>
+                    </a:stretch>
+                  </pic:blipFill>
+                  <pic:spPr bwMode="auto">
+                    <a:xfrm>
+                      <a:off x="0" y="0"/>
+                      <a:ext cx="5759450" cy="2482850"/>
+                    </a:xfrm>
+                    <a:prstGeom prst="rect">
+                      <a:avLst/>
+                    </a:prstGeom>
+                    <a:noFill/>
+                  </pic:spPr>
+                </pic:pic>
+              </a:graphicData>
+            </a:graphic>
+          </wp:inline>
+        </w:drawing>
+      </w:r>
+    </w:p>
+    <w:p>
+      <w:pPr>
+        <w:pBdr>
+          <w:top w:val="dashed" w:sz="4" w:space="0" w:color="DDD6FE"/>
+          <w:left w:val="dashed" w:sz="4" w:space="0" w:color="DDD6FE"/>
+          <w:bottom w:val="dashed" w:sz="4" w:space="0" w:color="DDD6FE"/>
+          <w:right w:val="dashed" w:sz="4" w:space="0" w:color="DDD6FE"/>
+        </w:pBdr>
+        <w:shd w:val="clear" w:color="auto" w:fill="F5F3FF"/>
+      </w:pPr>
+      <w:r>
+        <w:rPr>
+          <w:noProof/>
+        </w:rPr>
+        <w:drawing>
+          <wp:inline distT="0" distB="0" distL="0" distR="0" wp14:anchorId="3C40E61E" wp14:editId="09468CF1">
+            <wp:extent cx="5759450" cy="2482850"/>
+            <wp:effectExtent l="0" t="0" r="0" b="0"/>
+            <wp:docPr id="3" name="Image2"/>
+            <wp:cNvGraphicFramePr>
+              <a:graphicFrameLocks xmlns:a="http://schemas.openxmlformats.org/drawingml/2006/main" noChangeAspect="1"/>
+            </wp:cNvGraphicFramePr>
+            <a:graphic xmlns:a="http://schemas.openxmlformats.org/drawingml/2006/main">
+              <a:graphicData uri="http://schemas.openxmlformats.org/drawingml/2006/picture">
+                <pic:pic xmlns:pic="http://schemas.openxmlformats.org/drawingml/2006/picture">
+                  <pic:nvPicPr>
+                    <pic:cNvPr id="3" name="Image2"/>
+                    <pic:cNvPicPr>
+                      <a:picLocks noChangeAspect="1"/>
+                    </pic:cNvPicPr>
+                  </pic:nvPicPr>
+                  <pic:blipFill>
+                    <a:blip r:embed="rId10"/>
+                    <a:stretch>
+                      <a:fillRect/>
+                    </a:stretch>
+                  </pic:blipFill>
+                  <pic:spPr bwMode="auto">
+                    <a:xfrm>
+                      <a:off x="0" y="0"/>
+                      <a:ext cx="5759450" cy="2482850"/>
+                    </a:xfrm>
+                    <a:prstGeom prst="rect">
+                      <a:avLst/>
+                    </a:prstGeom>
+                    <a:noFill/>
+                  </pic:spPr>
+                </pic:pic>
+              </a:graphicData>
+            </a:graphic>
+          </wp:inline>
+        </w:drawing>
+      </w:r>
+      <w:r>
+        <w:rPr>
+          <w:sz w:val="160"/>
+          <w:szCs w:val="160"/>
+        </w:rPr>
+        <w:t xml:space="preserve"> </w:t>
+      </w:r>
+    </w:p>
+    <w:p>
+      <w:r>
+        <w:t xml:space="preserve"> </w:t>
+      </w:r>
+    </w:p>
+    <w:p>
+      <w:pPr>
+        <w:spacing w:before="120" w:after="40"/>
+      </w:pPr>
+      <w:r>
+        <w:rPr>
+          <w:b/>
+          <w:bCs/>
+          <w:color w:val="1A3A5C"/>
+        </w:rPr>
+        <w:t>Interpretação geral do tráfego capturado:</w:t>
+      </w:r>
+    </w:p>
+    <w:p>
+      <w:pPr>
+        <w:spacing w:before="120" w:after="40"/>
+      </w:pPr>
+      <w:r>
+        <w:t>As capturas demonstram o funcionamento da API de usuários. Por exemplo, quando o usuário aperta no botão</w:t>
+      </w:r>
+      <w:r>
+        <w:t xml:space="preserve"> “atualizar”, da lista de usuários, a API faz uma requisição GET para trazer a lista de usuários registrada no banco de dados da aplicação. Além disso, foi observado que a requisição POST, usa o protocolo HTPP/JSON para que a API consiga interagir com o </w:t>
+      </w:r>
+      <w:proofErr w:type="spellStart"/>
+      <w:r>
+        <w:t>backend</w:t>
+      </w:r>
+      <w:proofErr w:type="spellEnd"/>
+      <w:r>
+        <w:t xml:space="preserve"> da aplicação, que realizará o cadastro no banco de dados.</w:t>
       </w:r>
     </w:p>
     <w:p>
@@ -6257,39 +8044,6 @@
         <w:t xml:space="preserve"> </w:t>
       </w:r>
     </w:p>
-    <w:p>
-      <w:pPr>
-        <w:pBdr>
-          <w:bottom w:val="single" w:sz="4" w:space="0" w:color="CBD5E1"/>
-        </w:pBdr>
-      </w:pPr>
-      <w:r>
-        <w:rPr>
-          <w:sz w:val="26"/>
-          <w:szCs w:val="26"/>
-        </w:rPr>
-        <w:t xml:space="preserve"> </w:t>
-      </w:r>
-    </w:p>
-    <w:p>
-      <w:pPr>
-        <w:pBdr>
-          <w:bottom w:val="single" w:sz="4" w:space="0" w:color="CBD5E1"/>
-        </w:pBdr>
-      </w:pPr>
-      <w:r>
-        <w:rPr>
-          <w:sz w:val="26"/>
-          <w:szCs w:val="26"/>
-        </w:rPr>
-        <w:t xml:space="preserve"> </w:t>
-      </w:r>
-    </w:p>
-    <w:p>
-      <w:r>
-        <w:t xml:space="preserve"> </w:t>
-      </w:r>
-    </w:p>
     <w:tbl>
       <w:tblPr>
         <w:tblW w:w="9026" w:type="dxa"/>
@@ -6320,7 +8074,7 @@
               <w:bottom w:val="none" w:sz="0" w:space="0" w:color="FFFFFF"/>
               <w:right w:val="none" w:sz="0" w:space="0" w:color="FFFFFF"/>
             </w:tcBorders>
-            <w:shd w:val="clear" w:color="auto" w:fill="7C3AED"/>
+            <w:shd w:val="clear" w:color="auto" w:fill="1A3A5C"/>
             <w:tcMar>
               <w:top w:w="100" w:type="dxa"/>
               <w:left w:w="160" w:type="dxa"/>
@@ -6337,1156 +8091,8 @@
                 <w:sz w:val="24"/>
                 <w:szCs w:val="24"/>
               </w:rPr>
-              <w:t>6.  ANÁLISE DE TRÁFEGO – WIRESHARK</w:t>
-            </w:r>
-          </w:p>
-        </w:tc>
-      </w:tr>
-    </w:tbl>
-    <w:p>
-      <w:r>
-        <w:t xml:space="preserve"> </w:t>
-      </w:r>
-    </w:p>
-    <w:tbl>
-      <w:tblPr>
-        <w:tblW w:w="9026" w:type="dxa"/>
-        <w:tblBorders>
-          <w:top w:val="single" w:sz="4" w:space="0" w:color="auto"/>
-          <w:left w:val="single" w:sz="4" w:space="0" w:color="auto"/>
-          <w:bottom w:val="single" w:sz="4" w:space="0" w:color="auto"/>
-          <w:right w:val="single" w:sz="4" w:space="0" w:color="auto"/>
-          <w:insideH w:val="single" w:sz="4" w:space="0" w:color="auto"/>
-          <w:insideV w:val="single" w:sz="4" w:space="0" w:color="auto"/>
-        </w:tblBorders>
-        <w:tblCellMar>
-          <w:left w:w="10" w:type="dxa"/>
-          <w:right w:w="10" w:type="dxa"/>
-        </w:tblCellMar>
-        <w:tblLook w:val="0000" w:firstRow="0" w:lastRow="0" w:firstColumn="0" w:lastColumn="0" w:noHBand="0" w:noVBand="0"/>
-      </w:tblPr>
-      <w:tblGrid>
-        <w:gridCol w:w="9026"/>
-      </w:tblGrid>
-      <w:tr>
-        <w:tc>
-          <w:tcPr>
-            <w:tcW w:w="9026" w:type="dxa"/>
-            <w:tcBorders>
-              <w:top w:val="single" w:sz="4" w:space="0" w:color="7C3AED"/>
-              <w:left w:val="thick" w:sz="8" w:space="0" w:color="7C3AED"/>
-              <w:bottom w:val="single" w:sz="4" w:space="0" w:color="7C3AED"/>
-              <w:right w:val="single" w:sz="4" w:space="0" w:color="7C3AED"/>
-            </w:tcBorders>
-            <w:shd w:val="clear" w:color="auto" w:fill="F5F3FF"/>
-            <w:tcMar>
-              <w:top w:w="120" w:type="dxa"/>
-              <w:left w:w="200" w:type="dxa"/>
-              <w:bottom w:w="120" w:type="dxa"/>
-              <w:right w:w="140" w:type="dxa"/>
-            </w:tcMar>
-          </w:tcPr>
-          <w:p>
-            <w:r>
-              <w:rPr>
-                <w:sz w:val="19"/>
-                <w:szCs w:val="19"/>
-              </w:rPr>
-              <w:t>Orientação: Inclua prints das capturas realizadas no Wireshark durante o uso da aplicação. Analise ao menos 3 pacotes distintos, identificando: protocolo, IP de origem/destino, porta, tipo de requisição e conteúdo relevante.</w:t>
-            </w:r>
-          </w:p>
-        </w:tc>
-      </w:tr>
-    </w:tbl>
-    <w:p>
-      <w:r>
-        <w:t xml:space="preserve"> </w:t>
-      </w:r>
-    </w:p>
-    <w:tbl>
-      <w:tblPr>
-        <w:tblW w:w="9026" w:type="dxa"/>
-        <w:tblBorders>
-          <w:top w:val="single" w:sz="4" w:space="0" w:color="auto"/>
-          <w:left w:val="single" w:sz="4" w:space="0" w:color="auto"/>
-          <w:bottom w:val="single" w:sz="4" w:space="0" w:color="auto"/>
-          <w:right w:val="single" w:sz="4" w:space="0" w:color="auto"/>
-          <w:insideH w:val="single" w:sz="4" w:space="0" w:color="auto"/>
-          <w:insideV w:val="single" w:sz="4" w:space="0" w:color="auto"/>
-        </w:tblBorders>
-        <w:tblCellMar>
-          <w:left w:w="10" w:type="dxa"/>
-          <w:right w:w="10" w:type="dxa"/>
-        </w:tblCellMar>
-        <w:tblLook w:val="0000" w:firstRow="0" w:lastRow="0" w:firstColumn="0" w:lastColumn="0" w:noHBand="0" w:noVBand="0"/>
-      </w:tblPr>
-      <w:tblGrid>
-        <w:gridCol w:w="1071"/>
-        <w:gridCol w:w="1189"/>
-        <w:gridCol w:w="1418"/>
-        <w:gridCol w:w="1423"/>
-        <w:gridCol w:w="878"/>
-        <w:gridCol w:w="3047"/>
-      </w:tblGrid>
-      <w:tr>
-        <w:trPr>
-          <w:tblHeader/>
-        </w:trPr>
-        <w:tc>
-          <w:tcPr>
-            <w:tcW w:w="600" w:type="dxa"/>
-            <w:tcBorders>
-              <w:top w:val="single" w:sz="4" w:space="0" w:color="CCCCCC"/>
-              <w:left w:val="single" w:sz="4" w:space="0" w:color="CCCCCC"/>
-              <w:bottom w:val="single" w:sz="4" w:space="0" w:color="CCCCCC"/>
-              <w:right w:val="single" w:sz="4" w:space="0" w:color="CCCCCC"/>
-            </w:tcBorders>
-            <w:shd w:val="clear" w:color="auto" w:fill="7C3AED"/>
-            <w:tcMar>
-              <w:top w:w="80" w:type="dxa"/>
-              <w:left w:w="140" w:type="dxa"/>
-              <w:bottom w:w="80" w:type="dxa"/>
-              <w:right w:w="140" w:type="dxa"/>
-            </w:tcMar>
-          </w:tcPr>
-          <w:p>
-            <w:pPr>
-              <w:jc w:val="center"/>
-            </w:pPr>
-            <w:r>
-              <w:rPr>
-                <w:b/>
-                <w:bCs/>
-                <w:color w:val="FFFFFF"/>
-                <w:sz w:val="18"/>
-                <w:szCs w:val="18"/>
-              </w:rPr>
-              <w:t>#</w:t>
-            </w:r>
-          </w:p>
-        </w:tc>
-        <w:tc>
-          <w:tcPr>
-            <w:tcW w:w="1200" w:type="dxa"/>
-            <w:tcBorders>
-              <w:top w:val="single" w:sz="4" w:space="0" w:color="CCCCCC"/>
-              <w:left w:val="single" w:sz="4" w:space="0" w:color="CCCCCC"/>
-              <w:bottom w:val="single" w:sz="4" w:space="0" w:color="CCCCCC"/>
-              <w:right w:val="single" w:sz="4" w:space="0" w:color="CCCCCC"/>
-            </w:tcBorders>
-            <w:shd w:val="clear" w:color="auto" w:fill="7C3AED"/>
-            <w:tcMar>
-              <w:top w:w="80" w:type="dxa"/>
-              <w:left w:w="140" w:type="dxa"/>
-              <w:bottom w:w="80" w:type="dxa"/>
-              <w:right w:w="140" w:type="dxa"/>
-            </w:tcMar>
-          </w:tcPr>
-          <w:p>
-            <w:pPr>
-              <w:jc w:val="center"/>
-            </w:pPr>
-            <w:r>
-              <w:rPr>
-                <w:b/>
-                <w:bCs/>
-                <w:color w:val="FFFFFF"/>
-                <w:sz w:val="18"/>
-                <w:szCs w:val="18"/>
-              </w:rPr>
-              <w:t>Protocolo</w:t>
-            </w:r>
-          </w:p>
-        </w:tc>
-        <w:tc>
-          <w:tcPr>
-            <w:tcW w:w="1500" w:type="dxa"/>
-            <w:tcBorders>
-              <w:top w:val="single" w:sz="4" w:space="0" w:color="CCCCCC"/>
-              <w:left w:val="single" w:sz="4" w:space="0" w:color="CCCCCC"/>
-              <w:bottom w:val="single" w:sz="4" w:space="0" w:color="CCCCCC"/>
-              <w:right w:val="single" w:sz="4" w:space="0" w:color="CCCCCC"/>
-            </w:tcBorders>
-            <w:shd w:val="clear" w:color="auto" w:fill="7C3AED"/>
-            <w:tcMar>
-              <w:top w:w="80" w:type="dxa"/>
-              <w:left w:w="140" w:type="dxa"/>
-              <w:bottom w:w="80" w:type="dxa"/>
-              <w:right w:w="140" w:type="dxa"/>
-            </w:tcMar>
-          </w:tcPr>
-          <w:p>
-            <w:pPr>
-              <w:jc w:val="center"/>
-            </w:pPr>
-            <w:r>
-              <w:rPr>
-                <w:b/>
-                <w:bCs/>
-                <w:color w:val="FFFFFF"/>
-                <w:sz w:val="18"/>
-                <w:szCs w:val="18"/>
-              </w:rPr>
-              <w:t>IP Origem</w:t>
-            </w:r>
-          </w:p>
-        </w:tc>
-        <w:tc>
-          <w:tcPr>
-            <w:tcW w:w="1500" w:type="dxa"/>
-            <w:tcBorders>
-              <w:top w:val="single" w:sz="4" w:space="0" w:color="CCCCCC"/>
-              <w:left w:val="single" w:sz="4" w:space="0" w:color="CCCCCC"/>
-              <w:bottom w:val="single" w:sz="4" w:space="0" w:color="CCCCCC"/>
-              <w:right w:val="single" w:sz="4" w:space="0" w:color="CCCCCC"/>
-            </w:tcBorders>
-            <w:shd w:val="clear" w:color="auto" w:fill="7C3AED"/>
-            <w:tcMar>
-              <w:top w:w="80" w:type="dxa"/>
-              <w:left w:w="140" w:type="dxa"/>
-              <w:bottom w:w="80" w:type="dxa"/>
-              <w:right w:w="140" w:type="dxa"/>
-            </w:tcMar>
-          </w:tcPr>
-          <w:p>
-            <w:pPr>
-              <w:jc w:val="center"/>
-            </w:pPr>
-            <w:r>
-              <w:rPr>
-                <w:b/>
-                <w:bCs/>
-                <w:color w:val="FFFFFF"/>
-                <w:sz w:val="18"/>
-                <w:szCs w:val="18"/>
-              </w:rPr>
-              <w:t>IP Destino</w:t>
-            </w:r>
-          </w:p>
-        </w:tc>
-        <w:tc>
-          <w:tcPr>
-            <w:tcW w:w="900" w:type="dxa"/>
-            <w:tcBorders>
-              <w:top w:val="single" w:sz="4" w:space="0" w:color="CCCCCC"/>
-              <w:left w:val="single" w:sz="4" w:space="0" w:color="CCCCCC"/>
-              <w:bottom w:val="single" w:sz="4" w:space="0" w:color="CCCCCC"/>
-              <w:right w:val="single" w:sz="4" w:space="0" w:color="CCCCCC"/>
-            </w:tcBorders>
-            <w:shd w:val="clear" w:color="auto" w:fill="7C3AED"/>
-            <w:tcMar>
-              <w:top w:w="80" w:type="dxa"/>
-              <w:left w:w="140" w:type="dxa"/>
-              <w:bottom w:w="80" w:type="dxa"/>
-              <w:right w:w="140" w:type="dxa"/>
-            </w:tcMar>
-          </w:tcPr>
-          <w:p>
-            <w:pPr>
-              <w:jc w:val="center"/>
-            </w:pPr>
-            <w:r>
-              <w:rPr>
-                <w:b/>
-                <w:bCs/>
-                <w:color w:val="FFFFFF"/>
-                <w:sz w:val="18"/>
-                <w:szCs w:val="18"/>
-              </w:rPr>
-              <w:t>Porta</w:t>
-            </w:r>
-          </w:p>
-        </w:tc>
-        <w:tc>
-          <w:tcPr>
-            <w:tcW w:w="3326" w:type="dxa"/>
-            <w:tcBorders>
-              <w:top w:val="single" w:sz="4" w:space="0" w:color="CCCCCC"/>
-              <w:left w:val="single" w:sz="4" w:space="0" w:color="CCCCCC"/>
-              <w:bottom w:val="single" w:sz="4" w:space="0" w:color="CCCCCC"/>
-              <w:right w:val="single" w:sz="4" w:space="0" w:color="CCCCCC"/>
-            </w:tcBorders>
-            <w:shd w:val="clear" w:color="auto" w:fill="7C3AED"/>
-            <w:tcMar>
-              <w:top w:w="80" w:type="dxa"/>
-              <w:left w:w="140" w:type="dxa"/>
-              <w:bottom w:w="80" w:type="dxa"/>
-              <w:right w:w="140" w:type="dxa"/>
-            </w:tcMar>
-          </w:tcPr>
-          <w:p>
-            <w:pPr>
-              <w:jc w:val="center"/>
-            </w:pPr>
-            <w:r>
-              <w:rPr>
-                <w:b/>
-                <w:bCs/>
-                <w:color w:val="FFFFFF"/>
-                <w:sz w:val="18"/>
-                <w:szCs w:val="18"/>
-              </w:rPr>
-              <w:t>Descrição / Observação</w:t>
-            </w:r>
-          </w:p>
-        </w:tc>
-      </w:tr>
-      <w:tr>
-        <w:tc>
-          <w:tcPr>
-            <w:tcW w:w="600" w:type="dxa"/>
-            <w:tcBorders>
-              <w:top w:val="single" w:sz="4" w:space="0" w:color="CCCCCC"/>
-              <w:left w:val="single" w:sz="4" w:space="0" w:color="CCCCCC"/>
-              <w:bottom w:val="single" w:sz="4" w:space="0" w:color="CCCCCC"/>
-              <w:right w:val="single" w:sz="4" w:space="0" w:color="CCCCCC"/>
-            </w:tcBorders>
-            <w:shd w:val="clear" w:color="auto" w:fill="F5F3FF"/>
-            <w:tcMar>
-              <w:top w:w="80" w:type="dxa"/>
-              <w:left w:w="140" w:type="dxa"/>
-              <w:bottom w:w="80" w:type="dxa"/>
-              <w:right w:w="140" w:type="dxa"/>
-            </w:tcMar>
-          </w:tcPr>
-          <w:p>
-            <w:r>
-              <w:rPr>
-                <w:sz w:val="18"/>
-                <w:szCs w:val="18"/>
-              </w:rPr>
-              <w:t>1</w:t>
-            </w:r>
-          </w:p>
-        </w:tc>
-        <w:tc>
-          <w:tcPr>
-            <w:tcW w:w="1200" w:type="dxa"/>
-            <w:tcBorders>
-              <w:top w:val="single" w:sz="4" w:space="0" w:color="CCCCCC"/>
-              <w:left w:val="single" w:sz="4" w:space="0" w:color="CCCCCC"/>
-              <w:bottom w:val="single" w:sz="4" w:space="0" w:color="CCCCCC"/>
-              <w:right w:val="single" w:sz="4" w:space="0" w:color="CCCCCC"/>
-            </w:tcBorders>
-            <w:shd w:val="clear" w:color="auto" w:fill="F5F3FF"/>
-            <w:tcMar>
-              <w:top w:w="80" w:type="dxa"/>
-              <w:left w:w="140" w:type="dxa"/>
-              <w:bottom w:w="80" w:type="dxa"/>
-              <w:right w:w="140" w:type="dxa"/>
-            </w:tcMar>
-          </w:tcPr>
-          <w:p/>
-        </w:tc>
-        <w:tc>
-          <w:tcPr>
-            <w:tcW w:w="1500" w:type="dxa"/>
-            <w:tcBorders>
-              <w:top w:val="single" w:sz="4" w:space="0" w:color="CCCCCC"/>
-              <w:left w:val="single" w:sz="4" w:space="0" w:color="CCCCCC"/>
-              <w:bottom w:val="single" w:sz="4" w:space="0" w:color="CCCCCC"/>
-              <w:right w:val="single" w:sz="4" w:space="0" w:color="CCCCCC"/>
-            </w:tcBorders>
-            <w:shd w:val="clear" w:color="auto" w:fill="F5F3FF"/>
-            <w:tcMar>
-              <w:top w:w="80" w:type="dxa"/>
-              <w:left w:w="140" w:type="dxa"/>
-              <w:bottom w:w="80" w:type="dxa"/>
-              <w:right w:w="140" w:type="dxa"/>
-            </w:tcMar>
-          </w:tcPr>
-          <w:p/>
-        </w:tc>
-        <w:tc>
-          <w:tcPr>
-            <w:tcW w:w="1500" w:type="dxa"/>
-            <w:tcBorders>
-              <w:top w:val="single" w:sz="4" w:space="0" w:color="CCCCCC"/>
-              <w:left w:val="single" w:sz="4" w:space="0" w:color="CCCCCC"/>
-              <w:bottom w:val="single" w:sz="4" w:space="0" w:color="CCCCCC"/>
-              <w:right w:val="single" w:sz="4" w:space="0" w:color="CCCCCC"/>
-            </w:tcBorders>
-            <w:shd w:val="clear" w:color="auto" w:fill="F5F3FF"/>
-            <w:tcMar>
-              <w:top w:w="80" w:type="dxa"/>
-              <w:left w:w="140" w:type="dxa"/>
-              <w:bottom w:w="80" w:type="dxa"/>
-              <w:right w:w="140" w:type="dxa"/>
-            </w:tcMar>
-          </w:tcPr>
-          <w:p/>
-        </w:tc>
-        <w:tc>
-          <w:tcPr>
-            <w:tcW w:w="900" w:type="dxa"/>
-            <w:tcBorders>
-              <w:top w:val="single" w:sz="4" w:space="0" w:color="CCCCCC"/>
-              <w:left w:val="single" w:sz="4" w:space="0" w:color="CCCCCC"/>
-              <w:bottom w:val="single" w:sz="4" w:space="0" w:color="CCCCCC"/>
-              <w:right w:val="single" w:sz="4" w:space="0" w:color="CCCCCC"/>
-            </w:tcBorders>
-            <w:shd w:val="clear" w:color="auto" w:fill="F5F3FF"/>
-            <w:tcMar>
-              <w:top w:w="80" w:type="dxa"/>
-              <w:left w:w="140" w:type="dxa"/>
-              <w:bottom w:w="80" w:type="dxa"/>
-              <w:right w:w="140" w:type="dxa"/>
-            </w:tcMar>
-          </w:tcPr>
-          <w:p/>
-        </w:tc>
-        <w:tc>
-          <w:tcPr>
-            <w:tcW w:w="3326" w:type="dxa"/>
-            <w:tcBorders>
-              <w:top w:val="single" w:sz="4" w:space="0" w:color="CCCCCC"/>
-              <w:left w:val="single" w:sz="4" w:space="0" w:color="CCCCCC"/>
-              <w:bottom w:val="single" w:sz="4" w:space="0" w:color="CCCCCC"/>
-              <w:right w:val="single" w:sz="4" w:space="0" w:color="CCCCCC"/>
-            </w:tcBorders>
-            <w:shd w:val="clear" w:color="auto" w:fill="F5F3FF"/>
-            <w:tcMar>
-              <w:top w:w="80" w:type="dxa"/>
-              <w:left w:w="140" w:type="dxa"/>
-              <w:bottom w:w="80" w:type="dxa"/>
-              <w:right w:w="140" w:type="dxa"/>
-            </w:tcMar>
-          </w:tcPr>
-          <w:p/>
-        </w:tc>
-      </w:tr>
-      <w:tr>
-        <w:tc>
-          <w:tcPr>
-            <w:tcW w:w="600" w:type="dxa"/>
-            <w:tcBorders>
-              <w:top w:val="single" w:sz="4" w:space="0" w:color="CCCCCC"/>
-              <w:left w:val="single" w:sz="4" w:space="0" w:color="CCCCCC"/>
-              <w:bottom w:val="single" w:sz="4" w:space="0" w:color="CCCCCC"/>
-              <w:right w:val="single" w:sz="4" w:space="0" w:color="CCCCCC"/>
-            </w:tcBorders>
-            <w:shd w:val="clear" w:color="auto" w:fill="FFFFFF"/>
-            <w:tcMar>
-              <w:top w:w="80" w:type="dxa"/>
-              <w:left w:w="140" w:type="dxa"/>
-              <w:bottom w:w="80" w:type="dxa"/>
-              <w:right w:w="140" w:type="dxa"/>
-            </w:tcMar>
-          </w:tcPr>
-          <w:p>
-            <w:r>
-              <w:rPr>
-                <w:sz w:val="18"/>
-                <w:szCs w:val="18"/>
-              </w:rPr>
-              <w:t>2</w:t>
-            </w:r>
-          </w:p>
-        </w:tc>
-        <w:tc>
-          <w:tcPr>
-            <w:tcW w:w="1200" w:type="dxa"/>
-            <w:tcBorders>
-              <w:top w:val="single" w:sz="4" w:space="0" w:color="CCCCCC"/>
-              <w:left w:val="single" w:sz="4" w:space="0" w:color="CCCCCC"/>
-              <w:bottom w:val="single" w:sz="4" w:space="0" w:color="CCCCCC"/>
-              <w:right w:val="single" w:sz="4" w:space="0" w:color="CCCCCC"/>
-            </w:tcBorders>
-            <w:shd w:val="clear" w:color="auto" w:fill="FFFFFF"/>
-            <w:tcMar>
-              <w:top w:w="80" w:type="dxa"/>
-              <w:left w:w="140" w:type="dxa"/>
-              <w:bottom w:w="80" w:type="dxa"/>
-              <w:right w:w="140" w:type="dxa"/>
-            </w:tcMar>
-          </w:tcPr>
-          <w:p/>
-        </w:tc>
-        <w:tc>
-          <w:tcPr>
-            <w:tcW w:w="1500" w:type="dxa"/>
-            <w:tcBorders>
-              <w:top w:val="single" w:sz="4" w:space="0" w:color="CCCCCC"/>
-              <w:left w:val="single" w:sz="4" w:space="0" w:color="CCCCCC"/>
-              <w:bottom w:val="single" w:sz="4" w:space="0" w:color="CCCCCC"/>
-              <w:right w:val="single" w:sz="4" w:space="0" w:color="CCCCCC"/>
-            </w:tcBorders>
-            <w:shd w:val="clear" w:color="auto" w:fill="FFFFFF"/>
-            <w:tcMar>
-              <w:top w:w="80" w:type="dxa"/>
-              <w:left w:w="140" w:type="dxa"/>
-              <w:bottom w:w="80" w:type="dxa"/>
-              <w:right w:w="140" w:type="dxa"/>
-            </w:tcMar>
-          </w:tcPr>
-          <w:p/>
-        </w:tc>
-        <w:tc>
-          <w:tcPr>
-            <w:tcW w:w="1500" w:type="dxa"/>
-            <w:tcBorders>
-              <w:top w:val="single" w:sz="4" w:space="0" w:color="CCCCCC"/>
-              <w:left w:val="single" w:sz="4" w:space="0" w:color="CCCCCC"/>
-              <w:bottom w:val="single" w:sz="4" w:space="0" w:color="CCCCCC"/>
-              <w:right w:val="single" w:sz="4" w:space="0" w:color="CCCCCC"/>
-            </w:tcBorders>
-            <w:shd w:val="clear" w:color="auto" w:fill="FFFFFF"/>
-            <w:tcMar>
-              <w:top w:w="80" w:type="dxa"/>
-              <w:left w:w="140" w:type="dxa"/>
-              <w:bottom w:w="80" w:type="dxa"/>
-              <w:right w:w="140" w:type="dxa"/>
-            </w:tcMar>
-          </w:tcPr>
-          <w:p/>
-        </w:tc>
-        <w:tc>
-          <w:tcPr>
-            <w:tcW w:w="900" w:type="dxa"/>
-            <w:tcBorders>
-              <w:top w:val="single" w:sz="4" w:space="0" w:color="CCCCCC"/>
-              <w:left w:val="single" w:sz="4" w:space="0" w:color="CCCCCC"/>
-              <w:bottom w:val="single" w:sz="4" w:space="0" w:color="CCCCCC"/>
-              <w:right w:val="single" w:sz="4" w:space="0" w:color="CCCCCC"/>
-            </w:tcBorders>
-            <w:shd w:val="clear" w:color="auto" w:fill="FFFFFF"/>
-            <w:tcMar>
-              <w:top w:w="80" w:type="dxa"/>
-              <w:left w:w="140" w:type="dxa"/>
-              <w:bottom w:w="80" w:type="dxa"/>
-              <w:right w:w="140" w:type="dxa"/>
-            </w:tcMar>
-          </w:tcPr>
-          <w:p/>
-        </w:tc>
-        <w:tc>
-          <w:tcPr>
-            <w:tcW w:w="3326" w:type="dxa"/>
-            <w:tcBorders>
-              <w:top w:val="single" w:sz="4" w:space="0" w:color="CCCCCC"/>
-              <w:left w:val="single" w:sz="4" w:space="0" w:color="CCCCCC"/>
-              <w:bottom w:val="single" w:sz="4" w:space="0" w:color="CCCCCC"/>
-              <w:right w:val="single" w:sz="4" w:space="0" w:color="CCCCCC"/>
-            </w:tcBorders>
-            <w:shd w:val="clear" w:color="auto" w:fill="FFFFFF"/>
-            <w:tcMar>
-              <w:top w:w="80" w:type="dxa"/>
-              <w:left w:w="140" w:type="dxa"/>
-              <w:bottom w:w="80" w:type="dxa"/>
-              <w:right w:w="140" w:type="dxa"/>
-            </w:tcMar>
-          </w:tcPr>
-          <w:p/>
-        </w:tc>
-      </w:tr>
-      <w:tr>
-        <w:tc>
-          <w:tcPr>
-            <w:tcW w:w="600" w:type="dxa"/>
-            <w:tcBorders>
-              <w:top w:val="single" w:sz="4" w:space="0" w:color="CCCCCC"/>
-              <w:left w:val="single" w:sz="4" w:space="0" w:color="CCCCCC"/>
-              <w:bottom w:val="single" w:sz="4" w:space="0" w:color="CCCCCC"/>
-              <w:right w:val="single" w:sz="4" w:space="0" w:color="CCCCCC"/>
-            </w:tcBorders>
-            <w:shd w:val="clear" w:color="auto" w:fill="F5F3FF"/>
-            <w:tcMar>
-              <w:top w:w="80" w:type="dxa"/>
-              <w:left w:w="140" w:type="dxa"/>
-              <w:bottom w:w="80" w:type="dxa"/>
-              <w:right w:w="140" w:type="dxa"/>
-            </w:tcMar>
-          </w:tcPr>
-          <w:p>
-            <w:r>
-              <w:rPr>
-                <w:sz w:val="18"/>
-                <w:szCs w:val="18"/>
-              </w:rPr>
-              <w:t>3</w:t>
-            </w:r>
-          </w:p>
-        </w:tc>
-        <w:tc>
-          <w:tcPr>
-            <w:tcW w:w="1200" w:type="dxa"/>
-            <w:tcBorders>
-              <w:top w:val="single" w:sz="4" w:space="0" w:color="CCCCCC"/>
-              <w:left w:val="single" w:sz="4" w:space="0" w:color="CCCCCC"/>
-              <w:bottom w:val="single" w:sz="4" w:space="0" w:color="CCCCCC"/>
-              <w:right w:val="single" w:sz="4" w:space="0" w:color="CCCCCC"/>
-            </w:tcBorders>
-            <w:shd w:val="clear" w:color="auto" w:fill="F5F3FF"/>
-            <w:tcMar>
-              <w:top w:w="80" w:type="dxa"/>
-              <w:left w:w="140" w:type="dxa"/>
-              <w:bottom w:w="80" w:type="dxa"/>
-              <w:right w:w="140" w:type="dxa"/>
-            </w:tcMar>
-          </w:tcPr>
-          <w:p/>
-        </w:tc>
-        <w:tc>
-          <w:tcPr>
-            <w:tcW w:w="1500" w:type="dxa"/>
-            <w:tcBorders>
-              <w:top w:val="single" w:sz="4" w:space="0" w:color="CCCCCC"/>
-              <w:left w:val="single" w:sz="4" w:space="0" w:color="CCCCCC"/>
-              <w:bottom w:val="single" w:sz="4" w:space="0" w:color="CCCCCC"/>
-              <w:right w:val="single" w:sz="4" w:space="0" w:color="CCCCCC"/>
-            </w:tcBorders>
-            <w:shd w:val="clear" w:color="auto" w:fill="F5F3FF"/>
-            <w:tcMar>
-              <w:top w:w="80" w:type="dxa"/>
-              <w:left w:w="140" w:type="dxa"/>
-              <w:bottom w:w="80" w:type="dxa"/>
-              <w:right w:w="140" w:type="dxa"/>
-            </w:tcMar>
-          </w:tcPr>
-          <w:p/>
-        </w:tc>
-        <w:tc>
-          <w:tcPr>
-            <w:tcW w:w="1500" w:type="dxa"/>
-            <w:tcBorders>
-              <w:top w:val="single" w:sz="4" w:space="0" w:color="CCCCCC"/>
-              <w:left w:val="single" w:sz="4" w:space="0" w:color="CCCCCC"/>
-              <w:bottom w:val="single" w:sz="4" w:space="0" w:color="CCCCCC"/>
-              <w:right w:val="single" w:sz="4" w:space="0" w:color="CCCCCC"/>
-            </w:tcBorders>
-            <w:shd w:val="clear" w:color="auto" w:fill="F5F3FF"/>
-            <w:tcMar>
-              <w:top w:w="80" w:type="dxa"/>
-              <w:left w:w="140" w:type="dxa"/>
-              <w:bottom w:w="80" w:type="dxa"/>
-              <w:right w:w="140" w:type="dxa"/>
-            </w:tcMar>
-          </w:tcPr>
-          <w:p/>
-        </w:tc>
-        <w:tc>
-          <w:tcPr>
-            <w:tcW w:w="900" w:type="dxa"/>
-            <w:tcBorders>
-              <w:top w:val="single" w:sz="4" w:space="0" w:color="CCCCCC"/>
-              <w:left w:val="single" w:sz="4" w:space="0" w:color="CCCCCC"/>
-              <w:bottom w:val="single" w:sz="4" w:space="0" w:color="CCCCCC"/>
-              <w:right w:val="single" w:sz="4" w:space="0" w:color="CCCCCC"/>
-            </w:tcBorders>
-            <w:shd w:val="clear" w:color="auto" w:fill="F5F3FF"/>
-            <w:tcMar>
-              <w:top w:w="80" w:type="dxa"/>
-              <w:left w:w="140" w:type="dxa"/>
-              <w:bottom w:w="80" w:type="dxa"/>
-              <w:right w:w="140" w:type="dxa"/>
-            </w:tcMar>
-          </w:tcPr>
-          <w:p/>
-        </w:tc>
-        <w:tc>
-          <w:tcPr>
-            <w:tcW w:w="3326" w:type="dxa"/>
-            <w:tcBorders>
-              <w:top w:val="single" w:sz="4" w:space="0" w:color="CCCCCC"/>
-              <w:left w:val="single" w:sz="4" w:space="0" w:color="CCCCCC"/>
-              <w:bottom w:val="single" w:sz="4" w:space="0" w:color="CCCCCC"/>
-              <w:right w:val="single" w:sz="4" w:space="0" w:color="CCCCCC"/>
-            </w:tcBorders>
-            <w:shd w:val="clear" w:color="auto" w:fill="F5F3FF"/>
-            <w:tcMar>
-              <w:top w:w="80" w:type="dxa"/>
-              <w:left w:w="140" w:type="dxa"/>
-              <w:bottom w:w="80" w:type="dxa"/>
-              <w:right w:w="140" w:type="dxa"/>
-            </w:tcMar>
-          </w:tcPr>
-          <w:p/>
-        </w:tc>
-      </w:tr>
-      <w:tr>
-        <w:tc>
-          <w:tcPr>
-            <w:tcW w:w="600" w:type="dxa"/>
-            <w:tcBorders>
-              <w:top w:val="single" w:sz="4" w:space="0" w:color="CCCCCC"/>
-              <w:left w:val="single" w:sz="4" w:space="0" w:color="CCCCCC"/>
-              <w:bottom w:val="single" w:sz="4" w:space="0" w:color="CCCCCC"/>
-              <w:right w:val="single" w:sz="4" w:space="0" w:color="CCCCCC"/>
-            </w:tcBorders>
-            <w:shd w:val="clear" w:color="auto" w:fill="FFFFFF"/>
-            <w:tcMar>
-              <w:top w:w="80" w:type="dxa"/>
-              <w:left w:w="140" w:type="dxa"/>
-              <w:bottom w:w="80" w:type="dxa"/>
-              <w:right w:w="140" w:type="dxa"/>
-            </w:tcMar>
-          </w:tcPr>
-          <w:p>
-            <w:r>
-              <w:rPr>
-                <w:sz w:val="18"/>
-                <w:szCs w:val="18"/>
-              </w:rPr>
-              <w:t>4 (opcional)</w:t>
-            </w:r>
-          </w:p>
-        </w:tc>
-        <w:tc>
-          <w:tcPr>
-            <w:tcW w:w="1200" w:type="dxa"/>
-            <w:tcBorders>
-              <w:top w:val="single" w:sz="4" w:space="0" w:color="CCCCCC"/>
-              <w:left w:val="single" w:sz="4" w:space="0" w:color="CCCCCC"/>
-              <w:bottom w:val="single" w:sz="4" w:space="0" w:color="CCCCCC"/>
-              <w:right w:val="single" w:sz="4" w:space="0" w:color="CCCCCC"/>
-            </w:tcBorders>
-            <w:shd w:val="clear" w:color="auto" w:fill="FFFFFF"/>
-            <w:tcMar>
-              <w:top w:w="80" w:type="dxa"/>
-              <w:left w:w="140" w:type="dxa"/>
-              <w:bottom w:w="80" w:type="dxa"/>
-              <w:right w:w="140" w:type="dxa"/>
-            </w:tcMar>
-          </w:tcPr>
-          <w:p/>
-        </w:tc>
-        <w:tc>
-          <w:tcPr>
-            <w:tcW w:w="1500" w:type="dxa"/>
-            <w:tcBorders>
-              <w:top w:val="single" w:sz="4" w:space="0" w:color="CCCCCC"/>
-              <w:left w:val="single" w:sz="4" w:space="0" w:color="CCCCCC"/>
-              <w:bottom w:val="single" w:sz="4" w:space="0" w:color="CCCCCC"/>
-              <w:right w:val="single" w:sz="4" w:space="0" w:color="CCCCCC"/>
-            </w:tcBorders>
-            <w:shd w:val="clear" w:color="auto" w:fill="FFFFFF"/>
-            <w:tcMar>
-              <w:top w:w="80" w:type="dxa"/>
-              <w:left w:w="140" w:type="dxa"/>
-              <w:bottom w:w="80" w:type="dxa"/>
-              <w:right w:w="140" w:type="dxa"/>
-            </w:tcMar>
-          </w:tcPr>
-          <w:p/>
-        </w:tc>
-        <w:tc>
-          <w:tcPr>
-            <w:tcW w:w="1500" w:type="dxa"/>
-            <w:tcBorders>
-              <w:top w:val="single" w:sz="4" w:space="0" w:color="CCCCCC"/>
-              <w:left w:val="single" w:sz="4" w:space="0" w:color="CCCCCC"/>
-              <w:bottom w:val="single" w:sz="4" w:space="0" w:color="CCCCCC"/>
-              <w:right w:val="single" w:sz="4" w:space="0" w:color="CCCCCC"/>
-            </w:tcBorders>
-            <w:shd w:val="clear" w:color="auto" w:fill="FFFFFF"/>
-            <w:tcMar>
-              <w:top w:w="80" w:type="dxa"/>
-              <w:left w:w="140" w:type="dxa"/>
-              <w:bottom w:w="80" w:type="dxa"/>
-              <w:right w:w="140" w:type="dxa"/>
-            </w:tcMar>
-          </w:tcPr>
-          <w:p/>
-        </w:tc>
-        <w:tc>
-          <w:tcPr>
-            <w:tcW w:w="900" w:type="dxa"/>
-            <w:tcBorders>
-              <w:top w:val="single" w:sz="4" w:space="0" w:color="CCCCCC"/>
-              <w:left w:val="single" w:sz="4" w:space="0" w:color="CCCCCC"/>
-              <w:bottom w:val="single" w:sz="4" w:space="0" w:color="CCCCCC"/>
-              <w:right w:val="single" w:sz="4" w:space="0" w:color="CCCCCC"/>
-            </w:tcBorders>
-            <w:shd w:val="clear" w:color="auto" w:fill="FFFFFF"/>
-            <w:tcMar>
-              <w:top w:w="80" w:type="dxa"/>
-              <w:left w:w="140" w:type="dxa"/>
-              <w:bottom w:w="80" w:type="dxa"/>
-              <w:right w:w="140" w:type="dxa"/>
-            </w:tcMar>
-          </w:tcPr>
-          <w:p/>
-        </w:tc>
-        <w:tc>
-          <w:tcPr>
-            <w:tcW w:w="3326" w:type="dxa"/>
-            <w:tcBorders>
-              <w:top w:val="single" w:sz="4" w:space="0" w:color="CCCCCC"/>
-              <w:left w:val="single" w:sz="4" w:space="0" w:color="CCCCCC"/>
-              <w:bottom w:val="single" w:sz="4" w:space="0" w:color="CCCCCC"/>
-              <w:right w:val="single" w:sz="4" w:space="0" w:color="CCCCCC"/>
-            </w:tcBorders>
-            <w:shd w:val="clear" w:color="auto" w:fill="FFFFFF"/>
-            <w:tcMar>
-              <w:top w:w="80" w:type="dxa"/>
-              <w:left w:w="140" w:type="dxa"/>
-              <w:bottom w:w="80" w:type="dxa"/>
-              <w:right w:w="140" w:type="dxa"/>
-            </w:tcMar>
-          </w:tcPr>
-          <w:p/>
-        </w:tc>
-      </w:tr>
-      <w:tr>
-        <w:tc>
-          <w:tcPr>
-            <w:tcW w:w="600" w:type="dxa"/>
-            <w:tcBorders>
-              <w:top w:val="single" w:sz="4" w:space="0" w:color="CCCCCC"/>
-              <w:left w:val="single" w:sz="4" w:space="0" w:color="CCCCCC"/>
-              <w:bottom w:val="single" w:sz="4" w:space="0" w:color="CCCCCC"/>
-              <w:right w:val="single" w:sz="4" w:space="0" w:color="CCCCCC"/>
-            </w:tcBorders>
-            <w:shd w:val="clear" w:color="auto" w:fill="F5F3FF"/>
-            <w:tcMar>
-              <w:top w:w="80" w:type="dxa"/>
-              <w:left w:w="140" w:type="dxa"/>
-              <w:bottom w:w="80" w:type="dxa"/>
-              <w:right w:w="140" w:type="dxa"/>
-            </w:tcMar>
-          </w:tcPr>
-          <w:p>
-            <w:r>
-              <w:rPr>
-                <w:sz w:val="18"/>
-                <w:szCs w:val="18"/>
-              </w:rPr>
-              <w:t>5 (opcional)</w:t>
-            </w:r>
-          </w:p>
-        </w:tc>
-        <w:tc>
-          <w:tcPr>
-            <w:tcW w:w="1200" w:type="dxa"/>
-            <w:tcBorders>
-              <w:top w:val="single" w:sz="4" w:space="0" w:color="CCCCCC"/>
-              <w:left w:val="single" w:sz="4" w:space="0" w:color="CCCCCC"/>
-              <w:bottom w:val="single" w:sz="4" w:space="0" w:color="CCCCCC"/>
-              <w:right w:val="single" w:sz="4" w:space="0" w:color="CCCCCC"/>
-            </w:tcBorders>
-            <w:shd w:val="clear" w:color="auto" w:fill="F5F3FF"/>
-            <w:tcMar>
-              <w:top w:w="80" w:type="dxa"/>
-              <w:left w:w="140" w:type="dxa"/>
-              <w:bottom w:w="80" w:type="dxa"/>
-              <w:right w:w="140" w:type="dxa"/>
-            </w:tcMar>
-          </w:tcPr>
-          <w:p/>
-        </w:tc>
-        <w:tc>
-          <w:tcPr>
-            <w:tcW w:w="1500" w:type="dxa"/>
-            <w:tcBorders>
-              <w:top w:val="single" w:sz="4" w:space="0" w:color="CCCCCC"/>
-              <w:left w:val="single" w:sz="4" w:space="0" w:color="CCCCCC"/>
-              <w:bottom w:val="single" w:sz="4" w:space="0" w:color="CCCCCC"/>
-              <w:right w:val="single" w:sz="4" w:space="0" w:color="CCCCCC"/>
-            </w:tcBorders>
-            <w:shd w:val="clear" w:color="auto" w:fill="F5F3FF"/>
-            <w:tcMar>
-              <w:top w:w="80" w:type="dxa"/>
-              <w:left w:w="140" w:type="dxa"/>
-              <w:bottom w:w="80" w:type="dxa"/>
-              <w:right w:w="140" w:type="dxa"/>
-            </w:tcMar>
-          </w:tcPr>
-          <w:p/>
-        </w:tc>
-        <w:tc>
-          <w:tcPr>
-            <w:tcW w:w="1500" w:type="dxa"/>
-            <w:tcBorders>
-              <w:top w:val="single" w:sz="4" w:space="0" w:color="CCCCCC"/>
-              <w:left w:val="single" w:sz="4" w:space="0" w:color="CCCCCC"/>
-              <w:bottom w:val="single" w:sz="4" w:space="0" w:color="CCCCCC"/>
-              <w:right w:val="single" w:sz="4" w:space="0" w:color="CCCCCC"/>
-            </w:tcBorders>
-            <w:shd w:val="clear" w:color="auto" w:fill="F5F3FF"/>
-            <w:tcMar>
-              <w:top w:w="80" w:type="dxa"/>
-              <w:left w:w="140" w:type="dxa"/>
-              <w:bottom w:w="80" w:type="dxa"/>
-              <w:right w:w="140" w:type="dxa"/>
-            </w:tcMar>
-          </w:tcPr>
-          <w:p/>
-        </w:tc>
-        <w:tc>
-          <w:tcPr>
-            <w:tcW w:w="900" w:type="dxa"/>
-            <w:tcBorders>
-              <w:top w:val="single" w:sz="4" w:space="0" w:color="CCCCCC"/>
-              <w:left w:val="single" w:sz="4" w:space="0" w:color="CCCCCC"/>
-              <w:bottom w:val="single" w:sz="4" w:space="0" w:color="CCCCCC"/>
-              <w:right w:val="single" w:sz="4" w:space="0" w:color="CCCCCC"/>
-            </w:tcBorders>
-            <w:shd w:val="clear" w:color="auto" w:fill="F5F3FF"/>
-            <w:tcMar>
-              <w:top w:w="80" w:type="dxa"/>
-              <w:left w:w="140" w:type="dxa"/>
-              <w:bottom w:w="80" w:type="dxa"/>
-              <w:right w:w="140" w:type="dxa"/>
-            </w:tcMar>
-          </w:tcPr>
-          <w:p/>
-        </w:tc>
-        <w:tc>
-          <w:tcPr>
-            <w:tcW w:w="3326" w:type="dxa"/>
-            <w:tcBorders>
-              <w:top w:val="single" w:sz="4" w:space="0" w:color="CCCCCC"/>
-              <w:left w:val="single" w:sz="4" w:space="0" w:color="CCCCCC"/>
-              <w:bottom w:val="single" w:sz="4" w:space="0" w:color="CCCCCC"/>
-              <w:right w:val="single" w:sz="4" w:space="0" w:color="CCCCCC"/>
-            </w:tcBorders>
-            <w:shd w:val="clear" w:color="auto" w:fill="F5F3FF"/>
-            <w:tcMar>
-              <w:top w:w="80" w:type="dxa"/>
-              <w:left w:w="140" w:type="dxa"/>
-              <w:bottom w:w="80" w:type="dxa"/>
-              <w:right w:w="140" w:type="dxa"/>
-            </w:tcMar>
-          </w:tcPr>
-          <w:p/>
-        </w:tc>
-      </w:tr>
-    </w:tbl>
-    <w:p>
-      <w:r>
-        <w:t xml:space="preserve"> </w:t>
-      </w:r>
-    </w:p>
-    <w:p>
-      <w:pPr>
-        <w:spacing w:before="40" w:after="40"/>
-      </w:pPr>
-      <w:r>
-        <w:rPr>
-          <w:i/>
-          <w:iCs/>
-          <w:color w:val="6B7280"/>
-          <w:sz w:val="18"/>
-          <w:szCs w:val="18"/>
-        </w:rPr>
-        <w:t>[ Espaço para colar prints do Wireshark — mínimo 2 capturas de tela ]</w:t>
-      </w:r>
-    </w:p>
-    <w:p>
-      <w:pPr>
-        <w:pBdr>
-          <w:top w:val="dashed" w:sz="4" w:space="0" w:color="DDD6FE"/>
-          <w:left w:val="dashed" w:sz="4" w:space="0" w:color="DDD6FE"/>
-          <w:bottom w:val="dashed" w:sz="4" w:space="0" w:color="DDD6FE"/>
-          <w:right w:val="dashed" w:sz="4" w:space="0" w:color="DDD6FE"/>
-        </w:pBdr>
-        <w:shd w:val="clear" w:color="auto" w:fill="F5F3FF"/>
-      </w:pPr>
-      <w:r>
-        <w:rPr>
-          <w:sz w:val="160"/>
-          <w:szCs w:val="160"/>
-        </w:rPr>
-        <w:t xml:space="preserve"> </w:t>
-      </w:r>
-    </w:p>
-    <w:p>
-      <w:r>
-        <w:t xml:space="preserve"> </w:t>
-      </w:r>
-    </w:p>
-    <w:p>
-      <w:pPr>
-        <w:spacing w:before="120" w:after="40"/>
-      </w:pPr>
-      <w:r>
-        <w:rPr>
-          <w:b/>
-          <w:bCs/>
-          <w:color w:val="1A3A5C"/>
-        </w:rPr>
-        <w:t>Interpretação geral do tráfego capturado:</w:t>
-      </w:r>
-    </w:p>
-    <w:p>
-      <w:pPr>
-        <w:spacing w:before="40" w:after="40"/>
-      </w:pPr>
-      <w:r>
-        <w:rPr>
-          <w:i/>
-          <w:iCs/>
-          <w:color w:val="6B7280"/>
-          <w:sz w:val="18"/>
-          <w:szCs w:val="18"/>
-        </w:rPr>
-        <w:t>Comente o que as capturas revelam sobre o funcionamento da aplicação e a segurança da comunicação.</w:t>
-      </w:r>
-    </w:p>
-    <w:p>
-      <w:pPr>
-        <w:pBdr>
-          <w:bottom w:val="single" w:sz="4" w:space="0" w:color="CBD5E1"/>
-        </w:pBdr>
-      </w:pPr>
-      <w:r>
-        <w:rPr>
-          <w:sz w:val="26"/>
-          <w:szCs w:val="26"/>
-        </w:rPr>
-        <w:t xml:space="preserve"> </w:t>
-      </w:r>
-    </w:p>
-    <w:p>
-      <w:pPr>
-        <w:pBdr>
-          <w:bottom w:val="single" w:sz="4" w:space="0" w:color="CBD5E1"/>
-        </w:pBdr>
-      </w:pPr>
-      <w:r>
-        <w:rPr>
-          <w:sz w:val="26"/>
-          <w:szCs w:val="26"/>
-        </w:rPr>
-        <w:t xml:space="preserve"> </w:t>
-      </w:r>
-    </w:p>
-    <w:p>
-      <w:pPr>
-        <w:pBdr>
-          <w:bottom w:val="single" w:sz="4" w:space="0" w:color="CBD5E1"/>
-        </w:pBdr>
-      </w:pPr>
-      <w:r>
-        <w:rPr>
-          <w:sz w:val="26"/>
-          <w:szCs w:val="26"/>
-        </w:rPr>
-        <w:t xml:space="preserve"> </w:t>
-      </w:r>
-    </w:p>
-    <w:p>
-      <w:pPr>
-        <w:pBdr>
-          <w:bottom w:val="single" w:sz="4" w:space="0" w:color="CBD5E1"/>
-        </w:pBdr>
-      </w:pPr>
-      <w:r>
-        <w:rPr>
-          <w:sz w:val="26"/>
-          <w:szCs w:val="26"/>
-        </w:rPr>
-        <w:t xml:space="preserve"> </w:t>
-      </w:r>
-    </w:p>
-    <w:p>
-      <w:r>
-        <w:t xml:space="preserve"> </w:t>
-      </w:r>
-    </w:p>
-    <w:tbl>
-      <w:tblPr>
-        <w:tblW w:w="9026" w:type="dxa"/>
-        <w:tblBorders>
-          <w:top w:val="single" w:sz="4" w:space="0" w:color="auto"/>
-          <w:left w:val="single" w:sz="4" w:space="0" w:color="auto"/>
-          <w:bottom w:val="single" w:sz="4" w:space="0" w:color="auto"/>
-          <w:right w:val="single" w:sz="4" w:space="0" w:color="auto"/>
-          <w:insideH w:val="single" w:sz="4" w:space="0" w:color="auto"/>
-          <w:insideV w:val="single" w:sz="4" w:space="0" w:color="auto"/>
-        </w:tblBorders>
-        <w:tblCellMar>
-          <w:left w:w="10" w:type="dxa"/>
-          <w:right w:w="10" w:type="dxa"/>
-        </w:tblCellMar>
-        <w:tblLook w:val="0000" w:firstRow="0" w:lastRow="0" w:firstColumn="0" w:lastColumn="0" w:noHBand="0" w:noVBand="0"/>
-      </w:tblPr>
-      <w:tblGrid>
-        <w:gridCol w:w="9026"/>
-      </w:tblGrid>
-      <w:tr>
-        <w:tc>
-          <w:tcPr>
-            <w:tcW w:w="9026" w:type="dxa"/>
-            <w:tcBorders>
-              <w:top w:val="none" w:sz="0" w:space="0" w:color="FFFFFF"/>
-              <w:left w:val="none" w:sz="0" w:space="0" w:color="FFFFFF"/>
-              <w:bottom w:val="none" w:sz="0" w:space="0" w:color="FFFFFF"/>
-              <w:right w:val="none" w:sz="0" w:space="0" w:color="FFFFFF"/>
-            </w:tcBorders>
-            <w:shd w:val="clear" w:color="auto" w:fill="1A3A5C"/>
-            <w:tcMar>
-              <w:top w:w="100" w:type="dxa"/>
-              <w:left w:w="160" w:type="dxa"/>
-              <w:bottom w:w="100" w:type="dxa"/>
-              <w:right w:w="140" w:type="dxa"/>
-            </w:tcMar>
-          </w:tcPr>
-          <w:p>
-            <w:r>
-              <w:rPr>
-                <w:b/>
-                <w:bCs/>
-                <w:color w:val="FFFFFF"/>
-                <w:sz w:val="24"/>
-                <w:szCs w:val="24"/>
-              </w:rPr>
+              <w:lastRenderedPageBreak/>
               <w:t>7.  LINK DO REPOSITÓRIO GIT</w:t>
-            </w:r>
-          </w:p>
-        </w:tc>
-      </w:tr>
-    </w:tbl>
-    <w:p>
-      <w:r>
-        <w:t xml:space="preserve"> </w:t>
-      </w:r>
-    </w:p>
-    <w:tbl>
-      <w:tblPr>
-        <w:tblW w:w="9026" w:type="dxa"/>
-        <w:tblBorders>
-          <w:top w:val="single" w:sz="4" w:space="0" w:color="auto"/>
-          <w:left w:val="single" w:sz="4" w:space="0" w:color="auto"/>
-          <w:bottom w:val="single" w:sz="4" w:space="0" w:color="auto"/>
-          <w:right w:val="single" w:sz="4" w:space="0" w:color="auto"/>
-          <w:insideH w:val="single" w:sz="4" w:space="0" w:color="auto"/>
-          <w:insideV w:val="single" w:sz="4" w:space="0" w:color="auto"/>
-        </w:tblBorders>
-        <w:tblCellMar>
-          <w:left w:w="10" w:type="dxa"/>
-          <w:right w:w="10" w:type="dxa"/>
-        </w:tblCellMar>
-        <w:tblLook w:val="0000" w:firstRow="0" w:lastRow="0" w:firstColumn="0" w:lastColumn="0" w:noHBand="0" w:noVBand="0"/>
-      </w:tblPr>
-      <w:tblGrid>
-        <w:gridCol w:w="9026"/>
-      </w:tblGrid>
-      <w:tr>
-        <w:tc>
-          <w:tcPr>
-            <w:tcW w:w="9026" w:type="dxa"/>
-            <w:tcBorders>
-              <w:top w:val="single" w:sz="4" w:space="0" w:color="2563A8"/>
-              <w:left w:val="thick" w:sz="8" w:space="0" w:color="2563A8"/>
-              <w:bottom w:val="single" w:sz="4" w:space="0" w:color="2563A8"/>
-              <w:right w:val="single" w:sz="4" w:space="0" w:color="2563A8"/>
-            </w:tcBorders>
-            <w:shd w:val="clear" w:color="auto" w:fill="F3F4F6"/>
-            <w:tcMar>
-              <w:top w:w="120" w:type="dxa"/>
-              <w:left w:w="200" w:type="dxa"/>
-              <w:bottom w:w="120" w:type="dxa"/>
-              <w:right w:w="140" w:type="dxa"/>
-            </w:tcMar>
-          </w:tcPr>
-          <w:p>
-            <w:r>
-              <w:rPr>
-                <w:sz w:val="19"/>
-                <w:szCs w:val="19"/>
-              </w:rPr>
-              <w:t>Orientação: O repositório deve estar público ou com acesso compartilhado com o professor. O código deve conter: docker-compose.yml, Dockerfile(s), código da API, configuração do Nginx e arquivos do front-end. Um arquivo README.md com instruções de execução é obrigatório.</w:t>
             </w:r>
           </w:p>
         </w:tc>
@@ -7542,7 +8148,23 @@
                 <w:sz w:val="18"/>
                 <w:szCs w:val="18"/>
               </w:rPr>
-              <w:t>URL do Repositório Git:</w:t>
+              <w:t xml:space="preserve">URL do Repositório </w:t>
+            </w:r>
+            <w:proofErr w:type="spellStart"/>
+            <w:r>
+              <w:rPr>
+                <w:sz w:val="18"/>
+                <w:szCs w:val="18"/>
+              </w:rPr>
+              <w:t>Git</w:t>
+            </w:r>
+            <w:proofErr w:type="spellEnd"/>
+            <w:r>
+              <w:rPr>
+                <w:sz w:val="18"/>
+                <w:szCs w:val="18"/>
+              </w:rPr>
+              <w:t>:</w:t>
             </w:r>
           </w:p>
         </w:tc>
@@ -7564,13 +8186,15 @@
             </w:tcMar>
           </w:tcPr>
           <w:p>
-            <w:hyperlink r:id="rId9" w:history="1">
+            <w:hyperlink r:id="rId11" w:history="1">
+              <w:proofErr w:type="spellStart"/>
               <w:r>
                 <w:rPr>
                   <w:rStyle w:val="Hyperlink"/>
                 </w:rPr>
                 <w:t>APIProjeto</w:t>
               </w:r>
+              <w:proofErr w:type="spellEnd"/>
             </w:hyperlink>
           </w:p>
         </w:tc>
@@ -7599,8 +8223,23 @@
                 <w:sz w:val="18"/>
                 <w:szCs w:val="18"/>
               </w:rPr>
-              <w:lastRenderedPageBreak/>
-              <w:t>Plataforma (GitHub / GitLab / etc.):</w:t>
+              <w:t xml:space="preserve">Plataforma (GitHub / </w:t>
+            </w:r>
+            <w:proofErr w:type="spellStart"/>
+            <w:r>
+              <w:rPr>
+                <w:sz w:val="18"/>
+                <w:szCs w:val="18"/>
+              </w:rPr>
+              <w:t>GitLab</w:t>
+            </w:r>
+            <w:proofErr w:type="spellEnd"/>
+            <w:r>
+              <w:rPr>
+                <w:sz w:val="18"/>
+                <w:szCs w:val="18"/>
+              </w:rPr>
+              <w:t xml:space="preserve"> / etc.):</w:t>
             </w:r>
           </w:p>
         </w:tc>
@@ -7674,6 +8313,7 @@
             </w:tcMar>
           </w:tcPr>
           <w:p>
+            <w:proofErr w:type="spellStart"/>
             <w:r>
               <w:rPr>
                 <w:sz w:val="18"/>
@@ -7681,6 +8321,7 @@
               </w:rPr>
               <w:t>main</w:t>
             </w:r>
+            <w:proofErr w:type="spellEnd"/>
           </w:p>
         </w:tc>
       </w:tr>
@@ -7848,7 +8489,71 @@
                 <w:sz w:val="19"/>
                 <w:szCs w:val="19"/>
               </w:rPr>
-              <w:t>Orientação: Grave um vídeo de até 10 minutos demonstrando o funcionamento do projeto. O vídeo deve mostrar: inicialização com docker-compose up, uso da API (cadastro e listagem), navegação na página web, configuração do Nginx e análise no Wireshark.</w:t>
+              <w:t xml:space="preserve">Orientação: Grave um vídeo de até 10 minutos demonstrando o funcionamento do projeto. O vídeo deve mostrar: inicialização com </w:t>
+            </w:r>
+            <w:proofErr w:type="spellStart"/>
+            <w:r>
+              <w:rPr>
+                <w:sz w:val="19"/>
+                <w:szCs w:val="19"/>
+              </w:rPr>
+              <w:t>docker-compose</w:t>
+            </w:r>
+            <w:proofErr w:type="spellEnd"/>
+            <w:r>
+              <w:rPr>
+                <w:sz w:val="19"/>
+                <w:szCs w:val="19"/>
+              </w:rPr>
+              <w:t xml:space="preserve"> </w:t>
+            </w:r>
+            <w:proofErr w:type="spellStart"/>
+            <w:r>
+              <w:rPr>
+                <w:sz w:val="19"/>
+                <w:szCs w:val="19"/>
+              </w:rPr>
+              <w:t>up</w:t>
+            </w:r>
+            <w:proofErr w:type="spellEnd"/>
+            <w:r>
+              <w:rPr>
+                <w:sz w:val="19"/>
+                <w:szCs w:val="19"/>
+              </w:rPr>
+              <w:t xml:space="preserve">, uso da API (cadastro e listagem), navegação na página web, configuração do </w:t>
+            </w:r>
+            <w:proofErr w:type="spellStart"/>
+            <w:r>
+              <w:rPr>
+                <w:sz w:val="19"/>
+                <w:szCs w:val="19"/>
+              </w:rPr>
+              <w:t>Nginx</w:t>
+            </w:r>
+            <w:proofErr w:type="spellEnd"/>
+            <w:r>
+              <w:rPr>
+                <w:sz w:val="19"/>
+                <w:szCs w:val="19"/>
+              </w:rPr>
+              <w:t xml:space="preserve"> e análise no </w:t>
+            </w:r>
+            <w:proofErr w:type="spellStart"/>
+            <w:r>
+              <w:rPr>
+                <w:sz w:val="19"/>
+                <w:szCs w:val="19"/>
+              </w:rPr>
+              <w:t>Wireshark</w:t>
+            </w:r>
+            <w:proofErr w:type="spellEnd"/>
+            <w:r>
+              <w:rPr>
+                <w:sz w:val="19"/>
+                <w:szCs w:val="19"/>
+              </w:rPr>
+              <w:t>.</w:t>
             </w:r>
           </w:p>
         </w:tc>
@@ -8030,7 +8735,32 @@
                 <w:sz w:val="18"/>
                 <w:szCs w:val="18"/>
               </w:rPr>
-              <w:t>_______ min _______ seg   (máximo 10 minutos)</w:t>
+              <w:t xml:space="preserve">_______ min _______ </w:t>
+            </w:r>
+            <w:proofErr w:type="spellStart"/>
+            <w:r>
+              <w:rPr>
+                <w:sz w:val="18"/>
+                <w:szCs w:val="18"/>
+              </w:rPr>
+              <w:t>seg</w:t>
+            </w:r>
+            <w:proofErr w:type="spellEnd"/>
+            <w:proofErr w:type="gramStart"/>
+            <w:r>
+              <w:rPr>
+                <w:sz w:val="18"/>
+                <w:szCs w:val="18"/>
+              </w:rPr>
+              <w:t xml:space="preserve">   (</w:t>
+            </w:r>
+            <w:proofErr w:type="gramEnd"/>
+            <w:r>
+              <w:rPr>
+                <w:sz w:val="18"/>
+                <w:szCs w:val="18"/>
+              </w:rPr>
+              <w:t>máximo 10 minutos)</w:t>
             </w:r>
           </w:p>
         </w:tc>
@@ -8042,7 +8772,7 @@
       </w:r>
     </w:p>
     <w:sectPr>
-      <w:headerReference w:type="default" r:id="rId10"/>
+      <w:headerReference w:type="default" r:id="rId12"/>
       <w:pgSz w:w="11906" w:h="16838"/>
       <w:pgMar w:top="1418" w:right="1418" w:bottom="1418" w:left="1418" w:header="708" w:footer="708" w:gutter="0"/>
       <w:cols w:space="720"/>
@@ -8105,7 +8835,43 @@
         <w:sz w:val="16"/>
         <w:szCs w:val="16"/>
       </w:rPr>
-      <w:t xml:space="preserve">TRABALHO PRÁTICO — Docker, MySQL, Nginx e Wireshark    |    Pág. </w:t>
+      <w:t xml:space="preserve">TRABALHO PRÁTICO — Docker, MySQL, </w:t>
+    </w:r>
+    <w:proofErr w:type="spellStart"/>
+    <w:r>
+      <w:rPr>
+        <w:color w:val="6B7280"/>
+        <w:sz w:val="16"/>
+        <w:szCs w:val="16"/>
+      </w:rPr>
+      <w:t>Nginx</w:t>
+    </w:r>
+    <w:proofErr w:type="spellEnd"/>
+    <w:r>
+      <w:rPr>
+        <w:color w:val="6B7280"/>
+        <w:sz w:val="16"/>
+        <w:szCs w:val="16"/>
+      </w:rPr>
+      <w:t xml:space="preserve"> e </w:t>
+    </w:r>
+    <w:proofErr w:type="spellStart"/>
+    <w:r>
+      <w:rPr>
+        <w:color w:val="6B7280"/>
+        <w:sz w:val="16"/>
+        <w:szCs w:val="16"/>
+      </w:rPr>
+      <w:t>Wireshark</w:t>
+    </w:r>
+    <w:proofErr w:type="spellEnd"/>
+    <w:r>
+      <w:rPr>
+        <w:color w:val="6B7280"/>
+        <w:sz w:val="16"/>
+        <w:szCs w:val="16"/>
+      </w:rPr>
+      <w:t xml:space="preserve">    |    Pág. </w:t>
     </w:r>
     <w:r>
       <w:rPr>
@@ -8827,7 +9593,6 @@
   <w:style w:type="character" w:default="1" w:styleId="Fontepargpadro">
     <w:name w:val="Default Paragraph Font"/>
     <w:uiPriority w:val="1"/>
-    <w:semiHidden/>
     <w:unhideWhenUsed/>
   </w:style>
   <w:style w:type="table" w:default="1" w:styleId="Tabelanormal">

--- a/trabalho_docker.docx
+++ b/trabalho_docker.docx
@@ -137,7 +137,6 @@
             </w:tcMar>
           </w:tcPr>
           <w:p>
-            <w:proofErr w:type="gramStart"/>
             <w:r>
               <w:rPr>
                 <w:b/>
@@ -146,18 +145,7 @@
                 <w:sz w:val="24"/>
                 <w:szCs w:val="24"/>
               </w:rPr>
-              <w:t>👥  IDENTIFICAÇÃO</w:t>
-            </w:r>
-            <w:proofErr w:type="gramEnd"/>
-            <w:r>
-              <w:rPr>
-                <w:b/>
-                <w:bCs/>
-                <w:color w:val="FFFFFF"/>
-                <w:sz w:val="24"/>
-                <w:szCs w:val="24"/>
-              </w:rPr>
-              <w:t xml:space="preserve"> DA EQUIPE</w:t>
+              <w:t>👥  IDENTIFICAÇÃO DA EQUIPE</w:t>
             </w:r>
           </w:p>
         </w:tc>
@@ -738,7 +726,6 @@
             </w:tcMar>
           </w:tcPr>
           <w:p>
-            <w:proofErr w:type="gramStart"/>
             <w:r>
               <w:rPr>
                 <w:b/>
@@ -747,18 +734,7 @@
                 <w:sz w:val="24"/>
                 <w:szCs w:val="24"/>
               </w:rPr>
-              <w:t>📋  VISÃO</w:t>
-            </w:r>
-            <w:proofErr w:type="gramEnd"/>
-            <w:r>
-              <w:rPr>
-                <w:b/>
-                <w:bCs/>
-                <w:color w:val="FFFFFF"/>
-                <w:sz w:val="24"/>
-                <w:szCs w:val="24"/>
-              </w:rPr>
-              <w:t xml:space="preserve"> GERAL DO TRABALHO</w:t>
+              <w:t>📋  VISÃO GERAL DO TRABALHO</w:t>
             </w:r>
           </w:p>
         </w:tc>
@@ -1566,7 +1542,6 @@
             </w:tcMar>
           </w:tcPr>
           <w:p>
-            <w:proofErr w:type="gramStart"/>
             <w:r>
               <w:rPr>
                 <w:b/>
@@ -1575,40 +1550,7 @@
                 <w:sz w:val="24"/>
                 <w:szCs w:val="24"/>
               </w:rPr>
-              <w:t>🏆  CRITÉRIOS</w:t>
-            </w:r>
-            <w:proofErr w:type="gramEnd"/>
-            <w:r>
-              <w:rPr>
-                <w:b/>
-                <w:bCs/>
-                <w:color w:val="FFFFFF"/>
-                <w:sz w:val="24"/>
-                <w:szCs w:val="24"/>
-              </w:rPr>
-              <w:t xml:space="preserve"> DE </w:t>
-            </w:r>
-            <w:proofErr w:type="gramStart"/>
-            <w:r>
-              <w:rPr>
-                <w:b/>
-                <w:bCs/>
-                <w:color w:val="FFFFFF"/>
-                <w:sz w:val="24"/>
-                <w:szCs w:val="24"/>
-              </w:rPr>
-              <w:t>AVALIAÇÃO  (</w:t>
-            </w:r>
-            <w:proofErr w:type="gramEnd"/>
-            <w:r>
-              <w:rPr>
-                <w:b/>
-                <w:bCs/>
-                <w:color w:val="FFFFFF"/>
-                <w:sz w:val="24"/>
-                <w:szCs w:val="24"/>
-              </w:rPr>
-              <w:t>Total: 4,0 pontos)</w:t>
+              <w:t>🏆  CRITÉRIOS DE AVALIAÇÃO  (Total: 4,0 pontos)</w:t>
             </w:r>
           </w:p>
         </w:tc>
@@ -3624,12 +3566,10 @@
             </w:tcMar>
           </w:tcPr>
           <w:p>
-            <w:proofErr w:type="gramStart"/>
             <w:r>
               <w:t>./</w:t>
             </w:r>
             <w:proofErr w:type="spellStart"/>
-            <w:proofErr w:type="gramEnd"/>
             <w:r>
               <w:t>frontend</w:t>
             </w:r>
@@ -4019,7 +3959,11 @@
               <w:right w:w="140" w:type="dxa"/>
             </w:tcMar>
           </w:tcPr>
-          <w:p/>
+          <w:p>
+            <w:r>
+              <w:t>Não tem</w:t>
+            </w:r>
+          </w:p>
         </w:tc>
       </w:tr>
       <w:tr>
@@ -4067,7 +4011,11 @@
               <w:right w:w="140" w:type="dxa"/>
             </w:tcMar>
           </w:tcPr>
-          <w:p/>
+          <w:p>
+            <w:r>
+              <w:t>Não têm</w:t>
+            </w:r>
+          </w:p>
         </w:tc>
       </w:tr>
       <w:tr>
@@ -4266,7 +4214,19 @@
               <w:right w:w="140" w:type="dxa"/>
             </w:tcMar>
           </w:tcPr>
-          <w:p/>
+          <w:p>
+            <w:r>
+              <w:t xml:space="preserve">A conexão com a api passa por um </w:t>
+            </w:r>
+            <w:proofErr w:type="spellStart"/>
+            <w:r>
+              <w:t>healthcheck</w:t>
+            </w:r>
+            <w:proofErr w:type="spellEnd"/>
+            <w:r>
+              <w:t xml:space="preserve"> que faz com que a conexão inicie corretamente</w:t>
+            </w:r>
+          </w:p>
         </w:tc>
       </w:tr>
     </w:tbl>
@@ -4546,7 +4506,20 @@
               <w:right w:w="140" w:type="dxa"/>
             </w:tcMar>
           </w:tcPr>
-          <w:p/>
+          <w:p>
+            <w:r>
+              <w:t>R</w:t>
+            </w:r>
+            <w:r>
+              <w:t>oot</w:t>
+            </w:r>
+            <w:r>
+              <w:t xml:space="preserve"> / </w:t>
+            </w:r>
+            <w:r>
+              <w:t>root</w:t>
+            </w:r>
+          </w:p>
         </w:tc>
       </w:tr>
       <w:tr>
@@ -4595,7 +4568,58 @@
               <w:right w:w="140" w:type="dxa"/>
             </w:tcMar>
           </w:tcPr>
-          <w:p/>
+          <w:p>
+            <w:r>
+              <w:t>- ./</w:t>
+            </w:r>
+            <w:proofErr w:type="spellStart"/>
+            <w:r>
+              <w:t>init.sql</w:t>
+            </w:r>
+            <w:proofErr w:type="spellEnd"/>
+            <w:r>
+              <w:t>:/</w:t>
+            </w:r>
+            <w:proofErr w:type="spellStart"/>
+            <w:r>
+              <w:t>docker-entrypoint-initdb.d</w:t>
+            </w:r>
+            <w:proofErr w:type="spellEnd"/>
+            <w:r>
+              <w:t>/</w:t>
+            </w:r>
+            <w:proofErr w:type="spellStart"/>
+            <w:r>
+              <w:t>init.sql</w:t>
+            </w:r>
+            <w:proofErr w:type="spellEnd"/>
+          </w:p>
+          <w:p>
+            <w:r>
+              <w:t xml:space="preserve">- </w:t>
+            </w:r>
+            <w:proofErr w:type="spellStart"/>
+            <w:r>
+              <w:t>mysql_data</w:t>
+            </w:r>
+            <w:proofErr w:type="spellEnd"/>
+            <w:r>
+              <w:t>:/var/</w:t>
+            </w:r>
+            <w:proofErr w:type="spellStart"/>
+            <w:r>
+              <w:t>lib</w:t>
+            </w:r>
+            <w:proofErr w:type="spellEnd"/>
+            <w:r>
+              <w:t>/</w:t>
+            </w:r>
+            <w:proofErr w:type="spellStart"/>
+            <w:r>
+              <w:t>mysql</w:t>
+            </w:r>
+            <w:proofErr w:type="spellEnd"/>
+          </w:p>
         </w:tc>
       </w:tr>
       <w:tr>
@@ -4623,6 +4647,7 @@
                 <w:sz w:val="18"/>
                 <w:szCs w:val="18"/>
               </w:rPr>
+              <w:lastRenderedPageBreak/>
               <w:t>Scripts de inicialização:</w:t>
             </w:r>
           </w:p>
@@ -4644,7 +4669,13 @@
               <w:right w:w="140" w:type="dxa"/>
             </w:tcMar>
           </w:tcPr>
-          <w:p/>
+          <w:p>
+            <w:proofErr w:type="spellStart"/>
+            <w:r>
+              <w:t>init.sql</w:t>
+            </w:r>
+            <w:proofErr w:type="spellEnd"/>
+          </w:p>
         </w:tc>
       </w:tr>
       <w:tr>
@@ -4673,7 +4704,6 @@
                 <w:bCs/>
                 <w:color w:val="FFFFFF"/>
               </w:rPr>
-              <w:lastRenderedPageBreak/>
               <w:t xml:space="preserve">Container: </w:t>
             </w:r>
             <w:proofErr w:type="spellStart"/>
@@ -7087,6 +7117,7 @@
       </w:pPr>
       <w:proofErr w:type="spellStart"/>
       <w:r>
+        <w:lastRenderedPageBreak/>
         <w:t>Proxy_pass</w:t>
       </w:r>
       <w:proofErr w:type="spellEnd"/>
@@ -7141,7 +7172,6 @@
                 <w:sz w:val="24"/>
                 <w:szCs w:val="24"/>
               </w:rPr>
-              <w:lastRenderedPageBreak/>
               <w:t>6.  ANÁLISE DE TRÁFEGO – WIRESHARK</w:t>
             </w:r>
           </w:p>
@@ -8027,6 +8057,7 @@
           <w:sz w:val="26"/>
           <w:szCs w:val="26"/>
         </w:rPr>
+        <w:lastRenderedPageBreak/>
         <w:t xml:space="preserve"> </w:t>
       </w:r>
     </w:p>
@@ -8091,7 +8122,6 @@
                 <w:sz w:val="24"/>
                 <w:szCs w:val="24"/>
               </w:rPr>
-              <w:lastRenderedPageBreak/>
               <w:t>7.  LINK DO REPOSITÓRIO GIT</w:t>
             </w:r>
           </w:p>
@@ -8746,21 +8776,12 @@
               <w:t>seg</w:t>
             </w:r>
             <w:proofErr w:type="spellEnd"/>
-            <w:proofErr w:type="gramStart"/>
-            <w:r>
-              <w:rPr>
-                <w:sz w:val="18"/>
-                <w:szCs w:val="18"/>
-              </w:rPr>
-              <w:t xml:space="preserve">   (</w:t>
-            </w:r>
-            <w:proofErr w:type="gramEnd"/>
-            <w:r>
-              <w:rPr>
-                <w:sz w:val="18"/>
-                <w:szCs w:val="18"/>
-              </w:rPr>
-              <w:t>máximo 10 minutos)</w:t>
+            <w:r>
+              <w:rPr>
+                <w:sz w:val="18"/>
+                <w:szCs w:val="18"/>
+              </w:rPr>
+              <w:t xml:space="preserve">   (máximo 10 minutos)</w:t>
             </w:r>
           </w:p>
         </w:tc>

--- a/trabalho_docker.docx
+++ b/trabalho_docker.docx
@@ -29,36 +29,8 @@
           <w:sz w:val="28"/>
           <w:szCs w:val="28"/>
         </w:rPr>
-        <w:t xml:space="preserve">Infraestrutura Moderna com Docker, MySQL, </w:t>
+        <w:t>Infraestrutura Moderna com Docker, MySQL, Nginx e Wireshark</w:t>
       </w:r>
-      <w:proofErr w:type="spellStart"/>
-      <w:r>
-        <w:rPr>
-          <w:color w:val="2563A8"/>
-          <w:sz w:val="28"/>
-          <w:szCs w:val="28"/>
-        </w:rPr>
-        <w:t>Nginx</w:t>
-      </w:r>
-      <w:proofErr w:type="spellEnd"/>
-      <w:r>
-        <w:rPr>
-          <w:color w:val="2563A8"/>
-          <w:sz w:val="28"/>
-          <w:szCs w:val="28"/>
-        </w:rPr>
-        <w:t xml:space="preserve"> e </w:t>
-      </w:r>
-      <w:proofErr w:type="spellStart"/>
-      <w:r>
-        <w:rPr>
-          <w:color w:val="2563A8"/>
-          <w:sz w:val="28"/>
-          <w:szCs w:val="28"/>
-        </w:rPr>
-        <w:t>Wireshark</w:t>
-      </w:r>
-      <w:proofErr w:type="spellEnd"/>
     </w:p>
     <w:p>
       <w:pPr>
@@ -137,6 +109,7 @@
             </w:tcMar>
           </w:tcPr>
           <w:p>
+            <w:proofErr w:type="gramStart"/>
             <w:r>
               <w:rPr>
                 <w:b/>
@@ -145,7 +118,18 @@
                 <w:sz w:val="24"/>
                 <w:szCs w:val="24"/>
               </w:rPr>
-              <w:t>👥  IDENTIFICAÇÃO DA EQUIPE</w:t>
+              <w:t>👥  IDENTIFICAÇÃO</w:t>
+            </w:r>
+            <w:proofErr w:type="gramEnd"/>
+            <w:r>
+              <w:rPr>
+                <w:b/>
+                <w:bCs/>
+                <w:color w:val="FFFFFF"/>
+                <w:sz w:val="24"/>
+                <w:szCs w:val="24"/>
+              </w:rPr>
+              <w:t xml:space="preserve"> DA EQUIPE</w:t>
             </w:r>
           </w:p>
         </w:tc>
@@ -726,6 +710,7 @@
             </w:tcMar>
           </w:tcPr>
           <w:p>
+            <w:proofErr w:type="gramStart"/>
             <w:r>
               <w:rPr>
                 <w:b/>
@@ -734,7 +719,18 @@
                 <w:sz w:val="24"/>
                 <w:szCs w:val="24"/>
               </w:rPr>
-              <w:t>📋  VISÃO GERAL DO TRABALHO</w:t>
+              <w:t>📋  VISÃO</w:t>
+            </w:r>
+            <w:proofErr w:type="gramEnd"/>
+            <w:r>
+              <w:rPr>
+                <w:b/>
+                <w:bCs/>
+                <w:color w:val="FFFFFF"/>
+                <w:sz w:val="24"/>
+                <w:szCs w:val="24"/>
+              </w:rPr>
+              <w:t xml:space="preserve"> GERAL DO TRABALHO</w:t>
             </w:r>
           </w:p>
         </w:tc>
@@ -932,23 +928,7 @@
                 <w:sz w:val="18"/>
                 <w:szCs w:val="18"/>
               </w:rPr>
-              <w:t xml:space="preserve">API </w:t>
-            </w:r>
-            <w:proofErr w:type="spellStart"/>
-            <w:r>
-              <w:rPr>
-                <w:sz w:val="18"/>
-                <w:szCs w:val="18"/>
-              </w:rPr>
-              <w:t>backend</w:t>
-            </w:r>
-            <w:proofErr w:type="spellEnd"/>
-            <w:r>
-              <w:rPr>
-                <w:sz w:val="18"/>
-                <w:szCs w:val="18"/>
-              </w:rPr>
-              <w:t xml:space="preserve"> com cadastro e listagem de usuários</w:t>
+              <w:t>API backend com cadastro e listagem de usuários</w:t>
             </w:r>
           </w:p>
         </w:tc>
@@ -1219,7 +1199,6 @@
             </w:tcMar>
           </w:tcPr>
           <w:p>
-            <w:proofErr w:type="spellStart"/>
             <w:r>
               <w:rPr>
                 <w:sz w:val="18"/>
@@ -1227,7 +1206,6 @@
               </w:rPr>
               <w:t>Nginx</w:t>
             </w:r>
-            <w:proofErr w:type="spellEnd"/>
           </w:p>
         </w:tc>
       </w:tr>
@@ -1309,17 +1287,8 @@
                 <w:sz w:val="18"/>
                 <w:szCs w:val="18"/>
               </w:rPr>
-              <w:t xml:space="preserve">Docker </w:t>
-            </w:r>
-            <w:proofErr w:type="spellStart"/>
-            <w:r>
-              <w:rPr>
-                <w:sz w:val="18"/>
-                <w:szCs w:val="18"/>
-              </w:rPr>
-              <w:t>Compose</w:t>
-            </w:r>
-            <w:proofErr w:type="spellEnd"/>
+              <w:t>Docker Compose</w:t>
+            </w:r>
           </w:p>
         </w:tc>
       </w:tr>
@@ -1396,7 +1365,6 @@
             </w:tcMar>
           </w:tcPr>
           <w:p>
-            <w:proofErr w:type="spellStart"/>
             <w:r>
               <w:rPr>
                 <w:sz w:val="18"/>
@@ -1404,7 +1372,6 @@
               </w:rPr>
               <w:t>Wireshark</w:t>
             </w:r>
-            <w:proofErr w:type="spellEnd"/>
           </w:p>
         </w:tc>
       </w:tr>
@@ -1542,6 +1509,7 @@
             </w:tcMar>
           </w:tcPr>
           <w:p>
+            <w:proofErr w:type="gramStart"/>
             <w:r>
               <w:rPr>
                 <w:b/>
@@ -1550,7 +1518,40 @@
                 <w:sz w:val="24"/>
                 <w:szCs w:val="24"/>
               </w:rPr>
-              <w:t>🏆  CRITÉRIOS DE AVALIAÇÃO  (Total: 4,0 pontos)</w:t>
+              <w:t>🏆  CRITÉRIOS</w:t>
+            </w:r>
+            <w:proofErr w:type="gramEnd"/>
+            <w:r>
+              <w:rPr>
+                <w:b/>
+                <w:bCs/>
+                <w:color w:val="FFFFFF"/>
+                <w:sz w:val="24"/>
+                <w:szCs w:val="24"/>
+              </w:rPr>
+              <w:t xml:space="preserve"> DE </w:t>
+            </w:r>
+            <w:proofErr w:type="gramStart"/>
+            <w:r>
+              <w:rPr>
+                <w:b/>
+                <w:bCs/>
+                <w:color w:val="FFFFFF"/>
+                <w:sz w:val="24"/>
+                <w:szCs w:val="24"/>
+              </w:rPr>
+              <w:t>AVALIAÇÃO  (</w:t>
+            </w:r>
+            <w:proofErr w:type="gramEnd"/>
+            <w:r>
+              <w:rPr>
+                <w:b/>
+                <w:bCs/>
+                <w:color w:val="FFFFFF"/>
+                <w:sz w:val="24"/>
+                <w:szCs w:val="24"/>
+              </w:rPr>
+              <w:t>Total: 4,0 pontos)</w:t>
             </w:r>
           </w:p>
         </w:tc>
@@ -1674,7 +1675,6 @@
             <w:pPr>
               <w:jc w:val="center"/>
             </w:pPr>
-            <w:proofErr w:type="spellStart"/>
             <w:r>
               <w:rPr>
                 <w:b/>
@@ -1685,7 +1685,6 @@
               </w:rPr>
               <w:t>Pts</w:t>
             </w:r>
-            <w:proofErr w:type="spellEnd"/>
           </w:p>
         </w:tc>
       </w:tr>
@@ -1713,23 +1712,7 @@
                 <w:sz w:val="18"/>
                 <w:szCs w:val="18"/>
               </w:rPr>
-              <w:t>1. Arquitetura e Containers (</w:t>
-            </w:r>
-            <w:proofErr w:type="spellStart"/>
-            <w:r>
-              <w:rPr>
-                <w:sz w:val="18"/>
-                <w:szCs w:val="18"/>
-              </w:rPr>
-              <w:t>docker-compose.yml</w:t>
-            </w:r>
-            <w:proofErr w:type="spellEnd"/>
-            <w:r>
-              <w:rPr>
-                <w:sz w:val="18"/>
-                <w:szCs w:val="18"/>
-              </w:rPr>
-              <w:t>)</w:t>
+              <w:t>1. Arquitetura e Containers (docker-compose.yml)</w:t>
             </w:r>
           </w:p>
         </w:tc>
@@ -1756,55 +1739,7 @@
                 <w:sz w:val="18"/>
                 <w:szCs w:val="18"/>
               </w:rPr>
-              <w:t xml:space="preserve">Ambiente sobe com </w:t>
-            </w:r>
-            <w:proofErr w:type="spellStart"/>
-            <w:r>
-              <w:rPr>
-                <w:sz w:val="18"/>
-                <w:szCs w:val="18"/>
-              </w:rPr>
-              <w:t>docker-compose</w:t>
-            </w:r>
-            <w:proofErr w:type="spellEnd"/>
-            <w:r>
-              <w:rPr>
-                <w:sz w:val="18"/>
-                <w:szCs w:val="18"/>
-              </w:rPr>
-              <w:t xml:space="preserve"> </w:t>
-            </w:r>
-            <w:proofErr w:type="spellStart"/>
-            <w:r>
-              <w:rPr>
-                <w:sz w:val="18"/>
-                <w:szCs w:val="18"/>
-              </w:rPr>
-              <w:t>up</w:t>
-            </w:r>
-            <w:proofErr w:type="spellEnd"/>
-            <w:r>
-              <w:rPr>
-                <w:sz w:val="18"/>
-                <w:szCs w:val="18"/>
-              </w:rPr>
-              <w:t xml:space="preserve">. Containers (API, MySQL, </w:t>
-            </w:r>
-            <w:proofErr w:type="spellStart"/>
-            <w:r>
-              <w:rPr>
-                <w:sz w:val="18"/>
-                <w:szCs w:val="18"/>
-              </w:rPr>
-              <w:t>Nginx</w:t>
-            </w:r>
-            <w:proofErr w:type="spellEnd"/>
-            <w:r>
-              <w:rPr>
-                <w:sz w:val="18"/>
-                <w:szCs w:val="18"/>
-              </w:rPr>
-              <w:t>) operacionais. Variáveis de ambiente e volumes configurados.</w:t>
+              <w:t>Ambiente sobe com docker-compose up. Containers (API, MySQL, Nginx) operacionais. Variáveis de ambiente e volumes configurados.</w:t>
             </w:r>
           </w:p>
         </w:tc>
@@ -1860,23 +1795,7 @@
                 <w:sz w:val="18"/>
                 <w:szCs w:val="18"/>
               </w:rPr>
-              <w:t xml:space="preserve">2. API </w:t>
-            </w:r>
-            <w:proofErr w:type="spellStart"/>
-            <w:r>
-              <w:rPr>
-                <w:sz w:val="18"/>
-                <w:szCs w:val="18"/>
-              </w:rPr>
-              <w:t>Backend</w:t>
-            </w:r>
-            <w:proofErr w:type="spellEnd"/>
-            <w:r>
-              <w:rPr>
-                <w:sz w:val="18"/>
-                <w:szCs w:val="18"/>
-              </w:rPr>
-              <w:t xml:space="preserve"> (CRUD de usuários)</w:t>
+              <w:t>2. API Backend (CRUD de usuários)</w:t>
             </w:r>
           </w:p>
         </w:tc>
@@ -1903,39 +1822,7 @@
                 <w:sz w:val="18"/>
                 <w:szCs w:val="18"/>
               </w:rPr>
-              <w:t>Rota POST /</w:t>
-            </w:r>
-            <w:proofErr w:type="spellStart"/>
-            <w:r>
-              <w:rPr>
-                <w:sz w:val="18"/>
-                <w:szCs w:val="18"/>
-              </w:rPr>
-              <w:t>users</w:t>
-            </w:r>
-            <w:proofErr w:type="spellEnd"/>
-            <w:r>
-              <w:rPr>
-                <w:sz w:val="18"/>
-                <w:szCs w:val="18"/>
-              </w:rPr>
-              <w:t xml:space="preserve"> cria usuário no banco. Rota GET /</w:t>
-            </w:r>
-            <w:proofErr w:type="spellStart"/>
-            <w:r>
-              <w:rPr>
-                <w:sz w:val="18"/>
-                <w:szCs w:val="18"/>
-              </w:rPr>
-              <w:t>users</w:t>
-            </w:r>
-            <w:proofErr w:type="spellEnd"/>
-            <w:r>
-              <w:rPr>
-                <w:sz w:val="18"/>
-                <w:szCs w:val="18"/>
-              </w:rPr>
-              <w:t xml:space="preserve"> lista usuários. Retorno em JSON com status HTTP corretos.</w:t>
+              <w:t>Rota POST /users cria usuário no banco. Rota GET /users lista usuários. Retorno em JSON com status HTTP corretos.</w:t>
             </w:r>
           </w:p>
         </w:tc>
@@ -1991,39 +1878,7 @@
                 <w:sz w:val="18"/>
                 <w:szCs w:val="18"/>
               </w:rPr>
-              <w:t>3. Front-</w:t>
-            </w:r>
-            <w:proofErr w:type="spellStart"/>
-            <w:r>
-              <w:rPr>
-                <w:sz w:val="18"/>
-                <w:szCs w:val="18"/>
-              </w:rPr>
-              <w:t>end</w:t>
-            </w:r>
-            <w:proofErr w:type="spellEnd"/>
-            <w:r>
-              <w:rPr>
-                <w:sz w:val="18"/>
-                <w:szCs w:val="18"/>
-              </w:rPr>
-              <w:t xml:space="preserve"> + </w:t>
-            </w:r>
-            <w:proofErr w:type="spellStart"/>
-            <w:r>
-              <w:rPr>
-                <w:sz w:val="18"/>
-                <w:szCs w:val="18"/>
-              </w:rPr>
-              <w:t>Nginx</w:t>
-            </w:r>
-            <w:proofErr w:type="spellEnd"/>
-            <w:r>
-              <w:rPr>
-                <w:sz w:val="18"/>
-                <w:szCs w:val="18"/>
-              </w:rPr>
-              <w:t xml:space="preserve"> (proxy reverso)</w:t>
+              <w:t>3. Front-end + Nginx (proxy reverso)</w:t>
             </w:r>
           </w:p>
         </w:tc>
@@ -2050,39 +1905,7 @@
                 <w:sz w:val="18"/>
                 <w:szCs w:val="18"/>
               </w:rPr>
-              <w:t xml:space="preserve">Página HTML com listagem e formulário. </w:t>
-            </w:r>
-            <w:proofErr w:type="spellStart"/>
-            <w:r>
-              <w:rPr>
-                <w:sz w:val="18"/>
-                <w:szCs w:val="18"/>
-              </w:rPr>
-              <w:t>Nginx</w:t>
-            </w:r>
-            <w:proofErr w:type="spellEnd"/>
-            <w:r>
-              <w:rPr>
-                <w:sz w:val="18"/>
-                <w:szCs w:val="18"/>
-              </w:rPr>
-              <w:t xml:space="preserve"> redireciona /api → API e / → front-end. Configurações corretas no </w:t>
-            </w:r>
-            <w:proofErr w:type="spellStart"/>
-            <w:r>
-              <w:rPr>
-                <w:sz w:val="18"/>
-                <w:szCs w:val="18"/>
-              </w:rPr>
-              <w:t>nginx.conf</w:t>
-            </w:r>
-            <w:proofErr w:type="spellEnd"/>
-            <w:r>
-              <w:rPr>
-                <w:sz w:val="18"/>
-                <w:szCs w:val="18"/>
-              </w:rPr>
-              <w:t>.</w:t>
+              <w:t>Página HTML com listagem e formulário. Nginx redireciona /api → API e / → front-end. Configurações corretas no nginx.conf.</w:t>
             </w:r>
           </w:p>
         </w:tc>
@@ -2138,23 +1961,7 @@
                 <w:sz w:val="18"/>
                 <w:szCs w:val="18"/>
               </w:rPr>
-              <w:t xml:space="preserve">4. Análise </w:t>
-            </w:r>
-            <w:proofErr w:type="spellStart"/>
-            <w:r>
-              <w:rPr>
-                <w:sz w:val="18"/>
-                <w:szCs w:val="18"/>
-              </w:rPr>
-              <w:t>Wireshark</w:t>
-            </w:r>
-            <w:proofErr w:type="spellEnd"/>
-            <w:r>
-              <w:rPr>
-                <w:sz w:val="18"/>
-                <w:szCs w:val="18"/>
-              </w:rPr>
-              <w:t xml:space="preserve"> (captura de tráfego)</w:t>
+              <w:t>4. Análise Wireshark (captura de tráfego)</w:t>
             </w:r>
           </w:p>
         </w:tc>
@@ -2264,23 +2071,7 @@
                 <w:sz w:val="18"/>
                 <w:szCs w:val="18"/>
               </w:rPr>
-              <w:t xml:space="preserve">Todos os campos obrigatórios preenchidos. Diagrama de arquitetura incluído. Links do </w:t>
-            </w:r>
-            <w:proofErr w:type="spellStart"/>
-            <w:r>
-              <w:rPr>
-                <w:sz w:val="18"/>
-                <w:szCs w:val="18"/>
-              </w:rPr>
-              <w:t>Git</w:t>
-            </w:r>
-            <w:proofErr w:type="spellEnd"/>
-            <w:r>
-              <w:rPr>
-                <w:sz w:val="18"/>
-                <w:szCs w:val="18"/>
-              </w:rPr>
-              <w:t xml:space="preserve"> e do vídeo válidos e acessíveis.</w:t>
+              <w:t>Todos os campos obrigatórios preenchidos. Diagrama de arquitetura incluído. Links do Git e do vídeo válidos e acessíveis.</w:t>
             </w:r>
           </w:p>
         </w:tc>
@@ -2464,69 +2255,19 @@
         <w:spacing w:before="120" w:after="40"/>
       </w:pPr>
       <w:r>
-        <w:t xml:space="preserve">O sistema é composto por um </w:t>
+        <w:t xml:space="preserve">O sistema é composto por um frontend, uma API desenvolvida em Flask, um servidor Nginx e um banco de dados MySQL. O usuário acessa a aplicação por meio do endereço </w:t>
       </w:r>
-      <w:proofErr w:type="spellStart"/>
-      <w:r>
-        <w:t>frontend</w:t>
-      </w:r>
-      <w:proofErr w:type="spellEnd"/>
-      <w:r>
-        <w:t xml:space="preserve">, uma API desenvolvida em </w:t>
-      </w:r>
-      <w:proofErr w:type="spellStart"/>
-      <w:r>
-        <w:t>Flask</w:t>
-      </w:r>
-      <w:proofErr w:type="spellEnd"/>
-      <w:r>
-        <w:t xml:space="preserve">, um servidor </w:t>
-      </w:r>
-      <w:proofErr w:type="spellStart"/>
-      <w:r>
-        <w:t>Nginx</w:t>
-      </w:r>
-      <w:proofErr w:type="spellEnd"/>
-      <w:r>
-        <w:t xml:space="preserve"> e um banco de dados MySQL. O usuário acessa a aplicação por meio do endereço </w:t>
-      </w:r>
-      <w:proofErr w:type="spellStart"/>
       <w:r>
         <w:t>localhost</w:t>
       </w:r>
-      <w:proofErr w:type="spellEnd"/>
       <w:r>
-        <w:t xml:space="preserve">, sendo as requisições recebidas pelo </w:t>
-      </w:r>
-      <w:proofErr w:type="spellStart"/>
-      <w:r>
-        <w:t>Nginx</w:t>
-      </w:r>
-      <w:proofErr w:type="spellEnd"/>
-      <w:r>
-        <w:t xml:space="preserve">, que entrega os arquivos do </w:t>
-      </w:r>
-      <w:proofErr w:type="spellStart"/>
-      <w:r>
-        <w:t>frontend</w:t>
-      </w:r>
-      <w:proofErr w:type="spellEnd"/>
-      <w:r>
-        <w:t xml:space="preserve"> e encaminha as chamadas da rota </w:t>
+        <w:t xml:space="preserve">, sendo as requisições recebidas pelo Nginx, que entrega os arquivos do frontend e encaminha as chamadas da rota </w:t>
       </w:r>
       <w:r>
         <w:t>/api</w:t>
       </w:r>
       <w:r>
-        <w:t xml:space="preserve"> para a API </w:t>
-      </w:r>
-      <w:proofErr w:type="spellStart"/>
-      <w:r>
-        <w:t>Flask</w:t>
-      </w:r>
-      <w:proofErr w:type="spellEnd"/>
-      <w:r>
-        <w:t>.</w:t>
+        <w:t xml:space="preserve"> para a API Flask.</w:t>
       </w:r>
     </w:p>
     <w:p>
@@ -2536,11 +2277,9 @@
       <w:r>
         <w:t xml:space="preserve">A API é responsável pelo cadastro e pela listagem de usuários, realizando a comunicação com o banco de dados MySQL para armazenar e recuperar informações. Durante a execução da aplicação, o </w:t>
       </w:r>
-      <w:proofErr w:type="spellStart"/>
       <w:r>
         <w:t>Wireshark</w:t>
       </w:r>
-      <w:proofErr w:type="spellEnd"/>
       <w:r>
         <w:t xml:space="preserve"> pode ser utilizado para capturar e analisar o tráfego de rede entre os componentes do sistema.</w:t>
       </w:r>
@@ -2863,21 +2602,12 @@
             </w:tcMar>
           </w:tcPr>
           <w:p>
-            <w:proofErr w:type="spellStart"/>
-            <w:r>
-              <w:rPr>
-                <w:sz w:val="18"/>
-                <w:szCs w:val="18"/>
-              </w:rPr>
-              <w:t>Nginx</w:t>
-            </w:r>
-            <w:proofErr w:type="spellEnd"/>
-            <w:r>
-              <w:rPr>
-                <w:sz w:val="18"/>
-                <w:szCs w:val="18"/>
-              </w:rPr>
-              <w:t xml:space="preserve"> (proxy reverso)</w:t>
+            <w:r>
+              <w:rPr>
+                <w:sz w:val="18"/>
+                <w:szCs w:val="18"/>
+              </w:rPr>
+              <w:t>Nginx (proxy reverso)</w:t>
             </w:r>
           </w:p>
         </w:tc>
@@ -2987,17 +2717,8 @@
                 <w:sz w:val="18"/>
                 <w:szCs w:val="18"/>
               </w:rPr>
-              <w:t xml:space="preserve">API </w:t>
-            </w:r>
-            <w:proofErr w:type="spellStart"/>
-            <w:r>
-              <w:rPr>
-                <w:sz w:val="18"/>
-                <w:szCs w:val="18"/>
-              </w:rPr>
-              <w:t>Backend</w:t>
-            </w:r>
-            <w:proofErr w:type="spellEnd"/>
+              <w:t>API Backend</w:t>
+            </w:r>
           </w:p>
         </w:tc>
         <w:tc>
@@ -3199,7 +2920,6 @@
             </w:tcMar>
           </w:tcPr>
           <w:p>
-            <w:proofErr w:type="spellStart"/>
             <w:r>
               <w:rPr>
                 <w:sz w:val="18"/>
@@ -3207,7 +2927,6 @@
               </w:rPr>
               <w:t>Frontend</w:t>
             </w:r>
-            <w:proofErr w:type="spellEnd"/>
           </w:p>
         </w:tc>
         <w:tc>
@@ -3388,25 +3107,7 @@
                 <w:bCs/>
                 <w:color w:val="FFFFFF"/>
               </w:rPr>
-              <w:t xml:space="preserve">Container: </w:t>
-            </w:r>
-            <w:proofErr w:type="spellStart"/>
-            <w:r>
-              <w:rPr>
-                <w:b/>
-                <w:bCs/>
-                <w:color w:val="FFFFFF"/>
-              </w:rPr>
-              <w:t>Nginx</w:t>
-            </w:r>
-            <w:proofErr w:type="spellEnd"/>
-            <w:r>
-              <w:rPr>
-                <w:b/>
-                <w:bCs/>
-                <w:color w:val="FFFFFF"/>
-              </w:rPr>
-              <w:t xml:space="preserve"> (proxy reverso)</w:t>
+              <w:t>Container: Nginx (proxy reverso)</w:t>
             </w:r>
           </w:p>
         </w:tc>
@@ -3457,11 +3158,9 @@
             </w:tcMar>
           </w:tcPr>
           <w:p>
-            <w:proofErr w:type="spellStart"/>
             <w:r>
               <w:t>nginx:alpine</w:t>
             </w:r>
-            <w:proofErr w:type="spellEnd"/>
           </w:p>
         </w:tc>
       </w:tr>
@@ -3566,88 +3265,19 @@
             </w:tcMar>
           </w:tcPr>
           <w:p>
+            <w:proofErr w:type="gramStart"/>
             <w:r>
               <w:t>./</w:t>
             </w:r>
-            <w:proofErr w:type="spellStart"/>
-            <w:r>
-              <w:t>frontend</w:t>
-            </w:r>
-            <w:proofErr w:type="spellEnd"/>
-            <w:r>
-              <w:t>:/</w:t>
-            </w:r>
-            <w:proofErr w:type="spellStart"/>
-            <w:r>
-              <w:t>usr</w:t>
-            </w:r>
-            <w:proofErr w:type="spellEnd"/>
-            <w:r>
-              <w:t>/</w:t>
-            </w:r>
-            <w:proofErr w:type="spellStart"/>
-            <w:r>
-              <w:t>share</w:t>
-            </w:r>
-            <w:proofErr w:type="spellEnd"/>
-            <w:r>
-              <w:t>/</w:t>
-            </w:r>
-            <w:proofErr w:type="spellStart"/>
-            <w:r>
-              <w:t>nginx</w:t>
-            </w:r>
-            <w:proofErr w:type="spellEnd"/>
-            <w:r>
-              <w:t>/</w:t>
-            </w:r>
-            <w:proofErr w:type="spellStart"/>
-            <w:r>
-              <w:t>html:ro</w:t>
-            </w:r>
-            <w:proofErr w:type="spellEnd"/>
-          </w:p>
-          <w:p>
-            <w:r>
-              <w:t>./</w:t>
-            </w:r>
-            <w:proofErr w:type="spellStart"/>
-            <w:r>
-              <w:t>nginx.conf</w:t>
-            </w:r>
-            <w:proofErr w:type="spellEnd"/>
-            <w:r>
-              <w:t>:/</w:t>
-            </w:r>
-            <w:proofErr w:type="spellStart"/>
-            <w:r>
-              <w:t>etc</w:t>
-            </w:r>
-            <w:proofErr w:type="spellEnd"/>
-            <w:r>
-              <w:t>/</w:t>
-            </w:r>
-            <w:proofErr w:type="spellStart"/>
-            <w:r>
-              <w:t>nginx</w:t>
-            </w:r>
-            <w:proofErr w:type="spellEnd"/>
-            <w:r>
-              <w:t>/</w:t>
-            </w:r>
-            <w:proofErr w:type="spellStart"/>
-            <w:r>
-              <w:t>conf.d</w:t>
-            </w:r>
-            <w:proofErr w:type="spellEnd"/>
-            <w:r>
-              <w:t>/</w:t>
-            </w:r>
-            <w:proofErr w:type="spellStart"/>
-            <w:r>
-              <w:t>default.conf:ro</w:t>
-            </w:r>
-            <w:proofErr w:type="spellEnd"/>
+            <w:proofErr w:type="gramEnd"/>
+            <w:r>
+              <w:t>frontend:/usr/share/nginx/html:ro</w:t>
+            </w:r>
+          </w:p>
+          <w:p>
+            <w:r>
+              <w:t>./nginx.conf:/etc/nginx/conf.d/default.conf:ro</w:t>
+            </w:r>
           </w:p>
         </w:tc>
       </w:tr>
@@ -3675,23 +3305,7 @@
                 <w:sz w:val="18"/>
                 <w:szCs w:val="18"/>
               </w:rPr>
-              <w:t>Dependências (</w:t>
-            </w:r>
-            <w:proofErr w:type="spellStart"/>
-            <w:r>
-              <w:rPr>
-                <w:sz w:val="18"/>
-                <w:szCs w:val="18"/>
-              </w:rPr>
-              <w:t>depends_on</w:t>
-            </w:r>
-            <w:proofErr w:type="spellEnd"/>
-            <w:r>
-              <w:rPr>
-                <w:sz w:val="18"/>
-                <w:szCs w:val="18"/>
-              </w:rPr>
-              <w:t>):</w:t>
+              <w:t>Dependências (depends_on):</w:t>
             </w:r>
           </w:p>
         </w:tc>
@@ -3842,18 +3456,8 @@
                 <w:bCs/>
                 <w:color w:val="FFFFFF"/>
               </w:rPr>
-              <w:t xml:space="preserve">Container: API </w:t>
-            </w:r>
-            <w:proofErr w:type="spellStart"/>
-            <w:r>
-              <w:rPr>
-                <w:b/>
-                <w:bCs/>
-                <w:color w:val="FFFFFF"/>
-              </w:rPr>
-              <w:t>Backend</w:t>
-            </w:r>
-            <w:proofErr w:type="spellEnd"/>
+              <w:t>Container: API Backend</w:t>
+            </w:r>
           </w:p>
         </w:tc>
       </w:tr>
@@ -3904,13 +3508,8 @@
           </w:tcPr>
           <w:p>
             <w:r>
-              <w:t xml:space="preserve">Python </w:t>
-            </w:r>
-            <w:proofErr w:type="spellStart"/>
-            <w:r>
-              <w:t>flask</w:t>
-            </w:r>
-            <w:proofErr w:type="spellEnd"/>
+              <w:t>Python flask</w:t>
+            </w:r>
           </w:p>
         </w:tc>
       </w:tr>
@@ -4042,23 +3641,7 @@
                 <w:sz w:val="18"/>
                 <w:szCs w:val="18"/>
               </w:rPr>
-              <w:t>Dependências (</w:t>
-            </w:r>
-            <w:proofErr w:type="spellStart"/>
-            <w:r>
-              <w:rPr>
-                <w:sz w:val="18"/>
-                <w:szCs w:val="18"/>
-              </w:rPr>
-              <w:t>depends_on</w:t>
-            </w:r>
-            <w:proofErr w:type="spellEnd"/>
-            <w:r>
-              <w:rPr>
-                <w:sz w:val="18"/>
-                <w:szCs w:val="18"/>
-              </w:rPr>
-              <w:t>):</w:t>
+              <w:t>Dependências (depends_on):</w:t>
             </w:r>
           </w:p>
         </w:tc>
@@ -4080,11 +3663,9 @@
             </w:tcMar>
           </w:tcPr>
           <w:p>
-            <w:proofErr w:type="spellStart"/>
             <w:r>
               <w:t>mysql</w:t>
             </w:r>
-            <w:proofErr w:type="spellEnd"/>
           </w:p>
         </w:tc>
       </w:tr>
@@ -4139,33 +3720,8 @@
                 <w:sz w:val="18"/>
                 <w:szCs w:val="18"/>
               </w:rPr>
-              <w:t>POST /</w:t>
-            </w:r>
-            <w:proofErr w:type="spellStart"/>
-            <w:r>
-              <w:rPr>
-                <w:sz w:val="18"/>
-                <w:szCs w:val="18"/>
-              </w:rPr>
-              <w:t>users</w:t>
-            </w:r>
-            <w:proofErr w:type="spellEnd"/>
-            <w:r>
-              <w:rPr>
-                <w:sz w:val="18"/>
-                <w:szCs w:val="18"/>
-              </w:rPr>
-              <w:t xml:space="preserve">     GET /</w:t>
-            </w:r>
-            <w:proofErr w:type="spellStart"/>
-            <w:r>
-              <w:rPr>
-                <w:sz w:val="18"/>
-                <w:szCs w:val="18"/>
-              </w:rPr>
-              <w:t>users</w:t>
-            </w:r>
-            <w:proofErr w:type="spellEnd"/>
+              <w:t>POST /users     GET /users</w:t>
+            </w:r>
           </w:p>
         </w:tc>
       </w:tr>
@@ -4216,15 +3772,7 @@
           </w:tcPr>
           <w:p>
             <w:r>
-              <w:t xml:space="preserve">A conexão com a api passa por um </w:t>
-            </w:r>
-            <w:proofErr w:type="spellStart"/>
-            <w:r>
-              <w:t>healthcheck</w:t>
-            </w:r>
-            <w:proofErr w:type="spellEnd"/>
-            <w:r>
-              <w:t xml:space="preserve"> que faz com que a conexão inicie corretamente</w:t>
+              <w:t>A conexão com a api passa por um healthcheck que faz com que a conexão inicie corretamente</w:t>
             </w:r>
           </w:p>
         </w:tc>
@@ -4452,11 +4000,9 @@
             </w:tcMar>
           </w:tcPr>
           <w:p>
-            <w:proofErr w:type="spellStart"/>
             <w:r>
               <w:t>appdb</w:t>
             </w:r>
-            <w:proofErr w:type="spellEnd"/>
           </w:p>
         </w:tc>
       </w:tr>
@@ -4570,55 +4116,21 @@
           </w:tcPr>
           <w:p>
             <w:r>
-              <w:t>- ./</w:t>
-            </w:r>
-            <w:proofErr w:type="spellStart"/>
-            <w:r>
-              <w:t>init.sql</w:t>
-            </w:r>
-            <w:proofErr w:type="spellEnd"/>
-            <w:r>
-              <w:t>:/</w:t>
-            </w:r>
-            <w:proofErr w:type="spellStart"/>
-            <w:r>
-              <w:t>docker-entrypoint-initdb.d</w:t>
-            </w:r>
-            <w:proofErr w:type="spellEnd"/>
-            <w:r>
-              <w:t>/</w:t>
-            </w:r>
-            <w:proofErr w:type="spellStart"/>
-            <w:r>
-              <w:t>init.sql</w:t>
-            </w:r>
-            <w:proofErr w:type="spellEnd"/>
+              <w:t>- ./init.sql:/docker-entrypoint-initdb.d/init.sql</w:t>
+            </w:r>
           </w:p>
           <w:p>
             <w:r>
               <w:t xml:space="preserve">- </w:t>
             </w:r>
-            <w:proofErr w:type="spellStart"/>
-            <w:r>
-              <w:t>mysql_data</w:t>
-            </w:r>
-            <w:proofErr w:type="spellEnd"/>
-            <w:r>
-              <w:t>:/var/</w:t>
-            </w:r>
-            <w:proofErr w:type="spellStart"/>
-            <w:r>
-              <w:t>lib</w:t>
-            </w:r>
-            <w:proofErr w:type="spellEnd"/>
-            <w:r>
-              <w:t>/</w:t>
-            </w:r>
-            <w:proofErr w:type="spellStart"/>
+            <w:proofErr w:type="gramStart"/>
             <w:r>
               <w:t>mysql</w:t>
             </w:r>
-            <w:proofErr w:type="spellEnd"/>
+            <w:proofErr w:type="gramEnd"/>
+            <w:r>
+              <w:t>_data:/var/lib/mysql</w:t>
+            </w:r>
           </w:p>
         </w:tc>
       </w:tr>
@@ -4670,11 +4182,9 @@
             </w:tcMar>
           </w:tcPr>
           <w:p>
-            <w:proofErr w:type="spellStart"/>
             <w:r>
               <w:t>init.sql</w:t>
             </w:r>
-            <w:proofErr w:type="spellEnd"/>
           </w:p>
         </w:tc>
       </w:tr>
@@ -4704,25 +4214,7 @@
                 <w:bCs/>
                 <w:color w:val="FFFFFF"/>
               </w:rPr>
-              <w:t xml:space="preserve">Container: </w:t>
-            </w:r>
-            <w:proofErr w:type="spellStart"/>
-            <w:r>
-              <w:rPr>
-                <w:b/>
-                <w:bCs/>
-                <w:color w:val="FFFFFF"/>
-              </w:rPr>
-              <w:t>Frontend</w:t>
-            </w:r>
-            <w:proofErr w:type="spellEnd"/>
-            <w:r>
-              <w:rPr>
-                <w:b/>
-                <w:bCs/>
-                <w:color w:val="FFFFFF"/>
-              </w:rPr>
-              <w:t xml:space="preserve"> (se separado)</w:t>
+              <w:t>Container: Frontend (se separado)</w:t>
             </w:r>
           </w:p>
         </w:tc>
@@ -5273,7 +4765,6 @@
             </w:tcMar>
           </w:tcPr>
           <w:p>
-            <w:proofErr w:type="spellStart"/>
             <w:r>
               <w:rPr>
                 <w:sz w:val="18"/>
@@ -5281,7 +4772,6 @@
               </w:rPr>
               <w:t>Nginx</w:t>
             </w:r>
-            <w:proofErr w:type="spellEnd"/>
           </w:p>
         </w:tc>
         <w:tc>
@@ -5385,7 +4875,6 @@
             </w:tcMar>
           </w:tcPr>
           <w:p>
-            <w:proofErr w:type="spellStart"/>
             <w:r>
               <w:rPr>
                 <w:sz w:val="18"/>
@@ -5393,7 +4882,6 @@
               </w:rPr>
               <w:t>Nginx</w:t>
             </w:r>
-            <w:proofErr w:type="spellEnd"/>
           </w:p>
         </w:tc>
         <w:tc>
@@ -5419,17 +4907,8 @@
                 <w:sz w:val="18"/>
                 <w:szCs w:val="18"/>
               </w:rPr>
-              <w:t xml:space="preserve">API </w:t>
-            </w:r>
-            <w:proofErr w:type="spellStart"/>
-            <w:r>
-              <w:rPr>
-                <w:sz w:val="18"/>
-                <w:szCs w:val="18"/>
-              </w:rPr>
-              <w:t>Backend</w:t>
-            </w:r>
-            <w:proofErr w:type="spellEnd"/>
+              <w:t>API Backend</w:t>
+            </w:r>
           </w:p>
         </w:tc>
         <w:tc>
@@ -5534,17 +5013,8 @@
                 <w:sz w:val="18"/>
                 <w:szCs w:val="18"/>
               </w:rPr>
-              <w:t xml:space="preserve">API </w:t>
-            </w:r>
-            <w:proofErr w:type="spellStart"/>
-            <w:r>
-              <w:rPr>
-                <w:sz w:val="18"/>
-                <w:szCs w:val="18"/>
-              </w:rPr>
-              <w:t>Backend</w:t>
-            </w:r>
-            <w:proofErr w:type="spellEnd"/>
+              <w:t>API Backend</w:t>
+            </w:r>
           </w:p>
         </w:tc>
         <w:tc>
@@ -5703,17 +5173,8 @@
                 <w:sz w:val="18"/>
                 <w:szCs w:val="18"/>
               </w:rPr>
-              <w:t xml:space="preserve">API </w:t>
-            </w:r>
-            <w:proofErr w:type="spellStart"/>
-            <w:r>
-              <w:rPr>
-                <w:sz w:val="18"/>
-                <w:szCs w:val="18"/>
-              </w:rPr>
-              <w:t>Backend</w:t>
-            </w:r>
-            <w:proofErr w:type="spellEnd"/>
+              <w:t>API Backend</w:t>
+            </w:r>
           </w:p>
         </w:tc>
         <w:tc>
@@ -5822,17 +5283,8 @@
                 <w:sz w:val="18"/>
                 <w:szCs w:val="18"/>
               </w:rPr>
-              <w:t xml:space="preserve">API </w:t>
-            </w:r>
-            <w:proofErr w:type="spellStart"/>
-            <w:r>
-              <w:rPr>
-                <w:sz w:val="18"/>
-                <w:szCs w:val="18"/>
-              </w:rPr>
-              <w:t>Backend</w:t>
-            </w:r>
-            <w:proofErr w:type="spellEnd"/>
+              <w:t>API Backend</w:t>
+            </w:r>
           </w:p>
         </w:tc>
         <w:tc>
@@ -5853,7 +5305,6 @@
             </w:tcMar>
           </w:tcPr>
           <w:p>
-            <w:proofErr w:type="spellStart"/>
             <w:r>
               <w:rPr>
                 <w:sz w:val="18"/>
@@ -5861,7 +5312,6 @@
               </w:rPr>
               <w:t>Nginx</w:t>
             </w:r>
-            <w:proofErr w:type="spellEnd"/>
           </w:p>
         </w:tc>
         <w:tc>
@@ -5965,7 +5415,6 @@
             </w:tcMar>
           </w:tcPr>
           <w:p>
-            <w:proofErr w:type="spellStart"/>
             <w:r>
               <w:rPr>
                 <w:sz w:val="18"/>
@@ -5973,7 +5422,6 @@
               </w:rPr>
               <w:t>Nginx</w:t>
             </w:r>
-            <w:proofErr w:type="spellEnd"/>
           </w:p>
         </w:tc>
         <w:tc>
@@ -6178,25 +5626,7 @@
           <w:bCs/>
           <w:color w:val="1A3A5C"/>
         </w:rPr>
-        <w:t xml:space="preserve">Conteúdo do </w:t>
-      </w:r>
-      <w:proofErr w:type="spellStart"/>
-      <w:r>
-        <w:rPr>
-          <w:b/>
-          <w:bCs/>
-          <w:color w:val="1A3A5C"/>
-        </w:rPr>
-        <w:t>nginx.conf</w:t>
-      </w:r>
-      <w:proofErr w:type="spellEnd"/>
-      <w:r>
-        <w:rPr>
-          <w:b/>
-          <w:bCs/>
-          <w:color w:val="1A3A5C"/>
-        </w:rPr>
-        <w:t>:</w:t>
+        <w:t>Conteúdo do nginx.conf:</w:t>
       </w:r>
     </w:p>
     <w:tbl>
@@ -6272,19 +5702,18 @@
                 <w:sz w:val="18"/>
                 <w:szCs w:val="18"/>
               </w:rPr>
-              <w:t xml:space="preserve">    </w:t>
-            </w:r>
-            <w:proofErr w:type="spellStart"/>
-            <w:r>
+              <w:t>    listen 80;</w:t>
+            </w:r>
+          </w:p>
+          <w:p>
+            <w:pPr>
               <w:rPr>
                 <w:rFonts w:ascii="Courier New" w:eastAsia="Courier New" w:hAnsi="Courier New" w:cs="Courier New"/>
                 <w:color w:val="86EFAC"/>
                 <w:sz w:val="18"/>
                 <w:szCs w:val="18"/>
               </w:rPr>
-              <w:t>listen</w:t>
-            </w:r>
-            <w:proofErr w:type="spellEnd"/>
+            </w:pPr>
             <w:r>
               <w:rPr>
                 <w:rFonts w:ascii="Courier New" w:eastAsia="Courier New" w:hAnsi="Courier New" w:cs="Courier New"/>
@@ -6292,7 +5721,7 @@
                 <w:sz w:val="18"/>
                 <w:szCs w:val="18"/>
               </w:rPr>
-              <w:t xml:space="preserve"> 80;</w:t>
+              <w:t>    server_name localhost;</w:t>
             </w:r>
           </w:p>
           <w:p>
@@ -6304,16 +5733,16 @@
                 <w:szCs w:val="18"/>
               </w:rPr>
             </w:pPr>
-            <w:r>
+          </w:p>
+          <w:p>
+            <w:pPr>
               <w:rPr>
                 <w:rFonts w:ascii="Courier New" w:eastAsia="Courier New" w:hAnsi="Courier New" w:cs="Courier New"/>
                 <w:color w:val="86EFAC"/>
                 <w:sz w:val="18"/>
                 <w:szCs w:val="18"/>
               </w:rPr>
-              <w:t xml:space="preserve">    </w:t>
-            </w:r>
-            <w:proofErr w:type="spellStart"/>
+            </w:pPr>
             <w:r>
               <w:rPr>
                 <w:rFonts w:ascii="Courier New" w:eastAsia="Courier New" w:hAnsi="Courier New" w:cs="Courier New"/>
@@ -6321,19 +5750,18 @@
                 <w:sz w:val="18"/>
                 <w:szCs w:val="18"/>
               </w:rPr>
-              <w:t>server_name</w:t>
-            </w:r>
-            <w:proofErr w:type="spellEnd"/>
-            <w:r>
+              <w:t>    root /usr/share/nginx/html;</w:t>
+            </w:r>
+          </w:p>
+          <w:p>
+            <w:pPr>
               <w:rPr>
                 <w:rFonts w:ascii="Courier New" w:eastAsia="Courier New" w:hAnsi="Courier New" w:cs="Courier New"/>
                 <w:color w:val="86EFAC"/>
                 <w:sz w:val="18"/>
                 <w:szCs w:val="18"/>
               </w:rPr>
-              <w:t xml:space="preserve"> </w:t>
-            </w:r>
-            <w:proofErr w:type="spellStart"/>
+            </w:pPr>
             <w:r>
               <w:rPr>
                 <w:rFonts w:ascii="Courier New" w:eastAsia="Courier New" w:hAnsi="Courier New" w:cs="Courier New"/>
@@ -6341,18 +5769,18 @@
                 <w:sz w:val="18"/>
                 <w:szCs w:val="18"/>
               </w:rPr>
-              <w:t>localhost</w:t>
-            </w:r>
-            <w:proofErr w:type="spellEnd"/>
-            <w:r>
+              <w:t>    index index.html;</w:t>
+            </w:r>
+          </w:p>
+          <w:p>
+            <w:pPr>
               <w:rPr>
                 <w:rFonts w:ascii="Courier New" w:eastAsia="Courier New" w:hAnsi="Courier New" w:cs="Courier New"/>
                 <w:color w:val="86EFAC"/>
                 <w:sz w:val="18"/>
                 <w:szCs w:val="18"/>
               </w:rPr>
-              <w:t>;</w:t>
-            </w:r>
+            </w:pPr>
           </w:p>
           <w:p>
             <w:pPr>
@@ -6363,26 +5791,25 @@
                 <w:szCs w:val="18"/>
               </w:rPr>
             </w:pPr>
-          </w:p>
-          <w:p>
-            <w:pPr>
+            <w:r>
               <w:rPr>
                 <w:rFonts w:ascii="Courier New" w:eastAsia="Courier New" w:hAnsi="Courier New" w:cs="Courier New"/>
                 <w:color w:val="86EFAC"/>
                 <w:sz w:val="18"/>
                 <w:szCs w:val="18"/>
               </w:rPr>
-            </w:pPr>
-            <w:r>
+              <w:t>    location / {</w:t>
+            </w:r>
+          </w:p>
+          <w:p>
+            <w:pPr>
               <w:rPr>
                 <w:rFonts w:ascii="Courier New" w:eastAsia="Courier New" w:hAnsi="Courier New" w:cs="Courier New"/>
                 <w:color w:val="86EFAC"/>
                 <w:sz w:val="18"/>
                 <w:szCs w:val="18"/>
               </w:rPr>
-              <w:t>    root /</w:t>
-            </w:r>
-            <w:proofErr w:type="spellStart"/>
+            </w:pPr>
             <w:r>
               <w:rPr>
                 <w:rFonts w:ascii="Courier New" w:eastAsia="Courier New" w:hAnsi="Courier New" w:cs="Courier New"/>
@@ -6390,19 +5817,18 @@
                 <w:sz w:val="18"/>
                 <w:szCs w:val="18"/>
               </w:rPr>
-              <w:t>usr</w:t>
-            </w:r>
-            <w:proofErr w:type="spellEnd"/>
-            <w:r>
+              <w:t>        try_files $uri $uri/ /index.html;</w:t>
+            </w:r>
+          </w:p>
+          <w:p>
+            <w:pPr>
               <w:rPr>
                 <w:rFonts w:ascii="Courier New" w:eastAsia="Courier New" w:hAnsi="Courier New" w:cs="Courier New"/>
                 <w:color w:val="86EFAC"/>
                 <w:sz w:val="18"/>
                 <w:szCs w:val="18"/>
               </w:rPr>
-              <w:t>/</w:t>
-            </w:r>
-            <w:proofErr w:type="spellStart"/>
+            </w:pPr>
             <w:r>
               <w:rPr>
                 <w:rFonts w:ascii="Courier New" w:eastAsia="Courier New" w:hAnsi="Courier New" w:cs="Courier New"/>
@@ -6410,29 +5836,28 @@
                 <w:sz w:val="18"/>
                 <w:szCs w:val="18"/>
               </w:rPr>
-              <w:t>share</w:t>
-            </w:r>
-            <w:proofErr w:type="spellEnd"/>
-            <w:r>
+              <w:t>    }</w:t>
+            </w:r>
+          </w:p>
+          <w:p>
+            <w:pPr>
               <w:rPr>
                 <w:rFonts w:ascii="Courier New" w:eastAsia="Courier New" w:hAnsi="Courier New" w:cs="Courier New"/>
                 <w:color w:val="86EFAC"/>
                 <w:sz w:val="18"/>
                 <w:szCs w:val="18"/>
               </w:rPr>
-              <w:t>/</w:t>
-            </w:r>
-            <w:proofErr w:type="spellStart"/>
-            <w:r>
+            </w:pPr>
+          </w:p>
+          <w:p>
+            <w:pPr>
               <w:rPr>
                 <w:rFonts w:ascii="Courier New" w:eastAsia="Courier New" w:hAnsi="Courier New" w:cs="Courier New"/>
                 <w:color w:val="86EFAC"/>
                 <w:sz w:val="18"/>
                 <w:szCs w:val="18"/>
               </w:rPr>
-              <w:t>nginx</w:t>
-            </w:r>
-            <w:proofErr w:type="spellEnd"/>
+            </w:pPr>
             <w:r>
               <w:rPr>
                 <w:rFonts w:ascii="Courier New" w:eastAsia="Courier New" w:hAnsi="Courier New" w:cs="Courier New"/>
@@ -6440,19 +5865,18 @@
                 <w:sz w:val="18"/>
                 <w:szCs w:val="18"/>
               </w:rPr>
-              <w:t>/</w:t>
-            </w:r>
-            <w:proofErr w:type="spellStart"/>
-            <w:r>
+              <w:t>    location /api/ {</w:t>
+            </w:r>
+          </w:p>
+          <w:p>
+            <w:pPr>
               <w:rPr>
                 <w:rFonts w:ascii="Courier New" w:eastAsia="Courier New" w:hAnsi="Courier New" w:cs="Courier New"/>
                 <w:color w:val="86EFAC"/>
                 <w:sz w:val="18"/>
                 <w:szCs w:val="18"/>
               </w:rPr>
-              <w:t>html</w:t>
-            </w:r>
-            <w:proofErr w:type="spellEnd"/>
+            </w:pPr>
             <w:r>
               <w:rPr>
                 <w:rFonts w:ascii="Courier New" w:eastAsia="Courier New" w:hAnsi="Courier New" w:cs="Courier New"/>
@@ -6460,7 +5884,7 @@
                 <w:sz w:val="18"/>
                 <w:szCs w:val="18"/>
               </w:rPr>
-              <w:t>;</w:t>
+              <w:t>        proxy_pass http://api:5000/;</w:t>
             </w:r>
           </w:p>
           <w:p>
@@ -6479,7 +5903,7 @@
                 <w:sz w:val="18"/>
                 <w:szCs w:val="18"/>
               </w:rPr>
-              <w:t>    index index.html;</w:t>
+              <w:t>        proxy_http_version 1.1;</w:t>
             </w:r>
           </w:p>
           <w:p>
@@ -6491,26 +5915,25 @@
                 <w:szCs w:val="18"/>
               </w:rPr>
             </w:pPr>
-          </w:p>
-          <w:p>
-            <w:pPr>
+            <w:r>
               <w:rPr>
                 <w:rFonts w:ascii="Courier New" w:eastAsia="Courier New" w:hAnsi="Courier New" w:cs="Courier New"/>
                 <w:color w:val="86EFAC"/>
                 <w:sz w:val="18"/>
                 <w:szCs w:val="18"/>
               </w:rPr>
-            </w:pPr>
-            <w:r>
+              <w:t>        proxy_set_header Host $host;</w:t>
+            </w:r>
+          </w:p>
+          <w:p>
+            <w:pPr>
               <w:rPr>
                 <w:rFonts w:ascii="Courier New" w:eastAsia="Courier New" w:hAnsi="Courier New" w:cs="Courier New"/>
                 <w:color w:val="86EFAC"/>
                 <w:sz w:val="18"/>
                 <w:szCs w:val="18"/>
               </w:rPr>
-              <w:t xml:space="preserve">    </w:t>
-            </w:r>
-            <w:proofErr w:type="spellStart"/>
+            </w:pPr>
             <w:r>
               <w:rPr>
                 <w:rFonts w:ascii="Courier New" w:eastAsia="Courier New" w:hAnsi="Courier New" w:cs="Courier New"/>
@@ -6518,38 +5941,37 @@
                 <w:sz w:val="18"/>
                 <w:szCs w:val="18"/>
               </w:rPr>
-              <w:t>location</w:t>
-            </w:r>
-            <w:proofErr w:type="spellEnd"/>
-            <w:r>
+              <w:t>        proxy_set_header X-Real-IP $remote_addr;</w:t>
+            </w:r>
+          </w:p>
+          <w:p>
+            <w:pPr>
               <w:rPr>
                 <w:rFonts w:ascii="Courier New" w:eastAsia="Courier New" w:hAnsi="Courier New" w:cs="Courier New"/>
                 <w:color w:val="86EFAC"/>
                 <w:sz w:val="18"/>
                 <w:szCs w:val="18"/>
               </w:rPr>
-              <w:t xml:space="preserve"> / {</w:t>
-            </w:r>
-          </w:p>
-          <w:p>
-            <w:pPr>
+            </w:pPr>
+            <w:r>
               <w:rPr>
                 <w:rFonts w:ascii="Courier New" w:eastAsia="Courier New" w:hAnsi="Courier New" w:cs="Courier New"/>
                 <w:color w:val="86EFAC"/>
                 <w:sz w:val="18"/>
                 <w:szCs w:val="18"/>
               </w:rPr>
-            </w:pPr>
-            <w:r>
+              <w:t>        proxy_set_header X-Forwarded-For $proxy_add_x_forwarded_for;</w:t>
+            </w:r>
+          </w:p>
+          <w:p>
+            <w:pPr>
               <w:rPr>
                 <w:rFonts w:ascii="Courier New" w:eastAsia="Courier New" w:hAnsi="Courier New" w:cs="Courier New"/>
                 <w:color w:val="86EFAC"/>
                 <w:sz w:val="18"/>
                 <w:szCs w:val="18"/>
               </w:rPr>
-              <w:t xml:space="preserve">        </w:t>
-            </w:r>
-            <w:proofErr w:type="spellStart"/>
+            </w:pPr>
             <w:r>
               <w:rPr>
                 <w:rFonts w:ascii="Courier New" w:eastAsia="Courier New" w:hAnsi="Courier New" w:cs="Courier New"/>
@@ -6557,439 +5979,7 @@
                 <w:sz w:val="18"/>
                 <w:szCs w:val="18"/>
               </w:rPr>
-              <w:t>try_files</w:t>
-            </w:r>
-            <w:proofErr w:type="spellEnd"/>
-            <w:r>
-              <w:rPr>
-                <w:rFonts w:ascii="Courier New" w:eastAsia="Courier New" w:hAnsi="Courier New" w:cs="Courier New"/>
-                <w:color w:val="86EFAC"/>
-                <w:sz w:val="18"/>
-                <w:szCs w:val="18"/>
-              </w:rPr>
-              <w:t xml:space="preserve"> $uri $uri/ /index.html;</w:t>
-            </w:r>
-          </w:p>
-          <w:p>
-            <w:pPr>
-              <w:rPr>
-                <w:rFonts w:ascii="Courier New" w:eastAsia="Courier New" w:hAnsi="Courier New" w:cs="Courier New"/>
-                <w:color w:val="86EFAC"/>
-                <w:sz w:val="18"/>
-                <w:szCs w:val="18"/>
-              </w:rPr>
-            </w:pPr>
-            <w:r>
-              <w:rPr>
-                <w:rFonts w:ascii="Courier New" w:eastAsia="Courier New" w:hAnsi="Courier New" w:cs="Courier New"/>
-                <w:color w:val="86EFAC"/>
-                <w:sz w:val="18"/>
-                <w:szCs w:val="18"/>
-              </w:rPr>
-              <w:t>    }</w:t>
-            </w:r>
-          </w:p>
-          <w:p>
-            <w:pPr>
-              <w:rPr>
-                <w:rFonts w:ascii="Courier New" w:eastAsia="Courier New" w:hAnsi="Courier New" w:cs="Courier New"/>
-                <w:color w:val="86EFAC"/>
-                <w:sz w:val="18"/>
-                <w:szCs w:val="18"/>
-              </w:rPr>
-            </w:pPr>
-          </w:p>
-          <w:p>
-            <w:pPr>
-              <w:rPr>
-                <w:rFonts w:ascii="Courier New" w:eastAsia="Courier New" w:hAnsi="Courier New" w:cs="Courier New"/>
-                <w:color w:val="86EFAC"/>
-                <w:sz w:val="18"/>
-                <w:szCs w:val="18"/>
-              </w:rPr>
-            </w:pPr>
-            <w:r>
-              <w:rPr>
-                <w:rFonts w:ascii="Courier New" w:eastAsia="Courier New" w:hAnsi="Courier New" w:cs="Courier New"/>
-                <w:color w:val="86EFAC"/>
-                <w:sz w:val="18"/>
-                <w:szCs w:val="18"/>
-              </w:rPr>
-              <w:t xml:space="preserve">    </w:t>
-            </w:r>
-            <w:proofErr w:type="spellStart"/>
-            <w:r>
-              <w:rPr>
-                <w:rFonts w:ascii="Courier New" w:eastAsia="Courier New" w:hAnsi="Courier New" w:cs="Courier New"/>
-                <w:color w:val="86EFAC"/>
-                <w:sz w:val="18"/>
-                <w:szCs w:val="18"/>
-              </w:rPr>
-              <w:t>location</w:t>
-            </w:r>
-            <w:proofErr w:type="spellEnd"/>
-            <w:r>
-              <w:rPr>
-                <w:rFonts w:ascii="Courier New" w:eastAsia="Courier New" w:hAnsi="Courier New" w:cs="Courier New"/>
-                <w:color w:val="86EFAC"/>
-                <w:sz w:val="18"/>
-                <w:szCs w:val="18"/>
-              </w:rPr>
-              <w:t xml:space="preserve"> /api/ {</w:t>
-            </w:r>
-          </w:p>
-          <w:p>
-            <w:pPr>
-              <w:rPr>
-                <w:rFonts w:ascii="Courier New" w:eastAsia="Courier New" w:hAnsi="Courier New" w:cs="Courier New"/>
-                <w:color w:val="86EFAC"/>
-                <w:sz w:val="18"/>
-                <w:szCs w:val="18"/>
-              </w:rPr>
-            </w:pPr>
-            <w:r>
-              <w:rPr>
-                <w:rFonts w:ascii="Courier New" w:eastAsia="Courier New" w:hAnsi="Courier New" w:cs="Courier New"/>
-                <w:color w:val="86EFAC"/>
-                <w:sz w:val="18"/>
-                <w:szCs w:val="18"/>
-              </w:rPr>
-              <w:t xml:space="preserve">        </w:t>
-            </w:r>
-            <w:proofErr w:type="spellStart"/>
-            <w:r>
-              <w:rPr>
-                <w:rFonts w:ascii="Courier New" w:eastAsia="Courier New" w:hAnsi="Courier New" w:cs="Courier New"/>
-                <w:color w:val="86EFAC"/>
-                <w:sz w:val="18"/>
-                <w:szCs w:val="18"/>
-              </w:rPr>
-              <w:t>proxy_pass</w:t>
-            </w:r>
-            <w:proofErr w:type="spellEnd"/>
-            <w:r>
-              <w:rPr>
-                <w:rFonts w:ascii="Courier New" w:eastAsia="Courier New" w:hAnsi="Courier New" w:cs="Courier New"/>
-                <w:color w:val="86EFAC"/>
-                <w:sz w:val="18"/>
-                <w:szCs w:val="18"/>
-              </w:rPr>
-              <w:t xml:space="preserve"> http://api:5000/;</w:t>
-            </w:r>
-          </w:p>
-          <w:p>
-            <w:pPr>
-              <w:rPr>
-                <w:rFonts w:ascii="Courier New" w:eastAsia="Courier New" w:hAnsi="Courier New" w:cs="Courier New"/>
-                <w:color w:val="86EFAC"/>
-                <w:sz w:val="18"/>
-                <w:szCs w:val="18"/>
-              </w:rPr>
-            </w:pPr>
-            <w:r>
-              <w:rPr>
-                <w:rFonts w:ascii="Courier New" w:eastAsia="Courier New" w:hAnsi="Courier New" w:cs="Courier New"/>
-                <w:color w:val="86EFAC"/>
-                <w:sz w:val="18"/>
-                <w:szCs w:val="18"/>
-              </w:rPr>
-              <w:t xml:space="preserve">        </w:t>
-            </w:r>
-            <w:proofErr w:type="spellStart"/>
-            <w:r>
-              <w:rPr>
-                <w:rFonts w:ascii="Courier New" w:eastAsia="Courier New" w:hAnsi="Courier New" w:cs="Courier New"/>
-                <w:color w:val="86EFAC"/>
-                <w:sz w:val="18"/>
-                <w:szCs w:val="18"/>
-              </w:rPr>
-              <w:t>proxy_http_version</w:t>
-            </w:r>
-            <w:proofErr w:type="spellEnd"/>
-            <w:r>
-              <w:rPr>
-                <w:rFonts w:ascii="Courier New" w:eastAsia="Courier New" w:hAnsi="Courier New" w:cs="Courier New"/>
-                <w:color w:val="86EFAC"/>
-                <w:sz w:val="18"/>
-                <w:szCs w:val="18"/>
-              </w:rPr>
-              <w:t xml:space="preserve"> 1.1;</w:t>
-            </w:r>
-          </w:p>
-          <w:p>
-            <w:pPr>
-              <w:rPr>
-                <w:rFonts w:ascii="Courier New" w:eastAsia="Courier New" w:hAnsi="Courier New" w:cs="Courier New"/>
-                <w:color w:val="86EFAC"/>
-                <w:sz w:val="18"/>
-                <w:szCs w:val="18"/>
-              </w:rPr>
-            </w:pPr>
-            <w:r>
-              <w:rPr>
-                <w:rFonts w:ascii="Courier New" w:eastAsia="Courier New" w:hAnsi="Courier New" w:cs="Courier New"/>
-                <w:color w:val="86EFAC"/>
-                <w:sz w:val="18"/>
-                <w:szCs w:val="18"/>
-              </w:rPr>
-              <w:t xml:space="preserve">        </w:t>
-            </w:r>
-            <w:proofErr w:type="spellStart"/>
-            <w:r>
-              <w:rPr>
-                <w:rFonts w:ascii="Courier New" w:eastAsia="Courier New" w:hAnsi="Courier New" w:cs="Courier New"/>
-                <w:color w:val="86EFAC"/>
-                <w:sz w:val="18"/>
-                <w:szCs w:val="18"/>
-              </w:rPr>
-              <w:t>proxy_set_header</w:t>
-            </w:r>
-            <w:proofErr w:type="spellEnd"/>
-            <w:r>
-              <w:rPr>
-                <w:rFonts w:ascii="Courier New" w:eastAsia="Courier New" w:hAnsi="Courier New" w:cs="Courier New"/>
-                <w:color w:val="86EFAC"/>
-                <w:sz w:val="18"/>
-                <w:szCs w:val="18"/>
-              </w:rPr>
-              <w:t xml:space="preserve"> Host $host;</w:t>
-            </w:r>
-          </w:p>
-          <w:p>
-            <w:pPr>
-              <w:rPr>
-                <w:rFonts w:ascii="Courier New" w:eastAsia="Courier New" w:hAnsi="Courier New" w:cs="Courier New"/>
-                <w:color w:val="86EFAC"/>
-                <w:sz w:val="18"/>
-                <w:szCs w:val="18"/>
-              </w:rPr>
-            </w:pPr>
-            <w:r>
-              <w:rPr>
-                <w:rFonts w:ascii="Courier New" w:eastAsia="Courier New" w:hAnsi="Courier New" w:cs="Courier New"/>
-                <w:color w:val="86EFAC"/>
-                <w:sz w:val="18"/>
-                <w:szCs w:val="18"/>
-              </w:rPr>
-              <w:t xml:space="preserve">        </w:t>
-            </w:r>
-            <w:proofErr w:type="spellStart"/>
-            <w:r>
-              <w:rPr>
-                <w:rFonts w:ascii="Courier New" w:eastAsia="Courier New" w:hAnsi="Courier New" w:cs="Courier New"/>
-                <w:color w:val="86EFAC"/>
-                <w:sz w:val="18"/>
-                <w:szCs w:val="18"/>
-              </w:rPr>
-              <w:t>proxy_set_header</w:t>
-            </w:r>
-            <w:proofErr w:type="spellEnd"/>
-            <w:r>
-              <w:rPr>
-                <w:rFonts w:ascii="Courier New" w:eastAsia="Courier New" w:hAnsi="Courier New" w:cs="Courier New"/>
-                <w:color w:val="86EFAC"/>
-                <w:sz w:val="18"/>
-                <w:szCs w:val="18"/>
-              </w:rPr>
-              <w:t xml:space="preserve"> X-Real-IP $</w:t>
-            </w:r>
-            <w:proofErr w:type="spellStart"/>
-            <w:r>
-              <w:rPr>
-                <w:rFonts w:ascii="Courier New" w:eastAsia="Courier New" w:hAnsi="Courier New" w:cs="Courier New"/>
-                <w:color w:val="86EFAC"/>
-                <w:sz w:val="18"/>
-                <w:szCs w:val="18"/>
-              </w:rPr>
-              <w:t>remote_addr</w:t>
-            </w:r>
-            <w:proofErr w:type="spellEnd"/>
-            <w:r>
-              <w:rPr>
-                <w:rFonts w:ascii="Courier New" w:eastAsia="Courier New" w:hAnsi="Courier New" w:cs="Courier New"/>
-                <w:color w:val="86EFAC"/>
-                <w:sz w:val="18"/>
-                <w:szCs w:val="18"/>
-              </w:rPr>
-              <w:t>;</w:t>
-            </w:r>
-          </w:p>
-          <w:p>
-            <w:pPr>
-              <w:rPr>
-                <w:rFonts w:ascii="Courier New" w:eastAsia="Courier New" w:hAnsi="Courier New" w:cs="Courier New"/>
-                <w:color w:val="86EFAC"/>
-                <w:sz w:val="18"/>
-                <w:szCs w:val="18"/>
-              </w:rPr>
-            </w:pPr>
-            <w:r>
-              <w:rPr>
-                <w:rFonts w:ascii="Courier New" w:eastAsia="Courier New" w:hAnsi="Courier New" w:cs="Courier New"/>
-                <w:color w:val="86EFAC"/>
-                <w:sz w:val="18"/>
-                <w:szCs w:val="18"/>
-              </w:rPr>
-              <w:t xml:space="preserve">        </w:t>
-            </w:r>
-            <w:proofErr w:type="spellStart"/>
-            <w:r>
-              <w:rPr>
-                <w:rFonts w:ascii="Courier New" w:eastAsia="Courier New" w:hAnsi="Courier New" w:cs="Courier New"/>
-                <w:color w:val="86EFAC"/>
-                <w:sz w:val="18"/>
-                <w:szCs w:val="18"/>
-              </w:rPr>
-              <w:t>proxy_set_header</w:t>
-            </w:r>
-            <w:proofErr w:type="spellEnd"/>
-            <w:r>
-              <w:rPr>
-                <w:rFonts w:ascii="Courier New" w:eastAsia="Courier New" w:hAnsi="Courier New" w:cs="Courier New"/>
-                <w:color w:val="86EFAC"/>
-                <w:sz w:val="18"/>
-                <w:szCs w:val="18"/>
-              </w:rPr>
-              <w:t xml:space="preserve"> X-</w:t>
-            </w:r>
-            <w:proofErr w:type="spellStart"/>
-            <w:r>
-              <w:rPr>
-                <w:rFonts w:ascii="Courier New" w:eastAsia="Courier New" w:hAnsi="Courier New" w:cs="Courier New"/>
-                <w:color w:val="86EFAC"/>
-                <w:sz w:val="18"/>
-                <w:szCs w:val="18"/>
-              </w:rPr>
-              <w:t>Forwarded</w:t>
-            </w:r>
-            <w:proofErr w:type="spellEnd"/>
-            <w:r>
-              <w:rPr>
-                <w:rFonts w:ascii="Courier New" w:eastAsia="Courier New" w:hAnsi="Courier New" w:cs="Courier New"/>
-                <w:color w:val="86EFAC"/>
-                <w:sz w:val="18"/>
-                <w:szCs w:val="18"/>
-              </w:rPr>
-              <w:t>-For $</w:t>
-            </w:r>
-            <w:proofErr w:type="spellStart"/>
-            <w:r>
-              <w:rPr>
-                <w:rFonts w:ascii="Courier New" w:eastAsia="Courier New" w:hAnsi="Courier New" w:cs="Courier New"/>
-                <w:color w:val="86EFAC"/>
-                <w:sz w:val="18"/>
-                <w:szCs w:val="18"/>
-              </w:rPr>
-              <w:t>proxy_add_x_forwarded_for</w:t>
-            </w:r>
-            <w:proofErr w:type="spellEnd"/>
-            <w:r>
-              <w:rPr>
-                <w:rFonts w:ascii="Courier New" w:eastAsia="Courier New" w:hAnsi="Courier New" w:cs="Courier New"/>
-                <w:color w:val="86EFAC"/>
-                <w:sz w:val="18"/>
-                <w:szCs w:val="18"/>
-              </w:rPr>
-              <w:t>;</w:t>
-            </w:r>
-          </w:p>
-          <w:p>
-            <w:pPr>
-              <w:rPr>
-                <w:rFonts w:ascii="Courier New" w:eastAsia="Courier New" w:hAnsi="Courier New" w:cs="Courier New"/>
-                <w:color w:val="86EFAC"/>
-                <w:sz w:val="18"/>
-                <w:szCs w:val="18"/>
-              </w:rPr>
-            </w:pPr>
-            <w:r>
-              <w:rPr>
-                <w:rFonts w:ascii="Courier New" w:eastAsia="Courier New" w:hAnsi="Courier New" w:cs="Courier New"/>
-                <w:color w:val="86EFAC"/>
-                <w:sz w:val="18"/>
-                <w:szCs w:val="18"/>
-              </w:rPr>
-              <w:t xml:space="preserve">        </w:t>
-            </w:r>
-            <w:proofErr w:type="spellStart"/>
-            <w:r>
-              <w:rPr>
-                <w:rFonts w:ascii="Courier New" w:eastAsia="Courier New" w:hAnsi="Courier New" w:cs="Courier New"/>
-                <w:color w:val="86EFAC"/>
-                <w:sz w:val="18"/>
-                <w:szCs w:val="18"/>
-              </w:rPr>
-              <w:t>proxy_set_header</w:t>
-            </w:r>
-            <w:proofErr w:type="spellEnd"/>
-            <w:r>
-              <w:rPr>
-                <w:rFonts w:ascii="Courier New" w:eastAsia="Courier New" w:hAnsi="Courier New" w:cs="Courier New"/>
-                <w:color w:val="86EFAC"/>
-                <w:sz w:val="18"/>
-                <w:szCs w:val="18"/>
-              </w:rPr>
-              <w:t xml:space="preserve"> X-</w:t>
-            </w:r>
-            <w:proofErr w:type="spellStart"/>
-            <w:r>
-              <w:rPr>
-                <w:rFonts w:ascii="Courier New" w:eastAsia="Courier New" w:hAnsi="Courier New" w:cs="Courier New"/>
-                <w:color w:val="86EFAC"/>
-                <w:sz w:val="18"/>
-                <w:szCs w:val="18"/>
-              </w:rPr>
-              <w:t>Forwarded</w:t>
-            </w:r>
-            <w:proofErr w:type="spellEnd"/>
-            <w:r>
-              <w:rPr>
-                <w:rFonts w:ascii="Courier New" w:eastAsia="Courier New" w:hAnsi="Courier New" w:cs="Courier New"/>
-                <w:color w:val="86EFAC"/>
-                <w:sz w:val="18"/>
-                <w:szCs w:val="18"/>
-              </w:rPr>
-              <w:t>-</w:t>
-            </w:r>
-            <w:proofErr w:type="spellStart"/>
-            <w:r>
-              <w:rPr>
-                <w:rFonts w:ascii="Courier New" w:eastAsia="Courier New" w:hAnsi="Courier New" w:cs="Courier New"/>
-                <w:color w:val="86EFAC"/>
-                <w:sz w:val="18"/>
-                <w:szCs w:val="18"/>
-              </w:rPr>
-              <w:t>Proto</w:t>
-            </w:r>
-            <w:proofErr w:type="spellEnd"/>
-            <w:r>
-              <w:rPr>
-                <w:rFonts w:ascii="Courier New" w:eastAsia="Courier New" w:hAnsi="Courier New" w:cs="Courier New"/>
-                <w:color w:val="86EFAC"/>
-                <w:sz w:val="18"/>
-                <w:szCs w:val="18"/>
-              </w:rPr>
-              <w:t xml:space="preserve"> $</w:t>
-            </w:r>
-            <w:proofErr w:type="spellStart"/>
-            <w:r>
-              <w:rPr>
-                <w:rFonts w:ascii="Courier New" w:eastAsia="Courier New" w:hAnsi="Courier New" w:cs="Courier New"/>
-                <w:color w:val="86EFAC"/>
-                <w:sz w:val="18"/>
-                <w:szCs w:val="18"/>
-              </w:rPr>
-              <w:t>scheme</w:t>
-            </w:r>
-            <w:proofErr w:type="spellEnd"/>
-            <w:r>
-              <w:rPr>
-                <w:rFonts w:ascii="Courier New" w:eastAsia="Courier New" w:hAnsi="Courier New" w:cs="Courier New"/>
-                <w:color w:val="86EFAC"/>
-                <w:sz w:val="18"/>
-                <w:szCs w:val="18"/>
-              </w:rPr>
-              <w:t>;</w:t>
+              <w:t>        proxy_set_header X-Forwarded-Proto $scheme;</w:t>
             </w:r>
           </w:p>
           <w:p>
@@ -7057,13 +6047,8 @@
       <w:pPr>
         <w:spacing w:before="120" w:after="40"/>
       </w:pPr>
-      <w:proofErr w:type="spellStart"/>
       <w:r>
-        <w:t>Server_name</w:t>
-      </w:r>
-      <w:proofErr w:type="spellEnd"/>
-      <w:r>
-        <w:t xml:space="preserve">: </w:t>
+        <w:t xml:space="preserve">Server_name: </w:t>
       </w:r>
       <w:r>
         <w:t>N</w:t>
@@ -7078,15 +6063,7 @@
         <w:t xml:space="preserve">os usuários </w:t>
       </w:r>
       <w:r>
-        <w:t>até o front-</w:t>
-      </w:r>
-      <w:proofErr w:type="spellStart"/>
-      <w:r>
-        <w:t>end</w:t>
-      </w:r>
-      <w:proofErr w:type="spellEnd"/>
-      <w:r>
-        <w:t xml:space="preserve"> da aplicação</w:t>
+        <w:t>até o front-end da aplicação</w:t>
       </w:r>
     </w:p>
     <w:p>
@@ -7095,19 +6072,9 @@
           <w:bottom w:val="single" w:sz="4" w:space="0" w:color="CBD5E1"/>
         </w:pBdr>
       </w:pPr>
-      <w:proofErr w:type="spellStart"/>
       <w:r>
-        <w:t>Listen</w:t>
+        <w:t>Listen: Indica qual porta será escutada pelo nginx</w:t>
       </w:r>
-      <w:proofErr w:type="spellEnd"/>
-      <w:r>
-        <w:t xml:space="preserve">: Indica qual porta será escutada pelo </w:t>
-      </w:r>
-      <w:proofErr w:type="spellStart"/>
-      <w:r>
-        <w:t>nginx</w:t>
-      </w:r>
-      <w:proofErr w:type="spellEnd"/>
     </w:p>
     <w:p>
       <w:pPr>
@@ -7115,15 +6082,17 @@
           <w:bottom w:val="single" w:sz="4" w:space="0" w:color="CBD5E1"/>
         </w:pBdr>
       </w:pPr>
-      <w:proofErr w:type="spellStart"/>
       <w:r>
         <w:lastRenderedPageBreak/>
-        <w:t>Proxy_pass</w:t>
+        <w:t>Proxy_pass: Indica qual a porta que a aplicação se situa para que o proxy reverso estabeleça a comunicação com o site.</w:t>
       </w:r>
-      <w:proofErr w:type="spellEnd"/>
-      <w:r>
-        <w:t>: Indica qual a porta que a aplicação se situa para que o proxy reverso estabeleça a comunicação com o site.</w:t>
-      </w:r>
+    </w:p>
+    <w:p>
+      <w:pPr>
+        <w:pBdr>
+          <w:bottom w:val="single" w:sz="4" w:space="0" w:color="CBD5E1"/>
+        </w:pBdr>
+      </w:pPr>
     </w:p>
     <w:tbl>
       <w:tblPr>
@@ -7694,34 +6663,13 @@
           </w:tcPr>
           <w:p>
             <w:r>
-              <w:t>POST /api/</w:t>
-            </w:r>
-            <w:proofErr w:type="spellStart"/>
-            <w:r>
-              <w:t>users</w:t>
-            </w:r>
-            <w:proofErr w:type="spellEnd"/>
+              <w:t>POST /api/users</w:t>
+            </w:r>
             <w:r>
               <w:t xml:space="preserve"> </w:t>
             </w:r>
             <w:r>
-              <w:t>HTTP/1.1, JSON (</w:t>
-            </w:r>
-            <w:proofErr w:type="spellStart"/>
-            <w:r>
-              <w:t>application</w:t>
-            </w:r>
-            <w:proofErr w:type="spellEnd"/>
-            <w:r>
-              <w:t>/</w:t>
-            </w:r>
-            <w:proofErr w:type="spellStart"/>
-            <w:r>
-              <w:t>json</w:t>
-            </w:r>
-            <w:proofErr w:type="spellEnd"/>
-            <w:r>
-              <w:t>)</w:t>
+              <w:t>HTTP/1.1, JSON (application/json)</w:t>
             </w:r>
           </w:p>
         </w:tc>
@@ -7865,15 +6813,7 @@
           </w:tcPr>
           <w:p>
             <w:r>
-              <w:t>GET /api/</w:t>
-            </w:r>
-            <w:proofErr w:type="spellStart"/>
-            <w:r>
-              <w:t>users</w:t>
-            </w:r>
-            <w:proofErr w:type="spellEnd"/>
-            <w:r>
-              <w:t xml:space="preserve"> HTTP/1.1</w:t>
+              <w:t>GET /api/users HTTP/1.1</w:t>
             </w:r>
           </w:p>
           <w:p/>
@@ -8008,8 +6948,6 @@
         </w:rPr>
         <w:t xml:space="preserve"> </w:t>
       </w:r>
-    </w:p>
-    <w:p>
       <w:r>
         <w:t xml:space="preserve"> </w:t>
       </w:r>
@@ -8035,15 +6973,7 @@
         <w:t>As capturas demonstram o funcionamento da API de usuários. Por exemplo, quando o usuário aperta no botão</w:t>
       </w:r>
       <w:r>
-        <w:t xml:space="preserve"> “atualizar”, da lista de usuários, a API faz uma requisição GET para trazer a lista de usuários registrada no banco de dados da aplicação. Além disso, foi observado que a requisição POST, usa o protocolo HTPP/JSON para que a API consiga interagir com o </w:t>
-      </w:r>
-      <w:proofErr w:type="spellStart"/>
-      <w:r>
-        <w:t>backend</w:t>
-      </w:r>
-      <w:proofErr w:type="spellEnd"/>
-      <w:r>
-        <w:t xml:space="preserve"> da aplicação, que realizará o cadastro no banco de dados.</w:t>
+        <w:t xml:space="preserve"> “atualizar”, da lista de usuários, a API faz uma requisição GET para trazer a lista de usuários registrada no banco de dados da aplicação. Além disso, foi observado que a requisição POST, usa o protocolo HTPP/JSON para que a API consiga interagir com o backend da aplicação, que realizará o cadastro no banco de dados.</w:t>
       </w:r>
     </w:p>
     <w:p>
@@ -8058,20 +6988,6 @@
           <w:szCs w:val="26"/>
         </w:rPr>
         <w:lastRenderedPageBreak/>
-        <w:t xml:space="preserve"> </w:t>
-      </w:r>
-    </w:p>
-    <w:p>
-      <w:pPr>
-        <w:pBdr>
-          <w:bottom w:val="single" w:sz="4" w:space="0" w:color="CBD5E1"/>
-        </w:pBdr>
-      </w:pPr>
-      <w:r>
-        <w:rPr>
-          <w:sz w:val="26"/>
-          <w:szCs w:val="26"/>
-        </w:rPr>
         <w:t xml:space="preserve"> </w:t>
       </w:r>
     </w:p>
@@ -8178,23 +7094,7 @@
                 <w:sz w:val="18"/>
                 <w:szCs w:val="18"/>
               </w:rPr>
-              <w:t xml:space="preserve">URL do Repositório </w:t>
-            </w:r>
-            <w:proofErr w:type="spellStart"/>
-            <w:r>
-              <w:rPr>
-                <w:sz w:val="18"/>
-                <w:szCs w:val="18"/>
-              </w:rPr>
-              <w:t>Git</w:t>
-            </w:r>
-            <w:proofErr w:type="spellEnd"/>
-            <w:r>
-              <w:rPr>
-                <w:sz w:val="18"/>
-                <w:szCs w:val="18"/>
-              </w:rPr>
-              <w:t>:</w:t>
+              <w:t>URL do Repositório Git:</w:t>
             </w:r>
           </w:p>
         </w:tc>
@@ -8217,14 +7117,12 @@
           </w:tcPr>
           <w:p>
             <w:hyperlink r:id="rId11" w:history="1">
-              <w:proofErr w:type="spellStart"/>
               <w:r>
                 <w:rPr>
                   <w:rStyle w:val="Hyperlink"/>
                 </w:rPr>
                 <w:t>APIProjeto</w:t>
               </w:r>
-              <w:proofErr w:type="spellEnd"/>
             </w:hyperlink>
           </w:p>
         </w:tc>
@@ -8253,23 +7151,7 @@
                 <w:sz w:val="18"/>
                 <w:szCs w:val="18"/>
               </w:rPr>
-              <w:t xml:space="preserve">Plataforma (GitHub / </w:t>
-            </w:r>
-            <w:proofErr w:type="spellStart"/>
-            <w:r>
-              <w:rPr>
-                <w:sz w:val="18"/>
-                <w:szCs w:val="18"/>
-              </w:rPr>
-              <w:t>GitLab</w:t>
-            </w:r>
-            <w:proofErr w:type="spellEnd"/>
-            <w:r>
-              <w:rPr>
-                <w:sz w:val="18"/>
-                <w:szCs w:val="18"/>
-              </w:rPr>
-              <w:t xml:space="preserve"> / etc.):</w:t>
+              <w:t>Plataforma (GitHub / GitLab / etc.):</w:t>
             </w:r>
           </w:p>
         </w:tc>
@@ -8343,7 +7225,6 @@
             </w:tcMar>
           </w:tcPr>
           <w:p>
-            <w:proofErr w:type="spellStart"/>
             <w:r>
               <w:rPr>
                 <w:sz w:val="18"/>
@@ -8351,7 +7232,6 @@
               </w:rPr>
               <w:t>main</w:t>
             </w:r>
-            <w:proofErr w:type="spellEnd"/>
           </w:p>
         </w:tc>
       </w:tr>
@@ -8519,71 +7399,7 @@
                 <w:sz w:val="19"/>
                 <w:szCs w:val="19"/>
               </w:rPr>
-              <w:t xml:space="preserve">Orientação: Grave um vídeo de até 10 minutos demonstrando o funcionamento do projeto. O vídeo deve mostrar: inicialização com </w:t>
-            </w:r>
-            <w:proofErr w:type="spellStart"/>
-            <w:r>
-              <w:rPr>
-                <w:sz w:val="19"/>
-                <w:szCs w:val="19"/>
-              </w:rPr>
-              <w:t>docker-compose</w:t>
-            </w:r>
-            <w:proofErr w:type="spellEnd"/>
-            <w:r>
-              <w:rPr>
-                <w:sz w:val="19"/>
-                <w:szCs w:val="19"/>
-              </w:rPr>
-              <w:t xml:space="preserve"> </w:t>
-            </w:r>
-            <w:proofErr w:type="spellStart"/>
-            <w:r>
-              <w:rPr>
-                <w:sz w:val="19"/>
-                <w:szCs w:val="19"/>
-              </w:rPr>
-              <w:t>up</w:t>
-            </w:r>
-            <w:proofErr w:type="spellEnd"/>
-            <w:r>
-              <w:rPr>
-                <w:sz w:val="19"/>
-                <w:szCs w:val="19"/>
-              </w:rPr>
-              <w:t xml:space="preserve">, uso da API (cadastro e listagem), navegação na página web, configuração do </w:t>
-            </w:r>
-            <w:proofErr w:type="spellStart"/>
-            <w:r>
-              <w:rPr>
-                <w:sz w:val="19"/>
-                <w:szCs w:val="19"/>
-              </w:rPr>
-              <w:t>Nginx</w:t>
-            </w:r>
-            <w:proofErr w:type="spellEnd"/>
-            <w:r>
-              <w:rPr>
-                <w:sz w:val="19"/>
-                <w:szCs w:val="19"/>
-              </w:rPr>
-              <w:t xml:space="preserve"> e análise no </w:t>
-            </w:r>
-            <w:proofErr w:type="spellStart"/>
-            <w:r>
-              <w:rPr>
-                <w:sz w:val="19"/>
-                <w:szCs w:val="19"/>
-              </w:rPr>
-              <w:t>Wireshark</w:t>
-            </w:r>
-            <w:proofErr w:type="spellEnd"/>
-            <w:r>
-              <w:rPr>
-                <w:sz w:val="19"/>
-                <w:szCs w:val="19"/>
-              </w:rPr>
-              <w:t>.</w:t>
+              <w:t>Orientação: Grave um vídeo de até 10 minutos demonstrando o funcionamento do projeto. O vídeo deve mostrar: inicialização com docker-compose up, uso da API (cadastro e listagem), navegação na página web, configuração do Nginx e análise no Wireshark.</w:t>
             </w:r>
           </w:p>
         </w:tc>
@@ -8765,23 +7581,23 @@
                 <w:sz w:val="18"/>
                 <w:szCs w:val="18"/>
               </w:rPr>
-              <w:t xml:space="preserve">_______ min _______ </w:t>
-            </w:r>
-            <w:proofErr w:type="spellStart"/>
-            <w:r>
-              <w:rPr>
-                <w:sz w:val="18"/>
-                <w:szCs w:val="18"/>
-              </w:rPr>
-              <w:t>seg</w:t>
-            </w:r>
-            <w:proofErr w:type="spellEnd"/>
-            <w:r>
-              <w:rPr>
-                <w:sz w:val="18"/>
-                <w:szCs w:val="18"/>
-              </w:rPr>
-              <w:t xml:space="preserve">   (máximo 10 minutos)</w:t>
+              <w:t>_______ min _______ seg</w:t>
+            </w:r>
+            <w:proofErr w:type="gramStart"/>
+            <w:r>
+              <w:rPr>
+                <w:sz w:val="18"/>
+                <w:szCs w:val="18"/>
+              </w:rPr>
+              <w:t xml:space="preserve">   (</w:t>
+            </w:r>
+            <w:proofErr w:type="gramEnd"/>
+            <w:r>
+              <w:rPr>
+                <w:sz w:val="18"/>
+                <w:szCs w:val="18"/>
+              </w:rPr>
+              <w:t>máximo 10 minutos)</w:t>
             </w:r>
           </w:p>
         </w:tc>
@@ -8856,43 +7672,7 @@
         <w:sz w:val="16"/>
         <w:szCs w:val="16"/>
       </w:rPr>
-      <w:t xml:space="preserve">TRABALHO PRÁTICO — Docker, MySQL, </w:t>
-    </w:r>
-    <w:proofErr w:type="spellStart"/>
-    <w:r>
-      <w:rPr>
-        <w:color w:val="6B7280"/>
-        <w:sz w:val="16"/>
-        <w:szCs w:val="16"/>
-      </w:rPr>
-      <w:t>Nginx</w:t>
-    </w:r>
-    <w:proofErr w:type="spellEnd"/>
-    <w:r>
-      <w:rPr>
-        <w:color w:val="6B7280"/>
-        <w:sz w:val="16"/>
-        <w:szCs w:val="16"/>
-      </w:rPr>
-      <w:t xml:space="preserve"> e </w:t>
-    </w:r>
-    <w:proofErr w:type="spellStart"/>
-    <w:r>
-      <w:rPr>
-        <w:color w:val="6B7280"/>
-        <w:sz w:val="16"/>
-        <w:szCs w:val="16"/>
-      </w:rPr>
-      <w:t>Wireshark</w:t>
-    </w:r>
-    <w:proofErr w:type="spellEnd"/>
-    <w:r>
-      <w:rPr>
-        <w:color w:val="6B7280"/>
-        <w:sz w:val="16"/>
-        <w:szCs w:val="16"/>
-      </w:rPr>
-      <w:t xml:space="preserve">    |    Pág. </w:t>
+      <w:t xml:space="preserve">TRABALHO PRÁTICO — Docker, MySQL, Nginx e Wireshark    |    Pág. </w:t>
     </w:r>
     <w:r>
       <w:rPr>
